--- a/fuentes/CF7_621200_DU.docx
+++ b/fuentes/CF7_621200_DU.docx
@@ -560,7 +560,7 @@
           <w:r>
             <w:fldChar w:fldCharType="separate"/>
           </w:r>
-          <w:hyperlink w:anchor="_Toc236151627" w:history="1">
+          <w:hyperlink w:anchor="_Toc237268293" w:history="1">
             <w:r>
               <w:rPr>
                 <w:rStyle w:val="Hipervnculo"/>
@@ -587,7 +587,7 @@
                 <w:noProof/>
                 <w:webHidden/>
               </w:rPr>
-              <w:instrText xml:space="preserve"> PAGEREF _Toc236151627 \h </w:instrText>
+              <w:instrText xml:space="preserve"> PAGEREF _Toc237268293 \h </w:instrText>
             </w:r>
             <w:r>
               <w:rPr>
@@ -633,7 +633,7 @@
               <w:lang w:eastAsia="es-CO"/>
             </w:rPr>
           </w:pPr>
-          <w:hyperlink w:anchor="_Toc236151628" w:history="1">
+          <w:hyperlink w:anchor="_Toc237268294" w:history="1">
             <w:r>
               <w:rPr>
                 <w:rStyle w:val="Hipervnculo"/>
@@ -677,7 +677,7 @@
                 <w:noProof/>
                 <w:webHidden/>
               </w:rPr>
-              <w:instrText xml:space="preserve"> PAGEREF _Toc236151628 \h </w:instrText>
+              <w:instrText xml:space="preserve"> PAGEREF _Toc237268294 \h </w:instrText>
             </w:r>
             <w:r>
               <w:rPr>
@@ -723,7 +723,7 @@
               <w:lang w:eastAsia="es-CO"/>
             </w:rPr>
           </w:pPr>
-          <w:hyperlink w:anchor="_Toc236151629" w:history="1">
+          <w:hyperlink w:anchor="_Toc237268295" w:history="1">
             <w:r>
               <w:rPr>
                 <w:rStyle w:val="Hipervnculo"/>
@@ -767,7 +767,7 @@
                 <w:noProof/>
                 <w:webHidden/>
               </w:rPr>
-              <w:instrText xml:space="preserve"> PAGEREF _Toc236151629 \h </w:instrText>
+              <w:instrText xml:space="preserve"> PAGEREF _Toc237268295 \h </w:instrText>
             </w:r>
             <w:r>
               <w:rPr>
@@ -813,7 +813,7 @@
               <w:lang w:eastAsia="es-CO"/>
             </w:rPr>
           </w:pPr>
-          <w:hyperlink w:anchor="_Toc236151630" w:history="1">
+          <w:hyperlink w:anchor="_Toc237268296" w:history="1">
             <w:r>
               <w:rPr>
                 <w:rStyle w:val="Hipervnculo"/>
@@ -857,7 +857,7 @@
                 <w:noProof/>
                 <w:webHidden/>
               </w:rPr>
-              <w:instrText xml:space="preserve"> PAGEREF _Toc236151630 \h </w:instrText>
+              <w:instrText xml:space="preserve"> PAGEREF _Toc237268296 \h </w:instrText>
             </w:r>
             <w:r>
               <w:rPr>
@@ -903,7 +903,7 @@
               <w:lang w:eastAsia="es-CO"/>
             </w:rPr>
           </w:pPr>
-          <w:hyperlink w:anchor="_Toc236151631" w:history="1">
+          <w:hyperlink w:anchor="_Toc237268297" w:history="1">
             <w:r>
               <w:rPr>
                 <w:rStyle w:val="Hipervnculo"/>
@@ -947,7 +947,7 @@
                 <w:noProof/>
                 <w:webHidden/>
               </w:rPr>
-              <w:instrText xml:space="preserve"> PAGEREF _Toc236151631 \h </w:instrText>
+              <w:instrText xml:space="preserve"> PAGEREF _Toc237268297 \h </w:instrText>
             </w:r>
             <w:r>
               <w:rPr>
@@ -993,7 +993,7 @@
               <w:lang w:eastAsia="es-CO"/>
             </w:rPr>
           </w:pPr>
-          <w:hyperlink w:anchor="_Toc236151632" w:history="1">
+          <w:hyperlink w:anchor="_Toc237268298" w:history="1">
             <w:r>
               <w:rPr>
                 <w:rStyle w:val="Hipervnculo"/>
@@ -1039,7 +1039,7 @@
                 <w:noProof/>
                 <w:webHidden/>
               </w:rPr>
-              <w:instrText xml:space="preserve"> PAGEREF _Toc236151632 \h </w:instrText>
+              <w:instrText xml:space="preserve"> PAGEREF _Toc237268298 \h </w:instrText>
             </w:r>
             <w:r>
               <w:rPr>
@@ -1085,7 +1085,7 @@
               <w:lang w:eastAsia="es-CO"/>
             </w:rPr>
           </w:pPr>
-          <w:hyperlink w:anchor="_Toc236151633" w:history="1">
+          <w:hyperlink w:anchor="_Toc237268299" w:history="1">
             <w:r>
               <w:rPr>
                 <w:rStyle w:val="Hipervnculo"/>
@@ -1129,7 +1129,7 @@
                 <w:noProof/>
                 <w:webHidden/>
               </w:rPr>
-              <w:instrText xml:space="preserve"> PAGEREF _Toc236151633 \h </w:instrText>
+              <w:instrText xml:space="preserve"> PAGEREF _Toc237268299 \h </w:instrText>
             </w:r>
             <w:r>
               <w:rPr>
@@ -1149,7 +1149,7 @@
                 <w:noProof/>
                 <w:webHidden/>
               </w:rPr>
-              <w:t>21</w:t>
+              <w:t>22</w:t>
             </w:r>
             <w:r>
               <w:rPr>
@@ -1175,7 +1175,7 @@
               <w:lang w:eastAsia="es-CO"/>
             </w:rPr>
           </w:pPr>
-          <w:hyperlink w:anchor="_Toc236151634" w:history="1">
+          <w:hyperlink w:anchor="_Toc237268300" w:history="1">
             <w:r>
               <w:rPr>
                 <w:rStyle w:val="Hipervnculo"/>
@@ -1221,7 +1221,7 @@
                 <w:noProof/>
                 <w:webHidden/>
               </w:rPr>
-              <w:instrText xml:space="preserve"> PAGEREF _Toc236151634 \h </w:instrText>
+              <w:instrText xml:space="preserve"> PAGEREF _Toc237268300 \h </w:instrText>
             </w:r>
             <w:r>
               <w:rPr>
@@ -1241,7 +1241,7 @@
                 <w:noProof/>
                 <w:webHidden/>
               </w:rPr>
-              <w:t>21</w:t>
+              <w:t>22</w:t>
             </w:r>
             <w:r>
               <w:rPr>
@@ -1267,7 +1267,7 @@
               <w:lang w:eastAsia="es-CO"/>
             </w:rPr>
           </w:pPr>
-          <w:hyperlink w:anchor="_Toc236151635" w:history="1">
+          <w:hyperlink w:anchor="_Toc237268301" w:history="1">
             <w:r>
               <w:rPr>
                 <w:rStyle w:val="Hipervnculo"/>
@@ -1314,7 +1314,7 @@
                 <w:noProof/>
                 <w:webHidden/>
               </w:rPr>
-              <w:instrText xml:space="preserve"> PAGEREF _Toc236151635 \h </w:instrText>
+              <w:instrText xml:space="preserve"> PAGEREF _Toc237268301 \h </w:instrText>
             </w:r>
             <w:r>
               <w:rPr>
@@ -1334,7 +1334,7 @@
                 <w:noProof/>
                 <w:webHidden/>
               </w:rPr>
-              <w:t>22</w:t>
+              <w:t>23</w:t>
             </w:r>
             <w:r>
               <w:rPr>
@@ -1360,7 +1360,7 @@
               <w:lang w:eastAsia="es-CO"/>
             </w:rPr>
           </w:pPr>
-          <w:hyperlink w:anchor="_Toc236151636" w:history="1">
+          <w:hyperlink w:anchor="_Toc237268302" w:history="1">
             <w:r>
               <w:rPr>
                 <w:rStyle w:val="Hipervnculo"/>
@@ -1406,7 +1406,7 @@
                 <w:noProof/>
                 <w:webHidden/>
               </w:rPr>
-              <w:instrText xml:space="preserve"> PAGEREF _Toc236151636 \h </w:instrText>
+              <w:instrText xml:space="preserve"> PAGEREF _Toc237268302 \h </w:instrText>
             </w:r>
             <w:r>
               <w:rPr>
@@ -1426,7 +1426,7 @@
                 <w:noProof/>
                 <w:webHidden/>
               </w:rPr>
-              <w:t>25</w:t>
+              <w:t>26</w:t>
             </w:r>
             <w:r>
               <w:rPr>
@@ -1451,7 +1451,7 @@
               <w:lang w:eastAsia="es-CO"/>
             </w:rPr>
           </w:pPr>
-          <w:hyperlink w:anchor="_Toc236151637" w:history="1">
+          <w:hyperlink w:anchor="_Toc237268303" w:history="1">
             <w:r>
               <w:rPr>
                 <w:rStyle w:val="Hipervnculo"/>
@@ -1478,7 +1478,7 @@
                 <w:noProof/>
                 <w:webHidden/>
               </w:rPr>
-              <w:instrText xml:space="preserve"> PAGEREF _Toc236151637 \h </w:instrText>
+              <w:instrText xml:space="preserve"> PAGEREF _Toc237268303 \h </w:instrText>
             </w:r>
             <w:r>
               <w:rPr>
@@ -1498,7 +1498,7 @@
                 <w:noProof/>
                 <w:webHidden/>
               </w:rPr>
-              <w:t>27</w:t>
+              <w:t>28</w:t>
             </w:r>
             <w:r>
               <w:rPr>
@@ -1523,7 +1523,7 @@
               <w:lang w:eastAsia="es-CO"/>
             </w:rPr>
           </w:pPr>
-          <w:hyperlink w:anchor="_Toc236151638" w:history="1">
+          <w:hyperlink w:anchor="_Toc237268304" w:history="1">
             <w:r>
               <w:rPr>
                 <w:rStyle w:val="Hipervnculo"/>
@@ -1550,7 +1550,7 @@
                 <w:noProof/>
                 <w:webHidden/>
               </w:rPr>
-              <w:instrText xml:space="preserve"> PAGEREF _Toc236151638 \h </w:instrText>
+              <w:instrText xml:space="preserve"> PAGEREF _Toc237268304 \h </w:instrText>
             </w:r>
             <w:r>
               <w:rPr>
@@ -1570,7 +1570,7 @@
                 <w:noProof/>
                 <w:webHidden/>
               </w:rPr>
-              <w:t>28</w:t>
+              <w:t>29</w:t>
             </w:r>
             <w:r>
               <w:rPr>
@@ -1595,7 +1595,7 @@
               <w:lang w:eastAsia="es-CO"/>
             </w:rPr>
           </w:pPr>
-          <w:hyperlink w:anchor="_Toc236151639" w:history="1">
+          <w:hyperlink w:anchor="_Toc237268305" w:history="1">
             <w:r>
               <w:rPr>
                 <w:rStyle w:val="Hipervnculo"/>
@@ -1622,7 +1622,7 @@
                 <w:noProof/>
                 <w:webHidden/>
               </w:rPr>
-              <w:instrText xml:space="preserve"> PAGEREF _Toc236151639 \h </w:instrText>
+              <w:instrText xml:space="preserve"> PAGEREF _Toc237268305 \h </w:instrText>
             </w:r>
             <w:r>
               <w:rPr>
@@ -1642,7 +1642,7 @@
                 <w:noProof/>
                 <w:webHidden/>
               </w:rPr>
-              <w:t>29</w:t>
+              <w:t>30</w:t>
             </w:r>
             <w:r>
               <w:rPr>
@@ -1667,7 +1667,7 @@
               <w:lang w:eastAsia="es-CO"/>
             </w:rPr>
           </w:pPr>
-          <w:hyperlink w:anchor="_Toc236151640" w:history="1">
+          <w:hyperlink w:anchor="_Toc237268306" w:history="1">
             <w:r>
               <w:rPr>
                 <w:rStyle w:val="Hipervnculo"/>
@@ -1694,7 +1694,7 @@
                 <w:noProof/>
                 <w:webHidden/>
               </w:rPr>
-              <w:instrText xml:space="preserve"> PAGEREF _Toc236151640 \h </w:instrText>
+              <w:instrText xml:space="preserve"> PAGEREF _Toc237268306 \h </w:instrText>
             </w:r>
             <w:r>
               <w:rPr>
@@ -1714,7 +1714,7 @@
                 <w:noProof/>
                 <w:webHidden/>
               </w:rPr>
-              <w:t>30</w:t>
+              <w:t>31</w:t>
             </w:r>
             <w:r>
               <w:rPr>
@@ -1747,7 +1747,7 @@
           <w:lang w:val="es-CO"/>
         </w:rPr>
       </w:pPr>
-      <w:bookmarkStart w:id="0" w:name="_Toc236151627"/>
+      <w:bookmarkStart w:id="0" w:name="_Toc237268293"/>
       <w:r>
         <w:rPr>
           <w:lang w:val="es-CO"/>
@@ -1792,7 +1792,7 @@
           <w:noProof/>
         </w:rPr>
         <w:drawing>
-          <wp:inline distT="0" distB="0" distL="0" distR="0" wp14:anchorId="203A2F12" wp14:editId="2D8D3E3D">
+          <wp:inline distT="0" distB="0" distL="0" distR="0" wp14:anchorId="203A2F12" wp14:editId="680187E7">
             <wp:extent cx="4680000" cy="2632500"/>
             <wp:effectExtent l="0" t="0" r="6350" b="0"/>
             <wp:docPr id="177182183" name="Imagen 177182183">
@@ -1913,13 +1913,8 @@
             <w:r>
               <w:t xml:space="preserve">La postventa. Introducción: la venta no finaliza con el cierre y la entrega. La empresa debe pensar y reiniciar el ciclo de venta con cada cliente. Debe identificar si, a lo largo del proceso, el recibo de la mercancía y su </w:t>
             </w:r>
-            <w:proofErr w:type="gramStart"/>
-            <w:r>
-              <w:t>utilización,</w:t>
-            </w:r>
-            <w:proofErr w:type="gramEnd"/>
-            <w:r>
-              <w:t xml:space="preserve"> </w:t>
+            <w:r>
+              <w:t xml:space="preserve">utilización, </w:t>
             </w:r>
             <w:r>
               <w:t>bien sea para consumo o producción, existe alguna inconformidad o incomodidad que haga que ese cliente no vuelva a comprar.</w:t>
@@ -1954,7 +1949,7 @@
           <w:lang w:val="es-CO"/>
         </w:rPr>
       </w:pPr>
-      <w:bookmarkStart w:id="1" w:name="_Toc236151628"/>
+      <w:bookmarkStart w:id="1" w:name="_Toc237268294"/>
       <w:r>
         <w:rPr>
           <w:lang w:val="es-CO"/>
@@ -2526,8 +2521,8 @@
         <w:tblLook w:val="04A0" w:firstRow="1" w:lastRow="0" w:firstColumn="1" w:lastColumn="0" w:noHBand="0" w:noVBand="1"/>
       </w:tblPr>
       <w:tblGrid>
-        <w:gridCol w:w="4414"/>
-        <w:gridCol w:w="4414"/>
+        <w:gridCol w:w="4815"/>
+        <w:gridCol w:w="4819"/>
       </w:tblGrid>
       <w:tr>
         <w:trPr>
@@ -2536,7 +2531,7 @@
         </w:trPr>
         <w:tc>
           <w:tcPr>
-            <w:tcW w:w="4414" w:type="dxa"/>
+            <w:tcW w:w="4815" w:type="dxa"/>
           </w:tcPr>
           <w:p>
             <w:pPr>
@@ -2556,7 +2551,7 @@
         </w:tc>
         <w:tc>
           <w:tcPr>
-            <w:tcW w:w="4414" w:type="dxa"/>
+            <w:tcW w:w="4819" w:type="dxa"/>
           </w:tcPr>
           <w:p>
             <w:pPr>
@@ -2581,7 +2576,7 @@
         </w:trPr>
         <w:tc>
           <w:tcPr>
-            <w:tcW w:w="4414" w:type="dxa"/>
+            <w:tcW w:w="4815" w:type="dxa"/>
           </w:tcPr>
           <w:p>
             <w:pPr>
@@ -2601,7 +2596,7 @@
         </w:tc>
         <w:tc>
           <w:tcPr>
-            <w:tcW w:w="4414" w:type="dxa"/>
+            <w:tcW w:w="4819" w:type="dxa"/>
           </w:tcPr>
           <w:p>
             <w:pPr>
@@ -2623,7 +2618,7 @@
       <w:tr>
         <w:tc>
           <w:tcPr>
-            <w:tcW w:w="4414" w:type="dxa"/>
+            <w:tcW w:w="4815" w:type="dxa"/>
           </w:tcPr>
           <w:p>
             <w:pPr>
@@ -2643,7 +2638,7 @@
         </w:tc>
         <w:tc>
           <w:tcPr>
-            <w:tcW w:w="4414" w:type="dxa"/>
+            <w:tcW w:w="4819" w:type="dxa"/>
           </w:tcPr>
           <w:p>
             <w:pPr>
@@ -2668,7 +2663,7 @@
         </w:trPr>
         <w:tc>
           <w:tcPr>
-            <w:tcW w:w="4414" w:type="dxa"/>
+            <w:tcW w:w="4815" w:type="dxa"/>
           </w:tcPr>
           <w:p>
             <w:pPr>
@@ -2688,7 +2683,7 @@
         </w:tc>
         <w:tc>
           <w:tcPr>
-            <w:tcW w:w="4414" w:type="dxa"/>
+            <w:tcW w:w="4819" w:type="dxa"/>
           </w:tcPr>
           <w:p>
             <w:pPr>
@@ -2710,7 +2705,7 @@
       <w:tr>
         <w:tc>
           <w:tcPr>
-            <w:tcW w:w="4414" w:type="dxa"/>
+            <w:tcW w:w="4815" w:type="dxa"/>
           </w:tcPr>
           <w:p>
             <w:pPr>
@@ -2730,7 +2725,7 @@
         </w:tc>
         <w:tc>
           <w:tcPr>
-            <w:tcW w:w="4414" w:type="dxa"/>
+            <w:tcW w:w="4819" w:type="dxa"/>
           </w:tcPr>
           <w:p>
             <w:pPr>
@@ -2815,7 +2810,7 @@
       <w:pPr>
         <w:pStyle w:val="Ttulo2"/>
       </w:pPr>
-      <w:bookmarkStart w:id="2" w:name="_Toc236151629"/>
+      <w:bookmarkStart w:id="2" w:name="_Toc237268295"/>
       <w:r>
         <w:t>Etapas de la postventa</w:t>
       </w:r>
@@ -3832,7 +3827,7 @@
       <w:pPr>
         <w:pStyle w:val="Ttulo2"/>
       </w:pPr>
-      <w:bookmarkStart w:id="3" w:name="_Toc236151630"/>
+      <w:bookmarkStart w:id="3" w:name="_Toc237268296"/>
       <w:r>
         <w:t>Elementos de la postventa</w:t>
       </w:r>
@@ -4238,7 +4233,7 @@
       <w:pPr>
         <w:pStyle w:val="Ttulo2"/>
       </w:pPr>
-      <w:bookmarkStart w:id="4" w:name="_Toc236151631"/>
+      <w:bookmarkStart w:id="4" w:name="_Toc237268297"/>
       <w:r>
         <w:t>Proceso de la calidad del servicio postventa</w:t>
       </w:r>
@@ -4292,10 +4287,10 @@
           <w14:ligatures w14:val="standardContextual"/>
         </w:rPr>
         <w:drawing>
-          <wp:inline distT="0" distB="0" distL="0" distR="0" wp14:anchorId="00E57758" wp14:editId="51D859B3">
-            <wp:extent cx="4718050" cy="1179513"/>
-            <wp:effectExtent l="0" t="0" r="6350" b="1905"/>
-            <wp:docPr id="2022997023" name="Imagen 3" descr="El proceso para gestionar la calidad del servicio postventa se compone de cuatro etapas clave: planificación, implementación, control y mejora continua. Primero, es esencial planificar las estrategias y procedimientos necesarios para asegurar un servicio postventa de alta calidad. A continuación, se debe implementar estos planes de manera efectiva. Luego, es crucial controlar y supervisar el desempeño del servicio para asegurar que se mantenga dentro de los estándares establecidos. Finalmente, se debe buscar constantemente la mejora del servicio, ajustando y optimizando los procesos según sea necesario para satisfacer y superar las expectativas de los clientes."/>
+          <wp:inline distT="0" distB="0" distL="0" distR="0" wp14:anchorId="738CDB15" wp14:editId="4E9D01BA">
+            <wp:extent cx="4927600" cy="1231900"/>
+            <wp:effectExtent l="0" t="0" r="6350" b="6350"/>
+            <wp:docPr id="1366450867" name="Imagen 3" descr="El proceso para gestionar la calidad del servicio postventa se compone de cuatro etapas clave: planificación, implementación, control y mejora continua. Primero, es esencial planificar las estrategias y procedimientos necesarios para asegurar un servicio postventa de alta calidad. A continuación, se debe implementar estos planes de manera efectiva. Luego, es crucial controlar y supervisar el desempeño del servicio para asegurar que se mantenga dentro de los estándares establecidos. Finalmente, se debe buscar constantemente la mejora del servicio, ajustando y optimizando los procesos según sea necesario para satisfacer y superar las expectativas de los clientes.&#10;&#10;"/>
             <wp:cNvGraphicFramePr>
               <a:graphicFrameLocks xmlns:a="http://schemas.openxmlformats.org/drawingml/2006/main" noChangeAspect="1"/>
             </wp:cNvGraphicFramePr>
@@ -4303,7 +4298,7 @@
               <a:graphicData uri="http://schemas.openxmlformats.org/drawingml/2006/picture">
                 <pic:pic xmlns:pic="http://schemas.openxmlformats.org/drawingml/2006/picture">
                   <pic:nvPicPr>
-                    <pic:cNvPr id="2022997023" name="Imagen 3" descr="El proceso para gestionar la calidad del servicio postventa se compone de cuatro etapas clave: planificación, implementación, control y mejora continua. Primero, es esencial planificar las estrategias y procedimientos necesarios para asegurar un servicio postventa de alta calidad. A continuación, se debe implementar estos planes de manera efectiva. Luego, es crucial controlar y supervisar el desempeño del servicio para asegurar que se mantenga dentro de los estándares establecidos. Finalmente, se debe buscar constantemente la mejora del servicio, ajustando y optimizando los procesos según sea necesario para satisfacer y superar las expectativas de los clientes."/>
+                    <pic:cNvPr id="1366450867" name="Imagen 3" descr="El proceso para gestionar la calidad del servicio postventa se compone de cuatro etapas clave: planificación, implementación, control y mejora continua. Primero, es esencial planificar las estrategias y procedimientos necesarios para asegurar un servicio postventa de alta calidad. A continuación, se debe implementar estos planes de manera efectiva. Luego, es crucial controlar y supervisar el desempeño del servicio para asegurar que se mantenga dentro de los estándares establecidos. Finalmente, se debe buscar constantemente la mejora del servicio, ajustando y optimizando los procesos según sea necesario para satisfacer y superar las expectativas de los clientes.&#10;&#10;"/>
                     <pic:cNvPicPr/>
                   </pic:nvPicPr>
                   <pic:blipFill>
@@ -4321,7 +4316,7 @@
                   <pic:spPr>
                     <a:xfrm>
                       <a:off x="0" y="0"/>
-                      <a:ext cx="4723692" cy="1180923"/>
+                      <a:ext cx="4930924" cy="1232731"/>
                     </a:xfrm>
                     <a:prstGeom prst="rect">
                       <a:avLst/>
@@ -4390,180 +4385,936 @@
     <w:tbl>
       <w:tblPr>
         <w:tblStyle w:val="SENA"/>
-        <w:tblW w:w="10343" w:type="dxa"/>
+        <w:tblW w:w="9917" w:type="dxa"/>
+        <w:tblLayout w:type="fixed"/>
         <w:tblLook w:val="04A0" w:firstRow="1" w:lastRow="0" w:firstColumn="1" w:lastColumn="0" w:noHBand="0" w:noVBand="1"/>
       </w:tblPr>
       <w:tblGrid>
-        <w:gridCol w:w="1527"/>
-        <w:gridCol w:w="1743"/>
-        <w:gridCol w:w="1268"/>
-        <w:gridCol w:w="1525"/>
-        <w:gridCol w:w="1151"/>
-        <w:gridCol w:w="1508"/>
-        <w:gridCol w:w="1621"/>
+        <w:gridCol w:w="1413"/>
+        <w:gridCol w:w="1559"/>
+        <w:gridCol w:w="1418"/>
+        <w:gridCol w:w="1276"/>
+        <w:gridCol w:w="1417"/>
+        <w:gridCol w:w="1417"/>
+        <w:gridCol w:w="1417"/>
       </w:tblGrid>
       <w:tr>
         <w:trPr>
           <w:cnfStyle w:val="100000000000" w:firstRow="1" w:lastRow="0" w:firstColumn="0" w:lastColumn="0" w:oddVBand="0" w:evenVBand="0" w:oddHBand="0" w:evenHBand="0" w:firstRowFirstColumn="0" w:firstRowLastColumn="0" w:lastRowFirstColumn="0" w:lastRowLastColumn="0"/>
+          <w:cantSplit/>
+          <w:trHeight w:val="2677"/>
+          <w:tblHeader/>
         </w:trPr>
         <w:tc>
           <w:tcPr>
-            <w:tcW w:w="1527" w:type="dxa"/>
+            <w:tcW w:w="1413" w:type="dxa"/>
+            <w:textDirection w:val="btLr"/>
+          </w:tcPr>
+          <w:p>
+            <w:pPr>
+              <w:ind w:left="113" w:right="113" w:firstLine="0"/>
+              <w:rPr>
+                <w:szCs w:val="28"/>
+                <w:lang w:val="es-419" w:eastAsia="es-CO"/>
+              </w:rPr>
+            </w:pPr>
+            <w:r>
+              <w:rPr>
+                <w:szCs w:val="28"/>
+                <w:lang w:val="es-419" w:eastAsia="es-CO"/>
+              </w:rPr>
+              <w:t>Planificación de la actividad</w:t>
+            </w:r>
+          </w:p>
+        </w:tc>
+        <w:tc>
+          <w:tcPr>
+            <w:tcW w:w="1559" w:type="dxa"/>
+            <w:textDirection w:val="btLr"/>
+          </w:tcPr>
+          <w:p>
+            <w:pPr>
+              <w:ind w:left="113" w:right="113" w:firstLine="0"/>
+              <w:rPr>
+                <w:szCs w:val="28"/>
+                <w:lang w:val="es-419" w:eastAsia="es-CO"/>
+              </w:rPr>
+            </w:pPr>
+            <w:r>
+              <w:rPr>
+                <w:szCs w:val="28"/>
+              </w:rPr>
+              <w:t>Planificación de la actividad</w:t>
+            </w:r>
+          </w:p>
+        </w:tc>
+        <w:tc>
+          <w:tcPr>
+            <w:tcW w:w="1418" w:type="dxa"/>
+            <w:textDirection w:val="btLr"/>
+          </w:tcPr>
+          <w:p>
+            <w:pPr>
+              <w:ind w:left="113" w:right="113" w:firstLine="0"/>
+              <w:rPr>
+                <w:szCs w:val="28"/>
+                <w:lang w:val="es-419" w:eastAsia="es-CO"/>
+              </w:rPr>
+            </w:pPr>
+            <w:r>
+              <w:rPr>
+                <w:szCs w:val="28"/>
+              </w:rPr>
+              <w:t>Planificación de la actividad</w:t>
+            </w:r>
+          </w:p>
+        </w:tc>
+        <w:tc>
+          <w:tcPr>
+            <w:tcW w:w="1276" w:type="dxa"/>
+            <w:textDirection w:val="btLr"/>
+          </w:tcPr>
+          <w:p>
+            <w:pPr>
+              <w:ind w:left="113" w:right="113" w:firstLine="0"/>
+              <w:rPr>
+                <w:szCs w:val="28"/>
+                <w:lang w:val="es-419" w:eastAsia="es-CO"/>
+              </w:rPr>
+            </w:pPr>
+            <w:r>
+              <w:rPr>
+                <w:szCs w:val="28"/>
+              </w:rPr>
+              <w:t>Planificación de la actividad</w:t>
+            </w:r>
+          </w:p>
+        </w:tc>
+        <w:tc>
+          <w:tcPr>
+            <w:tcW w:w="1417" w:type="dxa"/>
+            <w:textDirection w:val="btLr"/>
+          </w:tcPr>
+          <w:p>
+            <w:pPr>
+              <w:ind w:left="113" w:right="113" w:firstLine="0"/>
+              <w:rPr>
+                <w:szCs w:val="28"/>
+                <w:lang w:val="es-419" w:eastAsia="es-CO"/>
+              </w:rPr>
+            </w:pPr>
+            <w:r>
+              <w:rPr>
+                <w:szCs w:val="28"/>
+              </w:rPr>
+              <w:t>Planificación de la actividad</w:t>
+            </w:r>
+          </w:p>
+        </w:tc>
+        <w:tc>
+          <w:tcPr>
+            <w:tcW w:w="1417" w:type="dxa"/>
+            <w:textDirection w:val="btLr"/>
+          </w:tcPr>
+          <w:p>
+            <w:pPr>
+              <w:ind w:left="113" w:right="113" w:firstLine="0"/>
+              <w:rPr>
+                <w:szCs w:val="28"/>
+                <w:lang w:val="es-419" w:eastAsia="es-CO"/>
+              </w:rPr>
+            </w:pPr>
+            <w:r>
+              <w:rPr>
+                <w:szCs w:val="28"/>
+              </w:rPr>
+              <w:t>Planificación de la actividad</w:t>
+            </w:r>
+          </w:p>
+        </w:tc>
+        <w:tc>
+          <w:tcPr>
+            <w:tcW w:w="1417" w:type="dxa"/>
+            <w:textDirection w:val="btLr"/>
+          </w:tcPr>
+          <w:p>
+            <w:pPr>
+              <w:ind w:left="113" w:right="113" w:firstLine="0"/>
+              <w:rPr>
+                <w:szCs w:val="28"/>
+                <w:lang w:val="es-419" w:eastAsia="es-CO"/>
+              </w:rPr>
+            </w:pPr>
+            <w:r>
+              <w:rPr>
+                <w:szCs w:val="28"/>
+              </w:rPr>
+              <w:t>Planificación de la actividad</w:t>
+            </w:r>
+          </w:p>
+        </w:tc>
+      </w:tr>
+      <w:tr>
+        <w:trPr>
+          <w:cnfStyle w:val="000000100000" w:firstRow="0" w:lastRow="0" w:firstColumn="0" w:lastColumn="0" w:oddVBand="0" w:evenVBand="0" w:oddHBand="1" w:evenHBand="0" w:firstRowFirstColumn="0" w:firstRowLastColumn="0" w:lastRowFirstColumn="0" w:lastRowLastColumn="0"/>
+          <w:cantSplit/>
+          <w:trHeight w:val="1979"/>
+        </w:trPr>
+        <w:tc>
+          <w:tcPr>
+            <w:tcW w:w="1413" w:type="dxa"/>
+            <w:textDirection w:val="btLr"/>
+          </w:tcPr>
+          <w:p>
+            <w:pPr>
+              <w:ind w:left="113" w:right="113" w:firstLine="0"/>
+              <w:rPr>
+                <w:b/>
+                <w:bCs/>
+                <w:szCs w:val="28"/>
+                <w:lang w:val="es-419" w:eastAsia="es-CO"/>
+              </w:rPr>
+            </w:pPr>
+            <w:r>
+              <w:rPr>
+                <w:b/>
+                <w:bCs/>
+                <w:szCs w:val="28"/>
+              </w:rPr>
+              <w:t>Objetivo</w:t>
+            </w:r>
+          </w:p>
+        </w:tc>
+        <w:tc>
+          <w:tcPr>
+            <w:tcW w:w="1559" w:type="dxa"/>
+            <w:textDirection w:val="btLr"/>
+          </w:tcPr>
+          <w:p>
+            <w:pPr>
+              <w:ind w:left="113" w:right="113" w:firstLine="0"/>
+              <w:rPr>
+                <w:b/>
+                <w:bCs/>
+                <w:szCs w:val="28"/>
+                <w:lang w:val="es-419" w:eastAsia="es-CO"/>
+              </w:rPr>
+            </w:pPr>
+            <w:r>
+              <w:rPr>
+                <w:b/>
+                <w:bCs/>
+                <w:szCs w:val="28"/>
+                <w:lang w:val="es-419" w:eastAsia="es-CO"/>
+              </w:rPr>
+              <w:t>Actividad</w:t>
+            </w:r>
+          </w:p>
+          <w:p>
+            <w:pPr>
+              <w:ind w:left="113" w:right="113" w:firstLine="0"/>
+              <w:rPr>
+                <w:b/>
+                <w:bCs/>
+                <w:szCs w:val="28"/>
+                <w:lang w:val="es-419" w:eastAsia="es-CO"/>
+              </w:rPr>
+            </w:pPr>
+          </w:p>
+        </w:tc>
+        <w:tc>
+          <w:tcPr>
+            <w:tcW w:w="1418" w:type="dxa"/>
+            <w:textDirection w:val="btLr"/>
+          </w:tcPr>
+          <w:p>
+            <w:pPr>
+              <w:ind w:left="113" w:right="113" w:firstLine="0"/>
+              <w:rPr>
+                <w:b/>
+                <w:bCs/>
+                <w:szCs w:val="28"/>
+                <w:lang w:val="es-419" w:eastAsia="es-CO"/>
+              </w:rPr>
+            </w:pPr>
+            <w:r>
+              <w:rPr>
+                <w:b/>
+                <w:bCs/>
+                <w:szCs w:val="28"/>
+                <w:lang w:val="es-419" w:eastAsia="es-CO"/>
+              </w:rPr>
+              <w:t>Tarea</w:t>
+            </w:r>
+          </w:p>
+        </w:tc>
+        <w:tc>
+          <w:tcPr>
+            <w:tcW w:w="1276" w:type="dxa"/>
+            <w:textDirection w:val="btLr"/>
+          </w:tcPr>
+          <w:p>
+            <w:pPr>
+              <w:ind w:left="113" w:right="113" w:firstLine="0"/>
+              <w:rPr>
+                <w:b/>
+                <w:bCs/>
+                <w:szCs w:val="28"/>
+                <w:lang w:val="es-419" w:eastAsia="es-CO"/>
+              </w:rPr>
+            </w:pPr>
+            <w:r>
+              <w:rPr>
+                <w:b/>
+                <w:bCs/>
+                <w:szCs w:val="28"/>
+                <w:lang w:val="es-419" w:eastAsia="es-CO"/>
+              </w:rPr>
+              <w:t>Responsable</w:t>
+            </w:r>
+          </w:p>
+        </w:tc>
+        <w:tc>
+          <w:tcPr>
+            <w:tcW w:w="1417" w:type="dxa"/>
+            <w:textDirection w:val="btLr"/>
+          </w:tcPr>
+          <w:p>
+            <w:pPr>
+              <w:ind w:left="113" w:right="113" w:firstLine="0"/>
+              <w:rPr>
+                <w:b/>
+                <w:bCs/>
+                <w:szCs w:val="28"/>
+                <w:lang w:val="es-419" w:eastAsia="es-CO"/>
+              </w:rPr>
+            </w:pPr>
+            <w:r>
+              <w:rPr>
+                <w:b/>
+                <w:bCs/>
+                <w:szCs w:val="28"/>
+                <w:lang w:val="es-419" w:eastAsia="es-CO"/>
+              </w:rPr>
+              <w:t>Duración</w:t>
+            </w:r>
+          </w:p>
+        </w:tc>
+        <w:tc>
+          <w:tcPr>
+            <w:tcW w:w="1417" w:type="dxa"/>
+            <w:textDirection w:val="btLr"/>
+          </w:tcPr>
+          <w:p>
+            <w:pPr>
+              <w:ind w:left="113" w:right="113" w:firstLine="0"/>
+              <w:rPr>
+                <w:b/>
+                <w:bCs/>
+                <w:szCs w:val="28"/>
+                <w:lang w:val="es-419" w:eastAsia="es-CO"/>
+              </w:rPr>
+            </w:pPr>
+            <w:r>
+              <w:rPr>
+                <w:b/>
+                <w:bCs/>
+                <w:szCs w:val="28"/>
+                <w:lang w:val="es-419" w:eastAsia="es-CO"/>
+              </w:rPr>
+              <w:t>Presupuesto</w:t>
+            </w:r>
+          </w:p>
+        </w:tc>
+        <w:tc>
+          <w:tcPr>
+            <w:tcW w:w="1417" w:type="dxa"/>
+            <w:textDirection w:val="btLr"/>
+          </w:tcPr>
+          <w:p>
+            <w:pPr>
+              <w:ind w:left="113" w:right="113" w:firstLine="0"/>
+              <w:rPr>
+                <w:b/>
+                <w:bCs/>
+                <w:szCs w:val="28"/>
+                <w:lang w:val="es-419" w:eastAsia="es-CO"/>
+              </w:rPr>
+            </w:pPr>
+            <w:r>
+              <w:rPr>
+                <w:b/>
+                <w:bCs/>
+                <w:szCs w:val="28"/>
+                <w:lang w:val="es-419" w:eastAsia="es-CO"/>
+              </w:rPr>
+              <w:t>Indicador</w:t>
+            </w:r>
+          </w:p>
+        </w:tc>
+      </w:tr>
+      <w:tr>
+        <w:trPr>
+          <w:cantSplit/>
+          <w:trHeight w:val="1134"/>
+        </w:trPr>
+        <w:tc>
+          <w:tcPr>
+            <w:tcW w:w="1413" w:type="dxa"/>
           </w:tcPr>
           <w:p>
             <w:pPr>
               <w:ind w:firstLine="0"/>
               <w:rPr>
-                <w:sz w:val="24"/>
-                <w:szCs w:val="24"/>
+                <w:szCs w:val="28"/>
                 <w:lang w:val="es-419" w:eastAsia="es-CO"/>
               </w:rPr>
             </w:pPr>
             <w:r>
               <w:rPr>
-                <w:sz w:val="24"/>
-                <w:szCs w:val="24"/>
+                <w:szCs w:val="28"/>
                 <w:lang w:val="es-419" w:eastAsia="es-CO"/>
               </w:rPr>
-              <w:t>Planificación de la actividad</w:t>
+              <w:t>Implantar el servicio de postventa</w:t>
             </w:r>
           </w:p>
         </w:tc>
         <w:tc>
           <w:tcPr>
-            <w:tcW w:w="1743" w:type="dxa"/>
+            <w:tcW w:w="1559" w:type="dxa"/>
           </w:tcPr>
           <w:p>
             <w:pPr>
               <w:ind w:firstLine="0"/>
               <w:rPr>
-                <w:sz w:val="24"/>
-                <w:szCs w:val="24"/>
+                <w:szCs w:val="28"/>
                 <w:lang w:val="es-419" w:eastAsia="es-CO"/>
               </w:rPr>
             </w:pPr>
             <w:r>
               <w:rPr>
-                <w:sz w:val="24"/>
-                <w:szCs w:val="24"/>
-                <w:lang w:val="es-419" w:eastAsia="es-CO"/>
-              </w:rPr>
-              <w:t>N/A</w:t>
+                <w:szCs w:val="28"/>
+              </w:rPr>
+              <w:t>Instalación</w:t>
             </w:r>
           </w:p>
         </w:tc>
         <w:tc>
           <w:tcPr>
-            <w:tcW w:w="1268" w:type="dxa"/>
+            <w:tcW w:w="1418" w:type="dxa"/>
           </w:tcPr>
           <w:p>
             <w:pPr>
               <w:ind w:firstLine="0"/>
               <w:rPr>
-                <w:sz w:val="24"/>
-                <w:szCs w:val="24"/>
+                <w:szCs w:val="28"/>
                 <w:lang w:val="es-419" w:eastAsia="es-CO"/>
               </w:rPr>
             </w:pPr>
             <w:r>
               <w:rPr>
-                <w:sz w:val="24"/>
-                <w:szCs w:val="24"/>
-                <w:lang w:val="es-419" w:eastAsia="es-CO"/>
-              </w:rPr>
-              <w:t>N/A</w:t>
+                <w:szCs w:val="28"/>
+              </w:rPr>
+              <w:t>Visitar tres (3) clientes para instalar equipos.</w:t>
             </w:r>
           </w:p>
         </w:tc>
         <w:tc>
           <w:tcPr>
-            <w:tcW w:w="1525" w:type="dxa"/>
+            <w:tcW w:w="1276" w:type="dxa"/>
           </w:tcPr>
           <w:p>
             <w:pPr>
               <w:ind w:firstLine="0"/>
               <w:rPr>
-                <w:sz w:val="24"/>
-                <w:szCs w:val="24"/>
+                <w:szCs w:val="28"/>
                 <w:lang w:val="es-419" w:eastAsia="es-CO"/>
               </w:rPr>
             </w:pPr>
             <w:r>
               <w:rPr>
-                <w:sz w:val="24"/>
-                <w:szCs w:val="24"/>
-                <w:lang w:val="es-419" w:eastAsia="es-CO"/>
-              </w:rPr>
-              <w:t>N/A</w:t>
+                <w:szCs w:val="28"/>
+              </w:rPr>
+              <w:t>Nombre</w:t>
             </w:r>
           </w:p>
         </w:tc>
         <w:tc>
           <w:tcPr>
-            <w:tcW w:w="1151" w:type="dxa"/>
+            <w:tcW w:w="1417" w:type="dxa"/>
           </w:tcPr>
           <w:p>
             <w:pPr>
               <w:ind w:firstLine="0"/>
               <w:rPr>
-                <w:sz w:val="24"/>
-                <w:szCs w:val="24"/>
+                <w:szCs w:val="28"/>
                 <w:lang w:val="es-419" w:eastAsia="es-CO"/>
               </w:rPr>
             </w:pPr>
             <w:r>
               <w:rPr>
-                <w:sz w:val="24"/>
-                <w:szCs w:val="24"/>
-                <w:lang w:val="es-419" w:eastAsia="es-CO"/>
-              </w:rPr>
-              <w:t>N/A</w:t>
+                <w:szCs w:val="28"/>
+              </w:rPr>
+              <w:t>6 horas</w:t>
             </w:r>
           </w:p>
         </w:tc>
         <w:tc>
           <w:tcPr>
-            <w:tcW w:w="1508" w:type="dxa"/>
+            <w:tcW w:w="1417" w:type="dxa"/>
           </w:tcPr>
           <w:p>
             <w:pPr>
               <w:ind w:firstLine="0"/>
               <w:rPr>
-                <w:sz w:val="24"/>
-                <w:szCs w:val="24"/>
+                <w:szCs w:val="28"/>
                 <w:lang w:val="es-419" w:eastAsia="es-CO"/>
               </w:rPr>
             </w:pPr>
             <w:r>
               <w:rPr>
-                <w:sz w:val="24"/>
-                <w:szCs w:val="24"/>
-                <w:lang w:val="es-419" w:eastAsia="es-CO"/>
-              </w:rPr>
-              <w:t>N/A</w:t>
+                <w:szCs w:val="28"/>
+              </w:rPr>
+              <w:t>$150.000</w:t>
             </w:r>
           </w:p>
         </w:tc>
         <w:tc>
           <w:tcPr>
-            <w:tcW w:w="1621" w:type="dxa"/>
+            <w:tcW w:w="1417" w:type="dxa"/>
           </w:tcPr>
           <w:p>
             <w:pPr>
               <w:ind w:firstLine="0"/>
               <w:rPr>
-                <w:sz w:val="24"/>
-                <w:szCs w:val="24"/>
+                <w:szCs w:val="28"/>
                 <w:lang w:val="es-419" w:eastAsia="es-CO"/>
               </w:rPr>
             </w:pPr>
             <w:r>
               <w:rPr>
-                <w:sz w:val="24"/>
-                <w:szCs w:val="24"/>
+                <w:szCs w:val="28"/>
+              </w:rPr>
+              <w:t>Tiempo de respuesta</w:t>
+            </w:r>
+          </w:p>
+        </w:tc>
+      </w:tr>
+      <w:tr>
+        <w:trPr>
+          <w:cnfStyle w:val="000000100000" w:firstRow="0" w:lastRow="0" w:firstColumn="0" w:lastColumn="0" w:oddVBand="0" w:evenVBand="0" w:oddHBand="1" w:evenHBand="0" w:firstRowFirstColumn="0" w:firstRowLastColumn="0" w:lastRowFirstColumn="0" w:lastRowLastColumn="0"/>
+          <w:cantSplit/>
+          <w:trHeight w:val="1134"/>
+        </w:trPr>
+        <w:tc>
+          <w:tcPr>
+            <w:tcW w:w="1413" w:type="dxa"/>
+          </w:tcPr>
+          <w:p>
+            <w:pPr>
+              <w:ind w:firstLine="0"/>
+              <w:rPr>
+                <w:szCs w:val="28"/>
                 <w:lang w:val="es-419" w:eastAsia="es-CO"/>
               </w:rPr>
-              <w:t>N/A</w:t>
+            </w:pPr>
+            <w:r>
+              <w:rPr>
+                <w:szCs w:val="28"/>
+                <w:lang w:val="es-419" w:eastAsia="es-CO"/>
+              </w:rPr>
+              <w:lastRenderedPageBreak/>
+              <w:t>Implantar el servicio de postventa</w:t>
+            </w:r>
+          </w:p>
+        </w:tc>
+        <w:tc>
+          <w:tcPr>
+            <w:tcW w:w="1559" w:type="dxa"/>
+          </w:tcPr>
+          <w:p>
+            <w:pPr>
+              <w:ind w:firstLine="0"/>
+              <w:rPr>
+                <w:szCs w:val="28"/>
+              </w:rPr>
+            </w:pPr>
+            <w:r>
+              <w:rPr>
+                <w:szCs w:val="28"/>
+              </w:rPr>
+              <w:t>Mantenimiento</w:t>
+            </w:r>
+          </w:p>
+        </w:tc>
+        <w:tc>
+          <w:tcPr>
+            <w:tcW w:w="1418" w:type="dxa"/>
+          </w:tcPr>
+          <w:p>
+            <w:pPr>
+              <w:ind w:firstLine="0"/>
+              <w:rPr>
+                <w:szCs w:val="28"/>
+              </w:rPr>
+            </w:pPr>
+            <w:r>
+              <w:rPr>
+                <w:szCs w:val="28"/>
+              </w:rPr>
+              <w:t>Cambiar repuestos a equipo de cliente.</w:t>
+            </w:r>
+          </w:p>
+        </w:tc>
+        <w:tc>
+          <w:tcPr>
+            <w:tcW w:w="1276" w:type="dxa"/>
+          </w:tcPr>
+          <w:p>
+            <w:pPr>
+              <w:ind w:firstLine="0"/>
+              <w:rPr>
+                <w:szCs w:val="28"/>
+              </w:rPr>
+            </w:pPr>
+            <w:r>
+              <w:rPr>
+                <w:szCs w:val="28"/>
+              </w:rPr>
+              <w:t>Nombre</w:t>
+            </w:r>
+          </w:p>
+        </w:tc>
+        <w:tc>
+          <w:tcPr>
+            <w:tcW w:w="1417" w:type="dxa"/>
+          </w:tcPr>
+          <w:p>
+            <w:pPr>
+              <w:ind w:firstLine="0"/>
+              <w:rPr>
+                <w:szCs w:val="28"/>
+              </w:rPr>
+            </w:pPr>
+            <w:r>
+              <w:rPr>
+                <w:szCs w:val="28"/>
+              </w:rPr>
+              <w:t>2 horas</w:t>
+            </w:r>
+          </w:p>
+        </w:tc>
+        <w:tc>
+          <w:tcPr>
+            <w:tcW w:w="1417" w:type="dxa"/>
+          </w:tcPr>
+          <w:p>
+            <w:pPr>
+              <w:ind w:firstLine="0"/>
+              <w:rPr>
+                <w:szCs w:val="28"/>
+              </w:rPr>
+            </w:pPr>
+            <w:r>
+              <w:rPr>
+                <w:szCs w:val="28"/>
+              </w:rPr>
+              <w:t>$100.000</w:t>
+            </w:r>
+          </w:p>
+        </w:tc>
+        <w:tc>
+          <w:tcPr>
+            <w:tcW w:w="1417" w:type="dxa"/>
+          </w:tcPr>
+          <w:p>
+            <w:pPr>
+              <w:ind w:firstLine="0"/>
+              <w:rPr>
+                <w:szCs w:val="28"/>
+              </w:rPr>
+            </w:pPr>
+            <w:proofErr w:type="spellStart"/>
+            <w:r>
+              <w:rPr>
+                <w:szCs w:val="28"/>
+              </w:rPr>
+              <w:t>Cumplimi</w:t>
+            </w:r>
+            <w:r>
+              <w:rPr>
+                <w:szCs w:val="28"/>
+              </w:rPr>
+              <w:t>-</w:t>
+            </w:r>
+            <w:r>
+              <w:rPr>
+                <w:szCs w:val="28"/>
+              </w:rPr>
+              <w:t>ento</w:t>
+            </w:r>
+            <w:proofErr w:type="spellEnd"/>
+          </w:p>
+        </w:tc>
+      </w:tr>
+      <w:tr>
+        <w:trPr>
+          <w:cantSplit/>
+          <w:trHeight w:val="1134"/>
+        </w:trPr>
+        <w:tc>
+          <w:tcPr>
+            <w:tcW w:w="1413" w:type="dxa"/>
+          </w:tcPr>
+          <w:p>
+            <w:pPr>
+              <w:ind w:firstLine="0"/>
+              <w:rPr>
+                <w:szCs w:val="28"/>
+                <w:lang w:val="es-419" w:eastAsia="es-CO"/>
+              </w:rPr>
+            </w:pPr>
+            <w:r>
+              <w:rPr>
+                <w:szCs w:val="28"/>
+                <w:lang w:val="es-419" w:eastAsia="es-CO"/>
+              </w:rPr>
+              <w:t>Implantar el servicio de postventa</w:t>
+            </w:r>
+          </w:p>
+        </w:tc>
+        <w:tc>
+          <w:tcPr>
+            <w:tcW w:w="1559" w:type="dxa"/>
+          </w:tcPr>
+          <w:p>
+            <w:pPr>
+              <w:ind w:firstLine="0"/>
+              <w:rPr>
+                <w:szCs w:val="28"/>
+              </w:rPr>
+            </w:pPr>
+            <w:r>
+              <w:rPr>
+                <w:szCs w:val="28"/>
+              </w:rPr>
+              <w:t>Reparación</w:t>
+            </w:r>
+          </w:p>
+        </w:tc>
+        <w:tc>
+          <w:tcPr>
+            <w:tcW w:w="1418" w:type="dxa"/>
+          </w:tcPr>
+          <w:p>
+            <w:pPr>
+              <w:ind w:firstLine="0"/>
+              <w:rPr>
+                <w:szCs w:val="28"/>
+              </w:rPr>
+            </w:pPr>
+            <w:r>
+              <w:rPr>
+                <w:szCs w:val="28"/>
+              </w:rPr>
+              <w:t>Visitar cliente repara</w:t>
+            </w:r>
+            <w:r>
+              <w:rPr>
+                <w:szCs w:val="28"/>
+              </w:rPr>
+              <w:t>-</w:t>
+            </w:r>
+            <w:proofErr w:type="spellStart"/>
+            <w:r>
+              <w:rPr>
+                <w:szCs w:val="28"/>
+              </w:rPr>
+              <w:t>ción</w:t>
+            </w:r>
+            <w:proofErr w:type="spellEnd"/>
+            <w:r>
+              <w:rPr>
+                <w:szCs w:val="28"/>
+              </w:rPr>
+              <w:t xml:space="preserve"> equipo.</w:t>
+            </w:r>
+          </w:p>
+        </w:tc>
+        <w:tc>
+          <w:tcPr>
+            <w:tcW w:w="1276" w:type="dxa"/>
+          </w:tcPr>
+          <w:p>
+            <w:pPr>
+              <w:ind w:firstLine="0"/>
+              <w:rPr>
+                <w:szCs w:val="28"/>
+              </w:rPr>
+            </w:pPr>
+            <w:r>
+              <w:rPr>
+                <w:szCs w:val="28"/>
+              </w:rPr>
+              <w:t>Nombre</w:t>
+            </w:r>
+          </w:p>
+        </w:tc>
+        <w:tc>
+          <w:tcPr>
+            <w:tcW w:w="1417" w:type="dxa"/>
+          </w:tcPr>
+          <w:p>
+            <w:pPr>
+              <w:ind w:firstLine="0"/>
+              <w:rPr>
+                <w:szCs w:val="28"/>
+              </w:rPr>
+            </w:pPr>
+            <w:r>
+              <w:rPr>
+                <w:szCs w:val="28"/>
+              </w:rPr>
+              <w:t>4 horas</w:t>
+            </w:r>
+          </w:p>
+        </w:tc>
+        <w:tc>
+          <w:tcPr>
+            <w:tcW w:w="1417" w:type="dxa"/>
+          </w:tcPr>
+          <w:p>
+            <w:pPr>
+              <w:ind w:firstLine="0"/>
+              <w:rPr>
+                <w:szCs w:val="28"/>
+              </w:rPr>
+            </w:pPr>
+            <w:r>
+              <w:rPr>
+                <w:szCs w:val="28"/>
+              </w:rPr>
+              <w:t>$250.000</w:t>
+            </w:r>
+          </w:p>
+        </w:tc>
+        <w:tc>
+          <w:tcPr>
+            <w:tcW w:w="1417" w:type="dxa"/>
+          </w:tcPr>
+          <w:p>
+            <w:pPr>
+              <w:ind w:firstLine="0"/>
+              <w:rPr>
+                <w:szCs w:val="28"/>
+              </w:rPr>
+            </w:pPr>
+            <w:r>
+              <w:rPr>
+                <w:szCs w:val="28"/>
+              </w:rPr>
+              <w:t>Tiempo de respuesta</w:t>
+            </w:r>
+          </w:p>
+        </w:tc>
+      </w:tr>
+    </w:tbl>
+    <w:p>
+      <w:pPr>
+        <w:rPr>
+          <w:lang w:val="es-419" w:eastAsia="es-CO"/>
+        </w:rPr>
+      </w:pPr>
+      <w:r>
+        <w:rPr>
+          <w:lang w:val="es-419" w:eastAsia="es-CO"/>
+        </w:rPr>
+        <w:t>Nota. SENA (2021).</w:t>
+      </w:r>
+    </w:p>
+    <w:p>
+      <w:pPr>
+        <w:rPr>
+          <w:lang w:val="es-419" w:eastAsia="es-CO"/>
+        </w:rPr>
+      </w:pPr>
+      <w:r>
+        <w:rPr>
+          <w:lang w:val="es-419" w:eastAsia="es-CO"/>
+        </w:rPr>
+        <w:t xml:space="preserve">A continuación, se presentan algunos indicadores que se utilizan con frecuencia. La empresa, según la actividad, puede aportar otros indicadores adicionales, los cuales están detallados en la </w:t>
+      </w:r>
+      <w:r>
+        <w:rPr>
+          <w:lang w:val="es-419" w:eastAsia="es-CO"/>
+        </w:rPr>
+        <w:t>T</w:t>
+      </w:r>
+      <w:r>
+        <w:rPr>
+          <w:lang w:val="es-419" w:eastAsia="es-CO"/>
+        </w:rPr>
+        <w:t>abla 3.</w:t>
+      </w:r>
+    </w:p>
+    <w:p>
+      <w:pPr>
+        <w:pStyle w:val="Tabla"/>
+        <w:rPr>
+          <w:lang w:val="es-419" w:eastAsia="es-CO"/>
+        </w:rPr>
+      </w:pPr>
+      <w:r>
+        <w:rPr>
+          <w:lang w:val="es-419" w:eastAsia="es-CO"/>
+        </w:rPr>
+        <w:t>Indicadores del servicio postventa</w:t>
+      </w:r>
+    </w:p>
+    <w:tbl>
+      <w:tblPr>
+        <w:tblStyle w:val="SENA"/>
+        <w:tblW w:w="0" w:type="auto"/>
+        <w:tblLook w:val="04A0" w:firstRow="1" w:lastRow="0" w:firstColumn="1" w:lastColumn="0" w:noHBand="0" w:noVBand="1"/>
+      </w:tblPr>
+      <w:tblGrid>
+        <w:gridCol w:w="4248"/>
+        <w:gridCol w:w="5386"/>
+      </w:tblGrid>
+      <w:tr>
+        <w:trPr>
+          <w:cnfStyle w:val="100000000000" w:firstRow="1" w:lastRow="0" w:firstColumn="0" w:lastColumn="0" w:oddVBand="0" w:evenVBand="0" w:oddHBand="0" w:evenHBand="0" w:firstRowFirstColumn="0" w:firstRowLastColumn="0" w:lastRowFirstColumn="0" w:lastRowLastColumn="0"/>
+          <w:tblHeader/>
+        </w:trPr>
+        <w:tc>
+          <w:tcPr>
+            <w:tcW w:w="4248" w:type="dxa"/>
+          </w:tcPr>
+          <w:p>
+            <w:pPr>
+              <w:ind w:firstLine="0"/>
+              <w:rPr>
+                <w:lang w:val="es-419" w:eastAsia="es-CO"/>
+              </w:rPr>
+            </w:pPr>
+            <w:r>
+              <w:t>Tipo de servicio</w:t>
+            </w:r>
+          </w:p>
+        </w:tc>
+        <w:tc>
+          <w:tcPr>
+            <w:tcW w:w="5386" w:type="dxa"/>
+          </w:tcPr>
+          <w:p>
+            <w:pPr>
+              <w:ind w:firstLine="0"/>
+              <w:rPr>
+                <w:lang w:val="es-419" w:eastAsia="es-CO"/>
+              </w:rPr>
+            </w:pPr>
+            <w:r>
+              <w:t>Tipo de servicio</w:t>
             </w:r>
           </w:p>
         </w:tc>
@@ -4574,7 +5325,7 @@
         </w:trPr>
         <w:tc>
           <w:tcPr>
-            <w:tcW w:w="1527" w:type="dxa"/>
+            <w:tcW w:w="4248" w:type="dxa"/>
           </w:tcPr>
           <w:p>
             <w:pPr>
@@ -4582,8 +5333,6 @@
               <w:rPr>
                 <w:b/>
                 <w:bCs/>
-                <w:sz w:val="24"/>
-                <w:szCs w:val="24"/>
                 <w:lang w:val="es-419" w:eastAsia="es-CO"/>
               </w:rPr>
             </w:pPr>
@@ -4591,184 +5340,68 @@
               <w:rPr>
                 <w:b/>
                 <w:bCs/>
-                <w:sz w:val="24"/>
-                <w:szCs w:val="24"/>
-              </w:rPr>
-              <w:t>Objetivo</w:t>
+              </w:rPr>
+              <w:t>Instalación</w:t>
             </w:r>
           </w:p>
         </w:tc>
         <w:tc>
           <w:tcPr>
-            <w:tcW w:w="1743" w:type="dxa"/>
+            <w:tcW w:w="5386" w:type="dxa"/>
           </w:tcPr>
           <w:p>
             <w:pPr>
-              <w:ind w:firstLine="0"/>
-              <w:rPr>
-                <w:b/>
-                <w:bCs/>
-                <w:sz w:val="24"/>
-                <w:szCs w:val="24"/>
+              <w:pStyle w:val="Prrafodelista"/>
+              <w:numPr>
+                <w:ilvl w:val="0"/>
+                <w:numId w:val="21"/>
+              </w:numPr>
+              <w:rPr>
                 <w:lang w:val="es-419" w:eastAsia="es-CO"/>
               </w:rPr>
             </w:pPr>
             <w:r>
               <w:rPr>
-                <w:b/>
-                <w:bCs/>
-                <w:sz w:val="24"/>
-                <w:szCs w:val="24"/>
                 <w:lang w:val="es-419" w:eastAsia="es-CO"/>
               </w:rPr>
-              <w:t>Actividad</w:t>
+              <w:t>Tiempo de respuesta.</w:t>
             </w:r>
           </w:p>
           <w:p>
             <w:pPr>
-              <w:ind w:firstLine="0"/>
-              <w:rPr>
-                <w:b/>
-                <w:bCs/>
-                <w:sz w:val="24"/>
-                <w:szCs w:val="24"/>
+              <w:pStyle w:val="Prrafodelista"/>
+              <w:numPr>
+                <w:ilvl w:val="0"/>
+                <w:numId w:val="21"/>
+              </w:numPr>
+              <w:rPr>
                 <w:lang w:val="es-419" w:eastAsia="es-CO"/>
               </w:rPr>
             </w:pPr>
+            <w:r>
+              <w:rPr>
+                <w:lang w:val="es-419" w:eastAsia="es-CO"/>
+              </w:rPr>
+              <w:lastRenderedPageBreak/>
+              <w:t>Número de quejas.</w:t>
+            </w:r>
           </w:p>
-        </w:tc>
-        <w:tc>
-          <w:tcPr>
-            <w:tcW w:w="1268" w:type="dxa"/>
-          </w:tcPr>
           <w:p>
             <w:pPr>
-              <w:ind w:firstLine="0"/>
-              <w:rPr>
-                <w:b/>
-                <w:bCs/>
-                <w:sz w:val="24"/>
-                <w:szCs w:val="24"/>
+              <w:pStyle w:val="Prrafodelista"/>
+              <w:numPr>
+                <w:ilvl w:val="0"/>
+                <w:numId w:val="21"/>
+              </w:numPr>
+              <w:rPr>
                 <w:lang w:val="es-419" w:eastAsia="es-CO"/>
               </w:rPr>
             </w:pPr>
             <w:r>
               <w:rPr>
-                <w:b/>
-                <w:bCs/>
-                <w:sz w:val="24"/>
-                <w:szCs w:val="24"/>
                 <w:lang w:val="es-419" w:eastAsia="es-CO"/>
               </w:rPr>
-              <w:t>Tarea</w:t>
-            </w:r>
-          </w:p>
-        </w:tc>
-        <w:tc>
-          <w:tcPr>
-            <w:tcW w:w="1525" w:type="dxa"/>
-          </w:tcPr>
-          <w:p>
-            <w:pPr>
-              <w:ind w:firstLine="0"/>
-              <w:rPr>
-                <w:b/>
-                <w:bCs/>
-                <w:sz w:val="24"/>
-                <w:szCs w:val="24"/>
-                <w:lang w:val="es-419" w:eastAsia="es-CO"/>
-              </w:rPr>
-            </w:pPr>
-            <w:r>
-              <w:rPr>
-                <w:b/>
-                <w:bCs/>
-                <w:sz w:val="24"/>
-                <w:szCs w:val="24"/>
-                <w:lang w:val="es-419" w:eastAsia="es-CO"/>
-              </w:rPr>
-              <w:t>Responsable</w:t>
-            </w:r>
-          </w:p>
-        </w:tc>
-        <w:tc>
-          <w:tcPr>
-            <w:tcW w:w="1151" w:type="dxa"/>
-          </w:tcPr>
-          <w:p>
-            <w:pPr>
-              <w:ind w:firstLine="0"/>
-              <w:rPr>
-                <w:b/>
-                <w:bCs/>
-                <w:sz w:val="24"/>
-                <w:szCs w:val="24"/>
-                <w:lang w:val="es-419" w:eastAsia="es-CO"/>
-              </w:rPr>
-            </w:pPr>
-            <w:r>
-              <w:rPr>
-                <w:b/>
-                <w:bCs/>
-                <w:sz w:val="24"/>
-                <w:szCs w:val="24"/>
-                <w:lang w:val="es-419" w:eastAsia="es-CO"/>
-              </w:rPr>
-              <w:t>Duración</w:t>
-            </w:r>
-          </w:p>
-        </w:tc>
-        <w:tc>
-          <w:tcPr>
-            <w:tcW w:w="1508" w:type="dxa"/>
-          </w:tcPr>
-          <w:p>
-            <w:pPr>
-              <w:ind w:firstLine="0"/>
-              <w:rPr>
-                <w:b/>
-                <w:bCs/>
-                <w:sz w:val="24"/>
-                <w:szCs w:val="24"/>
-                <w:lang w:val="es-419" w:eastAsia="es-CO"/>
-              </w:rPr>
-            </w:pPr>
-            <w:r>
-              <w:rPr>
-                <w:b/>
-                <w:bCs/>
-                <w:sz w:val="24"/>
-                <w:szCs w:val="24"/>
-                <w:lang w:val="es-419" w:eastAsia="es-CO"/>
-              </w:rPr>
-              <w:t>Presupuesto</w:t>
-            </w:r>
-          </w:p>
-        </w:tc>
-        <w:tc>
-          <w:tcPr>
-            <w:tcW w:w="1621" w:type="dxa"/>
-          </w:tcPr>
-          <w:p>
-            <w:pPr>
-              <w:ind w:firstLine="0"/>
-              <w:rPr>
-                <w:b/>
-                <w:bCs/>
-                <w:sz w:val="24"/>
-                <w:szCs w:val="24"/>
-                <w:lang w:val="es-419" w:eastAsia="es-CO"/>
-              </w:rPr>
-            </w:pPr>
-            <w:r>
-              <w:rPr>
-                <w:b/>
-                <w:bCs/>
-                <w:sz w:val="24"/>
-                <w:szCs w:val="24"/>
-                <w:lang w:val="es-419" w:eastAsia="es-CO"/>
-              </w:rPr>
-              <w:t>Indicador</w:t>
+              <w:t>Indicadores financieros.</w:t>
             </w:r>
           </w:p>
         </w:tc>
@@ -4776,156 +5409,102 @@
       <w:tr>
         <w:tc>
           <w:tcPr>
-            <w:tcW w:w="1527" w:type="dxa"/>
+            <w:tcW w:w="4248" w:type="dxa"/>
           </w:tcPr>
           <w:p>
             <w:pPr>
               <w:ind w:firstLine="0"/>
               <w:rPr>
-                <w:sz w:val="24"/>
-                <w:szCs w:val="24"/>
+                <w:b/>
+                <w:bCs/>
                 <w:lang w:val="es-419" w:eastAsia="es-CO"/>
               </w:rPr>
             </w:pPr>
             <w:r>
               <w:rPr>
-                <w:sz w:val="24"/>
-                <w:szCs w:val="24"/>
+                <w:b/>
+                <w:bCs/>
                 <w:lang w:val="es-419" w:eastAsia="es-CO"/>
               </w:rPr>
-              <w:t>Implantar el servicio de postventa</w:t>
+              <w:lastRenderedPageBreak/>
+              <w:t>Mantenimiento</w:t>
             </w:r>
           </w:p>
         </w:tc>
         <w:tc>
           <w:tcPr>
-            <w:tcW w:w="1743" w:type="dxa"/>
+            <w:tcW w:w="5386" w:type="dxa"/>
           </w:tcPr>
           <w:p>
             <w:pPr>
-              <w:ind w:firstLine="0"/>
-              <w:rPr>
-                <w:sz w:val="24"/>
-                <w:szCs w:val="24"/>
+              <w:pStyle w:val="Prrafodelista"/>
+              <w:numPr>
+                <w:ilvl w:val="0"/>
+                <w:numId w:val="21"/>
+              </w:numPr>
+              <w:rPr>
                 <w:lang w:val="es-419" w:eastAsia="es-CO"/>
               </w:rPr>
             </w:pPr>
             <w:r>
               <w:rPr>
-                <w:sz w:val="24"/>
-                <w:szCs w:val="24"/>
-              </w:rPr>
-              <w:t>Instalación</w:t>
+                <w:lang w:val="es-419" w:eastAsia="es-CO"/>
+              </w:rPr>
+              <w:t>Cumplimiento del plan.</w:t>
             </w:r>
           </w:p>
-        </w:tc>
-        <w:tc>
-          <w:tcPr>
-            <w:tcW w:w="1268" w:type="dxa"/>
-          </w:tcPr>
           <w:p>
             <w:pPr>
-              <w:ind w:firstLine="0"/>
-              <w:rPr>
-                <w:sz w:val="24"/>
-                <w:szCs w:val="24"/>
+              <w:pStyle w:val="Prrafodelista"/>
+              <w:numPr>
+                <w:ilvl w:val="0"/>
+                <w:numId w:val="21"/>
+              </w:numPr>
+              <w:rPr>
                 <w:lang w:val="es-419" w:eastAsia="es-CO"/>
               </w:rPr>
             </w:pPr>
             <w:r>
               <w:rPr>
-                <w:sz w:val="24"/>
-                <w:szCs w:val="24"/>
-              </w:rPr>
-              <w:t>Visitar tres (3) clientes para instalar equipos.</w:t>
+                <w:lang w:val="es-419" w:eastAsia="es-CO"/>
+              </w:rPr>
+              <w:t>Tiempo de respuesta.</w:t>
             </w:r>
           </w:p>
-        </w:tc>
-        <w:tc>
-          <w:tcPr>
-            <w:tcW w:w="1525" w:type="dxa"/>
-          </w:tcPr>
           <w:p>
             <w:pPr>
-              <w:ind w:firstLine="0"/>
-              <w:rPr>
-                <w:sz w:val="24"/>
-                <w:szCs w:val="24"/>
+              <w:pStyle w:val="Prrafodelista"/>
+              <w:numPr>
+                <w:ilvl w:val="0"/>
+                <w:numId w:val="21"/>
+              </w:numPr>
+              <w:rPr>
                 <w:lang w:val="es-419" w:eastAsia="es-CO"/>
               </w:rPr>
             </w:pPr>
             <w:r>
               <w:rPr>
-                <w:sz w:val="24"/>
-                <w:szCs w:val="24"/>
-              </w:rPr>
-              <w:t>Nombre</w:t>
+                <w:lang w:val="es-419" w:eastAsia="es-CO"/>
+              </w:rPr>
+              <w:t>Número de quejas.</w:t>
             </w:r>
           </w:p>
-        </w:tc>
-        <w:tc>
-          <w:tcPr>
-            <w:tcW w:w="1151" w:type="dxa"/>
-          </w:tcPr>
           <w:p>
             <w:pPr>
-              <w:ind w:firstLine="0"/>
-              <w:rPr>
-                <w:sz w:val="24"/>
-                <w:szCs w:val="24"/>
+              <w:pStyle w:val="Prrafodelista"/>
+              <w:numPr>
+                <w:ilvl w:val="0"/>
+                <w:numId w:val="21"/>
+              </w:numPr>
+              <w:rPr>
                 <w:lang w:val="es-419" w:eastAsia="es-CO"/>
               </w:rPr>
             </w:pPr>
             <w:r>
               <w:rPr>
-                <w:sz w:val="24"/>
-                <w:szCs w:val="24"/>
-              </w:rPr>
-              <w:t>6 horas</w:t>
-            </w:r>
-          </w:p>
-        </w:tc>
-        <w:tc>
-          <w:tcPr>
-            <w:tcW w:w="1508" w:type="dxa"/>
-          </w:tcPr>
-          <w:p>
-            <w:pPr>
-              <w:ind w:firstLine="0"/>
-              <w:rPr>
-                <w:sz w:val="24"/>
-                <w:szCs w:val="24"/>
                 <w:lang w:val="es-419" w:eastAsia="es-CO"/>
               </w:rPr>
-            </w:pPr>
-            <w:r>
-              <w:rPr>
-                <w:sz w:val="24"/>
-                <w:szCs w:val="24"/>
-              </w:rPr>
-              <w:t>$150.000</w:t>
-            </w:r>
-          </w:p>
-        </w:tc>
-        <w:tc>
-          <w:tcPr>
-            <w:tcW w:w="1621" w:type="dxa"/>
-          </w:tcPr>
-          <w:p>
-            <w:pPr>
-              <w:ind w:firstLine="0"/>
-              <w:rPr>
-                <w:sz w:val="24"/>
-                <w:szCs w:val="24"/>
-                <w:lang w:val="es-419" w:eastAsia="es-CO"/>
-              </w:rPr>
-            </w:pPr>
-            <w:r>
-              <w:rPr>
-                <w:sz w:val="24"/>
-                <w:szCs w:val="24"/>
-              </w:rPr>
-              <w:t>Tiempo de respuesta</w:t>
+              <w:t>Indicadores financieros.</w:t>
             </w:r>
           </w:p>
         </w:tc>
@@ -4936,148 +5515,173 @@
         </w:trPr>
         <w:tc>
           <w:tcPr>
-            <w:tcW w:w="1527" w:type="dxa"/>
+            <w:tcW w:w="4248" w:type="dxa"/>
           </w:tcPr>
           <w:p>
             <w:pPr>
               <w:ind w:firstLine="0"/>
               <w:rPr>
-                <w:sz w:val="24"/>
-                <w:szCs w:val="24"/>
+                <w:b/>
+                <w:bCs/>
+                <w:lang w:val="es-419" w:eastAsia="es-CO"/>
               </w:rPr>
             </w:pPr>
             <w:r>
               <w:rPr>
-                <w:sz w:val="24"/>
-                <w:szCs w:val="24"/>
-              </w:rPr>
-              <w:t>N/A</w:t>
+                <w:b/>
+                <w:bCs/>
+                <w:lang w:val="es-419" w:eastAsia="es-CO"/>
+              </w:rPr>
+              <w:t>Reparación</w:t>
             </w:r>
           </w:p>
         </w:tc>
         <w:tc>
           <w:tcPr>
-            <w:tcW w:w="1743" w:type="dxa"/>
+            <w:tcW w:w="5386" w:type="dxa"/>
           </w:tcPr>
           <w:p>
             <w:pPr>
-              <w:ind w:firstLine="0"/>
-              <w:rPr>
-                <w:sz w:val="24"/>
-                <w:szCs w:val="24"/>
+              <w:pStyle w:val="Prrafodelista"/>
+              <w:numPr>
+                <w:ilvl w:val="0"/>
+                <w:numId w:val="21"/>
+              </w:numPr>
+              <w:rPr>
+                <w:lang w:val="es-419" w:eastAsia="es-CO"/>
               </w:rPr>
             </w:pPr>
             <w:r>
               <w:rPr>
-                <w:sz w:val="24"/>
-                <w:szCs w:val="24"/>
-              </w:rPr>
-              <w:t>Mantenimiento</w:t>
+                <w:lang w:val="es-419" w:eastAsia="es-CO"/>
+              </w:rPr>
+              <w:t>Tiempo de respuesta.</w:t>
             </w:r>
           </w:p>
-        </w:tc>
-        <w:tc>
-          <w:tcPr>
-            <w:tcW w:w="1268" w:type="dxa"/>
-          </w:tcPr>
           <w:p>
             <w:pPr>
-              <w:ind w:firstLine="0"/>
-              <w:rPr>
-                <w:sz w:val="24"/>
-                <w:szCs w:val="24"/>
+              <w:pStyle w:val="Prrafodelista"/>
+              <w:numPr>
+                <w:ilvl w:val="0"/>
+                <w:numId w:val="21"/>
+              </w:numPr>
+              <w:rPr>
+                <w:lang w:val="es-419" w:eastAsia="es-CO"/>
               </w:rPr>
             </w:pPr>
             <w:r>
               <w:rPr>
-                <w:sz w:val="24"/>
-                <w:szCs w:val="24"/>
-              </w:rPr>
-              <w:t>Cambiar repuestos a equipo de cliente.</w:t>
+                <w:lang w:val="es-419" w:eastAsia="es-CO"/>
+              </w:rPr>
+              <w:t>Porcentaje de casos solucionados.</w:t>
             </w:r>
           </w:p>
-        </w:tc>
-        <w:tc>
-          <w:tcPr>
-            <w:tcW w:w="1525" w:type="dxa"/>
-          </w:tcPr>
           <w:p>
             <w:pPr>
-              <w:ind w:firstLine="0"/>
-              <w:rPr>
-                <w:sz w:val="24"/>
-                <w:szCs w:val="24"/>
+              <w:pStyle w:val="Prrafodelista"/>
+              <w:numPr>
+                <w:ilvl w:val="0"/>
+                <w:numId w:val="21"/>
+              </w:numPr>
+              <w:rPr>
+                <w:lang w:val="es-419" w:eastAsia="es-CO"/>
               </w:rPr>
             </w:pPr>
             <w:r>
               <w:rPr>
-                <w:sz w:val="24"/>
-                <w:szCs w:val="24"/>
-              </w:rPr>
-              <w:t>Nombre</w:t>
+                <w:lang w:val="es-419" w:eastAsia="es-CO"/>
+              </w:rPr>
+              <w:t>Porcentaje de averías técnicas solucionadas.</w:t>
             </w:r>
           </w:p>
-        </w:tc>
-        <w:tc>
-          <w:tcPr>
-            <w:tcW w:w="1151" w:type="dxa"/>
-          </w:tcPr>
           <w:p>
             <w:pPr>
-              <w:ind w:firstLine="0"/>
-              <w:rPr>
-                <w:sz w:val="24"/>
-                <w:szCs w:val="24"/>
+              <w:pStyle w:val="Prrafodelista"/>
+              <w:numPr>
+                <w:ilvl w:val="0"/>
+                <w:numId w:val="21"/>
+              </w:numPr>
+              <w:rPr>
+                <w:lang w:val="es-419" w:eastAsia="es-CO"/>
               </w:rPr>
             </w:pPr>
             <w:r>
               <w:rPr>
-                <w:sz w:val="24"/>
-                <w:szCs w:val="24"/>
-              </w:rPr>
-              <w:t>2 horas</w:t>
+                <w:lang w:val="es-419" w:eastAsia="es-CO"/>
+              </w:rPr>
+              <w:t>Índice de devoluciones.</w:t>
             </w:r>
           </w:p>
-        </w:tc>
-        <w:tc>
-          <w:tcPr>
-            <w:tcW w:w="1508" w:type="dxa"/>
-          </w:tcPr>
           <w:p>
             <w:pPr>
-              <w:ind w:firstLine="0"/>
-              <w:rPr>
-                <w:sz w:val="24"/>
-                <w:szCs w:val="24"/>
+              <w:pStyle w:val="Prrafodelista"/>
+              <w:numPr>
+                <w:ilvl w:val="0"/>
+                <w:numId w:val="21"/>
+              </w:numPr>
+              <w:rPr>
+                <w:lang w:val="es-419" w:eastAsia="es-CO"/>
               </w:rPr>
             </w:pPr>
             <w:r>
               <w:rPr>
-                <w:sz w:val="24"/>
-                <w:szCs w:val="24"/>
-              </w:rPr>
-              <w:t>$100.000</w:t>
+                <w:lang w:val="es-419" w:eastAsia="es-CO"/>
+              </w:rPr>
+              <w:t>Valor (económico) de las devoluciones.</w:t>
             </w:r>
           </w:p>
-        </w:tc>
-        <w:tc>
-          <w:tcPr>
-            <w:tcW w:w="1621" w:type="dxa"/>
-          </w:tcPr>
           <w:p>
             <w:pPr>
-              <w:ind w:firstLine="0"/>
-              <w:rPr>
-                <w:sz w:val="24"/>
-                <w:szCs w:val="24"/>
+              <w:pStyle w:val="Prrafodelista"/>
+              <w:numPr>
+                <w:ilvl w:val="0"/>
+                <w:numId w:val="21"/>
+              </w:numPr>
+              <w:rPr>
+                <w:lang w:val="es-419" w:eastAsia="es-CO"/>
               </w:rPr>
             </w:pPr>
             <w:r>
               <w:rPr>
-                <w:sz w:val="24"/>
-                <w:szCs w:val="24"/>
-              </w:rPr>
-              <w:t>Cumplimiento</w:t>
+                <w:lang w:val="es-419" w:eastAsia="es-CO"/>
+              </w:rPr>
+              <w:t>Número de quejas.</w:t>
+            </w:r>
+          </w:p>
+          <w:p>
+            <w:pPr>
+              <w:pStyle w:val="Prrafodelista"/>
+              <w:numPr>
+                <w:ilvl w:val="0"/>
+                <w:numId w:val="21"/>
+              </w:numPr>
+              <w:rPr>
+                <w:lang w:val="es-419" w:eastAsia="es-CO"/>
+              </w:rPr>
+            </w:pPr>
+            <w:r>
+              <w:rPr>
+                <w:lang w:val="es-419" w:eastAsia="es-CO"/>
+              </w:rPr>
+              <w:t>Tasa de fallos (casos no solucionados).</w:t>
+            </w:r>
+          </w:p>
+          <w:p>
+            <w:pPr>
+              <w:pStyle w:val="Prrafodelista"/>
+              <w:numPr>
+                <w:ilvl w:val="0"/>
+                <w:numId w:val="21"/>
+              </w:numPr>
+              <w:rPr>
+                <w:lang w:val="es-419" w:eastAsia="es-CO"/>
+              </w:rPr>
+            </w:pPr>
+            <w:r>
+              <w:rPr>
+                <w:lang w:val="es-419" w:eastAsia="es-CO"/>
+              </w:rPr>
+              <w:t>Indicadores financieros.</w:t>
             </w:r>
           </w:p>
         </w:tc>
@@ -5085,259 +5689,83 @@
       <w:tr>
         <w:tc>
           <w:tcPr>
-            <w:tcW w:w="1527" w:type="dxa"/>
+            <w:tcW w:w="4248" w:type="dxa"/>
           </w:tcPr>
           <w:p>
             <w:pPr>
               <w:ind w:firstLine="0"/>
               <w:rPr>
-                <w:sz w:val="24"/>
-                <w:szCs w:val="24"/>
+                <w:b/>
+                <w:bCs/>
                 <w:lang w:val="es-419" w:eastAsia="es-CO"/>
               </w:rPr>
             </w:pPr>
             <w:r>
               <w:rPr>
-                <w:sz w:val="24"/>
-                <w:szCs w:val="24"/>
+                <w:b/>
+                <w:bCs/>
                 <w:lang w:val="es-419" w:eastAsia="es-CO"/>
               </w:rPr>
-              <w:t>N/A</w:t>
+              <w:t>Manejo de quejas</w:t>
             </w:r>
           </w:p>
         </w:tc>
         <w:tc>
           <w:tcPr>
-            <w:tcW w:w="1743" w:type="dxa"/>
+            <w:tcW w:w="5386" w:type="dxa"/>
           </w:tcPr>
           <w:p>
             <w:pPr>
-              <w:ind w:firstLine="0"/>
-              <w:rPr>
-                <w:sz w:val="24"/>
-                <w:szCs w:val="24"/>
+              <w:pStyle w:val="Prrafodelista"/>
+              <w:numPr>
+                <w:ilvl w:val="0"/>
+                <w:numId w:val="21"/>
+              </w:numPr>
+              <w:rPr>
+                <w:lang w:val="es-419" w:eastAsia="es-CO"/>
               </w:rPr>
             </w:pPr>
             <w:r>
               <w:rPr>
-                <w:sz w:val="24"/>
-                <w:szCs w:val="24"/>
-              </w:rPr>
-              <w:t>Reparación</w:t>
+                <w:lang w:val="es-419" w:eastAsia="es-CO"/>
+              </w:rPr>
+              <w:t>Tiempo de respuesta.</w:t>
             </w:r>
           </w:p>
-        </w:tc>
-        <w:tc>
-          <w:tcPr>
-            <w:tcW w:w="1268" w:type="dxa"/>
-          </w:tcPr>
           <w:p>
             <w:pPr>
-              <w:ind w:firstLine="0"/>
-              <w:rPr>
-                <w:sz w:val="24"/>
-                <w:szCs w:val="24"/>
+              <w:pStyle w:val="Prrafodelista"/>
+              <w:numPr>
+                <w:ilvl w:val="0"/>
+                <w:numId w:val="21"/>
+              </w:numPr>
+              <w:rPr>
+                <w:lang w:val="es-419" w:eastAsia="es-CO"/>
               </w:rPr>
             </w:pPr>
             <w:r>
               <w:rPr>
-                <w:sz w:val="24"/>
-                <w:szCs w:val="24"/>
-              </w:rPr>
-              <w:t xml:space="preserve">Visitar cliente </w:t>
-            </w:r>
-            <w:r>
-              <w:rPr>
-                <w:sz w:val="24"/>
-                <w:szCs w:val="24"/>
-              </w:rPr>
-              <w:lastRenderedPageBreak/>
-              <w:t>reparación equipo.</w:t>
+                <w:lang w:val="es-419" w:eastAsia="es-CO"/>
+              </w:rPr>
+              <w:t>Índice de solución.</w:t>
             </w:r>
           </w:p>
-        </w:tc>
-        <w:tc>
-          <w:tcPr>
-            <w:tcW w:w="1525" w:type="dxa"/>
-          </w:tcPr>
           <w:p>
             <w:pPr>
-              <w:ind w:firstLine="0"/>
-              <w:rPr>
-                <w:sz w:val="24"/>
-                <w:szCs w:val="24"/>
+              <w:pStyle w:val="Prrafodelista"/>
+              <w:numPr>
+                <w:ilvl w:val="0"/>
+                <w:numId w:val="21"/>
+              </w:numPr>
+              <w:rPr>
+                <w:lang w:val="es-419" w:eastAsia="es-CO"/>
               </w:rPr>
             </w:pPr>
             <w:r>
               <w:rPr>
-                <w:sz w:val="24"/>
-                <w:szCs w:val="24"/>
-              </w:rPr>
-              <w:lastRenderedPageBreak/>
-              <w:t>Nombre</w:t>
-            </w:r>
-          </w:p>
-        </w:tc>
-        <w:tc>
-          <w:tcPr>
-            <w:tcW w:w="1151" w:type="dxa"/>
-          </w:tcPr>
-          <w:p>
-            <w:pPr>
-              <w:ind w:firstLine="0"/>
-              <w:rPr>
-                <w:sz w:val="24"/>
-                <w:szCs w:val="24"/>
-              </w:rPr>
-            </w:pPr>
-            <w:r>
-              <w:rPr>
-                <w:sz w:val="24"/>
-                <w:szCs w:val="24"/>
-              </w:rPr>
-              <w:t>4 horas</w:t>
-            </w:r>
-          </w:p>
-        </w:tc>
-        <w:tc>
-          <w:tcPr>
-            <w:tcW w:w="1508" w:type="dxa"/>
-          </w:tcPr>
-          <w:p>
-            <w:pPr>
-              <w:ind w:firstLine="0"/>
-              <w:rPr>
-                <w:sz w:val="24"/>
-                <w:szCs w:val="24"/>
-              </w:rPr>
-            </w:pPr>
-            <w:r>
-              <w:rPr>
-                <w:sz w:val="24"/>
-                <w:szCs w:val="24"/>
-              </w:rPr>
-              <w:t>$250.000</w:t>
-            </w:r>
-          </w:p>
-        </w:tc>
-        <w:tc>
-          <w:tcPr>
-            <w:tcW w:w="1621" w:type="dxa"/>
-          </w:tcPr>
-          <w:p>
-            <w:pPr>
-              <w:ind w:firstLine="0"/>
-              <w:rPr>
-                <w:sz w:val="24"/>
-                <w:szCs w:val="24"/>
-              </w:rPr>
-            </w:pPr>
-            <w:r>
-              <w:rPr>
-                <w:sz w:val="24"/>
-                <w:szCs w:val="24"/>
-              </w:rPr>
-              <w:t>Tiempo de respuesta</w:t>
-            </w:r>
-          </w:p>
-        </w:tc>
-      </w:tr>
-    </w:tbl>
-    <w:p>
-      <w:pPr>
-        <w:rPr>
-          <w:lang w:val="es-419" w:eastAsia="es-CO"/>
-        </w:rPr>
-      </w:pPr>
-      <w:r>
-        <w:rPr>
-          <w:lang w:val="es-419" w:eastAsia="es-CO"/>
-        </w:rPr>
-        <w:t>Nota. SENA (2021).</w:t>
-      </w:r>
-    </w:p>
-    <w:p>
-      <w:pPr>
-        <w:rPr>
-          <w:lang w:val="es-419" w:eastAsia="es-CO"/>
-        </w:rPr>
-      </w:pPr>
-      <w:r>
-        <w:rPr>
-          <w:lang w:val="es-419" w:eastAsia="es-CO"/>
-        </w:rPr>
-        <w:t xml:space="preserve">A continuación, se presentan algunos indicadores que se utilizan con frecuencia. La empresa, según la actividad, puede aportar otros indicadores adicionales, los cuales están detallados en la </w:t>
-      </w:r>
-      <w:r>
-        <w:rPr>
-          <w:lang w:val="es-419" w:eastAsia="es-CO"/>
-        </w:rPr>
-        <w:t>T</w:t>
-      </w:r>
-      <w:r>
-        <w:rPr>
-          <w:lang w:val="es-419" w:eastAsia="es-CO"/>
-        </w:rPr>
-        <w:t>abla 3.</w:t>
-      </w:r>
-    </w:p>
-    <w:p>
-      <w:pPr>
-        <w:pStyle w:val="Tabla"/>
-        <w:rPr>
-          <w:lang w:val="es-419" w:eastAsia="es-CO"/>
-        </w:rPr>
-      </w:pPr>
-      <w:r>
-        <w:rPr>
-          <w:lang w:val="es-419" w:eastAsia="es-CO"/>
-        </w:rPr>
-        <w:t>Indicadores del servicio postventa</w:t>
-      </w:r>
-    </w:p>
-    <w:tbl>
-      <w:tblPr>
-        <w:tblStyle w:val="SENA"/>
-        <w:tblW w:w="0" w:type="auto"/>
-        <w:tblLook w:val="04A0" w:firstRow="1" w:lastRow="0" w:firstColumn="1" w:lastColumn="0" w:noHBand="0" w:noVBand="1"/>
-      </w:tblPr>
-      <w:tblGrid>
-        <w:gridCol w:w="4981"/>
-        <w:gridCol w:w="4981"/>
-      </w:tblGrid>
-      <w:tr>
-        <w:trPr>
-          <w:cnfStyle w:val="100000000000" w:firstRow="1" w:lastRow="0" w:firstColumn="0" w:lastColumn="0" w:oddVBand="0" w:evenVBand="0" w:oddHBand="0" w:evenHBand="0" w:firstRowFirstColumn="0" w:firstRowLastColumn="0" w:lastRowFirstColumn="0" w:lastRowLastColumn="0"/>
-        </w:trPr>
-        <w:tc>
-          <w:tcPr>
-            <w:tcW w:w="4981" w:type="dxa"/>
-          </w:tcPr>
-          <w:p>
-            <w:pPr>
-              <w:ind w:firstLine="0"/>
-              <w:rPr>
                 <w:lang w:val="es-419" w:eastAsia="es-CO"/>
               </w:rPr>
-            </w:pPr>
-            <w:r>
-              <w:t>Tipo de servicio</w:t>
-            </w:r>
-          </w:p>
-        </w:tc>
-        <w:tc>
-          <w:tcPr>
-            <w:tcW w:w="4981" w:type="dxa"/>
-          </w:tcPr>
-          <w:p>
-            <w:pPr>
-              <w:ind w:firstLine="0"/>
-              <w:rPr>
-                <w:lang w:val="es-419" w:eastAsia="es-CO"/>
-              </w:rPr>
-            </w:pPr>
-            <w:r>
-              <w:t>Tipo de servicio</w:t>
+              <w:t>Valor (económico) de la inconformidad.</w:t>
             </w:r>
           </w:p>
         </w:tc>
@@ -5348,7 +5776,7 @@
         </w:trPr>
         <w:tc>
           <w:tcPr>
-            <w:tcW w:w="4981" w:type="dxa"/>
+            <w:tcW w:w="4248" w:type="dxa"/>
           </w:tcPr>
           <w:p>
             <w:pPr>
@@ -5363,14 +5791,16 @@
               <w:rPr>
                 <w:b/>
                 <w:bCs/>
-              </w:rPr>
-              <w:t>Instalación</w:t>
+                <w:lang w:val="es-419" w:eastAsia="es-CO"/>
+              </w:rPr>
+              <w:lastRenderedPageBreak/>
+              <w:t>Adiestramiento al cliente</w:t>
             </w:r>
           </w:p>
         </w:tc>
         <w:tc>
           <w:tcPr>
-            <w:tcW w:w="4981" w:type="dxa"/>
+            <w:tcW w:w="5386" w:type="dxa"/>
           </w:tcPr>
           <w:p>
             <w:pPr>
@@ -5387,7 +5817,7 @@
               <w:rPr>
                 <w:lang w:val="es-419" w:eastAsia="es-CO"/>
               </w:rPr>
-              <w:t>Tiempo de respuesta.</w:t>
+              <w:t>Averías por una mala operación.</w:t>
             </w:r>
           </w:p>
           <w:p>
@@ -5405,7 +5835,7 @@
               <w:rPr>
                 <w:lang w:val="es-419" w:eastAsia="es-CO"/>
               </w:rPr>
-              <w:t>Número de quejas.</w:t>
+              <w:t>Reclamaciones originadas por</w:t>
             </w:r>
           </w:p>
           <w:p>
@@ -5423,109 +5853,2774 @@
               <w:rPr>
                 <w:lang w:val="es-419" w:eastAsia="es-CO"/>
               </w:rPr>
-              <w:t>Indicadores financieros.</w:t>
+              <w:t>desconocimiento del cliente.</w:t>
             </w:r>
           </w:p>
         </w:tc>
       </w:tr>
+    </w:tbl>
+    <w:p>
+      <w:pPr>
+        <w:rPr>
+          <w:lang w:val="es-419" w:eastAsia="es-CO"/>
+        </w:rPr>
+      </w:pPr>
+      <w:r>
+        <w:rPr>
+          <w:lang w:val="es-419" w:eastAsia="es-CO"/>
+        </w:rPr>
+        <w:t>Nota. Adaptado de Pérez (2013).</w:t>
+      </w:r>
+    </w:p>
+    <w:p>
+      <w:pPr>
+        <w:pStyle w:val="Prrafodelista"/>
+        <w:numPr>
+          <w:ilvl w:val="0"/>
+          <w:numId w:val="16"/>
+        </w:numPr>
+        <w:rPr>
+          <w:b/>
+          <w:bCs/>
+          <w:lang w:val="es-419" w:eastAsia="es-CO"/>
+        </w:rPr>
+      </w:pPr>
+      <w:r>
+        <w:rPr>
+          <w:b/>
+          <w:bCs/>
+          <w:lang w:val="es-419" w:eastAsia="es-CO"/>
+        </w:rPr>
+        <w:t>Implementación de la actividad postventa</w:t>
+      </w:r>
+    </w:p>
+    <w:p>
+      <w:pPr>
+        <w:rPr>
+          <w:lang w:val="es-419" w:eastAsia="es-CO"/>
+        </w:rPr>
+      </w:pPr>
+      <w:r>
+        <w:rPr>
+          <w:lang w:val="es-419" w:eastAsia="es-CO"/>
+        </w:rPr>
+        <w:t>En esta etapa de la postventa la empresa llevará a cabo lo planificado, para esto tendrá en cuenta de acuerdo con Pérez (2013):</w:t>
+      </w:r>
+    </w:p>
+    <w:p>
+      <w:pPr>
+        <w:pStyle w:val="Prrafodelista"/>
+        <w:numPr>
+          <w:ilvl w:val="0"/>
+          <w:numId w:val="22"/>
+        </w:numPr>
+        <w:rPr>
+          <w:b/>
+          <w:bCs/>
+          <w:lang w:val="es-419" w:eastAsia="es-CO"/>
+        </w:rPr>
+      </w:pPr>
+      <w:r>
+        <w:rPr>
+          <w:b/>
+          <w:bCs/>
+          <w:lang w:val="es-419" w:eastAsia="es-CO"/>
+        </w:rPr>
+        <w:t>Capacitación al equipo de postventa</w:t>
+      </w:r>
+    </w:p>
+    <w:p>
+      <w:pPr>
+        <w:rPr>
+          <w:lang w:val="es-419" w:eastAsia="es-CO"/>
+        </w:rPr>
+      </w:pPr>
+      <w:r>
+        <w:rPr>
+          <w:lang w:val="es-419" w:eastAsia="es-CO"/>
+        </w:rPr>
+        <w:t>Al igual que el equipo de atención al cliente, este equipo deber ser entrenado en las tareas a realizar con respecto a los elementos o partes de la postventa, cada una de las etapas, además de los protocolos de atención y comunicación de la organización.</w:t>
+      </w:r>
+    </w:p>
+    <w:p>
+      <w:pPr>
+        <w:pStyle w:val="Prrafodelista"/>
+        <w:numPr>
+          <w:ilvl w:val="0"/>
+          <w:numId w:val="22"/>
+        </w:numPr>
+        <w:rPr>
+          <w:b/>
+          <w:bCs/>
+          <w:lang w:val="es-419" w:eastAsia="es-CO"/>
+        </w:rPr>
+      </w:pPr>
+      <w:r>
+        <w:rPr>
+          <w:b/>
+          <w:bCs/>
+          <w:lang w:val="es-419" w:eastAsia="es-CO"/>
+        </w:rPr>
+        <w:t>Alistar los recursos que en cada actividad se necesitan</w:t>
+      </w:r>
+    </w:p>
+    <w:p>
+      <w:pPr>
+        <w:rPr>
+          <w:lang w:val="es-419" w:eastAsia="es-CO"/>
+        </w:rPr>
+      </w:pPr>
+      <w:r>
+        <w:rPr>
+          <w:lang w:val="es-419" w:eastAsia="es-CO"/>
+        </w:rPr>
+        <w:t>De acuerdo con lo expuesto en la planificación, revisar los recursos humanos, técnicos y financieros que son necesarios para llevar a cabo el plan.</w:t>
+      </w:r>
+    </w:p>
+    <w:p>
+      <w:pPr>
+        <w:pStyle w:val="Prrafodelista"/>
+        <w:numPr>
+          <w:ilvl w:val="0"/>
+          <w:numId w:val="22"/>
+        </w:numPr>
+        <w:rPr>
+          <w:b/>
+          <w:bCs/>
+          <w:lang w:val="es-419" w:eastAsia="es-CO"/>
+        </w:rPr>
+      </w:pPr>
+      <w:r>
+        <w:rPr>
+          <w:b/>
+          <w:bCs/>
+          <w:lang w:val="es-419" w:eastAsia="es-CO"/>
+        </w:rPr>
+        <w:t>Realizar el plan</w:t>
+      </w:r>
+    </w:p>
+    <w:p>
+      <w:pPr>
+        <w:rPr>
+          <w:lang w:val="es-419" w:eastAsia="es-CO"/>
+        </w:rPr>
+      </w:pPr>
+      <w:r>
+        <w:rPr>
+          <w:lang w:val="es-419" w:eastAsia="es-CO"/>
+        </w:rPr>
+        <w:t>Es el momento de llevar a cabo la operación en cada uno de sus componentes.</w:t>
+      </w:r>
+    </w:p>
+    <w:p>
+      <w:pPr>
+        <w:pStyle w:val="Prrafodelista"/>
+        <w:numPr>
+          <w:ilvl w:val="0"/>
+          <w:numId w:val="22"/>
+        </w:numPr>
+        <w:rPr>
+          <w:b/>
+          <w:bCs/>
+          <w:lang w:val="es-419" w:eastAsia="es-CO"/>
+        </w:rPr>
+      </w:pPr>
+      <w:r>
+        <w:rPr>
+          <w:b/>
+          <w:bCs/>
+          <w:lang w:val="es-419" w:eastAsia="es-CO"/>
+        </w:rPr>
+        <w:t>Realizar los informes de servicio</w:t>
+      </w:r>
+    </w:p>
+    <w:p>
+      <w:pPr>
+        <w:rPr>
+          <w:lang w:val="es-419" w:eastAsia="es-CO"/>
+        </w:rPr>
+      </w:pPr>
+      <w:r>
+        <w:rPr>
+          <w:lang w:val="es-419" w:eastAsia="es-CO"/>
+        </w:rPr>
+        <w:t>La manera de tener la información necesaria para dar explicación del cumplimiento de los indicadores de gestión de la actividad de postventa.</w:t>
+      </w:r>
+    </w:p>
+    <w:p>
+      <w:pPr>
+        <w:pStyle w:val="Prrafodelista"/>
+        <w:numPr>
+          <w:ilvl w:val="0"/>
+          <w:numId w:val="16"/>
+        </w:numPr>
+        <w:rPr>
+          <w:b/>
+          <w:bCs/>
+          <w:lang w:val="es-419" w:eastAsia="es-CO"/>
+        </w:rPr>
+      </w:pPr>
+      <w:r>
+        <w:rPr>
+          <w:b/>
+          <w:bCs/>
+          <w:lang w:val="es-419" w:eastAsia="es-CO"/>
+        </w:rPr>
+        <w:lastRenderedPageBreak/>
+        <w:t>Control de la actividad postventa</w:t>
+      </w:r>
+    </w:p>
+    <w:p>
+      <w:pPr>
+        <w:rPr>
+          <w:lang w:val="es-419" w:eastAsia="es-CO"/>
+        </w:rPr>
+      </w:pPr>
+      <w:r>
+        <w:rPr>
+          <w:lang w:val="es-419" w:eastAsia="es-CO"/>
+        </w:rPr>
+        <w:t>Una manera de controlar las actividades de postventa incluyendo el resultado final, es según Pérez (2013):</w:t>
+      </w:r>
+    </w:p>
+    <w:p>
+      <w:pPr>
+        <w:pStyle w:val="Prrafodelista"/>
+        <w:numPr>
+          <w:ilvl w:val="0"/>
+          <w:numId w:val="22"/>
+        </w:numPr>
+        <w:rPr>
+          <w:lang w:val="es-419" w:eastAsia="es-CO"/>
+        </w:rPr>
+      </w:pPr>
+      <w:r>
+        <w:rPr>
+          <w:lang w:val="es-419" w:eastAsia="es-CO"/>
+        </w:rPr>
+        <w:t>En la planificación, es fundamental seguir de cerca los indicadores propuestos. Es necesario verificar que los resultados coincidan con los indicadores establecidos y, en función de estos resultados, tomar las acciones adecuadas para implementar mejoras.</w:t>
+      </w:r>
+    </w:p>
+    <w:p>
+      <w:pPr>
+        <w:pStyle w:val="Prrafodelista"/>
+        <w:numPr>
+          <w:ilvl w:val="0"/>
+          <w:numId w:val="22"/>
+        </w:numPr>
+        <w:rPr>
+          <w:lang w:val="es-419" w:eastAsia="es-CO"/>
+        </w:rPr>
+      </w:pPr>
+      <w:r>
+        <w:rPr>
+          <w:lang w:val="es-419" w:eastAsia="es-CO"/>
+        </w:rPr>
+        <w:t>Registrar cada procedimiento en una lista de verificación, que permita compararlo con lo establecido en el protocolo correspondiente.</w:t>
+      </w:r>
+    </w:p>
+    <w:p>
+      <w:pPr>
+        <w:pStyle w:val="Prrafodelista"/>
+        <w:numPr>
+          <w:ilvl w:val="0"/>
+          <w:numId w:val="22"/>
+        </w:numPr>
+        <w:rPr>
+          <w:lang w:val="es-419" w:eastAsia="es-CO"/>
+        </w:rPr>
+      </w:pPr>
+      <w:r>
+        <w:rPr>
+          <w:lang w:val="es-419" w:eastAsia="es-CO"/>
+        </w:rPr>
+        <w:t>Registrar medidas tomadas.</w:t>
+      </w:r>
+    </w:p>
+    <w:p>
+      <w:pPr>
+        <w:pStyle w:val="Prrafodelista"/>
+        <w:numPr>
+          <w:ilvl w:val="0"/>
+          <w:numId w:val="22"/>
+        </w:numPr>
+        <w:rPr>
+          <w:lang w:val="es-419" w:eastAsia="es-CO"/>
+        </w:rPr>
+      </w:pPr>
+      <w:r>
+        <w:rPr>
+          <w:lang w:val="es-419" w:eastAsia="es-CO"/>
+        </w:rPr>
+        <w:t>Corregir lo que no esté según los procedimientos de la empresa.</w:t>
+      </w:r>
+    </w:p>
+    <w:p>
+      <w:pPr>
+        <w:pStyle w:val="Prrafodelista"/>
+        <w:numPr>
+          <w:ilvl w:val="0"/>
+          <w:numId w:val="16"/>
+        </w:numPr>
+        <w:rPr>
+          <w:b/>
+          <w:bCs/>
+          <w:lang w:val="es-419" w:eastAsia="es-CO"/>
+        </w:rPr>
+      </w:pPr>
+      <w:r>
+        <w:rPr>
+          <w:b/>
+          <w:bCs/>
+          <w:lang w:val="es-419" w:eastAsia="es-CO"/>
+        </w:rPr>
+        <w:t>Mejora de la actividad postventa</w:t>
+      </w:r>
+    </w:p>
+    <w:p>
+      <w:pPr>
+        <w:rPr>
+          <w:lang w:val="es-419" w:eastAsia="es-CO"/>
+        </w:rPr>
+      </w:pPr>
+      <w:r>
+        <w:rPr>
+          <w:lang w:val="es-419" w:eastAsia="es-CO"/>
+        </w:rPr>
+        <w:t>Las acciones de mejora en la postventa deben estar alineadas tanto con lo planificado y ejecutado como con los PQR (quejas, peticiones y reclamos) de los clientes. La empresa debe identificar y redefinir las fallas en los procesos, ya que una gestión efectiva de esta tarea contribuye a elevar la calidad del servicio postventa.</w:t>
+      </w:r>
+    </w:p>
+    <w:p>
+      <w:pPr>
+        <w:rPr>
+          <w:lang w:val="es-419" w:eastAsia="es-CO"/>
+        </w:rPr>
+      </w:pPr>
+      <w:r>
+        <w:rPr>
+          <w:lang w:val="es-419" w:eastAsia="es-CO"/>
+        </w:rPr>
+        <w:t>Un ejemplo de una situación de mejora puede ser que el 10 % de los clientes, se queje que los mantenimientos no se están cumpliendo, en este caso debe identificar que ocasiona esa situación y darle solución.</w:t>
+      </w:r>
+    </w:p>
+    <w:p>
+      <w:pPr>
+        <w:pStyle w:val="Ttulo2"/>
+        <w:rPr>
+          <w:lang w:val="es-419"/>
+        </w:rPr>
+      </w:pPr>
+      <w:bookmarkStart w:id="5" w:name="_Toc237268298"/>
+      <w:r>
+        <w:rPr>
+          <w:lang w:val="es-419"/>
+        </w:rPr>
+        <w:t>Procedimiento para estructurar un servicio postventa</w:t>
+      </w:r>
+      <w:bookmarkEnd w:id="5"/>
+    </w:p>
+    <w:p>
+      <w:pPr>
+        <w:rPr>
+          <w:lang w:val="es-419" w:eastAsia="es-CO"/>
+        </w:rPr>
+      </w:pPr>
+      <w:r>
+        <w:rPr>
+          <w:lang w:val="es-419" w:eastAsia="es-CO"/>
+        </w:rPr>
+        <w:t>A continuación, se presentan unas actividades que corresponden a un servicio postventa, cada una de ellas tiene una serie de actividades con secuencias definidas para realizarlas de manera correcta, e incluso a su interior demanda otras actividades.</w:t>
+      </w:r>
+    </w:p>
+    <w:p>
+      <w:pPr>
+        <w:rPr>
+          <w:lang w:val="es-419" w:eastAsia="es-CO"/>
+        </w:rPr>
+      </w:pPr>
+      <w:r>
+        <w:rPr>
+          <w:lang w:val="es-419" w:eastAsia="es-CO"/>
+        </w:rPr>
+        <w:lastRenderedPageBreak/>
+        <w:t>El servicio postventa tiene una funcionalidad muy parecida al servicio al cliente y se deben trabajar en conjunto, puesto que tienen alto grado de dependencia la una de la otra. Las grandes organizaciones montan estos servicios por separados, pero las MiPymes puede integrar estos servicios o subcontratarlos.</w:t>
+      </w:r>
+    </w:p>
+    <w:p>
+      <w:pPr>
+        <w:rPr>
+          <w:lang w:val="es-419" w:eastAsia="es-CO"/>
+        </w:rPr>
+      </w:pPr>
+      <w:r>
+        <w:rPr>
+          <w:lang w:val="es-419" w:eastAsia="es-CO"/>
+        </w:rPr>
+        <w:t>Entonces, ¿cómo estructurar un servicio postventa? Según Pérez (2013), se deben considerar tanto la estructura como las funciones del servicio, tal como se detalla a continuación:</w:t>
+      </w:r>
+    </w:p>
+    <w:p>
+      <w:pPr>
+        <w:pStyle w:val="Prrafodelista"/>
+        <w:numPr>
+          <w:ilvl w:val="0"/>
+          <w:numId w:val="16"/>
+        </w:numPr>
+        <w:rPr>
+          <w:b/>
+          <w:bCs/>
+          <w:lang w:val="es-419" w:eastAsia="es-CO"/>
+        </w:rPr>
+      </w:pPr>
+      <w:r>
+        <w:rPr>
+          <w:b/>
+          <w:bCs/>
+          <w:lang w:val="es-419" w:eastAsia="es-CO"/>
+        </w:rPr>
+        <w:t>Recepción y atención de incidencias</w:t>
+      </w:r>
+    </w:p>
+    <w:p>
+      <w:pPr>
+        <w:rPr>
+          <w:lang w:val="es-419" w:eastAsia="es-CO"/>
+        </w:rPr>
+      </w:pPr>
+      <w:r>
+        <w:rPr>
+          <w:lang w:val="es-419" w:eastAsia="es-CO"/>
+        </w:rPr>
+        <w:t>Este es el punto en el que el cliente presenta su solicitud, queja o reclamo. El empleado, siguiendo procedimientos establecidos, debe proporcionar respuestas y tratar las incidencias de manera adecuada, de acuerdo con la gestión de calidad de la empresa.</w:t>
+      </w:r>
+    </w:p>
+    <w:p>
+      <w:pPr>
+        <w:rPr>
+          <w:lang w:val="es-419" w:eastAsia="es-CO"/>
+        </w:rPr>
+      </w:pPr>
+      <w:r>
+        <w:rPr>
+          <w:lang w:val="es-419" w:eastAsia="es-CO"/>
+        </w:rPr>
+        <w:t>Las funciones asociadas a esta estructura incluyen:</w:t>
+      </w:r>
+      <w:r>
+        <w:rPr>
+          <w:lang w:val="es-419" w:eastAsia="es-CO"/>
+        </w:rPr>
+        <w:tab/>
+      </w:r>
+      <w:r>
+        <w:rPr>
+          <w:lang w:val="es-419" w:eastAsia="es-CO"/>
+        </w:rPr>
+        <w:tab/>
+      </w:r>
+      <w:r>
+        <w:rPr>
+          <w:lang w:val="es-419" w:eastAsia="es-CO"/>
+        </w:rPr>
+        <w:tab/>
+      </w:r>
+      <w:r>
+        <w:rPr>
+          <w:lang w:val="es-419" w:eastAsia="es-CO"/>
+        </w:rPr>
+        <w:tab/>
+      </w:r>
+      <w:r>
+        <w:rPr>
+          <w:lang w:val="es-419" w:eastAsia="es-CO"/>
+        </w:rPr>
+        <w:tab/>
+      </w:r>
+    </w:p>
+    <w:p>
+      <w:pPr>
+        <w:pStyle w:val="Prrafodelista"/>
+        <w:numPr>
+          <w:ilvl w:val="0"/>
+          <w:numId w:val="23"/>
+        </w:numPr>
+        <w:rPr>
+          <w:b/>
+          <w:bCs/>
+          <w:lang w:val="es-419" w:eastAsia="es-CO"/>
+        </w:rPr>
+      </w:pPr>
+      <w:r>
+        <w:rPr>
+          <w:b/>
+          <w:bCs/>
+          <w:lang w:val="es-419" w:eastAsia="es-CO"/>
+        </w:rPr>
+        <w:t>Atención a las incidencias</w:t>
+      </w:r>
+    </w:p>
+    <w:p>
+      <w:pPr>
+        <w:rPr>
+          <w:lang w:val="es-419" w:eastAsia="es-CO"/>
+        </w:rPr>
+      </w:pPr>
+      <w:r>
+        <w:rPr>
+          <w:lang w:val="es-419" w:eastAsia="es-CO"/>
+        </w:rPr>
+        <w:t>Una persona con perfil comunicativo y protocolos para atender y recoger las solicitudes del cliente.</w:t>
+      </w:r>
+    </w:p>
+    <w:p>
+      <w:pPr>
+        <w:pStyle w:val="Prrafodelista"/>
+        <w:numPr>
+          <w:ilvl w:val="0"/>
+          <w:numId w:val="23"/>
+        </w:numPr>
+        <w:rPr>
+          <w:b/>
+          <w:bCs/>
+          <w:lang w:val="es-419" w:eastAsia="es-CO"/>
+        </w:rPr>
+      </w:pPr>
+      <w:r>
+        <w:rPr>
+          <w:b/>
+          <w:bCs/>
+          <w:lang w:val="es-419" w:eastAsia="es-CO"/>
+        </w:rPr>
+        <w:t>Distribución de las incidencias</w:t>
+      </w:r>
+    </w:p>
+    <w:p>
+      <w:pPr>
+        <w:rPr>
+          <w:lang w:val="es-419" w:eastAsia="es-CO"/>
+        </w:rPr>
+      </w:pPr>
+      <w:r>
+        <w:rPr>
+          <w:lang w:val="es-419" w:eastAsia="es-CO"/>
+        </w:rPr>
+        <w:t>Una persona encargada de canalizar las incidencias hacia el área correspondiente. Por ejemplo, si el problema está relacionado con facturas, lo escalará al departamento de facturación; si se trata de daños, lo dirigirá al área de reparaciones, y así sucesivamente.</w:t>
+      </w:r>
+      <w:r>
+        <w:rPr>
+          <w:lang w:val="es-419" w:eastAsia="es-CO"/>
+        </w:rPr>
+        <w:tab/>
+      </w:r>
+      <w:r>
+        <w:rPr>
+          <w:lang w:val="es-419" w:eastAsia="es-CO"/>
+        </w:rPr>
+        <w:tab/>
+      </w:r>
+      <w:r>
+        <w:rPr>
+          <w:lang w:val="es-419" w:eastAsia="es-CO"/>
+        </w:rPr>
+        <w:tab/>
+      </w:r>
+      <w:r>
+        <w:rPr>
+          <w:lang w:val="es-419" w:eastAsia="es-CO"/>
+        </w:rPr>
+        <w:tab/>
+      </w:r>
+      <w:r>
+        <w:rPr>
+          <w:lang w:val="es-419" w:eastAsia="es-CO"/>
+        </w:rPr>
+        <w:tab/>
+      </w:r>
+      <w:r>
+        <w:rPr>
+          <w:lang w:val="es-419" w:eastAsia="es-CO"/>
+        </w:rPr>
+        <w:tab/>
+      </w:r>
+      <w:r>
+        <w:rPr>
+          <w:lang w:val="es-419" w:eastAsia="es-CO"/>
+        </w:rPr>
+        <w:tab/>
+      </w:r>
+      <w:r>
+        <w:rPr>
+          <w:lang w:val="es-419" w:eastAsia="es-CO"/>
+        </w:rPr>
+        <w:tab/>
+      </w:r>
+      <w:r>
+        <w:rPr>
+          <w:lang w:val="es-419" w:eastAsia="es-CO"/>
+        </w:rPr>
+        <w:tab/>
+      </w:r>
+      <w:r>
+        <w:rPr>
+          <w:lang w:val="es-419" w:eastAsia="es-CO"/>
+        </w:rPr>
+        <w:tab/>
+      </w:r>
+      <w:r>
+        <w:rPr>
+          <w:lang w:val="es-419" w:eastAsia="es-CO"/>
+        </w:rPr>
+        <w:tab/>
+      </w:r>
+      <w:r>
+        <w:rPr>
+          <w:lang w:val="es-419" w:eastAsia="es-CO"/>
+        </w:rPr>
+        <w:tab/>
+      </w:r>
+    </w:p>
+    <w:p>
+      <w:pPr>
+        <w:pStyle w:val="Prrafodelista"/>
+        <w:numPr>
+          <w:ilvl w:val="0"/>
+          <w:numId w:val="23"/>
+        </w:numPr>
+        <w:rPr>
+          <w:b/>
+          <w:bCs/>
+          <w:lang w:val="es-419" w:eastAsia="es-CO"/>
+        </w:rPr>
+      </w:pPr>
+      <w:r>
+        <w:rPr>
+          <w:b/>
+          <w:bCs/>
+          <w:lang w:val="es-419" w:eastAsia="es-CO"/>
+        </w:rPr>
+        <w:lastRenderedPageBreak/>
+        <w:t>Gestión de las incidencias</w:t>
+      </w:r>
+    </w:p>
+    <w:p>
+      <w:pPr>
+        <w:rPr>
+          <w:lang w:val="es-419" w:eastAsia="es-CO"/>
+        </w:rPr>
+      </w:pPr>
+      <w:r>
+        <w:rPr>
+          <w:lang w:val="es-419" w:eastAsia="es-CO"/>
+        </w:rPr>
+        <w:t>La persona encargada debe tener capacidad dependiendo de la solicitud de dar solución desde su rol, pero si el caso tiene mayor complejidad, escalarlo a la unidad correspondiente. Debe estar atento a si se le solucionó el problema y en lo posible hacer seguimiento para conocer si su solicitud o problema tuvo solución.</w:t>
+      </w:r>
+    </w:p>
+    <w:p>
+      <w:pPr>
+        <w:pStyle w:val="Prrafodelista"/>
+        <w:numPr>
+          <w:ilvl w:val="0"/>
+          <w:numId w:val="16"/>
+        </w:numPr>
+        <w:rPr>
+          <w:b/>
+          <w:bCs/>
+          <w:lang w:val="es-419" w:eastAsia="es-CO"/>
+        </w:rPr>
+      </w:pPr>
+      <w:r>
+        <w:rPr>
+          <w:b/>
+          <w:bCs/>
+          <w:lang w:val="es-419" w:eastAsia="es-CO"/>
+        </w:rPr>
+        <w:t>Servicio de asistencia técnica</w:t>
+      </w:r>
+    </w:p>
+    <w:p>
+      <w:pPr>
+        <w:rPr>
+          <w:lang w:val="es-419" w:eastAsia="es-CO"/>
+        </w:rPr>
+      </w:pPr>
+      <w:r>
+        <w:rPr>
+          <w:lang w:val="es-419" w:eastAsia="es-CO"/>
+        </w:rPr>
+        <w:t>El primer proceso debe estar coordinado con un servicio de asistencia técnica especializado en el producto o servicio para llevar a cabo mantenimientos y reparaciones. Dependiendo del producto, el fabricante puede proporcionar apoyo técnico a través de la garantía. Este servicio puede ofrecerse de diversas maneras, tales como:</w:t>
+      </w:r>
+    </w:p>
+    <w:p>
+      <w:pPr>
+        <w:pStyle w:val="Prrafodelista"/>
+        <w:numPr>
+          <w:ilvl w:val="0"/>
+          <w:numId w:val="23"/>
+        </w:numPr>
+        <w:rPr>
+          <w:b/>
+          <w:bCs/>
+          <w:lang w:val="es-419" w:eastAsia="es-CO"/>
+        </w:rPr>
+      </w:pPr>
+      <w:proofErr w:type="spellStart"/>
+      <w:r>
+        <w:rPr>
+          <w:b/>
+          <w:bCs/>
+          <w:lang w:val="es-419" w:eastAsia="es-CO"/>
+        </w:rPr>
+        <w:t>Autoreparación</w:t>
+      </w:r>
+      <w:proofErr w:type="spellEnd"/>
+      <w:r>
+        <w:rPr>
+          <w:b/>
+          <w:bCs/>
+          <w:lang w:val="es-419" w:eastAsia="es-CO"/>
+        </w:rPr>
+        <w:t xml:space="preserve"> asistida</w:t>
+      </w:r>
+    </w:p>
+    <w:p>
+      <w:pPr>
+        <w:rPr>
+          <w:lang w:val="es-419" w:eastAsia="es-CO"/>
+        </w:rPr>
+      </w:pPr>
+      <w:r>
+        <w:rPr>
+          <w:lang w:val="es-419" w:eastAsia="es-CO"/>
+        </w:rPr>
+        <w:t>Ayudar al cliente a realizar la reparación apoyado por un técnico de manera telefónica, virtual, mensajes, entre otras.</w:t>
+      </w:r>
+      <w:r>
+        <w:rPr>
+          <w:lang w:val="es-419" w:eastAsia="es-CO"/>
+        </w:rPr>
+        <w:tab/>
+      </w:r>
+      <w:r>
+        <w:rPr>
+          <w:lang w:val="es-419" w:eastAsia="es-CO"/>
+        </w:rPr>
+        <w:tab/>
+      </w:r>
+      <w:r>
+        <w:rPr>
+          <w:lang w:val="es-419" w:eastAsia="es-CO"/>
+        </w:rPr>
+        <w:tab/>
+      </w:r>
+      <w:r>
+        <w:rPr>
+          <w:lang w:val="es-419" w:eastAsia="es-CO"/>
+        </w:rPr>
+        <w:tab/>
+      </w:r>
+      <w:r>
+        <w:rPr>
+          <w:lang w:val="es-419" w:eastAsia="es-CO"/>
+        </w:rPr>
+        <w:tab/>
+      </w:r>
+      <w:r>
+        <w:rPr>
+          <w:lang w:val="es-419" w:eastAsia="es-CO"/>
+        </w:rPr>
+        <w:tab/>
+      </w:r>
+    </w:p>
+    <w:p>
+      <w:pPr>
+        <w:pStyle w:val="Prrafodelista"/>
+        <w:numPr>
+          <w:ilvl w:val="0"/>
+          <w:numId w:val="23"/>
+        </w:numPr>
+        <w:rPr>
+          <w:lang w:val="es-419" w:eastAsia="es-CO"/>
+        </w:rPr>
+      </w:pPr>
+      <w:r>
+        <w:rPr>
+          <w:b/>
+          <w:bCs/>
+          <w:lang w:val="es-419" w:eastAsia="es-CO"/>
+        </w:rPr>
+        <w:t>Reparación en el sitio del cliente</w:t>
+      </w:r>
+    </w:p>
+    <w:p>
+      <w:pPr>
+        <w:rPr>
+          <w:lang w:val="es-419" w:eastAsia="es-CO"/>
+        </w:rPr>
+      </w:pPr>
+      <w:r>
+        <w:rPr>
+          <w:lang w:val="es-419" w:eastAsia="es-CO"/>
+        </w:rPr>
+        <w:t>El técnico debe trasladarse al sitio donde se encuentre el producto o servicio.</w:t>
+      </w:r>
+      <w:r>
+        <w:rPr>
+          <w:lang w:val="es-419" w:eastAsia="es-CO"/>
+        </w:rPr>
+        <w:tab/>
+      </w:r>
+      <w:r>
+        <w:rPr>
+          <w:lang w:val="es-419" w:eastAsia="es-CO"/>
+        </w:rPr>
+        <w:tab/>
+      </w:r>
+      <w:r>
+        <w:rPr>
+          <w:b/>
+          <w:bCs/>
+          <w:lang w:val="es-419" w:eastAsia="es-CO"/>
+        </w:rPr>
+        <w:t>Reparación en el taller</w:t>
+      </w:r>
+    </w:p>
+    <w:p>
+      <w:pPr>
+        <w:rPr>
+          <w:lang w:val="es-419" w:eastAsia="es-CO"/>
+        </w:rPr>
+      </w:pPr>
+      <w:r>
+        <w:rPr>
+          <w:lang w:val="es-419" w:eastAsia="es-CO"/>
+        </w:rPr>
+        <w:t>El cliente lleva el producto a reparación al sitio donde compró o donde se le indique para el cumplimiento de la garantía o si no la tiene, pagar por el servicio.</w:t>
+      </w:r>
+      <w:r>
+        <w:rPr>
+          <w:lang w:val="es-419" w:eastAsia="es-CO"/>
+        </w:rPr>
+        <w:tab/>
+      </w:r>
+      <w:r>
+        <w:rPr>
+          <w:lang w:val="es-419" w:eastAsia="es-CO"/>
+        </w:rPr>
+        <w:tab/>
+      </w:r>
+      <w:r>
+        <w:rPr>
+          <w:lang w:val="es-419" w:eastAsia="es-CO"/>
+        </w:rPr>
+        <w:tab/>
+      </w:r>
+      <w:r>
+        <w:rPr>
+          <w:lang w:val="es-419" w:eastAsia="es-CO"/>
+        </w:rPr>
+        <w:tab/>
+      </w:r>
+      <w:r>
+        <w:rPr>
+          <w:lang w:val="es-419" w:eastAsia="es-CO"/>
+        </w:rPr>
+        <w:tab/>
+      </w:r>
+      <w:r>
+        <w:rPr>
+          <w:lang w:val="es-419" w:eastAsia="es-CO"/>
+        </w:rPr>
+        <w:tab/>
+      </w:r>
+      <w:r>
+        <w:rPr>
+          <w:lang w:val="es-419" w:eastAsia="es-CO"/>
+        </w:rPr>
+        <w:tab/>
+      </w:r>
+      <w:r>
+        <w:rPr>
+          <w:lang w:val="es-419" w:eastAsia="es-CO"/>
+        </w:rPr>
+        <w:tab/>
+      </w:r>
+      <w:r>
+        <w:rPr>
+          <w:lang w:val="es-419" w:eastAsia="es-CO"/>
+        </w:rPr>
+        <w:tab/>
+      </w:r>
+      <w:r>
+        <w:rPr>
+          <w:lang w:val="es-419" w:eastAsia="es-CO"/>
+        </w:rPr>
+        <w:tab/>
+      </w:r>
+      <w:r>
+        <w:rPr>
+          <w:lang w:val="es-419" w:eastAsia="es-CO"/>
+        </w:rPr>
+        <w:tab/>
+      </w:r>
+      <w:r>
+        <w:rPr>
+          <w:lang w:val="es-419" w:eastAsia="es-CO"/>
+        </w:rPr>
+        <w:tab/>
+      </w:r>
+      <w:r>
+        <w:rPr>
+          <w:lang w:val="es-419" w:eastAsia="es-CO"/>
+        </w:rPr>
+        <w:tab/>
+      </w:r>
+      <w:r>
+        <w:rPr>
+          <w:lang w:val="es-419" w:eastAsia="es-CO"/>
+        </w:rPr>
+        <w:tab/>
+      </w:r>
+      <w:r>
+        <w:rPr>
+          <w:lang w:val="es-419" w:eastAsia="es-CO"/>
+        </w:rPr>
+        <w:tab/>
+      </w:r>
+      <w:r>
+        <w:rPr>
+          <w:lang w:val="es-419" w:eastAsia="es-CO"/>
+        </w:rPr>
+        <w:tab/>
+      </w:r>
+      <w:r>
+        <w:rPr>
+          <w:lang w:val="es-419" w:eastAsia="es-CO"/>
+        </w:rPr>
+        <w:tab/>
+      </w:r>
+      <w:r>
+        <w:rPr>
+          <w:lang w:val="es-419" w:eastAsia="es-CO"/>
+        </w:rPr>
+        <w:tab/>
+      </w:r>
+      <w:r>
+        <w:rPr>
+          <w:lang w:val="es-419" w:eastAsia="es-CO"/>
+        </w:rPr>
+        <w:tab/>
+      </w:r>
+      <w:r>
+        <w:rPr>
+          <w:lang w:val="es-419" w:eastAsia="es-CO"/>
+        </w:rPr>
+        <w:tab/>
+      </w:r>
+      <w:r>
+        <w:rPr>
+          <w:lang w:val="es-419" w:eastAsia="es-CO"/>
+        </w:rPr>
+        <w:tab/>
+      </w:r>
+      <w:r>
+        <w:rPr>
+          <w:lang w:val="es-419" w:eastAsia="es-CO"/>
+        </w:rPr>
+        <w:tab/>
+      </w:r>
+      <w:r>
+        <w:rPr>
+          <w:lang w:val="es-419" w:eastAsia="es-CO"/>
+        </w:rPr>
+        <w:tab/>
+      </w:r>
+      <w:r>
+        <w:rPr>
+          <w:lang w:val="es-419" w:eastAsia="es-CO"/>
+        </w:rPr>
+        <w:tab/>
+      </w:r>
+      <w:r>
+        <w:rPr>
+          <w:lang w:val="es-419" w:eastAsia="es-CO"/>
+        </w:rPr>
+        <w:tab/>
+      </w:r>
+      <w:r>
+        <w:rPr>
+          <w:lang w:val="es-419" w:eastAsia="es-CO"/>
+        </w:rPr>
+        <w:tab/>
+      </w:r>
+      <w:r>
+        <w:rPr>
+          <w:lang w:val="es-419" w:eastAsia="es-CO"/>
+        </w:rPr>
+        <w:tab/>
+      </w:r>
+      <w:r>
+        <w:rPr>
+          <w:lang w:val="es-419" w:eastAsia="es-CO"/>
+        </w:rPr>
+        <w:tab/>
+      </w:r>
+      <w:r>
+        <w:rPr>
+          <w:lang w:val="es-419" w:eastAsia="es-CO"/>
+        </w:rPr>
+        <w:tab/>
+      </w:r>
+      <w:r>
+        <w:rPr>
+          <w:lang w:val="es-419" w:eastAsia="es-CO"/>
+        </w:rPr>
+        <w:tab/>
+      </w:r>
+      <w:r>
+        <w:rPr>
+          <w:lang w:val="es-419" w:eastAsia="es-CO"/>
+        </w:rPr>
+        <w:tab/>
+      </w:r>
+    </w:p>
+    <w:p>
+      <w:pPr>
+        <w:pStyle w:val="Prrafodelista"/>
+        <w:numPr>
+          <w:ilvl w:val="0"/>
+          <w:numId w:val="16"/>
+        </w:numPr>
+        <w:rPr>
+          <w:b/>
+          <w:bCs/>
+          <w:lang w:val="es-419" w:eastAsia="es-CO"/>
+        </w:rPr>
+      </w:pPr>
+      <w:r>
+        <w:rPr>
+          <w:b/>
+          <w:bCs/>
+          <w:lang w:val="es-419" w:eastAsia="es-CO"/>
+        </w:rPr>
+        <w:lastRenderedPageBreak/>
+        <w:t>Otros servicios implicados en la postventa</w:t>
+      </w:r>
+    </w:p>
+    <w:p>
+      <w:pPr>
+        <w:rPr>
+          <w:lang w:val="es-419" w:eastAsia="es-CO"/>
+        </w:rPr>
+      </w:pPr>
+      <w:r>
+        <w:rPr>
+          <w:lang w:val="es-419" w:eastAsia="es-CO"/>
+        </w:rPr>
+        <w:t>Servicios que son un apoyo a la labor de la postventa y que dependen de otros departamentos de la organización como transporte, almacén y el seguimiento al finalizar la prestación del servicio postventa.</w:t>
+      </w:r>
+    </w:p>
+    <w:p>
+      <w:pPr>
+        <w:pStyle w:val="Prrafodelista"/>
+        <w:numPr>
+          <w:ilvl w:val="0"/>
+          <w:numId w:val="16"/>
+        </w:numPr>
+        <w:rPr>
+          <w:b/>
+          <w:bCs/>
+          <w:lang w:val="es-419" w:eastAsia="es-CO"/>
+        </w:rPr>
+      </w:pPr>
+      <w:r>
+        <w:rPr>
+          <w:b/>
+          <w:bCs/>
+          <w:lang w:val="es-419" w:eastAsia="es-CO"/>
+        </w:rPr>
+        <w:t>Caso práctico: procedimiento para estructurar un servicio postventa</w:t>
+      </w:r>
+    </w:p>
+    <w:p>
+      <w:pPr>
+        <w:rPr>
+          <w:lang w:val="es-419" w:eastAsia="es-CO"/>
+        </w:rPr>
+      </w:pPr>
+      <w:r>
+        <w:rPr>
+          <w:lang w:val="es-419" w:eastAsia="es-CO"/>
+        </w:rPr>
+        <w:t xml:space="preserve">La empresa </w:t>
+      </w:r>
+      <w:proofErr w:type="spellStart"/>
+      <w:r>
+        <w:rPr>
+          <w:lang w:val="es-419" w:eastAsia="es-CO"/>
+        </w:rPr>
+        <w:t>Computer</w:t>
+      </w:r>
+      <w:proofErr w:type="spellEnd"/>
+      <w:r>
+        <w:rPr>
+          <w:lang w:val="es-419" w:eastAsia="es-CO"/>
+        </w:rPr>
+        <w:t xml:space="preserve"> Working se dedica a la venta de computadores de mesa, todo en uno y portátiles. Una de las funciones de su servicio postventa es el mantenimiento y reparación de los computadores. En una incidencia, estos serían los posibles desarrollos:</w:t>
+      </w:r>
+    </w:p>
+    <w:p>
+      <w:pPr>
+        <w:pStyle w:val="Prrafodelista"/>
+        <w:numPr>
+          <w:ilvl w:val="0"/>
+          <w:numId w:val="23"/>
+        </w:numPr>
+        <w:rPr>
+          <w:b/>
+          <w:bCs/>
+          <w:lang w:val="es-419" w:eastAsia="es-CO"/>
+        </w:rPr>
+      </w:pPr>
+      <w:r>
+        <w:rPr>
+          <w:b/>
+          <w:bCs/>
+          <w:lang w:val="es-419" w:eastAsia="es-CO"/>
+        </w:rPr>
+        <w:t>Recepción y atención de incidencias</w:t>
+      </w:r>
+    </w:p>
+    <w:p>
+      <w:pPr>
+        <w:pStyle w:val="Prrafodelista"/>
+        <w:numPr>
+          <w:ilvl w:val="0"/>
+          <w:numId w:val="24"/>
+        </w:numPr>
+        <w:rPr>
+          <w:lang w:val="es-419" w:eastAsia="es-CO"/>
+        </w:rPr>
+      </w:pPr>
+      <w:r>
+        <w:rPr>
+          <w:b/>
+          <w:bCs/>
+          <w:lang w:val="es-419" w:eastAsia="es-CO"/>
+        </w:rPr>
+        <w:t>Atención de la llamada:</w:t>
+      </w:r>
+      <w:r>
+        <w:rPr>
+          <w:lang w:val="es-419" w:eastAsia="es-CO"/>
+        </w:rPr>
+        <w:t xml:space="preserve"> se recibe la llamada de un cliente con problemas en su computador que aún tiene garantía.</w:t>
+      </w:r>
+    </w:p>
+    <w:p>
+      <w:pPr>
+        <w:pStyle w:val="Prrafodelista"/>
+        <w:numPr>
+          <w:ilvl w:val="0"/>
+          <w:numId w:val="24"/>
+        </w:numPr>
+        <w:rPr>
+          <w:lang w:val="es-419" w:eastAsia="es-CO"/>
+        </w:rPr>
+      </w:pPr>
+      <w:r>
+        <w:rPr>
+          <w:b/>
+          <w:bCs/>
+          <w:lang w:val="es-419" w:eastAsia="es-CO"/>
+        </w:rPr>
+        <w:t>Gestión de la llamada:</w:t>
+      </w:r>
+      <w:r>
+        <w:rPr>
+          <w:lang w:val="es-419" w:eastAsia="es-CO"/>
+        </w:rPr>
+        <w:t xml:space="preserve"> se le pide ciertas instrucciones, como, si está instalado a la energía, si la batería está cargada, entre otras.</w:t>
+      </w:r>
+    </w:p>
+    <w:p>
+      <w:pPr>
+        <w:pStyle w:val="Prrafodelista"/>
+        <w:numPr>
+          <w:ilvl w:val="0"/>
+          <w:numId w:val="23"/>
+        </w:numPr>
+        <w:rPr>
+          <w:b/>
+          <w:bCs/>
+          <w:lang w:val="es-419" w:eastAsia="es-CO"/>
+        </w:rPr>
+      </w:pPr>
+      <w:r>
+        <w:rPr>
+          <w:b/>
+          <w:bCs/>
+          <w:lang w:val="es-419" w:eastAsia="es-CO"/>
+        </w:rPr>
+        <w:t>Gestión de la llamada</w:t>
+      </w:r>
+    </w:p>
+    <w:p>
+      <w:pPr>
+        <w:rPr>
+          <w:lang w:val="es-419" w:eastAsia="es-CO"/>
+        </w:rPr>
+      </w:pPr>
+      <w:r>
+        <w:rPr>
+          <w:lang w:val="es-419" w:eastAsia="es-CO"/>
+        </w:rPr>
+        <w:t>Si no está enchufado y lo enchufa y enciende correctamente, fin de la llamada.</w:t>
+      </w:r>
+    </w:p>
+    <w:p>
+      <w:pPr>
+        <w:rPr>
+          <w:lang w:val="es-419" w:eastAsia="es-CO"/>
+        </w:rPr>
+      </w:pPr>
+      <w:r>
+        <w:rPr>
+          <w:lang w:val="es-419" w:eastAsia="es-CO"/>
+        </w:rPr>
+        <w:t>Si estaba encendido y no funciona, entonces se reporta al Servicio de Asistencia Técnica.</w:t>
+      </w:r>
+    </w:p>
+    <w:p>
+      <w:pPr>
+        <w:pStyle w:val="Prrafodelista"/>
+        <w:numPr>
+          <w:ilvl w:val="0"/>
+          <w:numId w:val="23"/>
+        </w:numPr>
+        <w:rPr>
+          <w:b/>
+          <w:bCs/>
+          <w:lang w:val="es-419" w:eastAsia="es-CO"/>
+        </w:rPr>
+      </w:pPr>
+      <w:r>
+        <w:rPr>
+          <w:b/>
+          <w:bCs/>
+          <w:lang w:val="es-419" w:eastAsia="es-CO"/>
+        </w:rPr>
+        <w:t>Servicio de Asistencia Técnica</w:t>
+      </w:r>
+    </w:p>
+    <w:p>
+      <w:pPr>
+        <w:rPr>
+          <w:lang w:val="es-419" w:eastAsia="es-CO"/>
+        </w:rPr>
+      </w:pPr>
+      <w:r>
+        <w:rPr>
+          <w:lang w:val="es-419" w:eastAsia="es-CO"/>
+        </w:rPr>
+        <w:t>El Servicio de Asistencia Técnica reconoce fallos amparados en la garantía y recomienda un cambio de computador.</w:t>
+      </w:r>
+    </w:p>
+    <w:p>
+      <w:pPr>
+        <w:rPr>
+          <w:lang w:val="es-419" w:eastAsia="es-CO"/>
+        </w:rPr>
+      </w:pPr>
+      <w:r>
+        <w:rPr>
+          <w:lang w:val="es-419" w:eastAsia="es-CO"/>
+        </w:rPr>
+        <w:lastRenderedPageBreak/>
+        <w:t>Se registra el dictamen de la incidencia y se pasa a recoger el computador al sitio donde se encuentra el cliente o recibe el PC en el punto de venta.</w:t>
+      </w:r>
+    </w:p>
+    <w:p>
+      <w:pPr>
+        <w:pStyle w:val="Prrafodelista"/>
+        <w:numPr>
+          <w:ilvl w:val="0"/>
+          <w:numId w:val="23"/>
+        </w:numPr>
+        <w:rPr>
+          <w:b/>
+          <w:bCs/>
+          <w:lang w:val="es-419" w:eastAsia="es-CO"/>
+        </w:rPr>
+      </w:pPr>
+      <w:r>
+        <w:rPr>
+          <w:b/>
+          <w:bCs/>
+          <w:lang w:val="es-419" w:eastAsia="es-CO"/>
+        </w:rPr>
+        <w:t>Gestión final</w:t>
+      </w:r>
+    </w:p>
+    <w:p>
+      <w:pPr>
+        <w:rPr>
+          <w:lang w:val="es-419" w:eastAsia="es-CO"/>
+        </w:rPr>
+      </w:pPr>
+      <w:r>
+        <w:rPr>
+          <w:lang w:val="es-419" w:eastAsia="es-CO"/>
+        </w:rPr>
+        <w:t>Se realiza el cambio del PC averiado por uno nuevo.</w:t>
+      </w:r>
+    </w:p>
+    <w:p>
+      <w:pPr>
+        <w:rPr>
+          <w:lang w:val="es-419" w:eastAsia="es-CO"/>
+        </w:rPr>
+      </w:pPr>
+      <w:r>
+        <w:rPr>
+          <w:lang w:val="es-419" w:eastAsia="es-CO"/>
+        </w:rPr>
+        <w:t>Se llama posteriormente a preguntar cómo se siente con el servicio prestado y su nuevo PC.</w:t>
+      </w:r>
+    </w:p>
+    <w:p>
+      <w:pPr>
+        <w:rPr>
+          <w:lang w:val="es-419" w:eastAsia="es-CO"/>
+        </w:rPr>
+      </w:pPr>
+    </w:p>
+    <w:p>
+      <w:pPr>
+        <w:rPr>
+          <w:lang w:val="es-419" w:eastAsia="es-CO"/>
+        </w:rPr>
+      </w:pPr>
+    </w:p>
+    <w:p>
+      <w:pPr>
+        <w:rPr>
+          <w:lang w:val="es-419" w:eastAsia="es-CO"/>
+        </w:rPr>
+      </w:pPr>
+    </w:p>
+    <w:p>
+      <w:pPr>
+        <w:rPr>
+          <w:lang w:val="es-419" w:eastAsia="es-CO"/>
+        </w:rPr>
+      </w:pPr>
+    </w:p>
+    <w:p>
+      <w:pPr>
+        <w:rPr>
+          <w:lang w:val="es-419" w:eastAsia="es-CO"/>
+        </w:rPr>
+      </w:pPr>
+    </w:p>
+    <w:p>
+      <w:pPr>
+        <w:rPr>
+          <w:lang w:val="es-419" w:eastAsia="es-CO"/>
+        </w:rPr>
+      </w:pPr>
+    </w:p>
+    <w:p>
+      <w:pPr>
+        <w:ind w:firstLine="0"/>
+        <w:rPr>
+          <w:lang w:val="es-419" w:eastAsia="es-CO"/>
+        </w:rPr>
+      </w:pPr>
+      <w:r>
+        <w:rPr>
+          <w:lang w:val="es-419" w:eastAsia="es-CO"/>
+        </w:rPr>
+        <w:tab/>
+      </w:r>
+      <w:r>
+        <w:rPr>
+          <w:lang w:val="es-419" w:eastAsia="es-CO"/>
+        </w:rPr>
+        <w:tab/>
+      </w:r>
+      <w:r>
+        <w:rPr>
+          <w:lang w:val="es-419" w:eastAsia="es-CO"/>
+        </w:rPr>
+        <w:tab/>
+      </w:r>
+      <w:r>
+        <w:rPr>
+          <w:lang w:val="es-419" w:eastAsia="es-CO"/>
+        </w:rPr>
+        <w:tab/>
+      </w:r>
+      <w:r>
+        <w:rPr>
+          <w:lang w:val="es-419" w:eastAsia="es-CO"/>
+        </w:rPr>
+        <w:tab/>
+      </w:r>
+      <w:r>
+        <w:rPr>
+          <w:lang w:val="es-419" w:eastAsia="es-CO"/>
+        </w:rPr>
+        <w:tab/>
+      </w:r>
+      <w:r>
+        <w:rPr>
+          <w:lang w:val="es-419" w:eastAsia="es-CO"/>
+        </w:rPr>
+        <w:tab/>
+      </w:r>
+      <w:r>
+        <w:rPr>
+          <w:lang w:val="es-419" w:eastAsia="es-CO"/>
+        </w:rPr>
+        <w:tab/>
+      </w:r>
+      <w:r>
+        <w:rPr>
+          <w:lang w:val="es-419" w:eastAsia="es-CO"/>
+        </w:rPr>
+        <w:tab/>
+      </w:r>
+      <w:r>
+        <w:rPr>
+          <w:lang w:val="es-419" w:eastAsia="es-CO"/>
+        </w:rPr>
+        <w:tab/>
+      </w:r>
+      <w:r>
+        <w:rPr>
+          <w:lang w:val="es-419" w:eastAsia="es-CO"/>
+        </w:rPr>
+        <w:tab/>
+      </w:r>
+      <w:r>
+        <w:rPr>
+          <w:lang w:val="es-419" w:eastAsia="es-CO"/>
+        </w:rPr>
+        <w:tab/>
+      </w:r>
+      <w:r>
+        <w:rPr>
+          <w:lang w:val="es-419" w:eastAsia="es-CO"/>
+        </w:rPr>
+        <w:tab/>
+      </w:r>
+      <w:r>
+        <w:rPr>
+          <w:lang w:val="es-419" w:eastAsia="es-CO"/>
+        </w:rPr>
+        <w:tab/>
+      </w:r>
+      <w:r>
+        <w:rPr>
+          <w:lang w:val="es-419" w:eastAsia="es-CO"/>
+        </w:rPr>
+        <w:tab/>
+      </w:r>
+      <w:r>
+        <w:rPr>
+          <w:lang w:val="es-419" w:eastAsia="es-CO"/>
+        </w:rPr>
+        <w:tab/>
+      </w:r>
+      <w:r>
+        <w:rPr>
+          <w:lang w:val="es-419" w:eastAsia="es-CO"/>
+        </w:rPr>
+        <w:tab/>
+      </w:r>
+      <w:r>
+        <w:rPr>
+          <w:lang w:val="es-419" w:eastAsia="es-CO"/>
+        </w:rPr>
+        <w:tab/>
+      </w:r>
+      <w:r>
+        <w:rPr>
+          <w:lang w:val="es-419" w:eastAsia="es-CO"/>
+        </w:rPr>
+        <w:tab/>
+      </w:r>
+      <w:r>
+        <w:rPr>
+          <w:lang w:val="es-419" w:eastAsia="es-CO"/>
+        </w:rPr>
+        <w:tab/>
+      </w:r>
+      <w:r>
+        <w:rPr>
+          <w:lang w:val="es-419" w:eastAsia="es-CO"/>
+        </w:rPr>
+        <w:tab/>
+      </w:r>
+      <w:r>
+        <w:rPr>
+          <w:lang w:val="es-419" w:eastAsia="es-CO"/>
+        </w:rPr>
+        <w:tab/>
+      </w:r>
+      <w:r>
+        <w:rPr>
+          <w:lang w:val="es-419" w:eastAsia="es-CO"/>
+        </w:rPr>
+        <w:tab/>
+      </w:r>
+      <w:r>
+        <w:rPr>
+          <w:lang w:val="es-419" w:eastAsia="es-CO"/>
+        </w:rPr>
+        <w:tab/>
+      </w:r>
+      <w:r>
+        <w:rPr>
+          <w:lang w:val="es-419" w:eastAsia="es-CO"/>
+        </w:rPr>
+        <w:tab/>
+      </w:r>
+      <w:r>
+        <w:rPr>
+          <w:lang w:val="es-419" w:eastAsia="es-CO"/>
+        </w:rPr>
+        <w:tab/>
+      </w:r>
+      <w:r>
+        <w:rPr>
+          <w:lang w:val="es-419" w:eastAsia="es-CO"/>
+        </w:rPr>
+        <w:tab/>
+      </w:r>
+      <w:r>
+        <w:rPr>
+          <w:lang w:val="es-419" w:eastAsia="es-CO"/>
+        </w:rPr>
+        <w:tab/>
+      </w:r>
+      <w:r>
+        <w:rPr>
+          <w:lang w:val="es-419" w:eastAsia="es-CO"/>
+        </w:rPr>
+        <w:tab/>
+      </w:r>
+      <w:r>
+        <w:rPr>
+          <w:lang w:val="es-419" w:eastAsia="es-CO"/>
+        </w:rPr>
+        <w:tab/>
+      </w:r>
+      <w:r>
+        <w:rPr>
+          <w:lang w:val="es-419" w:eastAsia="es-CO"/>
+        </w:rPr>
+        <w:tab/>
+      </w:r>
+      <w:r>
+        <w:rPr>
+          <w:lang w:val="es-419" w:eastAsia="es-CO"/>
+        </w:rPr>
+        <w:tab/>
+      </w:r>
+      <w:r>
+        <w:rPr>
+          <w:lang w:val="es-419" w:eastAsia="es-CO"/>
+        </w:rPr>
+        <w:tab/>
+      </w:r>
+      <w:r>
+        <w:rPr>
+          <w:lang w:val="es-419" w:eastAsia="es-CO"/>
+        </w:rPr>
+        <w:tab/>
+      </w:r>
+      <w:r>
+        <w:rPr>
+          <w:lang w:val="es-419" w:eastAsia="es-CO"/>
+        </w:rPr>
+        <w:tab/>
+      </w:r>
+      <w:r>
+        <w:rPr>
+          <w:lang w:val="es-419" w:eastAsia="es-CO"/>
+        </w:rPr>
+        <w:tab/>
+      </w:r>
+      <w:r>
+        <w:rPr>
+          <w:lang w:val="es-419" w:eastAsia="es-CO"/>
+        </w:rPr>
+        <w:tab/>
+      </w:r>
+      <w:r>
+        <w:rPr>
+          <w:lang w:val="es-419" w:eastAsia="es-CO"/>
+        </w:rPr>
+        <w:tab/>
+      </w:r>
+      <w:r>
+        <w:rPr>
+          <w:lang w:val="es-419" w:eastAsia="es-CO"/>
+        </w:rPr>
+        <w:tab/>
+      </w:r>
+      <w:r>
+        <w:rPr>
+          <w:lang w:val="es-419" w:eastAsia="es-CO"/>
+        </w:rPr>
+        <w:tab/>
+      </w:r>
+      <w:r>
+        <w:rPr>
+          <w:lang w:val="es-419" w:eastAsia="es-CO"/>
+        </w:rPr>
+        <w:tab/>
+      </w:r>
+      <w:r>
+        <w:rPr>
+          <w:lang w:val="es-419" w:eastAsia="es-CO"/>
+        </w:rPr>
+        <w:tab/>
+      </w:r>
+      <w:r>
+        <w:rPr>
+          <w:lang w:val="es-419" w:eastAsia="es-CO"/>
+        </w:rPr>
+        <w:tab/>
+      </w:r>
+      <w:r>
+        <w:rPr>
+          <w:lang w:val="es-419" w:eastAsia="es-CO"/>
+        </w:rPr>
+        <w:tab/>
+      </w:r>
+      <w:r>
+        <w:rPr>
+          <w:lang w:val="es-419" w:eastAsia="es-CO"/>
+        </w:rPr>
+        <w:tab/>
+      </w:r>
+      <w:r>
+        <w:rPr>
+          <w:lang w:val="es-419" w:eastAsia="es-CO"/>
+        </w:rPr>
+        <w:tab/>
+      </w:r>
+      <w:r>
+        <w:rPr>
+          <w:lang w:val="es-419" w:eastAsia="es-CO"/>
+        </w:rPr>
+        <w:tab/>
+      </w:r>
+      <w:r>
+        <w:rPr>
+          <w:lang w:val="es-419" w:eastAsia="es-CO"/>
+        </w:rPr>
+        <w:tab/>
+      </w:r>
+      <w:r>
+        <w:rPr>
+          <w:lang w:val="es-419" w:eastAsia="es-CO"/>
+        </w:rPr>
+        <w:tab/>
+      </w:r>
+      <w:r>
+        <w:rPr>
+          <w:lang w:val="es-419" w:eastAsia="es-CO"/>
+        </w:rPr>
+        <w:tab/>
+      </w:r>
+      <w:r>
+        <w:rPr>
+          <w:lang w:val="es-419" w:eastAsia="es-CO"/>
+        </w:rPr>
+        <w:tab/>
+      </w:r>
+      <w:r>
+        <w:rPr>
+          <w:lang w:val="es-419" w:eastAsia="es-CO"/>
+        </w:rPr>
+        <w:tab/>
+      </w:r>
+      <w:r>
+        <w:rPr>
+          <w:lang w:val="es-419" w:eastAsia="es-CO"/>
+        </w:rPr>
+        <w:tab/>
+      </w:r>
+      <w:r>
+        <w:rPr>
+          <w:lang w:val="es-419" w:eastAsia="es-CO"/>
+        </w:rPr>
+        <w:tab/>
+      </w:r>
+      <w:r>
+        <w:rPr>
+          <w:lang w:val="es-419" w:eastAsia="es-CO"/>
+        </w:rPr>
+        <w:tab/>
+      </w:r>
+      <w:r>
+        <w:rPr>
+          <w:lang w:val="es-419" w:eastAsia="es-CO"/>
+        </w:rPr>
+        <w:tab/>
+      </w:r>
+      <w:r>
+        <w:rPr>
+          <w:lang w:val="es-419" w:eastAsia="es-CO"/>
+        </w:rPr>
+        <w:tab/>
+      </w:r>
+      <w:r>
+        <w:rPr>
+          <w:lang w:val="es-419" w:eastAsia="es-CO"/>
+        </w:rPr>
+        <w:tab/>
+      </w:r>
+      <w:r>
+        <w:rPr>
+          <w:lang w:val="es-419" w:eastAsia="es-CO"/>
+        </w:rPr>
+        <w:tab/>
+      </w:r>
+      <w:r>
+        <w:rPr>
+          <w:lang w:val="es-419" w:eastAsia="es-CO"/>
+        </w:rPr>
+        <w:tab/>
+      </w:r>
+      <w:r>
+        <w:rPr>
+          <w:lang w:val="es-419" w:eastAsia="es-CO"/>
+        </w:rPr>
+        <w:tab/>
+      </w:r>
+      <w:r>
+        <w:rPr>
+          <w:lang w:val="es-419" w:eastAsia="es-CO"/>
+        </w:rPr>
+        <w:tab/>
+      </w:r>
+      <w:r>
+        <w:rPr>
+          <w:lang w:val="es-419" w:eastAsia="es-CO"/>
+        </w:rPr>
+        <w:tab/>
+      </w:r>
+      <w:r>
+        <w:rPr>
+          <w:lang w:val="es-419" w:eastAsia="es-CO"/>
+        </w:rPr>
+        <w:tab/>
+      </w:r>
+      <w:r>
+        <w:rPr>
+          <w:lang w:val="es-419" w:eastAsia="es-CO"/>
+        </w:rPr>
+        <w:tab/>
+      </w:r>
+      <w:r>
+        <w:rPr>
+          <w:lang w:val="es-419" w:eastAsia="es-CO"/>
+        </w:rPr>
+        <w:tab/>
+      </w:r>
+      <w:r>
+        <w:rPr>
+          <w:lang w:val="es-419" w:eastAsia="es-CO"/>
+        </w:rPr>
+        <w:tab/>
+      </w:r>
+      <w:r>
+        <w:rPr>
+          <w:lang w:val="es-419" w:eastAsia="es-CO"/>
+        </w:rPr>
+        <w:tab/>
+      </w:r>
+      <w:r>
+        <w:rPr>
+          <w:lang w:val="es-419" w:eastAsia="es-CO"/>
+        </w:rPr>
+        <w:tab/>
+      </w:r>
+      <w:r>
+        <w:rPr>
+          <w:lang w:val="es-419" w:eastAsia="es-CO"/>
+        </w:rPr>
+        <w:tab/>
+      </w:r>
+      <w:r>
+        <w:rPr>
+          <w:lang w:val="es-419" w:eastAsia="es-CO"/>
+        </w:rPr>
+        <w:tab/>
+      </w:r>
+      <w:r>
+        <w:rPr>
+          <w:lang w:val="es-419" w:eastAsia="es-CO"/>
+        </w:rPr>
+        <w:tab/>
+      </w:r>
+      <w:r>
+        <w:rPr>
+          <w:lang w:val="es-419" w:eastAsia="es-CO"/>
+        </w:rPr>
+        <w:tab/>
+      </w:r>
+      <w:r>
+        <w:rPr>
+          <w:lang w:val="es-419" w:eastAsia="es-CO"/>
+        </w:rPr>
+        <w:tab/>
+      </w:r>
+      <w:r>
+        <w:rPr>
+          <w:lang w:val="es-419" w:eastAsia="es-CO"/>
+        </w:rPr>
+        <w:tab/>
+      </w:r>
+      <w:r>
+        <w:rPr>
+          <w:lang w:val="es-419" w:eastAsia="es-CO"/>
+        </w:rPr>
+        <w:tab/>
+      </w:r>
+      <w:r>
+        <w:rPr>
+          <w:lang w:val="es-419" w:eastAsia="es-CO"/>
+        </w:rPr>
+        <w:tab/>
+      </w:r>
+      <w:r>
+        <w:rPr>
+          <w:lang w:val="es-419" w:eastAsia="es-CO"/>
+        </w:rPr>
+        <w:tab/>
+      </w:r>
+      <w:r>
+        <w:rPr>
+          <w:lang w:val="es-419" w:eastAsia="es-CO"/>
+        </w:rPr>
+        <w:tab/>
+      </w:r>
+      <w:r>
+        <w:rPr>
+          <w:lang w:val="es-419" w:eastAsia="es-CO"/>
+        </w:rPr>
+        <w:tab/>
+      </w:r>
+      <w:r>
+        <w:rPr>
+          <w:lang w:val="es-419" w:eastAsia="es-CO"/>
+        </w:rPr>
+        <w:tab/>
+      </w:r>
+      <w:r>
+        <w:rPr>
+          <w:lang w:val="es-419" w:eastAsia="es-CO"/>
+        </w:rPr>
+        <w:tab/>
+      </w:r>
+      <w:r>
+        <w:rPr>
+          <w:lang w:val="es-419" w:eastAsia="es-CO"/>
+        </w:rPr>
+        <w:tab/>
+      </w:r>
+      <w:r>
+        <w:rPr>
+          <w:lang w:val="es-419" w:eastAsia="es-CO"/>
+        </w:rPr>
+        <w:tab/>
+      </w:r>
+      <w:r>
+        <w:rPr>
+          <w:lang w:val="es-419" w:eastAsia="es-CO"/>
+        </w:rPr>
+        <w:tab/>
+      </w:r>
+      <w:r>
+        <w:rPr>
+          <w:lang w:val="es-419" w:eastAsia="es-CO"/>
+        </w:rPr>
+        <w:tab/>
+      </w:r>
+    </w:p>
+    <w:p>
+      <w:pPr>
+        <w:ind w:firstLine="0"/>
+        <w:rPr>
+          <w:lang w:val="es-419" w:eastAsia="es-CO"/>
+        </w:rPr>
+      </w:pPr>
+      <w:r>
+        <w:rPr>
+          <w:lang w:val="es-419" w:eastAsia="es-CO"/>
+        </w:rPr>
+        <w:tab/>
+      </w:r>
+      <w:r>
+        <w:rPr>
+          <w:lang w:val="es-419" w:eastAsia="es-CO"/>
+        </w:rPr>
+        <w:tab/>
+      </w:r>
+      <w:r>
+        <w:rPr>
+          <w:lang w:val="es-419" w:eastAsia="es-CO"/>
+        </w:rPr>
+        <w:tab/>
+      </w:r>
+      <w:r>
+        <w:rPr>
+          <w:lang w:val="es-419" w:eastAsia="es-CO"/>
+        </w:rPr>
+        <w:tab/>
+      </w:r>
+      <w:r>
+        <w:rPr>
+          <w:lang w:val="es-419" w:eastAsia="es-CO"/>
+        </w:rPr>
+        <w:tab/>
+      </w:r>
+      <w:r>
+        <w:rPr>
+          <w:lang w:val="es-419" w:eastAsia="es-CO"/>
+        </w:rPr>
+        <w:tab/>
+      </w:r>
+      <w:r>
+        <w:rPr>
+          <w:lang w:val="es-419" w:eastAsia="es-CO"/>
+        </w:rPr>
+        <w:tab/>
+      </w:r>
+      <w:r>
+        <w:rPr>
+          <w:lang w:val="es-419" w:eastAsia="es-CO"/>
+        </w:rPr>
+        <w:tab/>
+      </w:r>
+      <w:r>
+        <w:rPr>
+          <w:lang w:val="es-419" w:eastAsia="es-CO"/>
+        </w:rPr>
+        <w:tab/>
+      </w:r>
+      <w:r>
+        <w:rPr>
+          <w:lang w:val="es-419" w:eastAsia="es-CO"/>
+        </w:rPr>
+        <w:tab/>
+      </w:r>
+      <w:r>
+        <w:rPr>
+          <w:lang w:val="es-419" w:eastAsia="es-CO"/>
+        </w:rPr>
+        <w:tab/>
+      </w:r>
+      <w:r>
+        <w:rPr>
+          <w:lang w:val="es-419" w:eastAsia="es-CO"/>
+        </w:rPr>
+        <w:tab/>
+      </w:r>
+    </w:p>
+    <w:p>
+      <w:pPr>
+        <w:pStyle w:val="Ttulo1"/>
+      </w:pPr>
+      <w:bookmarkStart w:id="6" w:name="_Toc237268299"/>
+      <w:r>
+        <w:lastRenderedPageBreak/>
+        <w:t>Herramientas postventa</w:t>
+      </w:r>
+      <w:bookmarkEnd w:id="6"/>
+      <w:r>
+        <w:tab/>
+      </w:r>
+      <w:r>
+        <w:tab/>
+      </w:r>
+      <w:r>
+        <w:tab/>
+      </w:r>
+      <w:r>
+        <w:tab/>
+      </w:r>
+      <w:r>
+        <w:tab/>
+      </w:r>
+      <w:r>
+        <w:tab/>
+      </w:r>
+      <w:r>
+        <w:tab/>
+      </w:r>
+      <w:r>
+        <w:tab/>
+      </w:r>
+      <w:r>
+        <w:tab/>
+      </w:r>
+    </w:p>
+    <w:p>
+      <w:pPr>
+        <w:rPr>
+          <w:lang w:val="es-419" w:eastAsia="es-CO"/>
+        </w:rPr>
+      </w:pPr>
+      <w:r>
+        <w:rPr>
+          <w:lang w:val="es-419" w:eastAsia="es-CO"/>
+        </w:rPr>
+        <w:t>Para que la estructura del servicio postventa funcione de manera eficaz, Pérez (2013) propone que la empresa cuente con las siguientes herramientas para poder implantar una acción de postventa:</w:t>
+      </w:r>
+    </w:p>
+    <w:p>
+      <w:pPr>
+        <w:pStyle w:val="Prrafodelista"/>
+        <w:numPr>
+          <w:ilvl w:val="0"/>
+          <w:numId w:val="23"/>
+        </w:numPr>
+        <w:rPr>
+          <w:lang w:val="es-419" w:eastAsia="es-CO"/>
+        </w:rPr>
+      </w:pPr>
+      <w:r>
+        <w:rPr>
+          <w:b/>
+          <w:bCs/>
+          <w:lang w:val="es-419" w:eastAsia="es-CO"/>
+        </w:rPr>
+        <w:t>Base de datos de los clientes:</w:t>
+      </w:r>
+      <w:r>
+        <w:rPr>
+          <w:lang w:val="es-419" w:eastAsia="es-CO"/>
+        </w:rPr>
+        <w:t xml:space="preserve"> tener listado de los clientes con su información básica, especialmente el teléfono para realizar </w:t>
+      </w:r>
+      <w:r>
+        <w:rPr>
+          <w:rStyle w:val="Extranjerismo"/>
+          <w:lang w:val="es-419" w:eastAsia="es-CO"/>
+        </w:rPr>
+        <w:t>telemarketing</w:t>
+      </w:r>
+      <w:r>
+        <w:rPr>
+          <w:lang w:val="es-419" w:eastAsia="es-CO"/>
+        </w:rPr>
+        <w:t>, y de esta manera comunicarse con los clientes vía telefónica.</w:t>
+      </w:r>
+      <w:r>
+        <w:rPr>
+          <w:lang w:val="es-419" w:eastAsia="es-CO"/>
+        </w:rPr>
+        <w:tab/>
+      </w:r>
+    </w:p>
+    <w:p>
+      <w:pPr>
+        <w:pStyle w:val="Prrafodelista"/>
+        <w:numPr>
+          <w:ilvl w:val="0"/>
+          <w:numId w:val="23"/>
+        </w:numPr>
+        <w:rPr>
+          <w:lang w:val="es-419" w:eastAsia="es-CO"/>
+        </w:rPr>
+      </w:pPr>
+      <w:r>
+        <w:rPr>
+          <w:b/>
+          <w:bCs/>
+          <w:lang w:val="es-419" w:eastAsia="es-CO"/>
+        </w:rPr>
+        <w:t>Correspondencia:</w:t>
+      </w:r>
+      <w:r>
+        <w:rPr>
+          <w:lang w:val="es-419" w:eastAsia="es-CO"/>
+        </w:rPr>
+        <w:t xml:space="preserve"> p</w:t>
+      </w:r>
+      <w:r>
+        <w:rPr>
+          <w:lang w:val="es-419" w:eastAsia="es-CO"/>
+        </w:rPr>
+        <w:t>uede utilizar cualquier medio, el usado comúnmente es el correo electrónico, donde pueda comunicar como van las incidencias u otros envíos como catálogos, revistas, u otras invitaciones.</w:t>
+      </w:r>
+      <w:r>
+        <w:rPr>
+          <w:lang w:val="es-419" w:eastAsia="es-CO"/>
+        </w:rPr>
+        <w:tab/>
+      </w:r>
+    </w:p>
+    <w:p>
+      <w:pPr>
+        <w:pStyle w:val="Prrafodelista"/>
+        <w:numPr>
+          <w:ilvl w:val="0"/>
+          <w:numId w:val="23"/>
+        </w:numPr>
+        <w:rPr>
+          <w:lang w:val="es-419" w:eastAsia="es-CO"/>
+        </w:rPr>
+      </w:pPr>
+      <w:r>
+        <w:rPr>
+          <w:b/>
+          <w:bCs/>
+          <w:lang w:val="es-419" w:eastAsia="es-CO"/>
+        </w:rPr>
+        <w:t>Pagina web y correo electrónico:</w:t>
+      </w:r>
+      <w:r>
+        <w:rPr>
+          <w:lang w:val="es-419" w:eastAsia="es-CO"/>
+        </w:rPr>
+        <w:t xml:space="preserve"> c</w:t>
+      </w:r>
+      <w:r>
+        <w:rPr>
+          <w:lang w:val="es-419" w:eastAsia="es-CO"/>
+        </w:rPr>
+        <w:t>ontar con una página web es hasta hoy el mejor modo más económico y rápido para comunicarse con el cliente.</w:t>
+      </w:r>
+      <w:r>
+        <w:rPr>
+          <w:lang w:val="es-419" w:eastAsia="es-CO"/>
+        </w:rPr>
+        <w:tab/>
+      </w:r>
+    </w:p>
+    <w:p>
+      <w:pPr>
+        <w:pStyle w:val="Prrafodelista"/>
+        <w:numPr>
+          <w:ilvl w:val="0"/>
+          <w:numId w:val="23"/>
+        </w:numPr>
+        <w:rPr>
+          <w:lang w:val="es-419" w:eastAsia="es-CO"/>
+        </w:rPr>
+      </w:pPr>
+      <w:r>
+        <w:rPr>
+          <w:b/>
+          <w:bCs/>
+          <w:lang w:val="es-419" w:eastAsia="es-CO"/>
+        </w:rPr>
+        <w:t>Visita personal:</w:t>
+      </w:r>
+      <w:r>
+        <w:rPr>
+          <w:lang w:val="es-419" w:eastAsia="es-CO"/>
+        </w:rPr>
+        <w:t xml:space="preserve"> e</w:t>
+      </w:r>
+      <w:r>
+        <w:rPr>
+          <w:lang w:val="es-419" w:eastAsia="es-CO"/>
+        </w:rPr>
+        <w:t>s el mejor servicio de postventa, pero también el más costoso.</w:t>
+      </w:r>
+      <w:r>
+        <w:rPr>
+          <w:lang w:val="es-419" w:eastAsia="es-CO"/>
+        </w:rPr>
+        <w:tab/>
+      </w:r>
+    </w:p>
+    <w:p>
+      <w:pPr>
+        <w:pStyle w:val="Ttulo2"/>
+        <w:rPr>
+          <w:lang w:val="es-419"/>
+        </w:rPr>
+      </w:pPr>
+      <w:bookmarkStart w:id="7" w:name="_Toc237268300"/>
+      <w:r>
+        <w:rPr>
+          <w:lang w:val="es-419"/>
+        </w:rPr>
+        <w:t>Importancia del servicio postventa</w:t>
+      </w:r>
+      <w:bookmarkEnd w:id="7"/>
+    </w:p>
+    <w:p>
+      <w:pPr>
+        <w:rPr>
+          <w:lang w:val="es-419" w:eastAsia="es-CO"/>
+        </w:rPr>
+      </w:pPr>
+      <w:r>
+        <w:rPr>
+          <w:lang w:val="es-419" w:eastAsia="es-CO"/>
+        </w:rPr>
+        <w:t>Cuando un cliente compra un producto o servicio, está cubriendo una necesidad y obteniendo una experiencia que de ser altamente satisfecha traería de vuelta a ese cliente en una recompra. Por tanto, tener un servicio postventa le permite a la empresa conocer esas experiencias y adoptar acciones de mejora que mantengan una relación duradera con el cliente y se cuantifique en rentabilidad.</w:t>
+      </w:r>
+    </w:p>
+    <w:p>
+      <w:pPr>
+        <w:rPr>
+          <w:lang w:val="es-419" w:eastAsia="es-CO"/>
+        </w:rPr>
+      </w:pPr>
+      <w:r>
+        <w:rPr>
+          <w:lang w:val="es-419" w:eastAsia="es-CO"/>
+        </w:rPr>
+        <w:t>Es por eso, que el servicio postventa tiene como propósito fidelizar clientes y que su compra sea más seguida, se debe procurar:</w:t>
+      </w:r>
+    </w:p>
+    <w:p>
+      <w:pPr>
+        <w:pStyle w:val="Prrafodelista"/>
+        <w:numPr>
+          <w:ilvl w:val="0"/>
+          <w:numId w:val="25"/>
+        </w:numPr>
+        <w:rPr>
+          <w:lang w:val="es-419" w:eastAsia="es-CO"/>
+        </w:rPr>
+      </w:pPr>
+      <w:r>
+        <w:rPr>
+          <w:lang w:val="es-419" w:eastAsia="es-CO"/>
+        </w:rPr>
+        <w:t>La atención al cliente sea motivo de diferenciación.</w:t>
+      </w:r>
+    </w:p>
+    <w:p>
+      <w:pPr>
+        <w:pStyle w:val="Prrafodelista"/>
+        <w:numPr>
+          <w:ilvl w:val="0"/>
+          <w:numId w:val="25"/>
+        </w:numPr>
+        <w:rPr>
+          <w:lang w:val="es-419" w:eastAsia="es-CO"/>
+        </w:rPr>
+      </w:pPr>
+      <w:r>
+        <w:rPr>
+          <w:lang w:val="es-419" w:eastAsia="es-CO"/>
+        </w:rPr>
+        <w:lastRenderedPageBreak/>
+        <w:t>Que los clientes estén satisfechos.</w:t>
+      </w:r>
+    </w:p>
+    <w:p>
+      <w:pPr>
+        <w:pStyle w:val="Prrafodelista"/>
+        <w:numPr>
+          <w:ilvl w:val="0"/>
+          <w:numId w:val="25"/>
+        </w:numPr>
+        <w:rPr>
+          <w:lang w:val="es-419" w:eastAsia="es-CO"/>
+        </w:rPr>
+      </w:pPr>
+      <w:r>
+        <w:rPr>
+          <w:lang w:val="es-419" w:eastAsia="es-CO"/>
+        </w:rPr>
+        <w:t>Que recomienden la empresa.</w:t>
+      </w:r>
+    </w:p>
+    <w:p>
+      <w:pPr>
+        <w:pStyle w:val="Prrafodelista"/>
+        <w:numPr>
+          <w:ilvl w:val="0"/>
+          <w:numId w:val="25"/>
+        </w:numPr>
+        <w:rPr>
+          <w:lang w:val="es-419" w:eastAsia="es-CO"/>
+        </w:rPr>
+      </w:pPr>
+      <w:r>
+        <w:rPr>
+          <w:lang w:val="es-419" w:eastAsia="es-CO"/>
+        </w:rPr>
+        <w:t>Identificar reacciones de los clientes con los productos o servicios.</w:t>
+      </w:r>
+    </w:p>
+    <w:p>
+      <w:pPr>
+        <w:pStyle w:val="Ttulo2"/>
+        <w:rPr>
+          <w:lang w:val="es-419"/>
+        </w:rPr>
+      </w:pPr>
+      <w:bookmarkStart w:id="8" w:name="_Toc237268301"/>
+      <w:r>
+        <w:rPr>
+          <w:lang w:val="es-419"/>
+        </w:rPr>
+        <w:t>Tipos de servicios postventa</w:t>
+      </w:r>
+      <w:bookmarkEnd w:id="8"/>
+    </w:p>
+    <w:p>
+      <w:pPr>
+        <w:rPr>
+          <w:lang w:val="es-419" w:eastAsia="es-CO"/>
+        </w:rPr>
+      </w:pPr>
+      <w:r>
+        <w:rPr>
+          <w:lang w:val="es-419" w:eastAsia="es-CO"/>
+        </w:rPr>
+        <w:t>Entre los servicios postventa que debe adoptar la empresa, ya sea para productos de larga duración con garantía de fábrica o para compras menos exigentes, Martínez (2021) propone los siguientes tipos de servicios postventa:</w:t>
+      </w:r>
+      <w:r>
+        <w:rPr>
+          <w:lang w:val="es-419" w:eastAsia="es-CO"/>
+        </w:rPr>
+        <w:tab/>
+      </w:r>
+      <w:r>
+        <w:rPr>
+          <w:lang w:val="es-419" w:eastAsia="es-CO"/>
+        </w:rPr>
+        <w:tab/>
+      </w:r>
+      <w:r>
+        <w:rPr>
+          <w:lang w:val="es-419" w:eastAsia="es-CO"/>
+        </w:rPr>
+        <w:tab/>
+      </w:r>
+      <w:r>
+        <w:rPr>
+          <w:lang w:val="es-419" w:eastAsia="es-CO"/>
+        </w:rPr>
+        <w:tab/>
+      </w:r>
+    </w:p>
+    <w:p>
+      <w:pPr>
+        <w:pStyle w:val="Prrafodelista"/>
+        <w:numPr>
+          <w:ilvl w:val="0"/>
+          <w:numId w:val="26"/>
+        </w:numPr>
+        <w:rPr>
+          <w:b/>
+          <w:bCs/>
+          <w:lang w:val="es-419" w:eastAsia="es-CO"/>
+        </w:rPr>
+      </w:pPr>
+      <w:r>
+        <w:rPr>
+          <w:b/>
+          <w:bCs/>
+          <w:lang w:val="es-419" w:eastAsia="es-CO"/>
+        </w:rPr>
+        <w:t>Los servicios técnicos que se llevan sobre los productos</w:t>
+      </w:r>
+    </w:p>
+    <w:p>
+      <w:pPr>
+        <w:pStyle w:val="Prrafodelista"/>
+        <w:numPr>
+          <w:ilvl w:val="0"/>
+          <w:numId w:val="27"/>
+        </w:numPr>
+        <w:rPr>
+          <w:lang w:val="es-419" w:eastAsia="es-CO"/>
+        </w:rPr>
+      </w:pPr>
+      <w:r>
+        <w:rPr>
+          <w:b/>
+          <w:bCs/>
+          <w:lang w:val="es-419" w:eastAsia="es-CO"/>
+        </w:rPr>
+        <w:t>Instalación:</w:t>
+      </w:r>
+      <w:r>
+        <w:rPr>
+          <w:lang w:val="es-419" w:eastAsia="es-CO"/>
+        </w:rPr>
+        <w:t xml:space="preserve"> dependiendo del producto, generalmente se realiza en la vivienda del cliente.</w:t>
+      </w:r>
+    </w:p>
+    <w:p>
+      <w:pPr>
+        <w:pStyle w:val="Prrafodelista"/>
+        <w:numPr>
+          <w:ilvl w:val="0"/>
+          <w:numId w:val="27"/>
+        </w:numPr>
+        <w:rPr>
+          <w:lang w:val="es-419" w:eastAsia="es-CO"/>
+        </w:rPr>
+      </w:pPr>
+      <w:r>
+        <w:rPr>
+          <w:b/>
+          <w:bCs/>
+          <w:lang w:val="es-419" w:eastAsia="es-CO"/>
+        </w:rPr>
+        <w:t>Mantenimiento:</w:t>
+      </w:r>
+      <w:r>
+        <w:rPr>
+          <w:lang w:val="es-419" w:eastAsia="es-CO"/>
+        </w:rPr>
+        <w:t xml:space="preserve"> consiste en la revisión y puesta a punto del producto, que incluye limpieza, cambio de piezas y lubricación, de acuerdo con el uso del producto.</w:t>
+      </w:r>
+    </w:p>
+    <w:p>
+      <w:pPr>
+        <w:pStyle w:val="Prrafodelista"/>
+        <w:numPr>
+          <w:ilvl w:val="0"/>
+          <w:numId w:val="27"/>
+        </w:numPr>
+        <w:rPr>
+          <w:lang w:val="es-419" w:eastAsia="es-CO"/>
+        </w:rPr>
+      </w:pPr>
+      <w:r>
+        <w:rPr>
+          <w:b/>
+          <w:bCs/>
+          <w:lang w:val="es-419" w:eastAsia="es-CO"/>
+        </w:rPr>
+        <w:t>Reparaciones:</w:t>
+      </w:r>
+      <w:r>
+        <w:rPr>
+          <w:lang w:val="es-419" w:eastAsia="es-CO"/>
+        </w:rPr>
+        <w:t xml:space="preserve"> implica la sustitución de piezas defectuosas que impiden el funcionamiento del producto. Si el producto aún está bajo garantía, las reparaciones se realizarán sin costo adicional; sin embargo, si la garantía ha vencido, el cliente deberá cubrir los costos.</w:t>
+      </w:r>
+      <w:r>
+        <w:rPr>
+          <w:lang w:val="es-419" w:eastAsia="es-CO"/>
+        </w:rPr>
+        <w:tab/>
+      </w:r>
+      <w:r>
+        <w:rPr>
+          <w:lang w:val="es-419" w:eastAsia="es-CO"/>
+        </w:rPr>
+        <w:tab/>
+      </w:r>
+      <w:r>
+        <w:rPr>
+          <w:lang w:val="es-419" w:eastAsia="es-CO"/>
+        </w:rPr>
+        <w:tab/>
+      </w:r>
+      <w:r>
+        <w:rPr>
+          <w:lang w:val="es-419" w:eastAsia="es-CO"/>
+        </w:rPr>
+        <w:tab/>
+      </w:r>
+      <w:r>
+        <w:rPr>
+          <w:lang w:val="es-419" w:eastAsia="es-CO"/>
+        </w:rPr>
+        <w:tab/>
+      </w:r>
+    </w:p>
+    <w:p>
+      <w:pPr>
+        <w:pStyle w:val="Prrafodelista"/>
+        <w:numPr>
+          <w:ilvl w:val="0"/>
+          <w:numId w:val="26"/>
+        </w:numPr>
+        <w:rPr>
+          <w:b/>
+          <w:bCs/>
+          <w:lang w:val="es-419" w:eastAsia="es-CO"/>
+        </w:rPr>
+      </w:pPr>
+      <w:r>
+        <w:rPr>
+          <w:b/>
+          <w:bCs/>
+          <w:lang w:val="es-419" w:eastAsia="es-CO"/>
+        </w:rPr>
+        <w:t>Los servicios que se prestan a quien adquiere el producto o servicio</w:t>
+      </w:r>
+    </w:p>
+    <w:p>
+      <w:pPr>
+        <w:pStyle w:val="Prrafodelista"/>
+        <w:numPr>
+          <w:ilvl w:val="0"/>
+          <w:numId w:val="27"/>
+        </w:numPr>
+        <w:rPr>
+          <w:lang w:val="es-419" w:eastAsia="es-CO"/>
+        </w:rPr>
+      </w:pPr>
+      <w:r>
+        <w:rPr>
+          <w:b/>
+          <w:bCs/>
+          <w:lang w:val="es-419" w:eastAsia="es-CO"/>
+        </w:rPr>
+        <w:t xml:space="preserve">Adiestramiento para el uso del producto: </w:t>
+      </w:r>
+      <w:r>
+        <w:rPr>
+          <w:lang w:val="es-419" w:eastAsia="es-CO"/>
+        </w:rPr>
+        <w:t>orientaciones que ofrece la empresa al cliente para su uso eficaz.</w:t>
+      </w:r>
+    </w:p>
+    <w:p>
+      <w:pPr>
+        <w:pStyle w:val="Prrafodelista"/>
+        <w:numPr>
+          <w:ilvl w:val="0"/>
+          <w:numId w:val="27"/>
+        </w:numPr>
+        <w:rPr>
+          <w:lang w:val="es-419" w:eastAsia="es-CO"/>
+        </w:rPr>
+      </w:pPr>
+      <w:r>
+        <w:rPr>
+          <w:b/>
+          <w:bCs/>
+          <w:lang w:val="es-419" w:eastAsia="es-CO"/>
+        </w:rPr>
+        <w:t xml:space="preserve">Manejo de quejas y reclamaciones: </w:t>
+      </w:r>
+      <w:r>
+        <w:rPr>
+          <w:lang w:val="es-419" w:eastAsia="es-CO"/>
+        </w:rPr>
+        <w:t>establecer canales de comunicación para que el cliente manifieste a la empresa sobre sus inconformidades.</w:t>
+      </w:r>
+    </w:p>
+    <w:p>
+      <w:pPr>
+        <w:rPr>
+          <w:lang w:val="es-419" w:eastAsia="es-CO"/>
+        </w:rPr>
+      </w:pPr>
+      <w:r>
+        <w:rPr>
+          <w:lang w:val="es-419" w:eastAsia="es-CO"/>
+        </w:rPr>
+        <w:lastRenderedPageBreak/>
+        <w:t xml:space="preserve">Los aportes que hace Pérez (2013) sobre los tipos de servicios son los siguientes, como se detalla en la </w:t>
+      </w:r>
+      <w:r>
+        <w:rPr>
+          <w:lang w:val="es-419" w:eastAsia="es-CO"/>
+        </w:rPr>
+        <w:t>T</w:t>
+      </w:r>
+      <w:r>
+        <w:rPr>
+          <w:lang w:val="es-419" w:eastAsia="es-CO"/>
+        </w:rPr>
+        <w:t>abla 4:</w:t>
+      </w:r>
+    </w:p>
+    <w:p>
+      <w:pPr>
+        <w:pStyle w:val="Tabla"/>
+        <w:rPr>
+          <w:lang w:val="es-419" w:eastAsia="es-CO"/>
+        </w:rPr>
+      </w:pPr>
+      <w:r>
+        <w:rPr>
+          <w:lang w:val="es-419" w:eastAsia="es-CO"/>
+        </w:rPr>
+        <w:t>Tipos de servicios postventas en las empresas</w:t>
+      </w:r>
+      <w:r>
+        <w:rPr>
+          <w:lang w:val="es-419" w:eastAsia="es-CO"/>
+        </w:rPr>
+        <w:tab/>
+      </w:r>
+      <w:r>
+        <w:rPr>
+          <w:lang w:val="es-419" w:eastAsia="es-CO"/>
+        </w:rPr>
+        <w:tab/>
+      </w:r>
+      <w:r>
+        <w:rPr>
+          <w:lang w:val="es-419" w:eastAsia="es-CO"/>
+        </w:rPr>
+        <w:tab/>
+      </w:r>
+      <w:r>
+        <w:rPr>
+          <w:lang w:val="es-419" w:eastAsia="es-CO"/>
+        </w:rPr>
+        <w:tab/>
+      </w:r>
+      <w:r>
+        <w:rPr>
+          <w:lang w:val="es-419" w:eastAsia="es-CO"/>
+        </w:rPr>
+        <w:tab/>
+      </w:r>
+      <w:r>
+        <w:rPr>
+          <w:lang w:val="es-419" w:eastAsia="es-CO"/>
+        </w:rPr>
+        <w:tab/>
+      </w:r>
+      <w:r>
+        <w:rPr>
+          <w:lang w:val="es-419" w:eastAsia="es-CO"/>
+        </w:rPr>
+        <w:tab/>
+      </w:r>
+      <w:r>
+        <w:rPr>
+          <w:lang w:val="es-419" w:eastAsia="es-CO"/>
+        </w:rPr>
+        <w:tab/>
+      </w:r>
+      <w:r>
+        <w:rPr>
+          <w:lang w:val="es-419" w:eastAsia="es-CO"/>
+        </w:rPr>
+        <w:tab/>
+      </w:r>
+      <w:r>
+        <w:rPr>
+          <w:lang w:val="es-419" w:eastAsia="es-CO"/>
+        </w:rPr>
+        <w:tab/>
+      </w:r>
+      <w:r>
+        <w:rPr>
+          <w:lang w:val="es-419" w:eastAsia="es-CO"/>
+        </w:rPr>
+        <w:tab/>
+      </w:r>
+      <w:r>
+        <w:rPr>
+          <w:lang w:val="es-419" w:eastAsia="es-CO"/>
+        </w:rPr>
+        <w:tab/>
+      </w:r>
+      <w:r>
+        <w:rPr>
+          <w:lang w:val="es-419" w:eastAsia="es-CO"/>
+        </w:rPr>
+        <w:tab/>
+      </w:r>
+      <w:r>
+        <w:rPr>
+          <w:lang w:val="es-419" w:eastAsia="es-CO"/>
+        </w:rPr>
+        <w:tab/>
+      </w:r>
+      <w:r>
+        <w:rPr>
+          <w:lang w:val="es-419" w:eastAsia="es-CO"/>
+        </w:rPr>
+        <w:tab/>
+      </w:r>
+      <w:r>
+        <w:rPr>
+          <w:lang w:val="es-419" w:eastAsia="es-CO"/>
+        </w:rPr>
+        <w:tab/>
+      </w:r>
+      <w:r>
+        <w:rPr>
+          <w:lang w:val="es-419" w:eastAsia="es-CO"/>
+        </w:rPr>
+        <w:tab/>
+      </w:r>
+      <w:r>
+        <w:rPr>
+          <w:lang w:val="es-419" w:eastAsia="es-CO"/>
+        </w:rPr>
+        <w:tab/>
+      </w:r>
+      <w:r>
+        <w:rPr>
+          <w:lang w:val="es-419" w:eastAsia="es-CO"/>
+        </w:rPr>
+        <w:tab/>
+      </w:r>
+    </w:p>
+    <w:tbl>
+      <w:tblPr>
+        <w:tblStyle w:val="SENA"/>
+        <w:tblW w:w="0" w:type="auto"/>
+        <w:tblLook w:val="04A0" w:firstRow="1" w:lastRow="0" w:firstColumn="1" w:lastColumn="0" w:noHBand="0" w:noVBand="1"/>
+      </w:tblPr>
+      <w:tblGrid>
+        <w:gridCol w:w="4248"/>
+        <w:gridCol w:w="5386"/>
+      </w:tblGrid>
       <w:tr>
+        <w:trPr>
+          <w:cnfStyle w:val="100000000000" w:firstRow="1" w:lastRow="0" w:firstColumn="0" w:lastColumn="0" w:oddVBand="0" w:evenVBand="0" w:oddHBand="0" w:evenHBand="0" w:firstRowFirstColumn="0" w:firstRowLastColumn="0" w:lastRowFirstColumn="0" w:lastRowLastColumn="0"/>
+          <w:tblHeader/>
+        </w:trPr>
         <w:tc>
           <w:tcPr>
-            <w:tcW w:w="4981" w:type="dxa"/>
+            <w:tcW w:w="4248" w:type="dxa"/>
           </w:tcPr>
           <w:p>
             <w:pPr>
-              <w:ind w:firstLine="0"/>
-              <w:rPr>
-                <w:b/>
-                <w:bCs/>
+              <w:pStyle w:val="Tabla"/>
+              <w:numPr>
+                <w:ilvl w:val="0"/>
+                <w:numId w:val="0"/>
+              </w:numPr>
+              <w:rPr>
                 <w:lang w:val="es-419" w:eastAsia="es-CO"/>
               </w:rPr>
             </w:pPr>
             <w:r>
-              <w:rPr>
-                <w:b/>
-                <w:bCs/>
-                <w:lang w:val="es-419" w:eastAsia="es-CO"/>
-              </w:rPr>
-              <w:t>Mantenimiento</w:t>
+              <w:t>Tipo de servicio</w:t>
             </w:r>
           </w:p>
         </w:tc>
         <w:tc>
           <w:tcPr>
-            <w:tcW w:w="4981" w:type="dxa"/>
+            <w:tcW w:w="5386" w:type="dxa"/>
           </w:tcPr>
           <w:p>
             <w:pPr>
-              <w:pStyle w:val="Prrafodelista"/>
+              <w:pStyle w:val="Tabla"/>
               <w:numPr>
                 <w:ilvl w:val="0"/>
-                <w:numId w:val="21"/>
+                <w:numId w:val="0"/>
               </w:numPr>
               <w:rPr>
                 <w:lang w:val="es-419" w:eastAsia="es-CO"/>
               </w:rPr>
             </w:pPr>
             <w:r>
-              <w:rPr>
-                <w:lang w:val="es-419" w:eastAsia="es-CO"/>
-              </w:rPr>
-              <w:t>Cumplimiento del plan.</w:t>
-            </w:r>
-          </w:p>
-          <w:p>
-            <w:pPr>
-              <w:pStyle w:val="Prrafodelista"/>
-              <w:numPr>
-                <w:ilvl w:val="0"/>
-                <w:numId w:val="21"/>
-              </w:numPr>
-              <w:rPr>
-                <w:lang w:val="es-419" w:eastAsia="es-CO"/>
-              </w:rPr>
-            </w:pPr>
-            <w:r>
-              <w:rPr>
-                <w:lang w:val="es-419" w:eastAsia="es-CO"/>
-              </w:rPr>
-              <w:t>Tiempo de respuesta.</w:t>
-            </w:r>
-          </w:p>
-          <w:p>
-            <w:pPr>
-              <w:pStyle w:val="Prrafodelista"/>
-              <w:numPr>
-                <w:ilvl w:val="0"/>
-                <w:numId w:val="21"/>
-              </w:numPr>
-              <w:rPr>
-                <w:lang w:val="es-419" w:eastAsia="es-CO"/>
-              </w:rPr>
-            </w:pPr>
-            <w:r>
-              <w:rPr>
-                <w:lang w:val="es-419" w:eastAsia="es-CO"/>
-              </w:rPr>
-              <w:t>Número de quejas.</w:t>
-            </w:r>
-          </w:p>
-          <w:p>
-            <w:pPr>
-              <w:pStyle w:val="Prrafodelista"/>
-              <w:numPr>
-                <w:ilvl w:val="0"/>
-                <w:numId w:val="21"/>
-              </w:numPr>
-              <w:rPr>
-                <w:lang w:val="es-419" w:eastAsia="es-CO"/>
-              </w:rPr>
-            </w:pPr>
-            <w:r>
-              <w:rPr>
-                <w:lang w:val="es-419" w:eastAsia="es-CO"/>
-              </w:rPr>
-              <w:t>Indicadores financieros.</w:t>
+              <w:t>Descripción</w:t>
             </w:r>
           </w:p>
         </w:tc>
@@ -5536,11 +8631,15 @@
         </w:trPr>
         <w:tc>
           <w:tcPr>
-            <w:tcW w:w="4981" w:type="dxa"/>
+            <w:tcW w:w="4248" w:type="dxa"/>
           </w:tcPr>
           <w:p>
             <w:pPr>
-              <w:ind w:firstLine="0"/>
+              <w:pStyle w:val="Tabla"/>
+              <w:numPr>
+                <w:ilvl w:val="0"/>
+                <w:numId w:val="0"/>
+              </w:numPr>
               <w:rPr>
                 <w:b/>
                 <w:bCs/>
@@ -5551,159 +8650,28 @@
               <w:rPr>
                 <w:b/>
                 <w:bCs/>
-                <w:lang w:val="es-419" w:eastAsia="es-CO"/>
-              </w:rPr>
-              <w:t>Reparación</w:t>
+              </w:rPr>
+              <w:t>Promocionales</w:t>
             </w:r>
           </w:p>
         </w:tc>
         <w:tc>
           <w:tcPr>
-            <w:tcW w:w="4981" w:type="dxa"/>
+            <w:tcW w:w="5386" w:type="dxa"/>
           </w:tcPr>
           <w:p>
             <w:pPr>
-              <w:pStyle w:val="Prrafodelista"/>
+              <w:pStyle w:val="Tabla"/>
               <w:numPr>
                 <w:ilvl w:val="0"/>
-                <w:numId w:val="21"/>
+                <w:numId w:val="0"/>
               </w:numPr>
               <w:rPr>
                 <w:lang w:val="es-419" w:eastAsia="es-CO"/>
               </w:rPr>
             </w:pPr>
             <w:r>
-              <w:rPr>
-                <w:lang w:val="es-419" w:eastAsia="es-CO"/>
-              </w:rPr>
-              <w:t>Tiempo de respuesta.</w:t>
-            </w:r>
-          </w:p>
-          <w:p>
-            <w:pPr>
-              <w:pStyle w:val="Prrafodelista"/>
-              <w:numPr>
-                <w:ilvl w:val="0"/>
-                <w:numId w:val="21"/>
-              </w:numPr>
-              <w:rPr>
-                <w:lang w:val="es-419" w:eastAsia="es-CO"/>
-              </w:rPr>
-            </w:pPr>
-            <w:r>
-              <w:rPr>
-                <w:lang w:val="es-419" w:eastAsia="es-CO"/>
-              </w:rPr>
-              <w:t>Porcentaje de casos solucionados.</w:t>
-            </w:r>
-          </w:p>
-          <w:p>
-            <w:pPr>
-              <w:pStyle w:val="Prrafodelista"/>
-              <w:numPr>
-                <w:ilvl w:val="0"/>
-                <w:numId w:val="21"/>
-              </w:numPr>
-              <w:rPr>
-                <w:lang w:val="es-419" w:eastAsia="es-CO"/>
-              </w:rPr>
-            </w:pPr>
-            <w:r>
-              <w:rPr>
-                <w:lang w:val="es-419" w:eastAsia="es-CO"/>
-              </w:rPr>
-              <w:t>Porcentaje de averías técnicas solucionadas.</w:t>
-            </w:r>
-          </w:p>
-          <w:p>
-            <w:pPr>
-              <w:pStyle w:val="Prrafodelista"/>
-              <w:numPr>
-                <w:ilvl w:val="0"/>
-                <w:numId w:val="21"/>
-              </w:numPr>
-              <w:rPr>
-                <w:lang w:val="es-419" w:eastAsia="es-CO"/>
-              </w:rPr>
-            </w:pPr>
-            <w:r>
-              <w:rPr>
-                <w:lang w:val="es-419" w:eastAsia="es-CO"/>
-              </w:rPr>
-              <w:t>Índice de devoluciones.</w:t>
-            </w:r>
-          </w:p>
-          <w:p>
-            <w:pPr>
-              <w:pStyle w:val="Prrafodelista"/>
-              <w:numPr>
-                <w:ilvl w:val="0"/>
-                <w:numId w:val="21"/>
-              </w:numPr>
-              <w:rPr>
-                <w:lang w:val="es-419" w:eastAsia="es-CO"/>
-              </w:rPr>
-            </w:pPr>
-            <w:r>
-              <w:rPr>
-                <w:lang w:val="es-419" w:eastAsia="es-CO"/>
-              </w:rPr>
-              <w:lastRenderedPageBreak/>
-              <w:t>Valor (económico) de las devoluciones.</w:t>
-            </w:r>
-          </w:p>
-          <w:p>
-            <w:pPr>
-              <w:pStyle w:val="Prrafodelista"/>
-              <w:numPr>
-                <w:ilvl w:val="0"/>
-                <w:numId w:val="21"/>
-              </w:numPr>
-              <w:rPr>
-                <w:lang w:val="es-419" w:eastAsia="es-CO"/>
-              </w:rPr>
-            </w:pPr>
-            <w:r>
-              <w:rPr>
-                <w:lang w:val="es-419" w:eastAsia="es-CO"/>
-              </w:rPr>
-              <w:t>Número de quejas.</w:t>
-            </w:r>
-          </w:p>
-          <w:p>
-            <w:pPr>
-              <w:pStyle w:val="Prrafodelista"/>
-              <w:numPr>
-                <w:ilvl w:val="0"/>
-                <w:numId w:val="21"/>
-              </w:numPr>
-              <w:rPr>
-                <w:lang w:val="es-419" w:eastAsia="es-CO"/>
-              </w:rPr>
-            </w:pPr>
-            <w:r>
-              <w:rPr>
-                <w:lang w:val="es-419" w:eastAsia="es-CO"/>
-              </w:rPr>
-              <w:t>Tasa de fallos (casos no solucionados).</w:t>
-            </w:r>
-          </w:p>
-          <w:p>
-            <w:pPr>
-              <w:pStyle w:val="Prrafodelista"/>
-              <w:numPr>
-                <w:ilvl w:val="0"/>
-                <w:numId w:val="21"/>
-              </w:numPr>
-              <w:rPr>
-                <w:lang w:val="es-419" w:eastAsia="es-CO"/>
-              </w:rPr>
-            </w:pPr>
-            <w:r>
-              <w:rPr>
-                <w:lang w:val="es-419" w:eastAsia="es-CO"/>
-              </w:rPr>
-              <w:t>Indicadores financieros.</w:t>
+              <w:t>Promover descuentos especiales a los clientes, tarjetas de puntos para realizar compras, llamadas de invitación a promociones y concursos.</w:t>
             </w:r>
           </w:p>
         </w:tc>
@@ -5711,11 +8679,15 @@
       <w:tr>
         <w:tc>
           <w:tcPr>
-            <w:tcW w:w="4981" w:type="dxa"/>
+            <w:tcW w:w="4248" w:type="dxa"/>
           </w:tcPr>
           <w:p>
             <w:pPr>
-              <w:ind w:firstLine="0"/>
+              <w:pStyle w:val="Tabla"/>
+              <w:numPr>
+                <w:ilvl w:val="0"/>
+                <w:numId w:val="0"/>
+              </w:numPr>
               <w:rPr>
                 <w:b/>
                 <w:bCs/>
@@ -5726,69 +8698,28 @@
               <w:rPr>
                 <w:b/>
                 <w:bCs/>
-                <w:lang w:val="es-419" w:eastAsia="es-CO"/>
-              </w:rPr>
-              <w:lastRenderedPageBreak/>
-              <w:t>Manejo de quejas</w:t>
+              </w:rPr>
+              <w:t>Psicológicos</w:t>
             </w:r>
           </w:p>
         </w:tc>
         <w:tc>
           <w:tcPr>
-            <w:tcW w:w="4981" w:type="dxa"/>
+            <w:tcW w:w="5386" w:type="dxa"/>
           </w:tcPr>
           <w:p>
             <w:pPr>
-              <w:pStyle w:val="Prrafodelista"/>
+              <w:pStyle w:val="Tabla"/>
               <w:numPr>
                 <w:ilvl w:val="0"/>
-                <w:numId w:val="21"/>
+                <w:numId w:val="0"/>
               </w:numPr>
               <w:rPr>
                 <w:lang w:val="es-419" w:eastAsia="es-CO"/>
               </w:rPr>
             </w:pPr>
             <w:r>
-              <w:rPr>
-                <w:lang w:val="es-419" w:eastAsia="es-CO"/>
-              </w:rPr>
-              <w:t>Tiempo de respuesta.</w:t>
-            </w:r>
-          </w:p>
-          <w:p>
-            <w:pPr>
-              <w:pStyle w:val="Prrafodelista"/>
-              <w:numPr>
-                <w:ilvl w:val="0"/>
-                <w:numId w:val="21"/>
-              </w:numPr>
-              <w:rPr>
-                <w:lang w:val="es-419" w:eastAsia="es-CO"/>
-              </w:rPr>
-            </w:pPr>
-            <w:r>
-              <w:rPr>
-                <w:lang w:val="es-419" w:eastAsia="es-CO"/>
-              </w:rPr>
-              <w:t>Índice de solución.</w:t>
-            </w:r>
-          </w:p>
-          <w:p>
-            <w:pPr>
-              <w:pStyle w:val="Prrafodelista"/>
-              <w:numPr>
-                <w:ilvl w:val="0"/>
-                <w:numId w:val="21"/>
-              </w:numPr>
-              <w:rPr>
-                <w:lang w:val="es-419" w:eastAsia="es-CO"/>
-              </w:rPr>
-            </w:pPr>
-            <w:r>
-              <w:rPr>
-                <w:lang w:val="es-419" w:eastAsia="es-CO"/>
-              </w:rPr>
-              <w:t>Valor (económico) de la inconformidad.</w:t>
+              <w:t>Servicios ligados a la motivación del cliente, felicitaciones en el cumpleaños, llamar al cliente para preguntarle sobre la satisfacción de su compra.</w:t>
             </w:r>
           </w:p>
         </w:tc>
@@ -5799,2060 +8730,7 @@
         </w:trPr>
         <w:tc>
           <w:tcPr>
-            <w:tcW w:w="4981" w:type="dxa"/>
-          </w:tcPr>
-          <w:p>
-            <w:pPr>
-              <w:ind w:firstLine="0"/>
-              <w:rPr>
-                <w:b/>
-                <w:bCs/>
-                <w:lang w:val="es-419" w:eastAsia="es-CO"/>
-              </w:rPr>
-            </w:pPr>
-            <w:r>
-              <w:rPr>
-                <w:b/>
-                <w:bCs/>
-                <w:lang w:val="es-419" w:eastAsia="es-CO"/>
-              </w:rPr>
-              <w:t>Adiestramiento al cliente</w:t>
-            </w:r>
-          </w:p>
-        </w:tc>
-        <w:tc>
-          <w:tcPr>
-            <w:tcW w:w="4981" w:type="dxa"/>
-          </w:tcPr>
-          <w:p>
-            <w:pPr>
-              <w:pStyle w:val="Prrafodelista"/>
-              <w:numPr>
-                <w:ilvl w:val="0"/>
-                <w:numId w:val="21"/>
-              </w:numPr>
-              <w:rPr>
-                <w:lang w:val="es-419" w:eastAsia="es-CO"/>
-              </w:rPr>
-            </w:pPr>
-            <w:r>
-              <w:rPr>
-                <w:lang w:val="es-419" w:eastAsia="es-CO"/>
-              </w:rPr>
-              <w:t>Averías por una mala operación.</w:t>
-            </w:r>
-          </w:p>
-          <w:p>
-            <w:pPr>
-              <w:pStyle w:val="Prrafodelista"/>
-              <w:numPr>
-                <w:ilvl w:val="0"/>
-                <w:numId w:val="21"/>
-              </w:numPr>
-              <w:rPr>
-                <w:lang w:val="es-419" w:eastAsia="es-CO"/>
-              </w:rPr>
-            </w:pPr>
-            <w:r>
-              <w:rPr>
-                <w:lang w:val="es-419" w:eastAsia="es-CO"/>
-              </w:rPr>
-              <w:t>Reclamaciones originadas por</w:t>
-            </w:r>
-          </w:p>
-          <w:p>
-            <w:pPr>
-              <w:pStyle w:val="Prrafodelista"/>
-              <w:numPr>
-                <w:ilvl w:val="0"/>
-                <w:numId w:val="21"/>
-              </w:numPr>
-              <w:rPr>
-                <w:lang w:val="es-419" w:eastAsia="es-CO"/>
-              </w:rPr>
-            </w:pPr>
-            <w:r>
-              <w:rPr>
-                <w:lang w:val="es-419" w:eastAsia="es-CO"/>
-              </w:rPr>
-              <w:t>desconocimiento del cliente.</w:t>
-            </w:r>
-          </w:p>
-        </w:tc>
-      </w:tr>
-    </w:tbl>
-    <w:p>
-      <w:pPr>
-        <w:rPr>
-          <w:lang w:val="es-419" w:eastAsia="es-CO"/>
-        </w:rPr>
-      </w:pPr>
-      <w:r>
-        <w:rPr>
-          <w:lang w:val="es-419" w:eastAsia="es-CO"/>
-        </w:rPr>
-        <w:t>Nota. Adaptado de Pérez (2013).</w:t>
-      </w:r>
-    </w:p>
-    <w:p>
-      <w:pPr>
-        <w:pStyle w:val="Prrafodelista"/>
-        <w:numPr>
-          <w:ilvl w:val="0"/>
-          <w:numId w:val="16"/>
-        </w:numPr>
-        <w:rPr>
-          <w:b/>
-          <w:bCs/>
-          <w:lang w:val="es-419" w:eastAsia="es-CO"/>
-        </w:rPr>
-      </w:pPr>
-      <w:r>
-        <w:rPr>
-          <w:b/>
-          <w:bCs/>
-          <w:lang w:val="es-419" w:eastAsia="es-CO"/>
-        </w:rPr>
-        <w:t>Implementación de la actividad postventa</w:t>
-      </w:r>
-    </w:p>
-    <w:p>
-      <w:pPr>
-        <w:rPr>
-          <w:lang w:val="es-419" w:eastAsia="es-CO"/>
-        </w:rPr>
-      </w:pPr>
-      <w:r>
-        <w:rPr>
-          <w:lang w:val="es-419" w:eastAsia="es-CO"/>
-        </w:rPr>
-        <w:t>En esta etapa de la postventa la empresa llevará a cabo lo planificado, para esto tendrá en cuenta de acuerdo con Pérez (2013):</w:t>
-      </w:r>
-    </w:p>
-    <w:p>
-      <w:pPr>
-        <w:pStyle w:val="Prrafodelista"/>
-        <w:numPr>
-          <w:ilvl w:val="0"/>
-          <w:numId w:val="22"/>
-        </w:numPr>
-        <w:rPr>
-          <w:b/>
-          <w:bCs/>
-          <w:lang w:val="es-419" w:eastAsia="es-CO"/>
-        </w:rPr>
-      </w:pPr>
-      <w:r>
-        <w:rPr>
-          <w:b/>
-          <w:bCs/>
-          <w:lang w:val="es-419" w:eastAsia="es-CO"/>
-        </w:rPr>
-        <w:t>Capacitación al equipo de postventa</w:t>
-      </w:r>
-    </w:p>
-    <w:p>
-      <w:pPr>
-        <w:rPr>
-          <w:lang w:val="es-419" w:eastAsia="es-CO"/>
-        </w:rPr>
-      </w:pPr>
-      <w:r>
-        <w:rPr>
-          <w:lang w:val="es-419" w:eastAsia="es-CO"/>
-        </w:rPr>
-        <w:t>Al igual que el equipo de atención al cliente, este equipo deber ser entrenado en las tareas a realizar con respecto a los elementos o partes de la postventa, cada una de las etapas, además de los protocolos de atención y comunicación de la organización.</w:t>
-      </w:r>
-    </w:p>
-    <w:p>
-      <w:pPr>
-        <w:pStyle w:val="Prrafodelista"/>
-        <w:numPr>
-          <w:ilvl w:val="0"/>
-          <w:numId w:val="22"/>
-        </w:numPr>
-        <w:rPr>
-          <w:b/>
-          <w:bCs/>
-          <w:lang w:val="es-419" w:eastAsia="es-CO"/>
-        </w:rPr>
-      </w:pPr>
-      <w:r>
-        <w:rPr>
-          <w:b/>
-          <w:bCs/>
-          <w:lang w:val="es-419" w:eastAsia="es-CO"/>
-        </w:rPr>
-        <w:lastRenderedPageBreak/>
-        <w:t>Alistar los recursos que en cada actividad se necesitan</w:t>
-      </w:r>
-    </w:p>
-    <w:p>
-      <w:pPr>
-        <w:rPr>
-          <w:lang w:val="es-419" w:eastAsia="es-CO"/>
-        </w:rPr>
-      </w:pPr>
-      <w:r>
-        <w:rPr>
-          <w:lang w:val="es-419" w:eastAsia="es-CO"/>
-        </w:rPr>
-        <w:t>De acuerdo con lo expuesto en la planificación, revisar los recursos humanos, técnicos y financieros que son necesarios para llevar a cabo el plan.</w:t>
-      </w:r>
-    </w:p>
-    <w:p>
-      <w:pPr>
-        <w:pStyle w:val="Prrafodelista"/>
-        <w:numPr>
-          <w:ilvl w:val="0"/>
-          <w:numId w:val="22"/>
-        </w:numPr>
-        <w:rPr>
-          <w:b/>
-          <w:bCs/>
-          <w:lang w:val="es-419" w:eastAsia="es-CO"/>
-        </w:rPr>
-      </w:pPr>
-      <w:r>
-        <w:rPr>
-          <w:b/>
-          <w:bCs/>
-          <w:lang w:val="es-419" w:eastAsia="es-CO"/>
-        </w:rPr>
-        <w:t>Realizar el plan</w:t>
-      </w:r>
-    </w:p>
-    <w:p>
-      <w:pPr>
-        <w:rPr>
-          <w:lang w:val="es-419" w:eastAsia="es-CO"/>
-        </w:rPr>
-      </w:pPr>
-      <w:r>
-        <w:rPr>
-          <w:lang w:val="es-419" w:eastAsia="es-CO"/>
-        </w:rPr>
-        <w:t>Es el momento de llevar a cabo la operación en cada uno de sus componentes.</w:t>
-      </w:r>
-    </w:p>
-    <w:p>
-      <w:pPr>
-        <w:pStyle w:val="Prrafodelista"/>
-        <w:numPr>
-          <w:ilvl w:val="0"/>
-          <w:numId w:val="22"/>
-        </w:numPr>
-        <w:rPr>
-          <w:b/>
-          <w:bCs/>
-          <w:lang w:val="es-419" w:eastAsia="es-CO"/>
-        </w:rPr>
-      </w:pPr>
-      <w:r>
-        <w:rPr>
-          <w:b/>
-          <w:bCs/>
-          <w:lang w:val="es-419" w:eastAsia="es-CO"/>
-        </w:rPr>
-        <w:t>Realizar los informes de servicio</w:t>
-      </w:r>
-    </w:p>
-    <w:p>
-      <w:pPr>
-        <w:rPr>
-          <w:lang w:val="es-419" w:eastAsia="es-CO"/>
-        </w:rPr>
-      </w:pPr>
-      <w:r>
-        <w:rPr>
-          <w:lang w:val="es-419" w:eastAsia="es-CO"/>
-        </w:rPr>
-        <w:t>La manera de tener la información necesaria para dar explicación del cumplimiento de los indicadores de gestión de la actividad de postventa.</w:t>
-      </w:r>
-    </w:p>
-    <w:p>
-      <w:pPr>
-        <w:pStyle w:val="Prrafodelista"/>
-        <w:numPr>
-          <w:ilvl w:val="0"/>
-          <w:numId w:val="16"/>
-        </w:numPr>
-        <w:rPr>
-          <w:b/>
-          <w:bCs/>
-          <w:lang w:val="es-419" w:eastAsia="es-CO"/>
-        </w:rPr>
-      </w:pPr>
-      <w:r>
-        <w:rPr>
-          <w:b/>
-          <w:bCs/>
-          <w:lang w:val="es-419" w:eastAsia="es-CO"/>
-        </w:rPr>
-        <w:t>Control de la actividad postventa</w:t>
-      </w:r>
-    </w:p>
-    <w:p>
-      <w:pPr>
-        <w:rPr>
-          <w:lang w:val="es-419" w:eastAsia="es-CO"/>
-        </w:rPr>
-      </w:pPr>
-      <w:r>
-        <w:rPr>
-          <w:lang w:val="es-419" w:eastAsia="es-CO"/>
-        </w:rPr>
-        <w:t>Una manera de controlar las actividades de postventa incluyendo el resultado final, es según Pérez (2013):</w:t>
-      </w:r>
-    </w:p>
-    <w:p>
-      <w:pPr>
-        <w:pStyle w:val="Prrafodelista"/>
-        <w:numPr>
-          <w:ilvl w:val="0"/>
-          <w:numId w:val="22"/>
-        </w:numPr>
-        <w:rPr>
-          <w:lang w:val="es-419" w:eastAsia="es-CO"/>
-        </w:rPr>
-      </w:pPr>
-      <w:r>
-        <w:rPr>
-          <w:lang w:val="es-419" w:eastAsia="es-CO"/>
-        </w:rPr>
-        <w:t>En la planificación, es fundamental seguir de cerca los indicadores propuestos. Es necesario verificar que los resultados coincidan con los indicadores establecidos y, en función de estos resultados, tomar las acciones adecuadas para implementar mejoras.</w:t>
-      </w:r>
-    </w:p>
-    <w:p>
-      <w:pPr>
-        <w:pStyle w:val="Prrafodelista"/>
-        <w:numPr>
-          <w:ilvl w:val="0"/>
-          <w:numId w:val="22"/>
-        </w:numPr>
-        <w:rPr>
-          <w:lang w:val="es-419" w:eastAsia="es-CO"/>
-        </w:rPr>
-      </w:pPr>
-      <w:r>
-        <w:rPr>
-          <w:lang w:val="es-419" w:eastAsia="es-CO"/>
-        </w:rPr>
-        <w:t>Registrar cada procedimiento en una lista de verificación, que permita compararlo con lo establecido en el protocolo correspondiente.</w:t>
-      </w:r>
-    </w:p>
-    <w:p>
-      <w:pPr>
-        <w:pStyle w:val="Prrafodelista"/>
-        <w:numPr>
-          <w:ilvl w:val="0"/>
-          <w:numId w:val="22"/>
-        </w:numPr>
-        <w:rPr>
-          <w:lang w:val="es-419" w:eastAsia="es-CO"/>
-        </w:rPr>
-      </w:pPr>
-      <w:r>
-        <w:rPr>
-          <w:lang w:val="es-419" w:eastAsia="es-CO"/>
-        </w:rPr>
-        <w:t>Registrar medidas tomadas.</w:t>
-      </w:r>
-    </w:p>
-    <w:p>
-      <w:pPr>
-        <w:pStyle w:val="Prrafodelista"/>
-        <w:numPr>
-          <w:ilvl w:val="0"/>
-          <w:numId w:val="22"/>
-        </w:numPr>
-        <w:rPr>
-          <w:lang w:val="es-419" w:eastAsia="es-CO"/>
-        </w:rPr>
-      </w:pPr>
-      <w:r>
-        <w:rPr>
-          <w:lang w:val="es-419" w:eastAsia="es-CO"/>
-        </w:rPr>
-        <w:t>Corregir lo que no esté según los procedimientos de la empresa.</w:t>
-      </w:r>
-    </w:p>
-    <w:p>
-      <w:pPr>
-        <w:pStyle w:val="Prrafodelista"/>
-        <w:numPr>
-          <w:ilvl w:val="0"/>
-          <w:numId w:val="16"/>
-        </w:numPr>
-        <w:rPr>
-          <w:b/>
-          <w:bCs/>
-          <w:lang w:val="es-419" w:eastAsia="es-CO"/>
-        </w:rPr>
-      </w:pPr>
-      <w:r>
-        <w:rPr>
-          <w:b/>
-          <w:bCs/>
-          <w:lang w:val="es-419" w:eastAsia="es-CO"/>
-        </w:rPr>
-        <w:t>Mejora de la actividad postventa</w:t>
-      </w:r>
-    </w:p>
-    <w:p>
-      <w:pPr>
-        <w:rPr>
-          <w:lang w:val="es-419" w:eastAsia="es-CO"/>
-        </w:rPr>
-      </w:pPr>
-      <w:r>
-        <w:rPr>
-          <w:lang w:val="es-419" w:eastAsia="es-CO"/>
-        </w:rPr>
-        <w:t xml:space="preserve">Las acciones de mejora en la postventa deben estar alineadas tanto con lo planificado y ejecutado como con los PQR (quejas, peticiones y reclamos) de los </w:t>
-      </w:r>
-      <w:r>
-        <w:rPr>
-          <w:lang w:val="es-419" w:eastAsia="es-CO"/>
-        </w:rPr>
-        <w:lastRenderedPageBreak/>
-        <w:t>clientes. La empresa debe identificar y redefinir las fallas en los procesos, ya que una gestión efectiva de esta tarea contribuye a elevar la calidad del servicio postventa.</w:t>
-      </w:r>
-    </w:p>
-    <w:p>
-      <w:pPr>
-        <w:rPr>
-          <w:b/>
-          <w:bCs/>
-          <w:lang w:val="es-419" w:eastAsia="es-CO"/>
-        </w:rPr>
-      </w:pPr>
-      <w:r>
-        <w:rPr>
-          <w:b/>
-          <w:bCs/>
-          <w:lang w:val="es-419" w:eastAsia="es-CO"/>
-        </w:rPr>
-        <w:t>Un ejemplo de una situación de mejora puede ser que el 10 % de los clientes, se queje que los mantenimientos no se están cumpliendo, en este caso debe identificar que ocasiona esa situación y darle solución.</w:t>
-      </w:r>
-    </w:p>
-    <w:p>
-      <w:pPr>
-        <w:pStyle w:val="Ttulo2"/>
-        <w:rPr>
-          <w:lang w:val="es-419"/>
-        </w:rPr>
-      </w:pPr>
-      <w:bookmarkStart w:id="5" w:name="_Toc236151632"/>
-      <w:r>
-        <w:rPr>
-          <w:lang w:val="es-419"/>
-        </w:rPr>
-        <w:t>Procedimiento para estructurar un servicio postventa</w:t>
-      </w:r>
-      <w:bookmarkEnd w:id="5"/>
-    </w:p>
-    <w:p>
-      <w:pPr>
-        <w:rPr>
-          <w:lang w:val="es-419" w:eastAsia="es-CO"/>
-        </w:rPr>
-      </w:pPr>
-      <w:r>
-        <w:rPr>
-          <w:lang w:val="es-419" w:eastAsia="es-CO"/>
-        </w:rPr>
-        <w:t>A continuación, se presentan unas actividades que corresponden a un servicio postventa, cada una de ellas tiene una serie de actividades con secuencias definidas para realizarlas de manera correcta, e incluso a su interior demanda otras actividades.</w:t>
-      </w:r>
-    </w:p>
-    <w:p>
-      <w:pPr>
-        <w:rPr>
-          <w:lang w:val="es-419" w:eastAsia="es-CO"/>
-        </w:rPr>
-      </w:pPr>
-      <w:r>
-        <w:rPr>
-          <w:lang w:val="es-419" w:eastAsia="es-CO"/>
-        </w:rPr>
-        <w:t>El servicio postventa tiene una funcionalidad muy parecida al servicio al cliente y se deben trabajar en conjunto, puesto que tienen alto grado de dependencia la una de la otra. Las grandes organizaciones montan estos servicios por separados, pero las MiPymes puede integrar estos servicios o subcontratarlos.</w:t>
-      </w:r>
-    </w:p>
-    <w:p>
-      <w:pPr>
-        <w:rPr>
-          <w:lang w:val="es-419" w:eastAsia="es-CO"/>
-        </w:rPr>
-      </w:pPr>
-      <w:r>
-        <w:rPr>
-          <w:lang w:val="es-419" w:eastAsia="es-CO"/>
-        </w:rPr>
-        <w:t>Entonces, ¿cómo estructurar un servicio postventa? Según Pérez (2013), se deben considerar tanto la estructura como las funciones del servicio, tal como se detalla a continuación:</w:t>
-      </w:r>
-    </w:p>
-    <w:p>
-      <w:pPr>
-        <w:pStyle w:val="Prrafodelista"/>
-        <w:numPr>
-          <w:ilvl w:val="0"/>
-          <w:numId w:val="16"/>
-        </w:numPr>
-        <w:rPr>
-          <w:b/>
-          <w:bCs/>
-          <w:lang w:val="es-419" w:eastAsia="es-CO"/>
-        </w:rPr>
-      </w:pPr>
-      <w:r>
-        <w:rPr>
-          <w:b/>
-          <w:bCs/>
-          <w:lang w:val="es-419" w:eastAsia="es-CO"/>
-        </w:rPr>
-        <w:t>Recepción y atención de incidencias</w:t>
-      </w:r>
-    </w:p>
-    <w:p>
-      <w:pPr>
-        <w:rPr>
-          <w:lang w:val="es-419" w:eastAsia="es-CO"/>
-        </w:rPr>
-      </w:pPr>
-      <w:r>
-        <w:rPr>
-          <w:lang w:val="es-419" w:eastAsia="es-CO"/>
-        </w:rPr>
-        <w:t>Este es el punto en el que el cliente presenta su solicitud, queja o reclamo. El empleado, siguiendo procedimientos establecidos, debe proporcionar respuestas y tratar las incidencias de manera adecuada, de acuerdo con la gestión de calidad de la empresa.</w:t>
-      </w:r>
-    </w:p>
-    <w:p>
-      <w:pPr>
-        <w:rPr>
-          <w:lang w:val="es-419" w:eastAsia="es-CO"/>
-        </w:rPr>
-      </w:pPr>
-      <w:r>
-        <w:rPr>
-          <w:lang w:val="es-419" w:eastAsia="es-CO"/>
-        </w:rPr>
-        <w:lastRenderedPageBreak/>
-        <w:t>Las funciones asociadas a esta estructura incluyen:</w:t>
-      </w:r>
-      <w:r>
-        <w:rPr>
-          <w:lang w:val="es-419" w:eastAsia="es-CO"/>
-        </w:rPr>
-        <w:tab/>
-      </w:r>
-      <w:r>
-        <w:rPr>
-          <w:lang w:val="es-419" w:eastAsia="es-CO"/>
-        </w:rPr>
-        <w:tab/>
-      </w:r>
-      <w:r>
-        <w:rPr>
-          <w:lang w:val="es-419" w:eastAsia="es-CO"/>
-        </w:rPr>
-        <w:tab/>
-      </w:r>
-      <w:r>
-        <w:rPr>
-          <w:lang w:val="es-419" w:eastAsia="es-CO"/>
-        </w:rPr>
-        <w:tab/>
-      </w:r>
-      <w:r>
-        <w:rPr>
-          <w:lang w:val="es-419" w:eastAsia="es-CO"/>
-        </w:rPr>
-        <w:tab/>
-      </w:r>
-      <w:r>
-        <w:rPr>
-          <w:lang w:val="es-419" w:eastAsia="es-CO"/>
-        </w:rPr>
-        <w:tab/>
-      </w:r>
-      <w:r>
-        <w:rPr>
-          <w:lang w:val="es-419" w:eastAsia="es-CO"/>
-        </w:rPr>
-        <w:tab/>
-      </w:r>
-      <w:r>
-        <w:rPr>
-          <w:lang w:val="es-419" w:eastAsia="es-CO"/>
-        </w:rPr>
-        <w:tab/>
-      </w:r>
-      <w:r>
-        <w:rPr>
-          <w:lang w:val="es-419" w:eastAsia="es-CO"/>
-        </w:rPr>
-        <w:tab/>
-      </w:r>
-      <w:r>
-        <w:rPr>
-          <w:lang w:val="es-419" w:eastAsia="es-CO"/>
-        </w:rPr>
-        <w:tab/>
-      </w:r>
-      <w:r>
-        <w:rPr>
-          <w:lang w:val="es-419" w:eastAsia="es-CO"/>
-        </w:rPr>
-        <w:tab/>
-      </w:r>
-      <w:r>
-        <w:rPr>
-          <w:lang w:val="es-419" w:eastAsia="es-CO"/>
-        </w:rPr>
-        <w:tab/>
-      </w:r>
-      <w:r>
-        <w:rPr>
-          <w:lang w:val="es-419" w:eastAsia="es-CO"/>
-        </w:rPr>
-        <w:tab/>
-      </w:r>
-      <w:r>
-        <w:rPr>
-          <w:lang w:val="es-419" w:eastAsia="es-CO"/>
-        </w:rPr>
-        <w:tab/>
-      </w:r>
-      <w:r>
-        <w:rPr>
-          <w:lang w:val="es-419" w:eastAsia="es-CO"/>
-        </w:rPr>
-        <w:tab/>
-      </w:r>
-      <w:r>
-        <w:rPr>
-          <w:lang w:val="es-419" w:eastAsia="es-CO"/>
-        </w:rPr>
-        <w:tab/>
-      </w:r>
-      <w:r>
-        <w:rPr>
-          <w:lang w:val="es-419" w:eastAsia="es-CO"/>
-        </w:rPr>
-        <w:tab/>
-      </w:r>
-      <w:r>
-        <w:rPr>
-          <w:lang w:val="es-419" w:eastAsia="es-CO"/>
-        </w:rPr>
-        <w:tab/>
-      </w:r>
-      <w:r>
-        <w:rPr>
-          <w:lang w:val="es-419" w:eastAsia="es-CO"/>
-        </w:rPr>
-        <w:tab/>
-      </w:r>
-      <w:r>
-        <w:rPr>
-          <w:lang w:val="es-419" w:eastAsia="es-CO"/>
-        </w:rPr>
-        <w:tab/>
-      </w:r>
-      <w:r>
-        <w:rPr>
-          <w:lang w:val="es-419" w:eastAsia="es-CO"/>
-        </w:rPr>
-        <w:tab/>
-      </w:r>
-    </w:p>
-    <w:p>
-      <w:pPr>
-        <w:pStyle w:val="Prrafodelista"/>
-        <w:numPr>
-          <w:ilvl w:val="0"/>
-          <w:numId w:val="23"/>
-        </w:numPr>
-        <w:rPr>
-          <w:b/>
-          <w:bCs/>
-          <w:lang w:val="es-419" w:eastAsia="es-CO"/>
-        </w:rPr>
-      </w:pPr>
-      <w:r>
-        <w:rPr>
-          <w:b/>
-          <w:bCs/>
-          <w:lang w:val="es-419" w:eastAsia="es-CO"/>
-        </w:rPr>
-        <w:t>Atención a las incidencias</w:t>
-      </w:r>
-    </w:p>
-    <w:p>
-      <w:pPr>
-        <w:rPr>
-          <w:lang w:val="es-419" w:eastAsia="es-CO"/>
-        </w:rPr>
-      </w:pPr>
-      <w:r>
-        <w:rPr>
-          <w:lang w:val="es-419" w:eastAsia="es-CO"/>
-        </w:rPr>
-        <w:t>Una persona con perfil comunicativo y protocolos para atender y recoger las solicitudes del cliente.</w:t>
-      </w:r>
-    </w:p>
-    <w:p>
-      <w:pPr>
-        <w:pStyle w:val="Prrafodelista"/>
-        <w:numPr>
-          <w:ilvl w:val="0"/>
-          <w:numId w:val="23"/>
-        </w:numPr>
-        <w:rPr>
-          <w:b/>
-          <w:bCs/>
-          <w:lang w:val="es-419" w:eastAsia="es-CO"/>
-        </w:rPr>
-      </w:pPr>
-      <w:r>
-        <w:rPr>
-          <w:b/>
-          <w:bCs/>
-          <w:lang w:val="es-419" w:eastAsia="es-CO"/>
-        </w:rPr>
-        <w:t>Distribución de las incidencias</w:t>
-      </w:r>
-    </w:p>
-    <w:p>
-      <w:pPr>
-        <w:rPr>
-          <w:lang w:val="es-419" w:eastAsia="es-CO"/>
-        </w:rPr>
-      </w:pPr>
-      <w:r>
-        <w:rPr>
-          <w:lang w:val="es-419" w:eastAsia="es-CO"/>
-        </w:rPr>
-        <w:t>Una persona encargada de canalizar las incidencias hacia el área correspondiente. Por ejemplo, si el problema está relacionado con facturas, lo escalará al departamento de facturación; si se trata de daños, lo dirigirá al área de reparaciones, y así sucesivamente.</w:t>
-      </w:r>
-    </w:p>
-    <w:p>
-      <w:pPr>
-        <w:pStyle w:val="Prrafodelista"/>
-        <w:numPr>
-          <w:ilvl w:val="0"/>
-          <w:numId w:val="23"/>
-        </w:numPr>
-        <w:rPr>
-          <w:b/>
-          <w:bCs/>
-          <w:lang w:val="es-419" w:eastAsia="es-CO"/>
-        </w:rPr>
-      </w:pPr>
-      <w:r>
-        <w:rPr>
-          <w:b/>
-          <w:bCs/>
-          <w:lang w:val="es-419" w:eastAsia="es-CO"/>
-        </w:rPr>
-        <w:t>Gestión de las incidencias</w:t>
-      </w:r>
-    </w:p>
-    <w:p>
-      <w:pPr>
-        <w:rPr>
-          <w:lang w:val="es-419" w:eastAsia="es-CO"/>
-        </w:rPr>
-      </w:pPr>
-      <w:r>
-        <w:rPr>
-          <w:lang w:val="es-419" w:eastAsia="es-CO"/>
-        </w:rPr>
-        <w:t>La persona encargada debe tener capacidad dependiendo de la solicitud de dar solución desde su rol, pero si el caso tiene mayor complejidad, escalarlo a la unidad correspondiente. Debe estar atento a si se le solucionó el problema y en lo posible hacer seguimiento para conocer si su solicitud o problema tuvo solución.</w:t>
-      </w:r>
-    </w:p>
-    <w:p>
-      <w:pPr>
-        <w:pStyle w:val="Prrafodelista"/>
-        <w:numPr>
-          <w:ilvl w:val="0"/>
-          <w:numId w:val="16"/>
-        </w:numPr>
-        <w:rPr>
-          <w:b/>
-          <w:bCs/>
-          <w:lang w:val="es-419" w:eastAsia="es-CO"/>
-        </w:rPr>
-      </w:pPr>
-      <w:r>
-        <w:rPr>
-          <w:b/>
-          <w:bCs/>
-          <w:lang w:val="es-419" w:eastAsia="es-CO"/>
-        </w:rPr>
-        <w:t>Servicio de asistencia técnica</w:t>
-      </w:r>
-    </w:p>
-    <w:p>
-      <w:pPr>
-        <w:rPr>
-          <w:lang w:val="es-419" w:eastAsia="es-CO"/>
-        </w:rPr>
-      </w:pPr>
-      <w:r>
-        <w:rPr>
-          <w:lang w:val="es-419" w:eastAsia="es-CO"/>
-        </w:rPr>
-        <w:t>El primer proceso debe estar coordinado con un servicio de asistencia técnica especializado en el producto o servicio para llevar a cabo mantenimientos y reparaciones. Dependiendo del producto, el fabricante puede proporcionar apoyo técnico a través de la garantía. Este servicio puede ofrecerse de diversas maneras, tales como:</w:t>
-      </w:r>
-    </w:p>
-    <w:p>
-      <w:pPr>
-        <w:pStyle w:val="Prrafodelista"/>
-        <w:numPr>
-          <w:ilvl w:val="0"/>
-          <w:numId w:val="23"/>
-        </w:numPr>
-        <w:rPr>
-          <w:b/>
-          <w:bCs/>
-          <w:lang w:val="es-419" w:eastAsia="es-CO"/>
-        </w:rPr>
-      </w:pPr>
-      <w:proofErr w:type="spellStart"/>
-      <w:r>
-        <w:rPr>
-          <w:b/>
-          <w:bCs/>
-          <w:lang w:val="es-419" w:eastAsia="es-CO"/>
-        </w:rPr>
-        <w:lastRenderedPageBreak/>
-        <w:t>Autoreparación</w:t>
-      </w:r>
-      <w:proofErr w:type="spellEnd"/>
-      <w:r>
-        <w:rPr>
-          <w:b/>
-          <w:bCs/>
-          <w:lang w:val="es-419" w:eastAsia="es-CO"/>
-        </w:rPr>
-        <w:t xml:space="preserve"> asistida</w:t>
-      </w:r>
-    </w:p>
-    <w:p>
-      <w:pPr>
-        <w:rPr>
-          <w:lang w:val="es-419" w:eastAsia="es-CO"/>
-        </w:rPr>
-      </w:pPr>
-      <w:r>
-        <w:rPr>
-          <w:lang w:val="es-419" w:eastAsia="es-CO"/>
-        </w:rPr>
-        <w:t>Ayudar al cliente a realizar la reparación apoyado por un técnico de manera telefónica, virtual, mensajes, entre otras.</w:t>
-      </w:r>
-      <w:r>
-        <w:rPr>
-          <w:lang w:val="es-419" w:eastAsia="es-CO"/>
-        </w:rPr>
-        <w:tab/>
-      </w:r>
-      <w:r>
-        <w:rPr>
-          <w:lang w:val="es-419" w:eastAsia="es-CO"/>
-        </w:rPr>
-        <w:tab/>
-      </w:r>
-      <w:r>
-        <w:rPr>
-          <w:lang w:val="es-419" w:eastAsia="es-CO"/>
-        </w:rPr>
-        <w:tab/>
-      </w:r>
-      <w:r>
-        <w:rPr>
-          <w:lang w:val="es-419" w:eastAsia="es-CO"/>
-        </w:rPr>
-        <w:tab/>
-      </w:r>
-      <w:r>
-        <w:rPr>
-          <w:lang w:val="es-419" w:eastAsia="es-CO"/>
-        </w:rPr>
-        <w:tab/>
-      </w:r>
-      <w:r>
-        <w:rPr>
-          <w:lang w:val="es-419" w:eastAsia="es-CO"/>
-        </w:rPr>
-        <w:tab/>
-      </w:r>
-    </w:p>
-    <w:p>
-      <w:pPr>
-        <w:pStyle w:val="Prrafodelista"/>
-        <w:numPr>
-          <w:ilvl w:val="0"/>
-          <w:numId w:val="23"/>
-        </w:numPr>
-        <w:rPr>
-          <w:lang w:val="es-419" w:eastAsia="es-CO"/>
-        </w:rPr>
-      </w:pPr>
-      <w:r>
-        <w:rPr>
-          <w:b/>
-          <w:bCs/>
-          <w:lang w:val="es-419" w:eastAsia="es-CO"/>
-        </w:rPr>
-        <w:t>Reparación en el sitio del cliente</w:t>
-      </w:r>
-    </w:p>
-    <w:p>
-      <w:pPr>
-        <w:rPr>
-          <w:lang w:val="es-419" w:eastAsia="es-CO"/>
-        </w:rPr>
-      </w:pPr>
-      <w:r>
-        <w:rPr>
-          <w:lang w:val="es-419" w:eastAsia="es-CO"/>
-        </w:rPr>
-        <w:t>El técnico debe trasladarse al sitio donde se encuentre el producto o servicio.</w:t>
-      </w:r>
-      <w:r>
-        <w:rPr>
-          <w:lang w:val="es-419" w:eastAsia="es-CO"/>
-        </w:rPr>
-        <w:tab/>
-      </w:r>
-      <w:r>
-        <w:rPr>
-          <w:lang w:val="es-419" w:eastAsia="es-CO"/>
-        </w:rPr>
-        <w:tab/>
-      </w:r>
-      <w:r>
-        <w:rPr>
-          <w:b/>
-          <w:bCs/>
-          <w:lang w:val="es-419" w:eastAsia="es-CO"/>
-        </w:rPr>
-        <w:t>Reparación en el taller</w:t>
-      </w:r>
-    </w:p>
-    <w:p>
-      <w:pPr>
-        <w:rPr>
-          <w:lang w:val="es-419" w:eastAsia="es-CO"/>
-        </w:rPr>
-      </w:pPr>
-      <w:r>
-        <w:rPr>
-          <w:lang w:val="es-419" w:eastAsia="es-CO"/>
-        </w:rPr>
-        <w:t>El cliente lleva el producto a reparación al sitio donde compró o donde se le indique para el cumplimiento de la garantía o si no la tiene, pagar por el servicio.</w:t>
-      </w:r>
-      <w:r>
-        <w:rPr>
-          <w:lang w:val="es-419" w:eastAsia="es-CO"/>
-        </w:rPr>
-        <w:tab/>
-      </w:r>
-    </w:p>
-    <w:p>
-      <w:pPr>
-        <w:pStyle w:val="Prrafodelista"/>
-        <w:numPr>
-          <w:ilvl w:val="0"/>
-          <w:numId w:val="16"/>
-        </w:numPr>
-        <w:rPr>
-          <w:b/>
-          <w:bCs/>
-          <w:lang w:val="es-419" w:eastAsia="es-CO"/>
-        </w:rPr>
-      </w:pPr>
-      <w:r>
-        <w:rPr>
-          <w:b/>
-          <w:bCs/>
-          <w:lang w:val="es-419" w:eastAsia="es-CO"/>
-        </w:rPr>
-        <w:t>Otros servicios implicados en la postventa</w:t>
-      </w:r>
-    </w:p>
-    <w:p>
-      <w:pPr>
-        <w:rPr>
-          <w:lang w:val="es-419" w:eastAsia="es-CO"/>
-        </w:rPr>
-      </w:pPr>
-      <w:r>
-        <w:rPr>
-          <w:lang w:val="es-419" w:eastAsia="es-CO"/>
-        </w:rPr>
-        <w:t>Servicios que son un apoyo a la labor de la postventa y que dependen de otros departamentos de la organización como transporte, almacén y el seguimiento al finalizar la prestación del servicio postventa.</w:t>
-      </w:r>
-    </w:p>
-    <w:p>
-      <w:pPr>
-        <w:rPr>
-          <w:lang w:val="es-419" w:eastAsia="es-CO"/>
-        </w:rPr>
-      </w:pPr>
-      <w:r>
-        <w:rPr>
-          <w:lang w:val="es-419" w:eastAsia="es-CO"/>
-        </w:rPr>
-        <w:t xml:space="preserve">La empresa </w:t>
-      </w:r>
-      <w:proofErr w:type="spellStart"/>
-      <w:r>
-        <w:rPr>
-          <w:lang w:val="es-419" w:eastAsia="es-CO"/>
-        </w:rPr>
-        <w:t>Computer</w:t>
-      </w:r>
-      <w:proofErr w:type="spellEnd"/>
-      <w:r>
-        <w:rPr>
-          <w:lang w:val="es-419" w:eastAsia="es-CO"/>
-        </w:rPr>
-        <w:t xml:space="preserve"> Working se dedica a la venta de computadores de mesa, todo en uno y portátiles. Una de las funciones de su servicio postventa es el mantenimiento y reparación de los computadores. En una incidencia, estos serían los posibles desarrollos:</w:t>
-      </w:r>
-    </w:p>
-    <w:p>
-      <w:pPr>
-        <w:pStyle w:val="Prrafodelista"/>
-        <w:numPr>
-          <w:ilvl w:val="0"/>
-          <w:numId w:val="23"/>
-        </w:numPr>
-        <w:rPr>
-          <w:b/>
-          <w:bCs/>
-          <w:lang w:val="es-419" w:eastAsia="es-CO"/>
-        </w:rPr>
-      </w:pPr>
-      <w:r>
-        <w:rPr>
-          <w:b/>
-          <w:bCs/>
-          <w:lang w:val="es-419" w:eastAsia="es-CO"/>
-        </w:rPr>
-        <w:t>Recepción y atención de incidencias</w:t>
-      </w:r>
-    </w:p>
-    <w:p>
-      <w:pPr>
-        <w:pStyle w:val="Prrafodelista"/>
-        <w:numPr>
-          <w:ilvl w:val="0"/>
-          <w:numId w:val="24"/>
-        </w:numPr>
-        <w:rPr>
-          <w:lang w:val="es-419" w:eastAsia="es-CO"/>
-        </w:rPr>
-      </w:pPr>
-      <w:r>
-        <w:rPr>
-          <w:b/>
-          <w:bCs/>
-          <w:lang w:val="es-419" w:eastAsia="es-CO"/>
-        </w:rPr>
-        <w:t>Atención de la llamada:</w:t>
-      </w:r>
-      <w:r>
-        <w:rPr>
-          <w:lang w:val="es-419" w:eastAsia="es-CO"/>
-        </w:rPr>
-        <w:t xml:space="preserve"> se recibe la llamada de un cliente con problemas en su computador que aún tiene garantía.</w:t>
-      </w:r>
-    </w:p>
-    <w:p>
-      <w:pPr>
-        <w:pStyle w:val="Prrafodelista"/>
-        <w:numPr>
-          <w:ilvl w:val="0"/>
-          <w:numId w:val="24"/>
-        </w:numPr>
-        <w:rPr>
-          <w:lang w:val="es-419" w:eastAsia="es-CO"/>
-        </w:rPr>
-      </w:pPr>
-      <w:r>
-        <w:rPr>
-          <w:b/>
-          <w:bCs/>
-          <w:lang w:val="es-419" w:eastAsia="es-CO"/>
-        </w:rPr>
-        <w:t>Gestión de la llamada:</w:t>
-      </w:r>
-      <w:r>
-        <w:rPr>
-          <w:lang w:val="es-419" w:eastAsia="es-CO"/>
-        </w:rPr>
-        <w:t xml:space="preserve"> se le pide ciertas instrucciones, como, si está instalado a la energía, si la batería está cargada, entre otras.</w:t>
-      </w:r>
-    </w:p>
-    <w:p>
-      <w:pPr>
-        <w:pStyle w:val="Prrafodelista"/>
-        <w:numPr>
-          <w:ilvl w:val="0"/>
-          <w:numId w:val="23"/>
-        </w:numPr>
-        <w:rPr>
-          <w:b/>
-          <w:bCs/>
-          <w:lang w:val="es-419" w:eastAsia="es-CO"/>
-        </w:rPr>
-      </w:pPr>
-      <w:r>
-        <w:rPr>
-          <w:b/>
-          <w:bCs/>
-          <w:lang w:val="es-419" w:eastAsia="es-CO"/>
-        </w:rPr>
-        <w:t>Gestión de la llamada</w:t>
-      </w:r>
-    </w:p>
-    <w:p>
-      <w:pPr>
-        <w:rPr>
-          <w:lang w:val="es-419" w:eastAsia="es-CO"/>
-        </w:rPr>
-      </w:pPr>
-      <w:r>
-        <w:rPr>
-          <w:lang w:val="es-419" w:eastAsia="es-CO"/>
-        </w:rPr>
-        <w:lastRenderedPageBreak/>
-        <w:t>Si no está enchufado y lo enchufa y enciende correctamente, fin de la llamada.</w:t>
-      </w:r>
-    </w:p>
-    <w:p>
-      <w:pPr>
-        <w:rPr>
-          <w:lang w:val="es-419" w:eastAsia="es-CO"/>
-        </w:rPr>
-      </w:pPr>
-      <w:r>
-        <w:rPr>
-          <w:lang w:val="es-419" w:eastAsia="es-CO"/>
-        </w:rPr>
-        <w:t>Si estaba encendido y no funciona, entonces se reporta al Servicio de Asistencia Técnica.</w:t>
-      </w:r>
-    </w:p>
-    <w:p>
-      <w:pPr>
-        <w:pStyle w:val="Prrafodelista"/>
-        <w:numPr>
-          <w:ilvl w:val="0"/>
-          <w:numId w:val="23"/>
-        </w:numPr>
-        <w:rPr>
-          <w:b/>
-          <w:bCs/>
-          <w:lang w:val="es-419" w:eastAsia="es-CO"/>
-        </w:rPr>
-      </w:pPr>
-      <w:r>
-        <w:rPr>
-          <w:b/>
-          <w:bCs/>
-          <w:lang w:val="es-419" w:eastAsia="es-CO"/>
-        </w:rPr>
-        <w:t>Servicio de Asistencia Técnica</w:t>
-      </w:r>
-    </w:p>
-    <w:p>
-      <w:pPr>
-        <w:rPr>
-          <w:lang w:val="es-419" w:eastAsia="es-CO"/>
-        </w:rPr>
-      </w:pPr>
-      <w:r>
-        <w:rPr>
-          <w:lang w:val="es-419" w:eastAsia="es-CO"/>
-        </w:rPr>
-        <w:t>El Servicio de Asistencia Técnica reconoce fallos amparados en la garantía y recomienda un cambio de computador.</w:t>
-      </w:r>
-    </w:p>
-    <w:p>
-      <w:pPr>
-        <w:rPr>
-          <w:lang w:val="es-419" w:eastAsia="es-CO"/>
-        </w:rPr>
-      </w:pPr>
-      <w:r>
-        <w:rPr>
-          <w:lang w:val="es-419" w:eastAsia="es-CO"/>
-        </w:rPr>
-        <w:t>Se registra el dictamen de la incidencia y se pasa a recoger el computador al sitio donde se encuentra el cliente o recibe el PC en el punto de venta.</w:t>
-      </w:r>
-    </w:p>
-    <w:p>
-      <w:pPr>
-        <w:pStyle w:val="Prrafodelista"/>
-        <w:numPr>
-          <w:ilvl w:val="0"/>
-          <w:numId w:val="23"/>
-        </w:numPr>
-        <w:rPr>
-          <w:b/>
-          <w:bCs/>
-          <w:lang w:val="es-419" w:eastAsia="es-CO"/>
-        </w:rPr>
-      </w:pPr>
-      <w:r>
-        <w:rPr>
-          <w:b/>
-          <w:bCs/>
-          <w:lang w:val="es-419" w:eastAsia="es-CO"/>
-        </w:rPr>
-        <w:t>Gestión final</w:t>
-      </w:r>
-    </w:p>
-    <w:p>
-      <w:pPr>
-        <w:rPr>
-          <w:lang w:val="es-419" w:eastAsia="es-CO"/>
-        </w:rPr>
-      </w:pPr>
-      <w:r>
-        <w:rPr>
-          <w:lang w:val="es-419" w:eastAsia="es-CO"/>
-        </w:rPr>
-        <w:t>Se realiza el cambio del PC averiado por uno nuevo.</w:t>
-      </w:r>
-    </w:p>
-    <w:p>
-      <w:pPr>
-        <w:rPr>
-          <w:lang w:val="es-419" w:eastAsia="es-CO"/>
-        </w:rPr>
-      </w:pPr>
-      <w:r>
-        <w:rPr>
-          <w:lang w:val="es-419" w:eastAsia="es-CO"/>
-        </w:rPr>
-        <w:t>Se llama posteriormente a preguntar cómo se siente con el servicio prestado y su nuevo PC.</w:t>
-      </w:r>
-    </w:p>
-    <w:p>
-      <w:pPr>
-        <w:rPr>
-          <w:lang w:val="es-419" w:eastAsia="es-CO"/>
-        </w:rPr>
-      </w:pPr>
-    </w:p>
-    <w:p>
-      <w:pPr>
-        <w:rPr>
-          <w:lang w:val="es-419" w:eastAsia="es-CO"/>
-        </w:rPr>
-      </w:pPr>
-    </w:p>
-    <w:p>
-      <w:pPr>
-        <w:rPr>
-          <w:lang w:val="es-419" w:eastAsia="es-CO"/>
-        </w:rPr>
-      </w:pPr>
-    </w:p>
-    <w:p>
-      <w:pPr>
-        <w:rPr>
-          <w:lang w:val="es-419" w:eastAsia="es-CO"/>
-        </w:rPr>
-      </w:pPr>
-    </w:p>
-    <w:p>
-      <w:pPr>
-        <w:rPr>
-          <w:lang w:val="es-419" w:eastAsia="es-CO"/>
-        </w:rPr>
-      </w:pPr>
-    </w:p>
-    <w:p>
-      <w:pPr>
-        <w:rPr>
-          <w:lang w:val="es-419" w:eastAsia="es-CO"/>
-        </w:rPr>
-      </w:pPr>
-    </w:p>
-    <w:p>
-      <w:pPr>
-        <w:ind w:firstLine="0"/>
-        <w:rPr>
-          <w:lang w:val="es-419" w:eastAsia="es-CO"/>
-        </w:rPr>
-      </w:pPr>
-    </w:p>
-    <w:p>
-      <w:pPr>
-        <w:ind w:firstLine="0"/>
-        <w:rPr>
-          <w:lang w:val="es-419" w:eastAsia="es-CO"/>
-        </w:rPr>
-      </w:pPr>
-    </w:p>
-    <w:p>
-      <w:pPr>
-        <w:pStyle w:val="Ttulo1"/>
-      </w:pPr>
-      <w:bookmarkStart w:id="6" w:name="_Toc236151633"/>
-      <w:r>
-        <w:lastRenderedPageBreak/>
-        <w:t>Herramientas postventa</w:t>
-      </w:r>
-      <w:bookmarkEnd w:id="6"/>
-      <w:r>
-        <w:tab/>
-      </w:r>
-      <w:r>
-        <w:tab/>
-      </w:r>
-      <w:r>
-        <w:tab/>
-      </w:r>
-      <w:r>
-        <w:tab/>
-      </w:r>
-      <w:r>
-        <w:tab/>
-      </w:r>
-      <w:r>
-        <w:tab/>
-      </w:r>
-      <w:r>
-        <w:tab/>
-      </w:r>
-      <w:r>
-        <w:tab/>
-      </w:r>
-      <w:r>
-        <w:tab/>
-      </w:r>
-    </w:p>
-    <w:p>
-      <w:pPr>
-        <w:rPr>
-          <w:lang w:val="es-419" w:eastAsia="es-CO"/>
-        </w:rPr>
-      </w:pPr>
-      <w:r>
-        <w:rPr>
-          <w:lang w:val="es-419" w:eastAsia="es-CO"/>
-        </w:rPr>
-        <w:t>Para que la estructura del servicio postventa funcione de manera eficaz, Pérez (2013) propone que la empresa cuente con las siguientes herramientas para poder implantar una acción de postventa:</w:t>
-      </w:r>
-    </w:p>
-    <w:p>
-      <w:pPr>
-        <w:pStyle w:val="Prrafodelista"/>
-        <w:numPr>
-          <w:ilvl w:val="0"/>
-          <w:numId w:val="23"/>
-        </w:numPr>
-        <w:rPr>
-          <w:lang w:val="es-419" w:eastAsia="es-CO"/>
-        </w:rPr>
-      </w:pPr>
-      <w:r>
-        <w:rPr>
-          <w:b/>
-          <w:bCs/>
-          <w:lang w:val="es-419" w:eastAsia="es-CO"/>
-        </w:rPr>
-        <w:t>Base de datos de los clientes:</w:t>
-      </w:r>
-      <w:r>
-        <w:rPr>
-          <w:lang w:val="es-419" w:eastAsia="es-CO"/>
-        </w:rPr>
-        <w:t xml:space="preserve"> tener listado de los clientes con su información básica, especialmente el teléfono para realizar </w:t>
-      </w:r>
-      <w:r>
-        <w:rPr>
-          <w:rStyle w:val="Extranjerismo"/>
-          <w:lang w:val="es-419" w:eastAsia="es-CO"/>
-        </w:rPr>
-        <w:t>telemarketing</w:t>
-      </w:r>
-      <w:r>
-        <w:rPr>
-          <w:lang w:val="es-419" w:eastAsia="es-CO"/>
-        </w:rPr>
-        <w:t>, y de esta manera comunicarse con los clientes vía telefónica.</w:t>
-      </w:r>
-      <w:r>
-        <w:rPr>
-          <w:lang w:val="es-419" w:eastAsia="es-CO"/>
-        </w:rPr>
-        <w:tab/>
-      </w:r>
-    </w:p>
-    <w:p>
-      <w:pPr>
-        <w:pStyle w:val="Prrafodelista"/>
-        <w:numPr>
-          <w:ilvl w:val="0"/>
-          <w:numId w:val="23"/>
-        </w:numPr>
-        <w:rPr>
-          <w:lang w:val="es-419" w:eastAsia="es-CO"/>
-        </w:rPr>
-      </w:pPr>
-      <w:r>
-        <w:rPr>
-          <w:b/>
-          <w:bCs/>
-          <w:lang w:val="es-419" w:eastAsia="es-CO"/>
-        </w:rPr>
-        <w:t>Correspondencia:</w:t>
-      </w:r>
-      <w:r>
-        <w:rPr>
-          <w:lang w:val="es-419" w:eastAsia="es-CO"/>
-        </w:rPr>
-        <w:t xml:space="preserve"> p</w:t>
-      </w:r>
-      <w:r>
-        <w:rPr>
-          <w:lang w:val="es-419" w:eastAsia="es-CO"/>
-        </w:rPr>
-        <w:t>uede utilizar cualquier medio, el usado comúnmente es el correo electrónico, donde pueda comunicar como van las incidencias u otros envíos como catálogos, revistas, u otras invitaciones.</w:t>
-      </w:r>
-      <w:r>
-        <w:rPr>
-          <w:lang w:val="es-419" w:eastAsia="es-CO"/>
-        </w:rPr>
-        <w:tab/>
-      </w:r>
-    </w:p>
-    <w:p>
-      <w:pPr>
-        <w:pStyle w:val="Prrafodelista"/>
-        <w:numPr>
-          <w:ilvl w:val="0"/>
-          <w:numId w:val="23"/>
-        </w:numPr>
-        <w:rPr>
-          <w:lang w:val="es-419" w:eastAsia="es-CO"/>
-        </w:rPr>
-      </w:pPr>
-      <w:r>
-        <w:rPr>
-          <w:b/>
-          <w:bCs/>
-          <w:lang w:val="es-419" w:eastAsia="es-CO"/>
-        </w:rPr>
-        <w:t>Pagina web y correo electrónico:</w:t>
-      </w:r>
-      <w:r>
-        <w:rPr>
-          <w:lang w:val="es-419" w:eastAsia="es-CO"/>
-        </w:rPr>
-        <w:t xml:space="preserve"> c</w:t>
-      </w:r>
-      <w:r>
-        <w:rPr>
-          <w:lang w:val="es-419" w:eastAsia="es-CO"/>
-        </w:rPr>
-        <w:t>ontar con una página web es hasta hoy el mejor modo más económico y rápido para comunicarse con el cliente.</w:t>
-      </w:r>
-      <w:r>
-        <w:rPr>
-          <w:lang w:val="es-419" w:eastAsia="es-CO"/>
-        </w:rPr>
-        <w:tab/>
-      </w:r>
-    </w:p>
-    <w:p>
-      <w:pPr>
-        <w:pStyle w:val="Prrafodelista"/>
-        <w:numPr>
-          <w:ilvl w:val="0"/>
-          <w:numId w:val="23"/>
-        </w:numPr>
-        <w:rPr>
-          <w:lang w:val="es-419" w:eastAsia="es-CO"/>
-        </w:rPr>
-      </w:pPr>
-      <w:r>
-        <w:rPr>
-          <w:b/>
-          <w:bCs/>
-          <w:lang w:val="es-419" w:eastAsia="es-CO"/>
-        </w:rPr>
-        <w:t>Visita personal:</w:t>
-      </w:r>
-      <w:r>
-        <w:rPr>
-          <w:lang w:val="es-419" w:eastAsia="es-CO"/>
-        </w:rPr>
-        <w:t xml:space="preserve"> e</w:t>
-      </w:r>
-      <w:r>
-        <w:rPr>
-          <w:lang w:val="es-419" w:eastAsia="es-CO"/>
-        </w:rPr>
-        <w:t>s el mejor servicio de postventa, pero también el más costoso.</w:t>
-      </w:r>
-      <w:r>
-        <w:rPr>
-          <w:lang w:val="es-419" w:eastAsia="es-CO"/>
-        </w:rPr>
-        <w:tab/>
-      </w:r>
-    </w:p>
-    <w:p>
-      <w:pPr>
-        <w:pStyle w:val="Ttulo2"/>
-        <w:rPr>
-          <w:lang w:val="es-419"/>
-        </w:rPr>
-      </w:pPr>
-      <w:bookmarkStart w:id="7" w:name="_Toc236151634"/>
-      <w:r>
-        <w:rPr>
-          <w:lang w:val="es-419"/>
-        </w:rPr>
-        <w:t>Importancia del servicio postventa</w:t>
-      </w:r>
-      <w:bookmarkEnd w:id="7"/>
-    </w:p>
-    <w:p>
-      <w:pPr>
-        <w:rPr>
-          <w:lang w:val="es-419" w:eastAsia="es-CO"/>
-        </w:rPr>
-      </w:pPr>
-      <w:r>
-        <w:rPr>
-          <w:lang w:val="es-419" w:eastAsia="es-CO"/>
-        </w:rPr>
-        <w:t>Cuando un cliente compra un producto o servicio, está cubriendo una necesidad y obteniendo una experiencia que de ser altamente satisfecha traería de vuelta a ese cliente en una recompra. Por tanto, tener un servicio postventa le permite a la empresa conocer esas experiencias y adoptar acciones de mejora que mantengan una relación duradera con el cliente y se cuantifique en rentabilidad.</w:t>
-      </w:r>
-    </w:p>
-    <w:p>
-      <w:pPr>
-        <w:rPr>
-          <w:lang w:val="es-419" w:eastAsia="es-CO"/>
-        </w:rPr>
-      </w:pPr>
-      <w:r>
-        <w:rPr>
-          <w:lang w:val="es-419" w:eastAsia="es-CO"/>
-        </w:rPr>
-        <w:t>Es por eso, que el servicio postventa tiene como propósito fidelizar clientes y que su compra sea más seguida, se debe procurar:</w:t>
-      </w:r>
-    </w:p>
-    <w:p>
-      <w:pPr>
-        <w:pStyle w:val="Prrafodelista"/>
-        <w:numPr>
-          <w:ilvl w:val="0"/>
-          <w:numId w:val="25"/>
-        </w:numPr>
-        <w:rPr>
-          <w:lang w:val="es-419" w:eastAsia="es-CO"/>
-        </w:rPr>
-      </w:pPr>
-      <w:r>
-        <w:rPr>
-          <w:lang w:val="es-419" w:eastAsia="es-CO"/>
-        </w:rPr>
-        <w:t>La atención al cliente sea motivo de diferenciación.</w:t>
-      </w:r>
-    </w:p>
-    <w:p>
-      <w:pPr>
-        <w:pStyle w:val="Prrafodelista"/>
-        <w:numPr>
-          <w:ilvl w:val="0"/>
-          <w:numId w:val="25"/>
-        </w:numPr>
-        <w:rPr>
-          <w:lang w:val="es-419" w:eastAsia="es-CO"/>
-        </w:rPr>
-      </w:pPr>
-      <w:r>
-        <w:rPr>
-          <w:lang w:val="es-419" w:eastAsia="es-CO"/>
-        </w:rPr>
-        <w:lastRenderedPageBreak/>
-        <w:t>Que los clientes estén satisfechos.</w:t>
-      </w:r>
-    </w:p>
-    <w:p>
-      <w:pPr>
-        <w:pStyle w:val="Prrafodelista"/>
-        <w:numPr>
-          <w:ilvl w:val="0"/>
-          <w:numId w:val="25"/>
-        </w:numPr>
-        <w:rPr>
-          <w:lang w:val="es-419" w:eastAsia="es-CO"/>
-        </w:rPr>
-      </w:pPr>
-      <w:r>
-        <w:rPr>
-          <w:lang w:val="es-419" w:eastAsia="es-CO"/>
-        </w:rPr>
-        <w:t>Que recomienden la empresa.</w:t>
-      </w:r>
-    </w:p>
-    <w:p>
-      <w:pPr>
-        <w:pStyle w:val="Prrafodelista"/>
-        <w:numPr>
-          <w:ilvl w:val="0"/>
-          <w:numId w:val="25"/>
-        </w:numPr>
-        <w:rPr>
-          <w:lang w:val="es-419" w:eastAsia="es-CO"/>
-        </w:rPr>
-      </w:pPr>
-      <w:r>
-        <w:rPr>
-          <w:lang w:val="es-419" w:eastAsia="es-CO"/>
-        </w:rPr>
-        <w:t>Identificar reacciones de los clientes con los productos o servicios.</w:t>
-      </w:r>
-    </w:p>
-    <w:p>
-      <w:pPr>
-        <w:pStyle w:val="Ttulo2"/>
-        <w:rPr>
-          <w:lang w:val="es-419"/>
-        </w:rPr>
-      </w:pPr>
-      <w:bookmarkStart w:id="8" w:name="_Toc236151635"/>
-      <w:r>
-        <w:rPr>
-          <w:lang w:val="es-419"/>
-        </w:rPr>
-        <w:t>Tipos de servicios postventa</w:t>
-      </w:r>
-      <w:bookmarkEnd w:id="8"/>
-    </w:p>
-    <w:p>
-      <w:pPr>
-        <w:rPr>
-          <w:lang w:val="es-419" w:eastAsia="es-CO"/>
-        </w:rPr>
-      </w:pPr>
-      <w:r>
-        <w:rPr>
-          <w:lang w:val="es-419" w:eastAsia="es-CO"/>
-        </w:rPr>
-        <w:t>Entre los servicios postventa que debe adoptar la empresa, ya sea para productos de larga duración con garantía de fábrica o para compras menos exigentes, Martínez (2021) propone los siguientes tipos de servicios postventa:</w:t>
-      </w:r>
-      <w:r>
-        <w:rPr>
-          <w:lang w:val="es-419" w:eastAsia="es-CO"/>
-        </w:rPr>
-        <w:tab/>
-      </w:r>
-      <w:r>
-        <w:rPr>
-          <w:lang w:val="es-419" w:eastAsia="es-CO"/>
-        </w:rPr>
-        <w:tab/>
-      </w:r>
-      <w:r>
-        <w:rPr>
-          <w:lang w:val="es-419" w:eastAsia="es-CO"/>
-        </w:rPr>
-        <w:tab/>
-      </w:r>
-      <w:r>
-        <w:rPr>
-          <w:lang w:val="es-419" w:eastAsia="es-CO"/>
-        </w:rPr>
-        <w:tab/>
-      </w:r>
-    </w:p>
-    <w:p>
-      <w:pPr>
-        <w:pStyle w:val="Prrafodelista"/>
-        <w:numPr>
-          <w:ilvl w:val="0"/>
-          <w:numId w:val="26"/>
-        </w:numPr>
-        <w:rPr>
-          <w:b/>
-          <w:bCs/>
-          <w:lang w:val="es-419" w:eastAsia="es-CO"/>
-        </w:rPr>
-      </w:pPr>
-      <w:r>
-        <w:rPr>
-          <w:b/>
-          <w:bCs/>
-          <w:lang w:val="es-419" w:eastAsia="es-CO"/>
-        </w:rPr>
-        <w:t>Los servicios técnicos que se llevan sobre los productos</w:t>
-      </w:r>
-    </w:p>
-    <w:p>
-      <w:pPr>
-        <w:pStyle w:val="Prrafodelista"/>
-        <w:numPr>
-          <w:ilvl w:val="0"/>
-          <w:numId w:val="27"/>
-        </w:numPr>
-        <w:rPr>
-          <w:lang w:val="es-419" w:eastAsia="es-CO"/>
-        </w:rPr>
-      </w:pPr>
-      <w:r>
-        <w:rPr>
-          <w:b/>
-          <w:bCs/>
-          <w:lang w:val="es-419" w:eastAsia="es-CO"/>
-        </w:rPr>
-        <w:t>Instalación:</w:t>
-      </w:r>
-      <w:r>
-        <w:rPr>
-          <w:lang w:val="es-419" w:eastAsia="es-CO"/>
-        </w:rPr>
-        <w:t xml:space="preserve"> dependiendo del producto, generalmente se realiza en la vivienda del cliente.</w:t>
-      </w:r>
-    </w:p>
-    <w:p>
-      <w:pPr>
-        <w:pStyle w:val="Prrafodelista"/>
-        <w:numPr>
-          <w:ilvl w:val="0"/>
-          <w:numId w:val="27"/>
-        </w:numPr>
-        <w:rPr>
-          <w:lang w:val="es-419" w:eastAsia="es-CO"/>
-        </w:rPr>
-      </w:pPr>
-      <w:r>
-        <w:rPr>
-          <w:b/>
-          <w:bCs/>
-          <w:lang w:val="es-419" w:eastAsia="es-CO"/>
-        </w:rPr>
-        <w:t>Mantenimiento:</w:t>
-      </w:r>
-      <w:r>
-        <w:rPr>
-          <w:lang w:val="es-419" w:eastAsia="es-CO"/>
-        </w:rPr>
-        <w:t xml:space="preserve"> consiste en la revisión y puesta a punto del producto, que incluye limpieza, cambio de piezas y lubricación, de acuerdo con el uso del producto.</w:t>
-      </w:r>
-    </w:p>
-    <w:p>
-      <w:pPr>
-        <w:pStyle w:val="Prrafodelista"/>
-        <w:numPr>
-          <w:ilvl w:val="0"/>
-          <w:numId w:val="27"/>
-        </w:numPr>
-        <w:rPr>
-          <w:lang w:val="es-419" w:eastAsia="es-CO"/>
-        </w:rPr>
-      </w:pPr>
-      <w:r>
-        <w:rPr>
-          <w:b/>
-          <w:bCs/>
-          <w:lang w:val="es-419" w:eastAsia="es-CO"/>
-        </w:rPr>
-        <w:t>Reparaciones:</w:t>
-      </w:r>
-      <w:r>
-        <w:rPr>
-          <w:lang w:val="es-419" w:eastAsia="es-CO"/>
-        </w:rPr>
-        <w:t xml:space="preserve"> implica la sustitución de piezas defectuosas que impiden el funcionamiento del producto. Si el producto aún está bajo garantía, las reparaciones se realizarán sin costo adicional; sin embargo, si la garantía ha vencido, el cliente deberá cubrir los costos.</w:t>
-      </w:r>
-      <w:r>
-        <w:rPr>
-          <w:lang w:val="es-419" w:eastAsia="es-CO"/>
-        </w:rPr>
-        <w:tab/>
-      </w:r>
-      <w:r>
-        <w:rPr>
-          <w:lang w:val="es-419" w:eastAsia="es-CO"/>
-        </w:rPr>
-        <w:tab/>
-      </w:r>
-      <w:r>
-        <w:rPr>
-          <w:lang w:val="es-419" w:eastAsia="es-CO"/>
-        </w:rPr>
-        <w:tab/>
-      </w:r>
-      <w:r>
-        <w:rPr>
-          <w:lang w:val="es-419" w:eastAsia="es-CO"/>
-        </w:rPr>
-        <w:tab/>
-      </w:r>
-      <w:r>
-        <w:rPr>
-          <w:lang w:val="es-419" w:eastAsia="es-CO"/>
-        </w:rPr>
-        <w:tab/>
-      </w:r>
-    </w:p>
-    <w:p>
-      <w:pPr>
-        <w:pStyle w:val="Prrafodelista"/>
-        <w:numPr>
-          <w:ilvl w:val="0"/>
-          <w:numId w:val="26"/>
-        </w:numPr>
-        <w:rPr>
-          <w:b/>
-          <w:bCs/>
-          <w:lang w:val="es-419" w:eastAsia="es-CO"/>
-        </w:rPr>
-      </w:pPr>
-      <w:r>
-        <w:rPr>
-          <w:b/>
-          <w:bCs/>
-          <w:lang w:val="es-419" w:eastAsia="es-CO"/>
-        </w:rPr>
-        <w:t>Los servicios que se prestan a quien adquiere el producto o servicio</w:t>
-      </w:r>
-    </w:p>
-    <w:p>
-      <w:pPr>
-        <w:pStyle w:val="Prrafodelista"/>
-        <w:numPr>
-          <w:ilvl w:val="0"/>
-          <w:numId w:val="27"/>
-        </w:numPr>
-        <w:rPr>
-          <w:lang w:val="es-419" w:eastAsia="es-CO"/>
-        </w:rPr>
-      </w:pPr>
-      <w:r>
-        <w:rPr>
-          <w:b/>
-          <w:bCs/>
-          <w:lang w:val="es-419" w:eastAsia="es-CO"/>
-        </w:rPr>
-        <w:t xml:space="preserve">Adiestramiento para el uso del producto: </w:t>
-      </w:r>
-      <w:r>
-        <w:rPr>
-          <w:lang w:val="es-419" w:eastAsia="es-CO"/>
-        </w:rPr>
-        <w:t>orientaciones que ofrece la empresa al cliente para su uso eficaz.</w:t>
-      </w:r>
-    </w:p>
-    <w:p>
-      <w:pPr>
-        <w:pStyle w:val="Prrafodelista"/>
-        <w:numPr>
-          <w:ilvl w:val="0"/>
-          <w:numId w:val="27"/>
-        </w:numPr>
-        <w:rPr>
-          <w:lang w:val="es-419" w:eastAsia="es-CO"/>
-        </w:rPr>
-      </w:pPr>
-      <w:r>
-        <w:rPr>
-          <w:b/>
-          <w:bCs/>
-          <w:lang w:val="es-419" w:eastAsia="es-CO"/>
-        </w:rPr>
-        <w:t xml:space="preserve">Manejo de quejas y reclamaciones: </w:t>
-      </w:r>
-      <w:r>
-        <w:rPr>
-          <w:lang w:val="es-419" w:eastAsia="es-CO"/>
-        </w:rPr>
-        <w:t>establecer canales de comunicación para que el cliente manifieste a la empresa sobre sus inconformidades.</w:t>
-      </w:r>
-    </w:p>
-    <w:p>
-      <w:pPr>
-        <w:rPr>
-          <w:lang w:val="es-419" w:eastAsia="es-CO"/>
-        </w:rPr>
-      </w:pPr>
-      <w:r>
-        <w:rPr>
-          <w:lang w:val="es-419" w:eastAsia="es-CO"/>
-        </w:rPr>
-        <w:lastRenderedPageBreak/>
-        <w:t xml:space="preserve">Los aportes que hace Pérez (2013) sobre los tipos de servicios son los siguientes, como se detalla en la </w:t>
-      </w:r>
-      <w:r>
-        <w:rPr>
-          <w:lang w:val="es-419" w:eastAsia="es-CO"/>
-        </w:rPr>
-        <w:t>T</w:t>
-      </w:r>
-      <w:r>
-        <w:rPr>
-          <w:lang w:val="es-419" w:eastAsia="es-CO"/>
-        </w:rPr>
-        <w:t>abla 4:</w:t>
-      </w:r>
-    </w:p>
-    <w:p>
-      <w:pPr>
-        <w:pStyle w:val="Tabla"/>
-        <w:rPr>
-          <w:lang w:val="es-419" w:eastAsia="es-CO"/>
-        </w:rPr>
-      </w:pPr>
-      <w:r>
-        <w:rPr>
-          <w:lang w:val="es-419" w:eastAsia="es-CO"/>
-        </w:rPr>
-        <w:t>Tipos de servicios postventas en las empresas</w:t>
-      </w:r>
-      <w:r>
-        <w:rPr>
-          <w:lang w:val="es-419" w:eastAsia="es-CO"/>
-        </w:rPr>
-        <w:tab/>
-      </w:r>
-      <w:r>
-        <w:rPr>
-          <w:lang w:val="es-419" w:eastAsia="es-CO"/>
-        </w:rPr>
-        <w:tab/>
-      </w:r>
-      <w:r>
-        <w:rPr>
-          <w:lang w:val="es-419" w:eastAsia="es-CO"/>
-        </w:rPr>
-        <w:tab/>
-      </w:r>
-      <w:r>
-        <w:rPr>
-          <w:lang w:val="es-419" w:eastAsia="es-CO"/>
-        </w:rPr>
-        <w:tab/>
-      </w:r>
-      <w:r>
-        <w:rPr>
-          <w:lang w:val="es-419" w:eastAsia="es-CO"/>
-        </w:rPr>
-        <w:tab/>
-      </w:r>
-      <w:r>
-        <w:rPr>
-          <w:lang w:val="es-419" w:eastAsia="es-CO"/>
-        </w:rPr>
-        <w:tab/>
-      </w:r>
-      <w:r>
-        <w:rPr>
-          <w:lang w:val="es-419" w:eastAsia="es-CO"/>
-        </w:rPr>
-        <w:tab/>
-      </w:r>
-      <w:r>
-        <w:rPr>
-          <w:lang w:val="es-419" w:eastAsia="es-CO"/>
-        </w:rPr>
-        <w:tab/>
-      </w:r>
-      <w:r>
-        <w:rPr>
-          <w:lang w:val="es-419" w:eastAsia="es-CO"/>
-        </w:rPr>
-        <w:tab/>
-      </w:r>
-      <w:r>
-        <w:rPr>
-          <w:lang w:val="es-419" w:eastAsia="es-CO"/>
-        </w:rPr>
-        <w:tab/>
-      </w:r>
-      <w:r>
-        <w:rPr>
-          <w:lang w:val="es-419" w:eastAsia="es-CO"/>
-        </w:rPr>
-        <w:tab/>
-      </w:r>
-      <w:r>
-        <w:rPr>
-          <w:lang w:val="es-419" w:eastAsia="es-CO"/>
-        </w:rPr>
-        <w:tab/>
-      </w:r>
-      <w:r>
-        <w:rPr>
-          <w:lang w:val="es-419" w:eastAsia="es-CO"/>
-        </w:rPr>
-        <w:tab/>
-      </w:r>
-      <w:r>
-        <w:rPr>
-          <w:lang w:val="es-419" w:eastAsia="es-CO"/>
-        </w:rPr>
-        <w:tab/>
-      </w:r>
-      <w:r>
-        <w:rPr>
-          <w:lang w:val="es-419" w:eastAsia="es-CO"/>
-        </w:rPr>
-        <w:tab/>
-      </w:r>
-      <w:r>
-        <w:rPr>
-          <w:lang w:val="es-419" w:eastAsia="es-CO"/>
-        </w:rPr>
-        <w:tab/>
-      </w:r>
-      <w:r>
-        <w:rPr>
-          <w:lang w:val="es-419" w:eastAsia="es-CO"/>
-        </w:rPr>
-        <w:tab/>
-      </w:r>
-      <w:r>
-        <w:rPr>
-          <w:lang w:val="es-419" w:eastAsia="es-CO"/>
-        </w:rPr>
-        <w:tab/>
-      </w:r>
-      <w:r>
-        <w:rPr>
-          <w:lang w:val="es-419" w:eastAsia="es-CO"/>
-        </w:rPr>
-        <w:tab/>
-      </w:r>
-    </w:p>
-    <w:tbl>
-      <w:tblPr>
-        <w:tblStyle w:val="SENA"/>
-        <w:tblW w:w="0" w:type="auto"/>
-        <w:tblLook w:val="04A0" w:firstRow="1" w:lastRow="0" w:firstColumn="1" w:lastColumn="0" w:noHBand="0" w:noVBand="1"/>
-      </w:tblPr>
-      <w:tblGrid>
-        <w:gridCol w:w="4414"/>
-        <w:gridCol w:w="4414"/>
-      </w:tblGrid>
-      <w:tr>
-        <w:trPr>
-          <w:cnfStyle w:val="100000000000" w:firstRow="1" w:lastRow="0" w:firstColumn="0" w:lastColumn="0" w:oddVBand="0" w:evenVBand="0" w:oddHBand="0" w:evenHBand="0" w:firstRowFirstColumn="0" w:firstRowLastColumn="0" w:lastRowFirstColumn="0" w:lastRowLastColumn="0"/>
-          <w:tblHeader/>
-        </w:trPr>
-        <w:tc>
-          <w:tcPr>
-            <w:tcW w:w="4414" w:type="dxa"/>
+            <w:tcW w:w="4248" w:type="dxa"/>
           </w:tcPr>
           <w:p>
             <w:pPr>
@@ -7862,17 +8740,23 @@
                 <w:numId w:val="0"/>
               </w:numPr>
               <w:rPr>
+                <w:b/>
+                <w:bCs/>
                 <w:lang w:val="es-419" w:eastAsia="es-CO"/>
               </w:rPr>
             </w:pPr>
             <w:r>
-              <w:t>Usuario</w:t>
+              <w:rPr>
+                <w:b/>
+                <w:bCs/>
+              </w:rPr>
+              <w:t>De seguridad</w:t>
             </w:r>
           </w:p>
         </w:tc>
         <w:tc>
           <w:tcPr>
-            <w:tcW w:w="4414" w:type="dxa"/>
+            <w:tcW w:w="5386" w:type="dxa"/>
           </w:tcPr>
           <w:p>
             <w:pPr>
@@ -7886,18 +8770,15 @@
               </w:rPr>
             </w:pPr>
             <w:r>
-              <w:t>Cliente</w:t>
+              <w:t>Dar garantías, devoluciones del dinero si no está satisfecho por su compra.</w:t>
             </w:r>
           </w:p>
         </w:tc>
       </w:tr>
       <w:tr>
-        <w:trPr>
-          <w:cnfStyle w:val="000000100000" w:firstRow="0" w:lastRow="0" w:firstColumn="0" w:lastColumn="0" w:oddVBand="0" w:evenVBand="0" w:oddHBand="1" w:evenHBand="0" w:firstRowFirstColumn="0" w:firstRowLastColumn="0" w:lastRowFirstColumn="0" w:lastRowLastColumn="0"/>
-        </w:trPr>
         <w:tc>
           <w:tcPr>
-            <w:tcW w:w="4414" w:type="dxa"/>
+            <w:tcW w:w="4248" w:type="dxa"/>
           </w:tcPr>
           <w:p>
             <w:pPr>
@@ -7917,13 +8798,13 @@
                 <w:b/>
                 <w:bCs/>
               </w:rPr>
-              <w:t>Promocionales</w:t>
+              <w:t>De mantenimiento</w:t>
             </w:r>
           </w:p>
         </w:tc>
         <w:tc>
           <w:tcPr>
-            <w:tcW w:w="4414" w:type="dxa"/>
+            <w:tcW w:w="5386" w:type="dxa"/>
           </w:tcPr>
           <w:p>
             <w:pPr>
@@ -7937,153 +8818,6 @@
               </w:rPr>
             </w:pPr>
             <w:r>
-              <w:t>Promover descuentos especiales a los clientes, tarjetas de puntos para realizar compras, llamadas de invitación a promociones y concursos.</w:t>
-            </w:r>
-          </w:p>
-        </w:tc>
-      </w:tr>
-      <w:tr>
-        <w:tc>
-          <w:tcPr>
-            <w:tcW w:w="4414" w:type="dxa"/>
-          </w:tcPr>
-          <w:p>
-            <w:pPr>
-              <w:pStyle w:val="Tabla"/>
-              <w:numPr>
-                <w:ilvl w:val="0"/>
-                <w:numId w:val="0"/>
-              </w:numPr>
-              <w:rPr>
-                <w:b/>
-                <w:bCs/>
-                <w:lang w:val="es-419" w:eastAsia="es-CO"/>
-              </w:rPr>
-            </w:pPr>
-            <w:r>
-              <w:rPr>
-                <w:b/>
-                <w:bCs/>
-              </w:rPr>
-              <w:t>Psicológicos</w:t>
-            </w:r>
-          </w:p>
-        </w:tc>
-        <w:tc>
-          <w:tcPr>
-            <w:tcW w:w="4414" w:type="dxa"/>
-          </w:tcPr>
-          <w:p>
-            <w:pPr>
-              <w:pStyle w:val="Tabla"/>
-              <w:numPr>
-                <w:ilvl w:val="0"/>
-                <w:numId w:val="0"/>
-              </w:numPr>
-              <w:rPr>
-                <w:lang w:val="es-419" w:eastAsia="es-CO"/>
-              </w:rPr>
-            </w:pPr>
-            <w:r>
-              <w:t>Servicios ligados a la motivación del cliente, felicitaciones en el cumpleaños, llamar al cliente para preguntarle sobre la satisfacción de su compra.</w:t>
-            </w:r>
-          </w:p>
-        </w:tc>
-      </w:tr>
-      <w:tr>
-        <w:trPr>
-          <w:cnfStyle w:val="000000100000" w:firstRow="0" w:lastRow="0" w:firstColumn="0" w:lastColumn="0" w:oddVBand="0" w:evenVBand="0" w:oddHBand="1" w:evenHBand="0" w:firstRowFirstColumn="0" w:firstRowLastColumn="0" w:lastRowFirstColumn="0" w:lastRowLastColumn="0"/>
-        </w:trPr>
-        <w:tc>
-          <w:tcPr>
-            <w:tcW w:w="4414" w:type="dxa"/>
-          </w:tcPr>
-          <w:p>
-            <w:pPr>
-              <w:pStyle w:val="Tabla"/>
-              <w:numPr>
-                <w:ilvl w:val="0"/>
-                <w:numId w:val="0"/>
-              </w:numPr>
-              <w:rPr>
-                <w:b/>
-                <w:bCs/>
-                <w:lang w:val="es-419" w:eastAsia="es-CO"/>
-              </w:rPr>
-            </w:pPr>
-            <w:r>
-              <w:rPr>
-                <w:b/>
-                <w:bCs/>
-              </w:rPr>
-              <w:t>De seguridad</w:t>
-            </w:r>
-          </w:p>
-        </w:tc>
-        <w:tc>
-          <w:tcPr>
-            <w:tcW w:w="4414" w:type="dxa"/>
-          </w:tcPr>
-          <w:p>
-            <w:pPr>
-              <w:pStyle w:val="Tabla"/>
-              <w:numPr>
-                <w:ilvl w:val="0"/>
-                <w:numId w:val="0"/>
-              </w:numPr>
-              <w:rPr>
-                <w:lang w:val="es-419" w:eastAsia="es-CO"/>
-              </w:rPr>
-            </w:pPr>
-            <w:r>
-              <w:t>Dar garantías, devoluciones del dinero si no está satisfecho por su compra.</w:t>
-            </w:r>
-          </w:p>
-        </w:tc>
-      </w:tr>
-      <w:tr>
-        <w:tc>
-          <w:tcPr>
-            <w:tcW w:w="4414" w:type="dxa"/>
-          </w:tcPr>
-          <w:p>
-            <w:pPr>
-              <w:pStyle w:val="Tabla"/>
-              <w:numPr>
-                <w:ilvl w:val="0"/>
-                <w:numId w:val="0"/>
-              </w:numPr>
-              <w:rPr>
-                <w:b/>
-                <w:bCs/>
-                <w:lang w:val="es-419" w:eastAsia="es-CO"/>
-              </w:rPr>
-            </w:pPr>
-            <w:r>
-              <w:rPr>
-                <w:b/>
-                <w:bCs/>
-              </w:rPr>
-              <w:t>De mantenimiento</w:t>
-            </w:r>
-          </w:p>
-        </w:tc>
-        <w:tc>
-          <w:tcPr>
-            <w:tcW w:w="4414" w:type="dxa"/>
-          </w:tcPr>
-          <w:p>
-            <w:pPr>
-              <w:pStyle w:val="Tabla"/>
-              <w:numPr>
-                <w:ilvl w:val="0"/>
-                <w:numId w:val="0"/>
-              </w:numPr>
-              <w:rPr>
-                <w:lang w:val="es-419" w:eastAsia="es-CO"/>
-              </w:rPr>
-            </w:pPr>
-            <w:r>
               <w:t>Son los servicios de mantenimiento o de soporte técnico. Este servicio es muy agradecido por los clientes y sirve para fidelizar.</w:t>
             </w:r>
           </w:p>
@@ -8216,6 +8950,354 @@
         </w:rPr>
         <w:tab/>
       </w:r>
+      <w:r>
+        <w:rPr>
+          <w:rFonts w:ascii="Calibri" w:hAnsi="Calibri"/>
+          <w:iCs/>
+          <w:color w:val="000000" w:themeColor="text1"/>
+          <w:kern w:val="0"/>
+          <w:szCs w:val="24"/>
+          <w:lang w:val="es-419" w:eastAsia="es-CO"/>
+          <w14:ligatures w14:val="none"/>
+        </w:rPr>
+        <w:tab/>
+      </w:r>
+      <w:r>
+        <w:rPr>
+          <w:rFonts w:ascii="Calibri" w:hAnsi="Calibri"/>
+          <w:iCs/>
+          <w:color w:val="000000" w:themeColor="text1"/>
+          <w:kern w:val="0"/>
+          <w:szCs w:val="24"/>
+          <w:lang w:val="es-419" w:eastAsia="es-CO"/>
+          <w14:ligatures w14:val="none"/>
+        </w:rPr>
+        <w:tab/>
+      </w:r>
+      <w:r>
+        <w:rPr>
+          <w:rFonts w:ascii="Calibri" w:hAnsi="Calibri"/>
+          <w:iCs/>
+          <w:color w:val="000000" w:themeColor="text1"/>
+          <w:kern w:val="0"/>
+          <w:szCs w:val="24"/>
+          <w:lang w:val="es-419" w:eastAsia="es-CO"/>
+          <w14:ligatures w14:val="none"/>
+        </w:rPr>
+        <w:tab/>
+      </w:r>
+      <w:r>
+        <w:rPr>
+          <w:rFonts w:ascii="Calibri" w:hAnsi="Calibri"/>
+          <w:iCs/>
+          <w:color w:val="000000" w:themeColor="text1"/>
+          <w:kern w:val="0"/>
+          <w:szCs w:val="24"/>
+          <w:lang w:val="es-419" w:eastAsia="es-CO"/>
+          <w14:ligatures w14:val="none"/>
+        </w:rPr>
+        <w:tab/>
+      </w:r>
+      <w:r>
+        <w:rPr>
+          <w:rFonts w:ascii="Calibri" w:hAnsi="Calibri"/>
+          <w:iCs/>
+          <w:color w:val="000000" w:themeColor="text1"/>
+          <w:kern w:val="0"/>
+          <w:szCs w:val="24"/>
+          <w:lang w:val="es-419" w:eastAsia="es-CO"/>
+          <w14:ligatures w14:val="none"/>
+        </w:rPr>
+        <w:tab/>
+      </w:r>
+      <w:r>
+        <w:rPr>
+          <w:rFonts w:ascii="Calibri" w:hAnsi="Calibri"/>
+          <w:iCs/>
+          <w:color w:val="000000" w:themeColor="text1"/>
+          <w:kern w:val="0"/>
+          <w:szCs w:val="24"/>
+          <w:lang w:val="es-419" w:eastAsia="es-CO"/>
+          <w14:ligatures w14:val="none"/>
+        </w:rPr>
+        <w:tab/>
+      </w:r>
+      <w:r>
+        <w:rPr>
+          <w:rFonts w:ascii="Calibri" w:hAnsi="Calibri"/>
+          <w:iCs/>
+          <w:color w:val="000000" w:themeColor="text1"/>
+          <w:kern w:val="0"/>
+          <w:szCs w:val="24"/>
+          <w:lang w:val="es-419" w:eastAsia="es-CO"/>
+          <w14:ligatures w14:val="none"/>
+        </w:rPr>
+        <w:tab/>
+      </w:r>
+      <w:r>
+        <w:rPr>
+          <w:rFonts w:ascii="Calibri" w:hAnsi="Calibri"/>
+          <w:iCs/>
+          <w:color w:val="000000" w:themeColor="text1"/>
+          <w:kern w:val="0"/>
+          <w:szCs w:val="24"/>
+          <w:lang w:val="es-419" w:eastAsia="es-CO"/>
+          <w14:ligatures w14:val="none"/>
+        </w:rPr>
+        <w:tab/>
+      </w:r>
+      <w:r>
+        <w:rPr>
+          <w:rFonts w:ascii="Calibri" w:hAnsi="Calibri"/>
+          <w:iCs/>
+          <w:color w:val="000000" w:themeColor="text1"/>
+          <w:kern w:val="0"/>
+          <w:szCs w:val="24"/>
+          <w:lang w:val="es-419" w:eastAsia="es-CO"/>
+          <w14:ligatures w14:val="none"/>
+        </w:rPr>
+        <w:tab/>
+      </w:r>
+      <w:r>
+        <w:rPr>
+          <w:rFonts w:ascii="Calibri" w:hAnsi="Calibri"/>
+          <w:iCs/>
+          <w:color w:val="000000" w:themeColor="text1"/>
+          <w:kern w:val="0"/>
+          <w:szCs w:val="24"/>
+          <w:lang w:val="es-419" w:eastAsia="es-CO"/>
+          <w14:ligatures w14:val="none"/>
+        </w:rPr>
+        <w:tab/>
+      </w:r>
+      <w:r>
+        <w:rPr>
+          <w:rFonts w:ascii="Calibri" w:hAnsi="Calibri"/>
+          <w:iCs/>
+          <w:color w:val="000000" w:themeColor="text1"/>
+          <w:kern w:val="0"/>
+          <w:szCs w:val="24"/>
+          <w:lang w:val="es-419" w:eastAsia="es-CO"/>
+          <w14:ligatures w14:val="none"/>
+        </w:rPr>
+        <w:tab/>
+      </w:r>
+      <w:r>
+        <w:rPr>
+          <w:rFonts w:ascii="Calibri" w:hAnsi="Calibri"/>
+          <w:iCs/>
+          <w:color w:val="000000" w:themeColor="text1"/>
+          <w:kern w:val="0"/>
+          <w:szCs w:val="24"/>
+          <w:lang w:val="es-419" w:eastAsia="es-CO"/>
+          <w14:ligatures w14:val="none"/>
+        </w:rPr>
+        <w:tab/>
+      </w:r>
+      <w:r>
+        <w:rPr>
+          <w:rFonts w:ascii="Calibri" w:hAnsi="Calibri"/>
+          <w:iCs/>
+          <w:color w:val="000000" w:themeColor="text1"/>
+          <w:kern w:val="0"/>
+          <w:szCs w:val="24"/>
+          <w:lang w:val="es-419" w:eastAsia="es-CO"/>
+          <w14:ligatures w14:val="none"/>
+        </w:rPr>
+        <w:tab/>
+      </w:r>
+      <w:r>
+        <w:rPr>
+          <w:rFonts w:ascii="Calibri" w:hAnsi="Calibri"/>
+          <w:iCs/>
+          <w:color w:val="000000" w:themeColor="text1"/>
+          <w:kern w:val="0"/>
+          <w:szCs w:val="24"/>
+          <w:lang w:val="es-419" w:eastAsia="es-CO"/>
+          <w14:ligatures w14:val="none"/>
+        </w:rPr>
+        <w:tab/>
+      </w:r>
+      <w:r>
+        <w:rPr>
+          <w:rFonts w:ascii="Calibri" w:hAnsi="Calibri"/>
+          <w:iCs/>
+          <w:color w:val="000000" w:themeColor="text1"/>
+          <w:kern w:val="0"/>
+          <w:szCs w:val="24"/>
+          <w:lang w:val="es-419" w:eastAsia="es-CO"/>
+          <w14:ligatures w14:val="none"/>
+        </w:rPr>
+        <w:tab/>
+      </w:r>
+      <w:r>
+        <w:rPr>
+          <w:rFonts w:ascii="Calibri" w:hAnsi="Calibri"/>
+          <w:iCs/>
+          <w:color w:val="000000" w:themeColor="text1"/>
+          <w:kern w:val="0"/>
+          <w:szCs w:val="24"/>
+          <w:lang w:val="es-419" w:eastAsia="es-CO"/>
+          <w14:ligatures w14:val="none"/>
+        </w:rPr>
+        <w:tab/>
+      </w:r>
+      <w:r>
+        <w:rPr>
+          <w:rFonts w:ascii="Calibri" w:hAnsi="Calibri"/>
+          <w:iCs/>
+          <w:color w:val="000000" w:themeColor="text1"/>
+          <w:kern w:val="0"/>
+          <w:szCs w:val="24"/>
+          <w:lang w:val="es-419" w:eastAsia="es-CO"/>
+          <w14:ligatures w14:val="none"/>
+        </w:rPr>
+        <w:tab/>
+      </w:r>
+      <w:r>
+        <w:rPr>
+          <w:rFonts w:ascii="Calibri" w:hAnsi="Calibri"/>
+          <w:iCs/>
+          <w:color w:val="000000" w:themeColor="text1"/>
+          <w:kern w:val="0"/>
+          <w:szCs w:val="24"/>
+          <w:lang w:val="es-419" w:eastAsia="es-CO"/>
+          <w14:ligatures w14:val="none"/>
+        </w:rPr>
+        <w:tab/>
+      </w:r>
+      <w:r>
+        <w:rPr>
+          <w:rFonts w:ascii="Calibri" w:hAnsi="Calibri"/>
+          <w:iCs/>
+          <w:color w:val="000000" w:themeColor="text1"/>
+          <w:kern w:val="0"/>
+          <w:szCs w:val="24"/>
+          <w:lang w:val="es-419" w:eastAsia="es-CO"/>
+          <w14:ligatures w14:val="none"/>
+        </w:rPr>
+        <w:tab/>
+      </w:r>
+      <w:r>
+        <w:rPr>
+          <w:rFonts w:ascii="Calibri" w:hAnsi="Calibri"/>
+          <w:iCs/>
+          <w:color w:val="000000" w:themeColor="text1"/>
+          <w:kern w:val="0"/>
+          <w:szCs w:val="24"/>
+          <w:lang w:val="es-419" w:eastAsia="es-CO"/>
+          <w14:ligatures w14:val="none"/>
+        </w:rPr>
+        <w:tab/>
+      </w:r>
+      <w:r>
+        <w:rPr>
+          <w:rFonts w:ascii="Calibri" w:hAnsi="Calibri"/>
+          <w:iCs/>
+          <w:color w:val="000000" w:themeColor="text1"/>
+          <w:kern w:val="0"/>
+          <w:szCs w:val="24"/>
+          <w:lang w:val="es-419" w:eastAsia="es-CO"/>
+          <w14:ligatures w14:val="none"/>
+        </w:rPr>
+        <w:tab/>
+      </w:r>
+      <w:r>
+        <w:rPr>
+          <w:rFonts w:ascii="Calibri" w:hAnsi="Calibri"/>
+          <w:iCs/>
+          <w:color w:val="000000" w:themeColor="text1"/>
+          <w:kern w:val="0"/>
+          <w:szCs w:val="24"/>
+          <w:lang w:val="es-419" w:eastAsia="es-CO"/>
+          <w14:ligatures w14:val="none"/>
+        </w:rPr>
+        <w:tab/>
+      </w:r>
+      <w:r>
+        <w:rPr>
+          <w:rFonts w:ascii="Calibri" w:hAnsi="Calibri"/>
+          <w:iCs/>
+          <w:color w:val="000000" w:themeColor="text1"/>
+          <w:kern w:val="0"/>
+          <w:szCs w:val="24"/>
+          <w:lang w:val="es-419" w:eastAsia="es-CO"/>
+          <w14:ligatures w14:val="none"/>
+        </w:rPr>
+        <w:tab/>
+      </w:r>
+      <w:r>
+        <w:rPr>
+          <w:rFonts w:ascii="Calibri" w:hAnsi="Calibri"/>
+          <w:iCs/>
+          <w:color w:val="000000" w:themeColor="text1"/>
+          <w:kern w:val="0"/>
+          <w:szCs w:val="24"/>
+          <w:lang w:val="es-419" w:eastAsia="es-CO"/>
+          <w14:ligatures w14:val="none"/>
+        </w:rPr>
+        <w:tab/>
+      </w:r>
+      <w:r>
+        <w:rPr>
+          <w:rFonts w:ascii="Calibri" w:hAnsi="Calibri"/>
+          <w:iCs/>
+          <w:color w:val="000000" w:themeColor="text1"/>
+          <w:kern w:val="0"/>
+          <w:szCs w:val="24"/>
+          <w:lang w:val="es-419" w:eastAsia="es-CO"/>
+          <w14:ligatures w14:val="none"/>
+        </w:rPr>
+        <w:tab/>
+      </w:r>
+      <w:r>
+        <w:rPr>
+          <w:rFonts w:ascii="Calibri" w:hAnsi="Calibri"/>
+          <w:iCs/>
+          <w:color w:val="000000" w:themeColor="text1"/>
+          <w:kern w:val="0"/>
+          <w:szCs w:val="24"/>
+          <w:lang w:val="es-419" w:eastAsia="es-CO"/>
+          <w14:ligatures w14:val="none"/>
+        </w:rPr>
+        <w:tab/>
+      </w:r>
+      <w:r>
+        <w:rPr>
+          <w:rFonts w:ascii="Calibri" w:hAnsi="Calibri"/>
+          <w:iCs/>
+          <w:color w:val="000000" w:themeColor="text1"/>
+          <w:kern w:val="0"/>
+          <w:szCs w:val="24"/>
+          <w:lang w:val="es-419" w:eastAsia="es-CO"/>
+          <w14:ligatures w14:val="none"/>
+        </w:rPr>
+        <w:tab/>
+      </w:r>
+      <w:r>
+        <w:rPr>
+          <w:rFonts w:ascii="Calibri" w:hAnsi="Calibri"/>
+          <w:iCs/>
+          <w:color w:val="000000" w:themeColor="text1"/>
+          <w:kern w:val="0"/>
+          <w:szCs w:val="24"/>
+          <w:lang w:val="es-419" w:eastAsia="es-CO"/>
+          <w14:ligatures w14:val="none"/>
+        </w:rPr>
+        <w:tab/>
+      </w:r>
+      <w:r>
+        <w:rPr>
+          <w:rFonts w:ascii="Calibri" w:hAnsi="Calibri"/>
+          <w:iCs/>
+          <w:color w:val="000000" w:themeColor="text1"/>
+          <w:kern w:val="0"/>
+          <w:szCs w:val="24"/>
+          <w:lang w:val="es-419" w:eastAsia="es-CO"/>
+          <w14:ligatures w14:val="none"/>
+        </w:rPr>
+        <w:tab/>
+      </w:r>
     </w:p>
     <w:p>
       <w:pPr>
@@ -8509,7 +9591,7 @@
           <w:lang w:val="es-419"/>
         </w:rPr>
       </w:pPr>
-      <w:bookmarkStart w:id="9" w:name="_Toc236151636"/>
+      <w:bookmarkStart w:id="9" w:name="_Toc237268302"/>
       <w:r>
         <w:rPr>
           <w:lang w:val="es-419"/>
@@ -8585,7 +9667,7 @@
           <w:noProof/>
         </w:rPr>
         <w:drawing>
-          <wp:inline distT="0" distB="0" distL="0" distR="0" wp14:anchorId="19AA9EDF" wp14:editId="44AFF66B">
+          <wp:inline distT="0" distB="0" distL="0" distR="0" wp14:anchorId="19AA9EDF" wp14:editId="2ADC7F04">
             <wp:extent cx="4680000" cy="2632500"/>
             <wp:effectExtent l="0" t="0" r="6350" b="0"/>
             <wp:docPr id="1" name="Imagen 1">
@@ -8791,7 +9873,7 @@
           <w:lang w:val="es-CO"/>
         </w:rPr>
       </w:pPr>
-      <w:bookmarkStart w:id="10" w:name="_Toc236151637"/>
+      <w:bookmarkStart w:id="10" w:name="_Toc237268303"/>
       <w:r>
         <w:rPr>
           <w:lang w:val="es-CO"/>
@@ -8822,6 +9904,7 @@
     </w:p>
     <w:p>
       <w:pPr>
+        <w:ind w:firstLine="0"/>
         <w:jc w:val="center"/>
         <w:rPr>
           <w:lang w:eastAsia="es-CO"/>
@@ -8833,10 +9916,10 @@
           <w:lang w:eastAsia="es-CO"/>
         </w:rPr>
         <w:drawing>
-          <wp:inline distT="0" distB="0" distL="0" distR="0" wp14:anchorId="3634AAF1" wp14:editId="71CC689B">
-            <wp:extent cx="5902917" cy="3981450"/>
-            <wp:effectExtent l="0" t="0" r="3175" b="0"/>
-            <wp:docPr id="1587365817" name="Imagen 4" descr="El servicio postventa es clave para atraer y fidelizar clientes, asegurando su satisfacción y lealtad. Este análisis aborda las etapas esenciales del servicio, su estructuración en la empresa, las herramientas para implementarlo y los distintos tipos de servicios disponibles, con el objetivo de ofrecer una experiencia de calidad y duradera."/>
+          <wp:inline distT="0" distB="0" distL="0" distR="0" wp14:anchorId="3C0EDB3C" wp14:editId="7A17CC0E">
+            <wp:extent cx="6229350" cy="4319270"/>
+            <wp:effectExtent l="0" t="0" r="0" b="5080"/>
+            <wp:docPr id="217249715" name="Imagen 4" descr="El servicio postventa es clave para atraer y fidelizar clientes, asegurando su satisfacción y lealtad. Este análisis aborda las etapas esenciales del servicio, su estructuración en la empresa, las herramientas para implementarlo y los distintos tipos de servicios disponibles, con el objetivo de ofrecer una experiencia de calidad y duradera."/>
             <wp:cNvGraphicFramePr>
               <a:graphicFrameLocks xmlns:a="http://schemas.openxmlformats.org/drawingml/2006/main" noChangeAspect="1"/>
             </wp:cNvGraphicFramePr>
@@ -8844,11 +9927,11 @@
               <a:graphicData uri="http://schemas.openxmlformats.org/drawingml/2006/picture">
                 <pic:pic xmlns:pic="http://schemas.openxmlformats.org/drawingml/2006/picture">
                   <pic:nvPicPr>
-                    <pic:cNvPr id="1587365817" name="Imagen 4" descr="El servicio postventa es clave para atraer y fidelizar clientes, asegurando su satisfacción y lealtad. Este análisis aborda las etapas esenciales del servicio, su estructuración en la empresa, las herramientas para implementarlo y los distintos tipos de servicios disponibles, con el objetivo de ofrecer una experiencia de calidad y duradera."/>
+                    <pic:cNvPr id="217249715" name="Imagen 4" descr="El servicio postventa es clave para atraer y fidelizar clientes, asegurando su satisfacción y lealtad. Este análisis aborda las etapas esenciales del servicio, su estructuración en la empresa, las herramientas para implementarlo y los distintos tipos de servicios disponibles, con el objetivo de ofrecer una experiencia de calidad y duradera."/>
                     <pic:cNvPicPr/>
                   </pic:nvPicPr>
                   <pic:blipFill>
-                    <a:blip r:embed="rId17">
+                    <a:blip r:embed="rId17" cstate="print">
                       <a:extLst>
                         <a:ext uri="{28A0092B-C50C-407E-A947-70E740481C1C}">
                           <a14:useLocalDpi xmlns:a14="http://schemas.microsoft.com/office/drawing/2010/main" val="0"/>
@@ -8862,7 +9945,7 @@
                   <pic:spPr>
                     <a:xfrm>
                       <a:off x="0" y="0"/>
-                      <a:ext cx="5924791" cy="3996204"/>
+                      <a:ext cx="6235693" cy="4323668"/>
                     </a:xfrm>
                     <a:prstGeom prst="rect">
                       <a:avLst/>
@@ -8877,14 +9960,6 @@
     </w:p>
     <w:p>
       <w:pPr>
-        <w:jc w:val="center"/>
-        <w:rPr>
-          <w:lang w:eastAsia="es-CO"/>
-        </w:rPr>
-      </w:pPr>
-    </w:p>
-    <w:p>
-      <w:pPr>
         <w:ind w:firstLine="0"/>
         <w:rPr>
           <w:lang w:eastAsia="es-CO"/>
@@ -8902,7 +9977,7 @@
           <w:lang w:val="es-CO"/>
         </w:rPr>
       </w:pPr>
-      <w:bookmarkStart w:id="11" w:name="_Toc236151638"/>
+      <w:bookmarkStart w:id="11" w:name="_Toc237268304"/>
       <w:r>
         <w:rPr>
           <w:lang w:val="es-CO"/>
@@ -8928,7 +10003,19 @@
         <w:rPr>
           <w:bCs/>
         </w:rPr>
-        <w:t xml:space="preserve">“El servicio al cliente, conocido también como servicio de atención al cliente es una herramienta de </w:t>
+        <w:t>“</w:t>
+      </w:r>
+      <w:r>
+        <w:rPr>
+          <w:bCs/>
+        </w:rPr>
+        <w:t>e</w:t>
+      </w:r>
+      <w:r>
+        <w:rPr>
+          <w:bCs/>
+        </w:rPr>
+        <w:t xml:space="preserve">l servicio al cliente, conocido también como servicio de atención al cliente es una herramienta de </w:t>
       </w:r>
       <w:r>
         <w:rPr>
@@ -8978,7 +10065,19 @@
         <w:rPr>
           <w:bCs/>
         </w:rPr>
-        <w:t>“Los indicadores son unidades de medición que permiten evaluar el rendimiento de los procesos internos de la firma, ya sea para medir la rentabilidad, productividad, calidad de servicio, gestión del tiempo, entre otros” (</w:t>
+        <w:t>“</w:t>
+      </w:r>
+      <w:r>
+        <w:rPr>
+          <w:bCs/>
+        </w:rPr>
+        <w:t>l</w:t>
+      </w:r>
+      <w:r>
+        <w:rPr>
+          <w:bCs/>
+        </w:rPr>
+        <w:t>os indicadores son unidades de medición que permiten evaluar el rendimiento de los procesos internos de la firma, ya sea para medir la rentabilidad, productividad, calidad de servicio, gestión del tiempo, entre otros” (</w:t>
       </w:r>
       <w:proofErr w:type="spellStart"/>
       <w:r>
@@ -9011,14 +10110,26 @@
         <w:rPr>
           <w:bCs/>
         </w:rPr>
-        <w:t>“Es la parte de la atención al cliente que reúne todas las estrategias pensadas para mejorar la experiencia después de la compra y mantener una relación duradera con los clientes, siempre correspondiendo a sus expectativas y necesidades” (Sale Forje, 2018).</w:t>
-      </w:r>
-    </w:p>
-    <w:p>
-      <w:pPr>
+        <w:t>“</w:t>
+      </w:r>
+      <w:r>
         <w:rPr>
           <w:bCs/>
         </w:rPr>
+        <w:t>e</w:t>
+      </w:r>
+      <w:r>
+        <w:rPr>
+          <w:bCs/>
+        </w:rPr>
+        <w:t>s la parte de la atención al cliente que reúne todas las estrategias pensadas para mejorar la experiencia después de la compra y mantener una relación duradera con los clientes, siempre correspondiendo a sus expectativas y necesidades” (Sale Forje, 2018).</w:t>
+      </w:r>
+    </w:p>
+    <w:p>
+      <w:pPr>
+        <w:rPr>
+          <w:bCs/>
+        </w:rPr>
       </w:pPr>
       <w:r>
         <w:rPr>
@@ -9030,7 +10141,19 @@
         <w:rPr>
           <w:bCs/>
         </w:rPr>
-        <w:t xml:space="preserve">“El significado de servicio al cliente o </w:t>
+        <w:t>“</w:t>
+      </w:r>
+      <w:r>
+        <w:rPr>
+          <w:bCs/>
+        </w:rPr>
+        <w:t>e</w:t>
+      </w:r>
+      <w:r>
+        <w:rPr>
+          <w:bCs/>
+        </w:rPr>
+        <w:t xml:space="preserve">l significado de servicio al cliente o </w:t>
       </w:r>
       <w:r>
         <w:rPr>
@@ -9066,7 +10189,7 @@
           <w:lang w:val="es-CO"/>
         </w:rPr>
       </w:pPr>
-      <w:bookmarkStart w:id="12" w:name="_Toc236151639"/>
+      <w:bookmarkStart w:id="12" w:name="_Toc237268305"/>
       <w:r>
         <w:rPr>
           <w:lang w:val="es-CO"/>
@@ -9185,7 +10308,7 @@
           <w:lang w:val="es-CO"/>
         </w:rPr>
       </w:pPr>
-      <w:bookmarkStart w:id="13" w:name="_Toc236151640"/>
+      <w:bookmarkStart w:id="13" w:name="_Toc237268306"/>
       <w:r>
         <w:rPr>
           <w:lang w:val="es-CO"/>
@@ -9204,8 +10327,8 @@
       </w:tblPr>
       <w:tblGrid>
         <w:gridCol w:w="2830"/>
-        <w:gridCol w:w="3261"/>
-        <w:gridCol w:w="3969"/>
+        <w:gridCol w:w="3402"/>
+        <w:gridCol w:w="3828"/>
       </w:tblGrid>
       <w:tr>
         <w:trPr>
@@ -9219,13 +10342,16 @@
           </w:tcPr>
           <w:p>
             <w:pPr>
+              <w:spacing w:before="0" w:after="0"/>
               <w:ind w:firstLine="0"/>
               <w:rPr>
+                <w:szCs w:val="28"/>
                 <w:lang w:eastAsia="es-CO"/>
               </w:rPr>
             </w:pPr>
             <w:r>
               <w:rPr>
+                <w:szCs w:val="28"/>
                 <w:lang w:eastAsia="es-CO"/>
               </w:rPr>
               <w:t>Nombre</w:t>
@@ -9234,17 +10360,20 @@
         </w:tc>
         <w:tc>
           <w:tcPr>
-            <w:tcW w:w="3261" w:type="dxa"/>
+            <w:tcW w:w="3402" w:type="dxa"/>
           </w:tcPr>
           <w:p>
             <w:pPr>
+              <w:spacing w:before="0" w:after="0"/>
               <w:ind w:firstLine="0"/>
               <w:rPr>
+                <w:szCs w:val="28"/>
                 <w:lang w:eastAsia="es-CO"/>
               </w:rPr>
             </w:pPr>
             <w:r>
               <w:rPr>
+                <w:szCs w:val="28"/>
                 <w:lang w:eastAsia="es-CO"/>
               </w:rPr>
               <w:t>Cargo</w:t>
@@ -9253,17 +10382,20 @@
         </w:tc>
         <w:tc>
           <w:tcPr>
-            <w:tcW w:w="3969" w:type="dxa"/>
+            <w:tcW w:w="3828" w:type="dxa"/>
           </w:tcPr>
           <w:p>
             <w:pPr>
+              <w:spacing w:before="0" w:after="0"/>
               <w:ind w:firstLine="0"/>
               <w:rPr>
+                <w:szCs w:val="28"/>
                 <w:lang w:eastAsia="es-CO"/>
               </w:rPr>
             </w:pPr>
             <w:r>
               <w:rPr>
+                <w:szCs w:val="28"/>
                 <w:lang w:eastAsia="es-CO"/>
               </w:rPr>
               <w:t>Centro de Formación y Regional</w:t>
@@ -9282,12 +10414,17 @@
           <w:p>
             <w:pPr>
               <w:pStyle w:val="TextoTablas"/>
-              <w:rPr>
+              <w:spacing w:before="0" w:after="0" w:line="360" w:lineRule="auto"/>
+              <w:rPr>
+                <w:sz w:val="28"/>
+                <w:szCs w:val="28"/>
                 <w:lang w:val="es-CO"/>
               </w:rPr>
             </w:pPr>
             <w:r>
               <w:rPr>
+                <w:sz w:val="28"/>
+                <w:szCs w:val="28"/>
                 <w:lang w:val="es-CO"/>
               </w:rPr>
               <w:t>Claudia Johanna Gómez Pérez</w:t>
@@ -9296,42 +10433,54 @@
         </w:tc>
         <w:tc>
           <w:tcPr>
-            <w:tcW w:w="3261" w:type="dxa"/>
+            <w:tcW w:w="3402" w:type="dxa"/>
           </w:tcPr>
           <w:p>
             <w:pPr>
               <w:pStyle w:val="TextoTablas"/>
-              <w:rPr>
+              <w:spacing w:before="0" w:after="0" w:line="360" w:lineRule="auto"/>
+              <w:rPr>
+                <w:sz w:val="28"/>
+                <w:szCs w:val="28"/>
                 <w:lang w:val="es-CO"/>
               </w:rPr>
             </w:pPr>
             <w:r>
               <w:rPr>
+                <w:sz w:val="28"/>
+                <w:szCs w:val="28"/>
                 <w:lang w:val="es-CO"/>
               </w:rPr>
-              <w:t xml:space="preserve">Profesional 06. </w:t>
-            </w:r>
-            <w:r>
-              <w:rPr>
+              <w:t>Profesional 06. Responsable Ecosistema Virtual de Recursos Educativos Digitales</w:t>
+            </w:r>
+            <w:r>
+              <w:rPr>
+                <w:sz w:val="28"/>
+                <w:szCs w:val="28"/>
                 <w:lang w:val="es-CO"/>
               </w:rPr>
-              <w:t>Responsable Ecosistema de Recursos Educativos Digitales (RED)</w:t>
+              <w:tab/>
             </w:r>
           </w:p>
         </w:tc>
         <w:tc>
           <w:tcPr>
-            <w:tcW w:w="3969" w:type="dxa"/>
+            <w:tcW w:w="3828" w:type="dxa"/>
           </w:tcPr>
           <w:p>
             <w:pPr>
               <w:pStyle w:val="TextoTablas"/>
-              <w:rPr>
+              <w:spacing w:before="0" w:after="0" w:line="360" w:lineRule="auto"/>
+              <w:rPr>
+                <w:sz w:val="28"/>
+                <w:szCs w:val="28"/>
                 <w:lang w:val="es-CO"/>
               </w:rPr>
             </w:pPr>
             <w:r>
               <w:rPr>
+                <w:sz w:val="28"/>
+                <w:szCs w:val="28"/>
                 <w:lang w:val="es-CO"/>
               </w:rPr>
               <w:t>Centro Agroturístico - Regional Santander</w:t>
@@ -9347,12 +10496,17 @@
           <w:p>
             <w:pPr>
               <w:pStyle w:val="TextoTablas"/>
-              <w:rPr>
+              <w:spacing w:before="0" w:after="0" w:line="360" w:lineRule="auto"/>
+              <w:rPr>
+                <w:sz w:val="28"/>
+                <w:szCs w:val="28"/>
                 <w:lang w:val="es-CO"/>
               </w:rPr>
             </w:pPr>
             <w:r>
               <w:rPr>
+                <w:sz w:val="28"/>
+                <w:szCs w:val="28"/>
                 <w:lang w:val="es-CO"/>
               </w:rPr>
               <w:t>Edison Eduardo Mantilla Cuadros</w:t>
@@ -9361,17 +10515,22 @@
         </w:tc>
         <w:tc>
           <w:tcPr>
-            <w:tcW w:w="3261" w:type="dxa"/>
+            <w:tcW w:w="3402" w:type="dxa"/>
           </w:tcPr>
           <w:p>
             <w:pPr>
               <w:pStyle w:val="TextoTablas"/>
-              <w:rPr>
+              <w:spacing w:before="0" w:after="0" w:line="360" w:lineRule="auto"/>
+              <w:rPr>
+                <w:sz w:val="28"/>
+                <w:szCs w:val="28"/>
                 <w:lang w:val="es-CO"/>
               </w:rPr>
             </w:pPr>
             <w:r>
               <w:rPr>
+                <w:sz w:val="28"/>
+                <w:szCs w:val="28"/>
                 <w:lang w:val="es-CO"/>
               </w:rPr>
               <w:t>Responsable de línea de producción</w:t>
@@ -9380,17 +10539,22 @@
         </w:tc>
         <w:tc>
           <w:tcPr>
-            <w:tcW w:w="3969" w:type="dxa"/>
+            <w:tcW w:w="3828" w:type="dxa"/>
           </w:tcPr>
           <w:p>
             <w:pPr>
               <w:pStyle w:val="TextoTablas"/>
-              <w:rPr>
+              <w:spacing w:before="0" w:after="0" w:line="360" w:lineRule="auto"/>
+              <w:rPr>
+                <w:sz w:val="28"/>
+                <w:szCs w:val="28"/>
                 <w:lang w:val="es-CO"/>
               </w:rPr>
             </w:pPr>
             <w:r>
               <w:rPr>
+                <w:sz w:val="28"/>
+                <w:szCs w:val="28"/>
                 <w:lang w:val="es-CO"/>
               </w:rPr>
               <w:t>Centro Agroturístico - Regional Santander</w:t>
@@ -9409,43 +10573,64 @@
           <w:p>
             <w:pPr>
               <w:pStyle w:val="TextoTablas"/>
-              <w:rPr>
+              <w:spacing w:before="0" w:after="0" w:line="360" w:lineRule="auto"/>
+              <w:rPr>
+                <w:sz w:val="28"/>
+                <w:szCs w:val="28"/>
                 <w:lang w:val="es-CO"/>
               </w:rPr>
             </w:pPr>
             <w:r>
+              <w:rPr>
+                <w:sz w:val="28"/>
+                <w:szCs w:val="28"/>
+              </w:rPr>
               <w:t>Javier del Carmen Martínez Pérez</w:t>
             </w:r>
           </w:p>
         </w:tc>
         <w:tc>
           <w:tcPr>
-            <w:tcW w:w="3261" w:type="dxa"/>
+            <w:tcW w:w="3402" w:type="dxa"/>
           </w:tcPr>
           <w:p>
             <w:pPr>
               <w:pStyle w:val="TextoTablas"/>
-              <w:rPr>
+              <w:spacing w:before="0" w:after="0" w:line="360" w:lineRule="auto"/>
+              <w:rPr>
+                <w:sz w:val="28"/>
+                <w:szCs w:val="28"/>
                 <w:lang w:val="es-CO"/>
               </w:rPr>
             </w:pPr>
             <w:r>
+              <w:rPr>
+                <w:sz w:val="28"/>
+                <w:szCs w:val="28"/>
+              </w:rPr>
               <w:t>Instructor</w:t>
             </w:r>
           </w:p>
         </w:tc>
         <w:tc>
           <w:tcPr>
-            <w:tcW w:w="3969" w:type="dxa"/>
+            <w:tcW w:w="3828" w:type="dxa"/>
           </w:tcPr>
           <w:p>
             <w:pPr>
               <w:pStyle w:val="TextoTablas"/>
-              <w:rPr>
+              <w:spacing w:before="0" w:after="0" w:line="360" w:lineRule="auto"/>
+              <w:rPr>
+                <w:sz w:val="28"/>
+                <w:szCs w:val="28"/>
                 <w:lang w:val="es-CO"/>
               </w:rPr>
             </w:pPr>
             <w:r>
+              <w:rPr>
+                <w:sz w:val="28"/>
+                <w:szCs w:val="28"/>
+              </w:rPr>
               <w:t>Centro de Comercio y Servicios - Regional Bolívar</w:t>
             </w:r>
           </w:p>
@@ -9459,43 +10644,64 @@
           <w:p>
             <w:pPr>
               <w:pStyle w:val="TextoTablas"/>
-              <w:rPr>
+              <w:spacing w:before="0" w:after="0" w:line="360" w:lineRule="auto"/>
+              <w:rPr>
+                <w:sz w:val="28"/>
+                <w:szCs w:val="28"/>
                 <w:lang w:val="es-CO"/>
               </w:rPr>
             </w:pPr>
             <w:r>
+              <w:rPr>
+                <w:sz w:val="28"/>
+                <w:szCs w:val="28"/>
+              </w:rPr>
               <w:t>Zenith Chinchilla Ruedas</w:t>
             </w:r>
           </w:p>
         </w:tc>
         <w:tc>
           <w:tcPr>
-            <w:tcW w:w="3261" w:type="dxa"/>
+            <w:tcW w:w="3402" w:type="dxa"/>
           </w:tcPr>
           <w:p>
             <w:pPr>
               <w:pStyle w:val="TextoTablas"/>
-              <w:rPr>
+              <w:spacing w:before="0" w:after="0" w:line="360" w:lineRule="auto"/>
+              <w:rPr>
+                <w:sz w:val="28"/>
+                <w:szCs w:val="28"/>
                 <w:lang w:val="es-CO"/>
               </w:rPr>
             </w:pPr>
             <w:r>
+              <w:rPr>
+                <w:sz w:val="28"/>
+                <w:szCs w:val="28"/>
+              </w:rPr>
               <w:t>Diseñadora instruccional</w:t>
             </w:r>
           </w:p>
         </w:tc>
         <w:tc>
           <w:tcPr>
-            <w:tcW w:w="3969" w:type="dxa"/>
+            <w:tcW w:w="3828" w:type="dxa"/>
           </w:tcPr>
           <w:p>
             <w:pPr>
               <w:pStyle w:val="TextoTablas"/>
-              <w:rPr>
+              <w:spacing w:before="0" w:after="0" w:line="360" w:lineRule="auto"/>
+              <w:rPr>
+                <w:sz w:val="28"/>
+                <w:szCs w:val="28"/>
                 <w:lang w:val="es-CO"/>
               </w:rPr>
             </w:pPr>
             <w:r>
+              <w:rPr>
+                <w:sz w:val="28"/>
+                <w:szCs w:val="28"/>
+              </w:rPr>
               <w:t>Centro de Diseño y Metrología - Regional Distrito Capital</w:t>
             </w:r>
           </w:p>
@@ -9512,43 +10718,64 @@
           <w:p>
             <w:pPr>
               <w:pStyle w:val="TextoTablas"/>
-              <w:rPr>
+              <w:spacing w:before="0" w:after="0" w:line="360" w:lineRule="auto"/>
+              <w:rPr>
+                <w:sz w:val="28"/>
+                <w:szCs w:val="28"/>
                 <w:lang w:val="es-CO"/>
               </w:rPr>
             </w:pPr>
             <w:r>
+              <w:rPr>
+                <w:sz w:val="28"/>
+                <w:szCs w:val="28"/>
+              </w:rPr>
               <w:t>Rafael Neftalí Lizcano Reyes</w:t>
             </w:r>
           </w:p>
         </w:tc>
         <w:tc>
           <w:tcPr>
-            <w:tcW w:w="3261" w:type="dxa"/>
+            <w:tcW w:w="3402" w:type="dxa"/>
           </w:tcPr>
           <w:p>
             <w:pPr>
               <w:pStyle w:val="TextoTablas"/>
-              <w:rPr>
+              <w:spacing w:before="0" w:after="0" w:line="360" w:lineRule="auto"/>
+              <w:rPr>
+                <w:sz w:val="28"/>
+                <w:szCs w:val="28"/>
                 <w:lang w:val="es-CO"/>
               </w:rPr>
             </w:pPr>
             <w:r>
+              <w:rPr>
+                <w:sz w:val="28"/>
+                <w:szCs w:val="28"/>
+              </w:rPr>
               <w:t>Asesor pedagógico</w:t>
             </w:r>
           </w:p>
         </w:tc>
         <w:tc>
           <w:tcPr>
-            <w:tcW w:w="3969" w:type="dxa"/>
+            <w:tcW w:w="3828" w:type="dxa"/>
           </w:tcPr>
           <w:p>
             <w:pPr>
               <w:pStyle w:val="TextoTablas"/>
-              <w:rPr>
+              <w:spacing w:before="0" w:after="0" w:line="360" w:lineRule="auto"/>
+              <w:rPr>
+                <w:sz w:val="28"/>
+                <w:szCs w:val="28"/>
                 <w:lang w:val="es-CO"/>
               </w:rPr>
             </w:pPr>
             <w:r>
+              <w:rPr>
+                <w:sz w:val="28"/>
+                <w:szCs w:val="28"/>
+              </w:rPr>
               <w:t>Centro Industrial del Diseño y la Manufactura - Regional Santander</w:t>
             </w:r>
           </w:p>
@@ -9562,43 +10789,64 @@
           <w:p>
             <w:pPr>
               <w:pStyle w:val="TextoTablas"/>
-              <w:rPr>
+              <w:spacing w:before="0" w:after="0" w:line="360" w:lineRule="auto"/>
+              <w:rPr>
+                <w:sz w:val="28"/>
+                <w:szCs w:val="28"/>
                 <w:lang w:val="es-CO"/>
               </w:rPr>
             </w:pPr>
             <w:r>
+              <w:rPr>
+                <w:sz w:val="28"/>
+                <w:szCs w:val="28"/>
+              </w:rPr>
               <w:t>Carolina Coca Salazar</w:t>
             </w:r>
           </w:p>
         </w:tc>
         <w:tc>
           <w:tcPr>
-            <w:tcW w:w="3261" w:type="dxa"/>
+            <w:tcW w:w="3402" w:type="dxa"/>
           </w:tcPr>
           <w:p>
             <w:pPr>
               <w:pStyle w:val="TextoTablas"/>
-              <w:rPr>
+              <w:spacing w:before="0" w:after="0" w:line="360" w:lineRule="auto"/>
+              <w:rPr>
+                <w:sz w:val="28"/>
+                <w:szCs w:val="28"/>
                 <w:lang w:val="es-CO"/>
               </w:rPr>
             </w:pPr>
             <w:r>
+              <w:rPr>
+                <w:sz w:val="28"/>
+                <w:szCs w:val="28"/>
+              </w:rPr>
               <w:t>Revisión metodológica y pedagógica</w:t>
             </w:r>
           </w:p>
         </w:tc>
         <w:tc>
           <w:tcPr>
-            <w:tcW w:w="3969" w:type="dxa"/>
+            <w:tcW w:w="3828" w:type="dxa"/>
           </w:tcPr>
           <w:p>
             <w:pPr>
               <w:pStyle w:val="TextoTablas"/>
-              <w:rPr>
+              <w:spacing w:before="0" w:after="0" w:line="360" w:lineRule="auto"/>
+              <w:rPr>
+                <w:sz w:val="28"/>
+                <w:szCs w:val="28"/>
                 <w:lang w:val="es-CO"/>
               </w:rPr>
             </w:pPr>
             <w:r>
+              <w:rPr>
+                <w:sz w:val="28"/>
+                <w:szCs w:val="28"/>
+              </w:rPr>
               <w:t>Centro de Diseño y Metrología - Regional Distrito Capital</w:t>
             </w:r>
           </w:p>
@@ -9615,48 +10863,73 @@
           <w:p>
             <w:pPr>
               <w:pStyle w:val="TextoTablas"/>
-              <w:rPr>
+              <w:spacing w:before="0" w:after="0" w:line="360" w:lineRule="auto"/>
+              <w:rPr>
+                <w:sz w:val="28"/>
+                <w:szCs w:val="28"/>
                 <w:lang w:val="es-CO"/>
               </w:rPr>
             </w:pPr>
             <w:proofErr w:type="spellStart"/>
             <w:r>
+              <w:rPr>
+                <w:sz w:val="28"/>
+                <w:szCs w:val="28"/>
+              </w:rPr>
               <w:t>Jhon</w:t>
             </w:r>
             <w:proofErr w:type="spellEnd"/>
             <w:r>
+              <w:rPr>
+                <w:sz w:val="28"/>
+                <w:szCs w:val="28"/>
+              </w:rPr>
               <w:t xml:space="preserve"> Jairo Rodríguez Pérez</w:t>
             </w:r>
           </w:p>
         </w:tc>
         <w:tc>
           <w:tcPr>
-            <w:tcW w:w="3261" w:type="dxa"/>
+            <w:tcW w:w="3402" w:type="dxa"/>
           </w:tcPr>
           <w:p>
             <w:pPr>
               <w:pStyle w:val="TextoTablas"/>
-              <w:rPr>
+              <w:spacing w:before="0" w:after="0" w:line="360" w:lineRule="auto"/>
+              <w:rPr>
+                <w:sz w:val="28"/>
+                <w:szCs w:val="28"/>
                 <w:lang w:val="es-CO"/>
               </w:rPr>
             </w:pPr>
             <w:r>
+              <w:rPr>
+                <w:sz w:val="28"/>
+                <w:szCs w:val="28"/>
+              </w:rPr>
               <w:t>Diseñador y evaluador instruccional</w:t>
             </w:r>
           </w:p>
         </w:tc>
         <w:tc>
           <w:tcPr>
-            <w:tcW w:w="3969" w:type="dxa"/>
+            <w:tcW w:w="3828" w:type="dxa"/>
           </w:tcPr>
           <w:p>
             <w:pPr>
               <w:pStyle w:val="TextoTablas"/>
-              <w:rPr>
+              <w:spacing w:before="0" w:after="0" w:line="360" w:lineRule="auto"/>
+              <w:rPr>
+                <w:sz w:val="28"/>
+                <w:szCs w:val="28"/>
                 <w:lang w:val="es-CO"/>
               </w:rPr>
             </w:pPr>
             <w:r>
+              <w:rPr>
+                <w:sz w:val="28"/>
+                <w:szCs w:val="28"/>
+              </w:rPr>
               <w:t>Centro para la Industria de la Comunicación Gráfica - Regional Distrito Capital</w:t>
             </w:r>
           </w:p>
@@ -9670,43 +10943,64 @@
           <w:p>
             <w:pPr>
               <w:pStyle w:val="TextoTablas"/>
-              <w:rPr>
+              <w:spacing w:before="0" w:after="0" w:line="360" w:lineRule="auto"/>
+              <w:rPr>
+                <w:sz w:val="28"/>
+                <w:szCs w:val="28"/>
                 <w:lang w:val="es-CO"/>
               </w:rPr>
             </w:pPr>
             <w:r>
+              <w:rPr>
+                <w:sz w:val="28"/>
+                <w:szCs w:val="28"/>
+              </w:rPr>
               <w:t>Erika Fernanda Mejía Pinzón</w:t>
             </w:r>
           </w:p>
         </w:tc>
         <w:tc>
           <w:tcPr>
-            <w:tcW w:w="3261" w:type="dxa"/>
+            <w:tcW w:w="3402" w:type="dxa"/>
           </w:tcPr>
           <w:p>
             <w:pPr>
               <w:pStyle w:val="TextoTablas"/>
-              <w:rPr>
+              <w:spacing w:before="0" w:after="0" w:line="360" w:lineRule="auto"/>
+              <w:rPr>
+                <w:sz w:val="28"/>
+                <w:szCs w:val="28"/>
                 <w:lang w:val="es-CO"/>
               </w:rPr>
             </w:pPr>
             <w:r>
+              <w:rPr>
+                <w:sz w:val="28"/>
+                <w:szCs w:val="28"/>
+              </w:rPr>
               <w:t>Diseñadora instruccional</w:t>
             </w:r>
           </w:p>
         </w:tc>
         <w:tc>
           <w:tcPr>
-            <w:tcW w:w="3969" w:type="dxa"/>
+            <w:tcW w:w="3828" w:type="dxa"/>
           </w:tcPr>
           <w:p>
             <w:pPr>
               <w:pStyle w:val="TextoTablas"/>
-              <w:rPr>
+              <w:spacing w:before="0" w:after="0" w:line="360" w:lineRule="auto"/>
+              <w:rPr>
+                <w:sz w:val="28"/>
+                <w:szCs w:val="28"/>
                 <w:lang w:val="es-CO"/>
               </w:rPr>
             </w:pPr>
             <w:r>
+              <w:rPr>
+                <w:sz w:val="28"/>
+                <w:szCs w:val="28"/>
+              </w:rPr>
               <w:t>Centro Agroturístico - Regional Santander</w:t>
             </w:r>
           </w:p>
@@ -9723,43 +11017,65 @@
           <w:p>
             <w:pPr>
               <w:pStyle w:val="TextoTablas"/>
-              <w:rPr>
+              <w:spacing w:before="0" w:after="0" w:line="360" w:lineRule="auto"/>
+              <w:rPr>
+                <w:sz w:val="28"/>
+                <w:szCs w:val="28"/>
                 <w:lang w:val="es-CO"/>
               </w:rPr>
             </w:pPr>
             <w:r>
+              <w:rPr>
+                <w:sz w:val="28"/>
+                <w:szCs w:val="28"/>
+              </w:rPr>
+              <w:lastRenderedPageBreak/>
               <w:t>Yazmin Rocio Figueroa Pacheco</w:t>
             </w:r>
           </w:p>
         </w:tc>
         <w:tc>
           <w:tcPr>
-            <w:tcW w:w="3261" w:type="dxa"/>
+            <w:tcW w:w="3402" w:type="dxa"/>
           </w:tcPr>
           <w:p>
             <w:pPr>
               <w:pStyle w:val="TextoTablas"/>
-              <w:rPr>
+              <w:spacing w:before="0" w:after="0" w:line="360" w:lineRule="auto"/>
+              <w:rPr>
+                <w:sz w:val="28"/>
+                <w:szCs w:val="28"/>
                 <w:lang w:val="es-CO"/>
               </w:rPr>
             </w:pPr>
             <w:r>
+              <w:rPr>
+                <w:sz w:val="28"/>
+                <w:szCs w:val="28"/>
+              </w:rPr>
               <w:t>Diseñador de contenidos digitales</w:t>
             </w:r>
           </w:p>
         </w:tc>
         <w:tc>
           <w:tcPr>
-            <w:tcW w:w="3969" w:type="dxa"/>
+            <w:tcW w:w="3828" w:type="dxa"/>
           </w:tcPr>
           <w:p>
             <w:pPr>
               <w:pStyle w:val="TextoTablas"/>
-              <w:rPr>
+              <w:spacing w:before="0" w:after="0" w:line="360" w:lineRule="auto"/>
+              <w:rPr>
+                <w:sz w:val="28"/>
+                <w:szCs w:val="28"/>
                 <w:lang w:val="es-CO"/>
               </w:rPr>
             </w:pPr>
             <w:r>
+              <w:rPr>
+                <w:sz w:val="28"/>
+                <w:szCs w:val="28"/>
+              </w:rPr>
               <w:t>Centro Agroturístico - Regional Santander</w:t>
             </w:r>
           </w:p>
@@ -9773,52 +11089,79 @@
           <w:p>
             <w:pPr>
               <w:pStyle w:val="TextoTablas"/>
-              <w:rPr>
+              <w:spacing w:before="0" w:after="0" w:line="360" w:lineRule="auto"/>
+              <w:rPr>
+                <w:sz w:val="28"/>
+                <w:szCs w:val="28"/>
                 <w:lang w:val="es-CO"/>
               </w:rPr>
             </w:pPr>
             <w:r>
+              <w:rPr>
+                <w:sz w:val="28"/>
+                <w:szCs w:val="28"/>
+              </w:rPr>
               <w:t>Lizeth Karina Manchego Suarez</w:t>
             </w:r>
           </w:p>
         </w:tc>
         <w:tc>
           <w:tcPr>
-            <w:tcW w:w="3261" w:type="dxa"/>
+            <w:tcW w:w="3402" w:type="dxa"/>
           </w:tcPr>
           <w:p>
             <w:pPr>
               <w:pStyle w:val="TextoTablas"/>
-              <w:rPr>
+              <w:spacing w:before="0" w:after="0" w:line="360" w:lineRule="auto"/>
+              <w:rPr>
+                <w:sz w:val="28"/>
+                <w:szCs w:val="28"/>
                 <w:lang w:val="es-CO"/>
               </w:rPr>
             </w:pPr>
             <w:r>
+              <w:rPr>
+                <w:sz w:val="28"/>
+                <w:szCs w:val="28"/>
+              </w:rPr>
               <w:t xml:space="preserve">Desarrolladora </w:t>
             </w:r>
             <w:r>
               <w:rPr>
                 <w:rStyle w:val="Extranjerismo"/>
+                <w:sz w:val="28"/>
+                <w:szCs w:val="28"/>
               </w:rPr>
               <w:t>full-stack</w:t>
             </w:r>
             <w:r>
+              <w:rPr>
+                <w:sz w:val="28"/>
+                <w:szCs w:val="28"/>
+              </w:rPr>
               <w:t xml:space="preserve"> Junior</w:t>
             </w:r>
           </w:p>
         </w:tc>
         <w:tc>
           <w:tcPr>
-            <w:tcW w:w="3969" w:type="dxa"/>
+            <w:tcW w:w="3828" w:type="dxa"/>
           </w:tcPr>
           <w:p>
             <w:pPr>
               <w:pStyle w:val="TextoTablas"/>
-              <w:rPr>
+              <w:spacing w:before="0" w:after="0" w:line="360" w:lineRule="auto"/>
+              <w:rPr>
+                <w:sz w:val="28"/>
+                <w:szCs w:val="28"/>
                 <w:lang w:val="es-CO"/>
               </w:rPr>
             </w:pPr>
             <w:r>
+              <w:rPr>
+                <w:sz w:val="28"/>
+                <w:szCs w:val="28"/>
+              </w:rPr>
               <w:t>Centro Agroturístico - Regional Santander</w:t>
             </w:r>
           </w:p>
@@ -9835,43 +11178,64 @@
           <w:p>
             <w:pPr>
               <w:pStyle w:val="TextoTablas"/>
-              <w:rPr>
+              <w:spacing w:before="0" w:after="0" w:line="360" w:lineRule="auto"/>
+              <w:rPr>
+                <w:sz w:val="28"/>
+                <w:szCs w:val="28"/>
                 <w:lang w:val="es-CO"/>
               </w:rPr>
             </w:pPr>
             <w:r>
+              <w:rPr>
+                <w:sz w:val="28"/>
+                <w:szCs w:val="28"/>
+              </w:rPr>
               <w:t>María Alejandra Vera Briceño</w:t>
             </w:r>
           </w:p>
         </w:tc>
         <w:tc>
           <w:tcPr>
-            <w:tcW w:w="3261" w:type="dxa"/>
+            <w:tcW w:w="3402" w:type="dxa"/>
           </w:tcPr>
           <w:p>
             <w:pPr>
               <w:pStyle w:val="TextoTablas"/>
-              <w:rPr>
+              <w:spacing w:before="0" w:after="0" w:line="360" w:lineRule="auto"/>
+              <w:rPr>
+                <w:sz w:val="28"/>
+                <w:szCs w:val="28"/>
                 <w:lang w:val="es-CO"/>
               </w:rPr>
             </w:pPr>
             <w:r>
+              <w:rPr>
+                <w:sz w:val="28"/>
+                <w:szCs w:val="28"/>
+              </w:rPr>
               <w:t>Animadora y producción audiovisual</w:t>
             </w:r>
           </w:p>
         </w:tc>
         <w:tc>
           <w:tcPr>
-            <w:tcW w:w="3969" w:type="dxa"/>
+            <w:tcW w:w="3828" w:type="dxa"/>
           </w:tcPr>
           <w:p>
             <w:pPr>
               <w:pStyle w:val="TextoTablas"/>
-              <w:rPr>
+              <w:spacing w:before="0" w:after="0" w:line="360" w:lineRule="auto"/>
+              <w:rPr>
+                <w:sz w:val="28"/>
+                <w:szCs w:val="28"/>
                 <w:lang w:val="es-CO"/>
               </w:rPr>
             </w:pPr>
             <w:r>
+              <w:rPr>
+                <w:sz w:val="28"/>
+                <w:szCs w:val="28"/>
+              </w:rPr>
               <w:t>Centro Agroturístico - Regional Santander</w:t>
             </w:r>
           </w:p>
@@ -9885,34 +11249,61 @@
           <w:p>
             <w:pPr>
               <w:pStyle w:val="TextoTablas"/>
+              <w:spacing w:before="0" w:after="0" w:line="360" w:lineRule="auto"/>
+              <w:rPr>
+                <w:sz w:val="28"/>
+                <w:szCs w:val="28"/>
+              </w:rPr>
             </w:pPr>
             <w:r>
-              <w:t>Erika Daniela Manrique Rueda</w:t>
+              <w:rPr>
+                <w:sz w:val="28"/>
+                <w:szCs w:val="28"/>
+              </w:rPr>
+              <w:t>Yineth Ibette Gonzalez Quintero</w:t>
             </w:r>
           </w:p>
         </w:tc>
         <w:tc>
           <w:tcPr>
-            <w:tcW w:w="3261" w:type="dxa"/>
+            <w:tcW w:w="3402" w:type="dxa"/>
           </w:tcPr>
           <w:p>
             <w:pPr>
               <w:pStyle w:val="TextoTablas"/>
+              <w:spacing w:before="0" w:after="0" w:line="360" w:lineRule="auto"/>
+              <w:rPr>
+                <w:sz w:val="28"/>
+                <w:szCs w:val="28"/>
+              </w:rPr>
             </w:pPr>
             <w:r>
+              <w:rPr>
+                <w:sz w:val="28"/>
+                <w:szCs w:val="28"/>
+              </w:rPr>
               <w:t>Validadora de recursos educativos digitales</w:t>
             </w:r>
           </w:p>
         </w:tc>
         <w:tc>
           <w:tcPr>
-            <w:tcW w:w="3969" w:type="dxa"/>
+            <w:tcW w:w="3828" w:type="dxa"/>
           </w:tcPr>
           <w:p>
             <w:pPr>
               <w:pStyle w:val="TextoTablas"/>
+              <w:spacing w:before="0" w:after="0" w:line="360" w:lineRule="auto"/>
+              <w:rPr>
+                <w:sz w:val="28"/>
+                <w:szCs w:val="28"/>
+              </w:rPr>
             </w:pPr>
             <w:r>
+              <w:rPr>
+                <w:sz w:val="28"/>
+                <w:szCs w:val="28"/>
+              </w:rPr>
               <w:t>Centro Agroturístico - Regional Santander</w:t>
             </w:r>
           </w:p>
@@ -9929,35 +11320,61 @@
           <w:p>
             <w:pPr>
               <w:pStyle w:val="TextoTablas"/>
+              <w:spacing w:before="0" w:after="0" w:line="360" w:lineRule="auto"/>
+              <w:rPr>
+                <w:sz w:val="28"/>
+                <w:szCs w:val="28"/>
+              </w:rPr>
             </w:pPr>
             <w:r>
-              <w:lastRenderedPageBreak/>
+              <w:rPr>
+                <w:sz w:val="28"/>
+                <w:szCs w:val="28"/>
+              </w:rPr>
               <w:t>Laura Paola Gelvez Manosalva</w:t>
             </w:r>
           </w:p>
         </w:tc>
         <w:tc>
           <w:tcPr>
-            <w:tcW w:w="3261" w:type="dxa"/>
+            <w:tcW w:w="3402" w:type="dxa"/>
           </w:tcPr>
           <w:p>
             <w:pPr>
               <w:pStyle w:val="TextoTablas"/>
+              <w:spacing w:before="0" w:after="0" w:line="360" w:lineRule="auto"/>
+              <w:rPr>
+                <w:sz w:val="28"/>
+                <w:szCs w:val="28"/>
+              </w:rPr>
             </w:pPr>
             <w:r>
+              <w:rPr>
+                <w:sz w:val="28"/>
+                <w:szCs w:val="28"/>
+              </w:rPr>
               <w:t>Evaluadora para contenidos inclusivos y accesibles</w:t>
             </w:r>
           </w:p>
         </w:tc>
         <w:tc>
           <w:tcPr>
-            <w:tcW w:w="3969" w:type="dxa"/>
+            <w:tcW w:w="3828" w:type="dxa"/>
           </w:tcPr>
           <w:p>
             <w:pPr>
               <w:pStyle w:val="TextoTablas"/>
+              <w:spacing w:before="0" w:after="0" w:line="360" w:lineRule="auto"/>
+              <w:rPr>
+                <w:sz w:val="28"/>
+                <w:szCs w:val="28"/>
+              </w:rPr>
             </w:pPr>
             <w:r>
+              <w:rPr>
+                <w:sz w:val="28"/>
+                <w:szCs w:val="28"/>
+              </w:rPr>
               <w:t>Centro Agroturístico - Regional Santander</w:t>
             </w:r>
           </w:p>
@@ -14743,6 +16160,26 @@
 </file>
 
 <file path=customXml/item1.xml><?xml version="1.0" encoding="utf-8"?>
+<?mso-contentType ?>
+<FormTemplates xmlns="http://schemas.microsoft.com/sharepoint/v3/contenttype/forms">
+  <Display>DocumentLibraryForm</Display>
+  <Edit>DocumentLibraryForm</Edit>
+  <New>DocumentLibraryForm</New>
+</FormTemplates>
+</file>
+
+<file path=customXml/item2.xml><?xml version="1.0" encoding="utf-8"?>
+<p:properties xmlns:p="http://schemas.microsoft.com/office/2006/metadata/properties" xmlns:xsi="http://www.w3.org/2001/XMLSchema-instance" xmlns:pc="http://schemas.microsoft.com/office/infopath/2007/PartnerControls">
+  <documentManagement>
+    <TaxCatchAll xmlns="13c90a0b-73bc-4dc0-be5f-28d77b615beb" xsi:nil="true"/>
+    <lcf76f155ced4ddcb4097134ff3c332f xmlns="13c93bba-48ce-428c-bfe5-88b42c19b028">
+      <Terms xmlns="http://schemas.microsoft.com/office/infopath/2007/PartnerControls"/>
+    </lcf76f155ced4ddcb4097134ff3c332f>
+  </documentManagement>
+</p:properties>
+</file>
+
+<file path=customXml/item3.xml><?xml version="1.0" encoding="utf-8"?>
 <ct:contentTypeSchema xmlns:ct="http://schemas.microsoft.com/office/2006/metadata/contentType" xmlns:ma="http://schemas.microsoft.com/office/2006/metadata/properties/metaAttributes" ct:_="" ma:_="" ma:contentTypeName="Documento" ma:contentTypeID="0x0101006A81D6BD42E8DF4C91013959704817E1" ma:contentTypeVersion="15" ma:contentTypeDescription="Crear nuevo documento." ma:contentTypeScope="" ma:versionID="bf4f72ffd194f0963ff564daca6869f7">
   <xsd:schema xmlns:xsd="http://www.w3.org/2001/XMLSchema" xmlns:xs="http://www.w3.org/2001/XMLSchema" xmlns:p="http://schemas.microsoft.com/office/2006/metadata/properties" xmlns:ns2="13c90a0b-73bc-4dc0-be5f-28d77b615beb" xmlns:ns3="13c93bba-48ce-428c-bfe5-88b42c19b028" targetNamespace="http://schemas.microsoft.com/office/2006/metadata/properties" ma:root="true" ma:fieldsID="8718d6f4873a5b1392a45044efa78385" ns2:_="" ns3:_="">
     <xsd:import namespace="13c90a0b-73bc-4dc0-be5f-28d77b615beb"/>
@@ -14977,31 +16414,30 @@
 </ct:contentTypeSchema>
 </file>
 
-<file path=customXml/item2.xml><?xml version="1.0" encoding="utf-8"?>
-<p:properties xmlns:p="http://schemas.microsoft.com/office/2006/metadata/properties" xmlns:xsi="http://www.w3.org/2001/XMLSchema-instance" xmlns:pc="http://schemas.microsoft.com/office/infopath/2007/PartnerControls">
-  <documentManagement>
-    <TaxCatchAll xmlns="13c90a0b-73bc-4dc0-be5f-28d77b615beb" xsi:nil="true"/>
-    <lcf76f155ced4ddcb4097134ff3c332f xmlns="13c93bba-48ce-428c-bfe5-88b42c19b028">
-      <Terms xmlns="http://schemas.microsoft.com/office/infopath/2007/PartnerControls"/>
-    </lcf76f155ced4ddcb4097134ff3c332f>
-  </documentManagement>
-</p:properties>
-</file>
-
-<file path=customXml/item3.xml><?xml version="1.0" encoding="utf-8"?>
-<?mso-contentType ?>
-<FormTemplates xmlns="http://schemas.microsoft.com/sharepoint/v3/contenttype/forms">
-  <Display>DocumentLibraryForm</Display>
-  <Edit>DocumentLibraryForm</Edit>
-  <New>DocumentLibraryForm</New>
-</FormTemplates>
-</file>
-
 <file path=customXml/item4.xml><?xml version="1.0" encoding="utf-8"?>
 <b:Sources xmlns:b="http://schemas.openxmlformats.org/officeDocument/2006/bibliography" xmlns="http://schemas.openxmlformats.org/officeDocument/2006/bibliography" SelectedStyle="\APASixthEditionOfficeOnline.xsl" StyleName="APA" Version="6"/>
 </file>
 
 <file path=customXml/itemProps1.xml><?xml version="1.0" encoding="utf-8"?>
+<ds:datastoreItem xmlns:ds="http://schemas.openxmlformats.org/officeDocument/2006/customXml" ds:itemID="{10663269-2064-4804-8290-36D4A57F5557}">
+  <ds:schemaRefs>
+    <ds:schemaRef ds:uri="http://schemas.microsoft.com/sharepoint/v3/contenttype/forms"/>
+  </ds:schemaRefs>
+</ds:datastoreItem>
+</file>
+
+<file path=customXml/itemProps2.xml><?xml version="1.0" encoding="utf-8"?>
+<ds:datastoreItem xmlns:ds="http://schemas.openxmlformats.org/officeDocument/2006/customXml" ds:itemID="{1279454D-02BE-4A9C-A117-DCD1573E2608}">
+  <ds:schemaRefs>
+    <ds:schemaRef ds:uri="http://schemas.microsoft.com/office/2006/metadata/properties"/>
+    <ds:schemaRef ds:uri="http://schemas.microsoft.com/office/infopath/2007/PartnerControls"/>
+    <ds:schemaRef ds:uri="13c90a0b-73bc-4dc0-be5f-28d77b615beb"/>
+    <ds:schemaRef ds:uri="13c93bba-48ce-428c-bfe5-88b42c19b028"/>
+  </ds:schemaRefs>
+</ds:datastoreItem>
+</file>
+
+<file path=customXml/itemProps3.xml><?xml version="1.0" encoding="utf-8"?>
 <ds:datastoreItem xmlns:ds="http://schemas.openxmlformats.org/officeDocument/2006/customXml" ds:itemID="{59065960-E0CA-4804-83B5-320CBCDCC160}">
   <ds:schemaRefs>
     <ds:schemaRef ds:uri="http://schemas.microsoft.com/office/2006/metadata/contentType"/>
@@ -15020,25 +16456,6 @@
 </ds:datastoreItem>
 </file>
 
-<file path=customXml/itemProps2.xml><?xml version="1.0" encoding="utf-8"?>
-<ds:datastoreItem xmlns:ds="http://schemas.openxmlformats.org/officeDocument/2006/customXml" ds:itemID="{1279454D-02BE-4A9C-A117-DCD1573E2608}">
-  <ds:schemaRefs>
-    <ds:schemaRef ds:uri="http://schemas.microsoft.com/office/2006/metadata/properties"/>
-    <ds:schemaRef ds:uri="http://schemas.microsoft.com/office/infopath/2007/PartnerControls"/>
-    <ds:schemaRef ds:uri="13c90a0b-73bc-4dc0-be5f-28d77b615beb"/>
-    <ds:schemaRef ds:uri="13c93bba-48ce-428c-bfe5-88b42c19b028"/>
-  </ds:schemaRefs>
-</ds:datastoreItem>
-</file>
-
-<file path=customXml/itemProps3.xml><?xml version="1.0" encoding="utf-8"?>
-<ds:datastoreItem xmlns:ds="http://schemas.openxmlformats.org/officeDocument/2006/customXml" ds:itemID="{10663269-2064-4804-8290-36D4A57F5557}">
-  <ds:schemaRefs>
-    <ds:schemaRef ds:uri="http://schemas.microsoft.com/sharepoint/v3/contenttype/forms"/>
-  </ds:schemaRefs>
-</ds:datastoreItem>
-</file>
-
 <file path=customXml/itemProps4.xml><?xml version="1.0" encoding="utf-8"?>
 <ds:datastoreItem xmlns:ds="http://schemas.openxmlformats.org/officeDocument/2006/customXml" ds:itemID="{B4D642A5-15BF-431D-A277-04904FEE8B4E}">
   <ds:schemaRefs>

--- a/fuentes/CF7_621200_DU.docx
+++ b/fuentes/CF7_621200_DU.docx
@@ -4,6 +4,7 @@
   <w:body>
     <w:p>
       <w:pPr>
+        <w:spacing w:before="0" w:after="0"/>
         <w:ind w:firstLine="1"/>
       </w:pPr>
       <w:r>
@@ -82,6 +83,7 @@
     </w:p>
     <w:p>
       <w:pPr>
+        <w:spacing w:before="0" w:after="0"/>
         <w:rPr>
           <w:rFonts w:ascii="Calibri" w:hAnsi="Calibri"/>
           <w:b/>
@@ -94,6 +96,7 @@
     </w:p>
     <w:p>
       <w:pPr>
+        <w:spacing w:before="0" w:after="0"/>
         <w:jc w:val="center"/>
         <w:rPr>
           <w:rFonts w:ascii="Calibri" w:hAnsi="Calibri"/>
@@ -107,6 +110,7 @@
     </w:p>
     <w:p>
       <w:pPr>
+        <w:spacing w:before="0" w:after="0"/>
         <w:rPr>
           <w:rFonts w:ascii="Calibri" w:hAnsi="Calibri"/>
           <w:b/>
@@ -119,6 +123,7 @@
     </w:p>
     <w:p>
       <w:pPr>
+        <w:spacing w:before="0" w:after="0"/>
         <w:rPr>
           <w:rFonts w:ascii="Calibri" w:hAnsi="Calibri"/>
           <w:b/>
@@ -215,6 +220,7 @@
     </w:p>
     <w:p>
       <w:pPr>
+        <w:spacing w:before="0" w:after="0"/>
         <w:rPr>
           <w:rFonts w:ascii="Calibri" w:hAnsi="Calibri"/>
           <w:b/>
@@ -224,6 +230,19 @@
           <w14:ligatures w14:val="none"/>
         </w:rPr>
       </w:pPr>
+    </w:p>
+    <w:p>
+      <w:pPr>
+        <w:spacing w:before="0" w:after="0"/>
+        <w:rPr>
+          <w:rFonts w:ascii="Calibri" w:hAnsi="Calibri"/>
+          <w:b/>
+          <w:bCs/>
+          <w:color w:val="000000" w:themeColor="text1"/>
+          <w:kern w:val="0"/>
+          <w14:ligatures w14:val="none"/>
+        </w:rPr>
+      </w:pPr>
       <w:r>
         <w:rPr>
           <w:noProof/>
@@ -232,15 +251,15 @@
         <mc:AlternateContent>
           <mc:Choice Requires="wps">
             <w:drawing>
-              <wp:anchor distT="45720" distB="45720" distL="114300" distR="114300" simplePos="0" relativeHeight="251663360" behindDoc="0" locked="0" layoutInCell="1" allowOverlap="1" wp14:anchorId="2E2DABF6" wp14:editId="306B0905">
+              <wp:anchor distT="45720" distB="45720" distL="114300" distR="114300" simplePos="0" relativeHeight="251663360" behindDoc="0" locked="0" layoutInCell="1" allowOverlap="1" wp14:anchorId="2E2DABF6" wp14:editId="7715C4E6">
                 <wp:simplePos x="0" y="0"/>
                 <wp:positionH relativeFrom="margin">
-                  <wp:posOffset>-320040</wp:posOffset>
+                  <wp:posOffset>231775</wp:posOffset>
                 </wp:positionH>
                 <wp:positionV relativeFrom="paragraph">
-                  <wp:posOffset>278292</wp:posOffset>
+                  <wp:posOffset>325755</wp:posOffset>
                 </wp:positionV>
-                <wp:extent cx="6972300" cy="1307465"/>
+                <wp:extent cx="6448425" cy="1307465"/>
                 <wp:effectExtent l="0" t="0" r="0" b="6985"/>
                 <wp:wrapNone/>
                 <wp:docPr id="217" name="Cuadro de texto 2">
@@ -262,7 +281,7 @@
                       <wps:spPr bwMode="auto">
                         <a:xfrm>
                           <a:off x="0" y="0"/>
-                          <a:ext cx="6972300" cy="1307465"/>
+                          <a:ext cx="6448425" cy="1307465"/>
                         </a:xfrm>
                         <a:prstGeom prst="rect">
                           <a:avLst/>
@@ -318,7 +337,7 @@
                 <v:stroke joinstyle="miter"/>
                 <v:path gradientshapeok="t" o:connecttype="rect"/>
               </v:shapetype>
-              <v:shape id="Cuadro de texto 2" o:spid="_x0000_s1026" type="#_x0000_t202" alt="&quot;&quot;" style="position:absolute;left:0;text-align:left;margin-left:-25.2pt;margin-top:21.9pt;width:549pt;height:102.95pt;z-index:251663360;visibility:visible;mso-wrap-style:square;mso-width-percent:0;mso-height-percent:0;mso-wrap-distance-left:9pt;mso-wrap-distance-top:3.6pt;mso-wrap-distance-right:9pt;mso-wrap-distance-bottom:3.6pt;mso-position-horizontal:absolute;mso-position-horizontal-relative:margin;mso-position-vertical:absolute;mso-position-vertical-relative:text;mso-width-percent:0;mso-height-percent:0;mso-width-relative:margin;mso-height-relative:margin;v-text-anchor:top" o:gfxdata="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" filled="f" stroked="f">
+              <v:shape id="Cuadro de texto 2" o:spid="_x0000_s1026" type="#_x0000_t202" alt="&quot;&quot;" style="position:absolute;left:0;text-align:left;margin-left:18.25pt;margin-top:25.65pt;width:507.75pt;height:102.95pt;z-index:251663360;visibility:visible;mso-wrap-style:square;mso-width-percent:0;mso-height-percent:0;mso-wrap-distance-left:9pt;mso-wrap-distance-top:3.6pt;mso-wrap-distance-right:9pt;mso-wrap-distance-bottom:3.6pt;mso-position-horizontal:absolute;mso-position-horizontal-relative:margin;mso-position-vertical:absolute;mso-position-vertical-relative:text;mso-width-percent:0;mso-height-percent:0;mso-width-relative:margin;mso-height-relative:margin;v-text-anchor:top" o:gfxdata="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" filled="f" stroked="f">
                 <v:textbox>
                   <w:txbxContent>
                     <w:p>
@@ -352,6 +371,7 @@
     </w:p>
     <w:p>
       <w:pPr>
+        <w:spacing w:before="0" w:after="0"/>
         <w:rPr>
           <w:rFonts w:ascii="Calibri" w:hAnsi="Calibri"/>
           <w:b/>
@@ -364,6 +384,7 @@
     </w:p>
     <w:p>
       <w:pPr>
+        <w:spacing w:before="0" w:after="0"/>
         <w:rPr>
           <w:rFonts w:ascii="Calibri" w:hAnsi="Calibri"/>
           <w:b/>
@@ -376,6 +397,8 @@
     </w:p>
     <w:p>
       <w:pPr>
+        <w:spacing w:before="0" w:after="0"/>
+        <w:ind w:firstLine="0"/>
         <w:rPr>
           <w:rFonts w:ascii="Calibri" w:hAnsi="Calibri"/>
           <w:b/>
@@ -388,7 +411,7 @@
     </w:p>
     <w:p>
       <w:pPr>
-        <w:ind w:firstLine="0"/>
+        <w:spacing w:before="0" w:after="0"/>
         <w:rPr>
           <w:rFonts w:ascii="Calibri" w:hAnsi="Calibri"/>
           <w:b/>
@@ -401,6 +424,7 @@
     </w:p>
     <w:p>
       <w:pPr>
+        <w:spacing w:before="0" w:after="0"/>
         <w:rPr>
           <w:rFonts w:ascii="Calibri" w:hAnsi="Calibri"/>
           <w:b/>
@@ -410,7 +434,10 @@
           <w14:ligatures w14:val="none"/>
         </w:rPr>
       </w:pPr>
-      <w:r>
+    </w:p>
+    <w:p>
+      <w:pPr>
+        <w:spacing w:before="0" w:after="0"/>
         <w:rPr>
           <w:rFonts w:ascii="Calibri" w:hAnsi="Calibri"/>
           <w:b/>
@@ -419,29 +446,6 @@
           <w:kern w:val="0"/>
           <w14:ligatures w14:val="none"/>
         </w:rPr>
-        <w:t>Breve descripción:</w:t>
-      </w:r>
-    </w:p>
-    <w:p>
-      <w:pPr>
-        <w:spacing w:before="0" w:after="0"/>
-        <w:rPr>
-          <w:rFonts w:ascii="Calibri" w:hAnsi="Calibri"/>
-          <w:color w:val="000000" w:themeColor="text1"/>
-          <w:kern w:val="0"/>
-          <w14:ligatures w14:val="none"/>
-        </w:rPr>
-      </w:pPr>
-      <w:r>
-        <w:rPr>
-          <w:rStyle w:val="TablaCar"/>
-        </w:rPr>
-        <w:t>Este componente examina el servicio postventa como una fase clave del proceso de venta. Analiza cómo atraer, captar y fidelizar clientes a través del reconocimiento de las etapas del servicio postventa, así como los elementos esenciales que lo constituyen. Incluye la evaluación del proceso de calidad del servicio postventa para asegurar la satisfacción del cliente y fomentar su lealtad. También aborda la manera de estructurar adecuadamente el servicio postventa en la empresa, las herramientas necesarias para ofrecerlo eficazmente, su importancia y los diferentes tipos de servicios postventa disponibles.</w:t>
-      </w:r>
-    </w:p>
-    <w:p>
-      <w:pPr>
-        <w:jc w:val="center"/>
       </w:pPr>
       <w:r>
         <w:rPr>
@@ -452,51 +456,76 @@
           <w:kern w:val="0"/>
           <w14:ligatures w14:val="none"/>
         </w:rPr>
-        <w:t>Ju</w:t>
-      </w:r>
-      <w:r>
+        <w:t>Breve descripción:</w:t>
+      </w:r>
+    </w:p>
+    <w:p>
+      <w:pPr>
+        <w:spacing w:before="0" w:after="0"/>
         <w:rPr>
           <w:rFonts w:ascii="Calibri" w:hAnsi="Calibri"/>
+          <w:iCs/>
+          <w:color w:val="000000" w:themeColor="text1"/>
+          <w:kern w:val="0"/>
+          <w:szCs w:val="24"/>
+          <w14:ligatures w14:val="none"/>
+        </w:rPr>
+      </w:pPr>
+      <w:r>
+        <w:rPr>
+          <w:rStyle w:val="TablaCar"/>
+        </w:rPr>
+        <w:t>Este componente examina el servicio postventa como una fase clave del proceso de venta. Analiza cómo atraer, captar y fidelizar clientes a través del reconocimiento de las etapas del servicio postventa, así como los elementos esenciales que lo constituyen. Incluye la evaluación del proceso de calidad del servicio postventa para asegurar la satisfacción del cliente y fomentar su lealtad. También aborda la manera de estructurar adecuadamente el servicio postventa en la empresa, las herramientas necesarias para ofrecerlo eficazmente, su importancia y los diferentes tipos de servicios postventa disponibles.</w:t>
+      </w:r>
+    </w:p>
+    <w:p>
+      <w:pPr>
+        <w:pBdr>
+          <w:bottom w:val="single" w:sz="12" w:space="1" w:color="auto"/>
+        </w:pBdr>
+        <w:spacing w:before="0" w:after="0"/>
+        <w:ind w:firstLine="0"/>
+        <w:rPr>
+          <w:rFonts w:cs="Calibri"/>
+          <w:bCs/>
+          <w:color w:val="000000"/>
+          <w:kern w:val="0"/>
+        </w:rPr>
+      </w:pPr>
+    </w:p>
+    <w:p>
+      <w:pPr>
+        <w:spacing w:before="0" w:after="0"/>
+      </w:pPr>
+      <w:r>
+        <w:rPr>
+          <w:rFonts w:cs="Calibri"/>
           <w:b/>
           <w:bCs/>
-          <w:color w:val="000000" w:themeColor="text1"/>
+          <w:color w:val="000000"/>
           <w:kern w:val="0"/>
-          <w14:ligatures w14:val="none"/>
-        </w:rPr>
-        <w:t>l</w:t>
-      </w:r>
-      <w:r>
-        <w:rPr>
-          <w:rFonts w:ascii="Calibri" w:hAnsi="Calibri"/>
+        </w:rPr>
+        <w:t xml:space="preserve">                                                   </w:t>
+      </w:r>
+      <w:r>
+        <w:rPr>
+          <w:rFonts w:cs="Calibri"/>
           <w:b/>
           <w:bCs/>
-          <w:color w:val="000000" w:themeColor="text1"/>
+          <w:color w:val="000000"/>
           <w:kern w:val="0"/>
-          <w14:ligatures w14:val="none"/>
-        </w:rPr>
-        <w:t>io</w:t>
-      </w:r>
-      <w:r>
-        <w:rPr>
-          <w:rFonts w:ascii="Calibri" w:hAnsi="Calibri"/>
+        </w:rPr>
+        <w:t>Julio</w:t>
+      </w:r>
+      <w:r>
+        <w:rPr>
+          <w:rFonts w:cs="Calibri"/>
           <w:b/>
           <w:bCs/>
-          <w:color w:val="000000" w:themeColor="text1"/>
+          <w:color w:val="000000"/>
           <w:kern w:val="0"/>
-          <w14:ligatures w14:val="none"/>
-        </w:rPr>
-        <w:t xml:space="preserve"> 202</w:t>
-      </w:r>
-      <w:r>
-        <w:rPr>
-          <w:rFonts w:ascii="Calibri" w:hAnsi="Calibri"/>
-          <w:b/>
-          <w:bCs/>
-          <w:color w:val="000000" w:themeColor="text1"/>
-          <w:kern w:val="0"/>
-          <w14:ligatures w14:val="none"/>
-        </w:rPr>
-        <w:t>6</w:t>
+        </w:rPr>
+        <w:t xml:space="preserve"> 2026</w:t>
       </w:r>
       <w:r>
         <w:br w:type="page"/>
@@ -528,6 +557,7 @@
               <w:ilvl w:val="0"/>
               <w:numId w:val="0"/>
             </w:numPr>
+            <w:spacing w:before="0" w:line="360" w:lineRule="auto"/>
             <w:ind w:left="500" w:hanging="500"/>
           </w:pPr>
           <w:r>
@@ -543,6 +573,7 @@
             <w:tabs>
               <w:tab w:val="right" w:leader="dot" w:pos="9962"/>
             </w:tabs>
+            <w:spacing w:before="0" w:after="0"/>
             <w:rPr>
               <w:rFonts w:eastAsiaTheme="minorEastAsia"/>
               <w:noProof/>
@@ -625,6 +656,7 @@
               <w:tab w:val="left" w:pos="1200"/>
               <w:tab w:val="right" w:leader="dot" w:pos="9962"/>
             </w:tabs>
+            <w:spacing w:before="0" w:after="0"/>
             <w:rPr>
               <w:rFonts w:eastAsiaTheme="minorEastAsia"/>
               <w:noProof/>
@@ -715,6 +747,7 @@
               <w:tab w:val="left" w:pos="1920"/>
               <w:tab w:val="right" w:leader="dot" w:pos="9962"/>
             </w:tabs>
+            <w:spacing w:before="0" w:after="0"/>
             <w:rPr>
               <w:rFonts w:eastAsiaTheme="minorEastAsia"/>
               <w:noProof/>
@@ -805,6 +838,7 @@
               <w:tab w:val="left" w:pos="1920"/>
               <w:tab w:val="right" w:leader="dot" w:pos="9962"/>
             </w:tabs>
+            <w:spacing w:before="0" w:after="0"/>
             <w:rPr>
               <w:rFonts w:eastAsiaTheme="minorEastAsia"/>
               <w:noProof/>
@@ -895,6 +929,7 @@
               <w:tab w:val="left" w:pos="1920"/>
               <w:tab w:val="right" w:leader="dot" w:pos="9962"/>
             </w:tabs>
+            <w:spacing w:before="0" w:after="0"/>
             <w:rPr>
               <w:rFonts w:eastAsiaTheme="minorEastAsia"/>
               <w:noProof/>
@@ -985,6 +1020,7 @@
               <w:tab w:val="left" w:pos="1920"/>
               <w:tab w:val="right" w:leader="dot" w:pos="9962"/>
             </w:tabs>
+            <w:spacing w:before="0" w:after="0"/>
             <w:rPr>
               <w:rFonts w:eastAsiaTheme="minorEastAsia"/>
               <w:noProof/>
@@ -1077,6 +1113,7 @@
               <w:tab w:val="left" w:pos="1200"/>
               <w:tab w:val="right" w:leader="dot" w:pos="9962"/>
             </w:tabs>
+            <w:spacing w:before="0" w:after="0"/>
             <w:rPr>
               <w:rFonts w:eastAsiaTheme="minorEastAsia"/>
               <w:noProof/>
@@ -1167,6 +1204,7 @@
               <w:tab w:val="left" w:pos="1920"/>
               <w:tab w:val="right" w:leader="dot" w:pos="9962"/>
             </w:tabs>
+            <w:spacing w:before="0" w:after="0"/>
             <w:rPr>
               <w:rFonts w:eastAsiaTheme="minorEastAsia"/>
               <w:noProof/>
@@ -1259,6 +1297,7 @@
               <w:tab w:val="left" w:pos="1680"/>
               <w:tab w:val="right" w:leader="dot" w:pos="9962"/>
             </w:tabs>
+            <w:spacing w:before="0" w:after="0"/>
             <w:rPr>
               <w:rFonts w:eastAsiaTheme="minorEastAsia"/>
               <w:noProof/>
@@ -1352,6 +1391,7 @@
               <w:tab w:val="left" w:pos="1920"/>
               <w:tab w:val="right" w:leader="dot" w:pos="9962"/>
             </w:tabs>
+            <w:spacing w:before="0" w:after="0"/>
             <w:rPr>
               <w:rFonts w:eastAsiaTheme="minorEastAsia"/>
               <w:noProof/>
@@ -1443,6 +1483,7 @@
             <w:tabs>
               <w:tab w:val="right" w:leader="dot" w:pos="9962"/>
             </w:tabs>
+            <w:spacing w:before="0" w:after="0"/>
             <w:rPr>
               <w:rFonts w:eastAsiaTheme="minorEastAsia"/>
               <w:noProof/>
@@ -1515,6 +1556,7 @@
             <w:tabs>
               <w:tab w:val="right" w:leader="dot" w:pos="9962"/>
             </w:tabs>
+            <w:spacing w:before="0" w:after="0"/>
             <w:rPr>
               <w:rFonts w:eastAsiaTheme="minorEastAsia"/>
               <w:noProof/>
@@ -1587,6 +1629,7 @@
             <w:tabs>
               <w:tab w:val="right" w:leader="dot" w:pos="9962"/>
             </w:tabs>
+            <w:spacing w:before="0" w:after="0"/>
             <w:rPr>
               <w:rFonts w:eastAsiaTheme="minorEastAsia"/>
               <w:noProof/>
@@ -1659,6 +1702,7 @@
             <w:tabs>
               <w:tab w:val="right" w:leader="dot" w:pos="9962"/>
             </w:tabs>
+            <w:spacing w:before="0" w:after="0"/>
             <w:rPr>
               <w:rFonts w:eastAsiaTheme="minorEastAsia"/>
               <w:noProof/>
@@ -1727,6 +1771,7 @@
         </w:p>
         <w:p>
           <w:pPr>
+            <w:spacing w:before="0" w:after="0"/>
             <w:ind w:firstLine="0"/>
           </w:pPr>
           <w:r>
@@ -1742,7 +1787,8 @@
           <w:ilvl w:val="0"/>
           <w:numId w:val="0"/>
         </w:numPr>
-        <w:ind w:left="500"/>
+        <w:spacing w:before="0" w:after="0"/>
+        <w:ind w:left="500" w:hanging="500"/>
         <w:rPr>
           <w:lang w:val="es-CO"/>
         </w:rPr>
@@ -1758,6 +1804,9 @@
       <w:bookmarkEnd w:id="0"/>
     </w:p>
     <w:p>
+      <w:pPr>
+        <w:spacing w:before="0" w:after="0"/>
+      </w:pPr>
       <w:r>
         <w:t>El servicio postventa es una fase clave en el proceso de venta, ya que permite atraer, captar y fidelizar clientes a través de una gestión eficiente y estratégica, con este componente es posible analizar las etapas fundamentales del servicio postventa, sus elementos esenciales y la evaluación de la calidad del servicio para garantizar la satisfacción del cliente y fortalecer su lealtad. Además, se exploran las estrategias para estructurarlo adecuadamente en la empresa, el uso de herramientas eficaces y la diversidad de servicios postventa disponibles, resaltando su importancia en la experiencia del consumidor.</w:t>
       </w:r>
@@ -1769,6 +1818,7 @@
           <w:ilvl w:val="0"/>
           <w:numId w:val="3"/>
         </w:numPr>
+        <w:spacing w:before="0" w:after="0"/>
         <w:ind w:left="1134" w:hanging="1134"/>
         <w:rPr>
           <w:lang w:eastAsia="es-CO"/>
@@ -1781,7 +1831,7 @@
     <w:p>
       <w:pPr>
         <w:pStyle w:val="Video"/>
-        <w:ind w:left="851"/>
+        <w:spacing w:before="0" w:after="0"/>
         <w:jc w:val="center"/>
         <w:rPr>
           <w:lang w:eastAsia="es-CO"/>
@@ -1792,7 +1842,7 @@
           <w:noProof/>
         </w:rPr>
         <w:drawing>
-          <wp:inline distT="0" distB="0" distL="0" distR="0" wp14:anchorId="203A2F12" wp14:editId="680187E7">
+          <wp:inline distT="0" distB="0" distL="0" distR="0" wp14:anchorId="203A2F12" wp14:editId="62EF2FF0">
             <wp:extent cx="4680000" cy="2632500"/>
             <wp:effectExtent l="0" t="0" r="6350" b="0"/>
             <wp:docPr id="177182183" name="Imagen 177182183">
@@ -1855,13 +1905,20 @@
     </w:p>
     <w:p>
       <w:pPr>
+        <w:spacing w:before="0" w:after="0"/>
         <w:ind w:firstLine="0"/>
         <w:jc w:val="center"/>
+        <w:rPr>
+          <w:b/>
+          <w:bCs/>
+        </w:rPr>
       </w:pPr>
       <w:hyperlink r:id="rId13" w:history="1">
         <w:r>
           <w:rPr>
             <w:rStyle w:val="Hipervnculo"/>
+            <w:b/>
+            <w:bCs/>
           </w:rPr>
           <w:t>Enlace de reproducción del video</w:t>
         </w:r>
@@ -1886,18 +1943,24 @@
           </w:tcPr>
           <w:p>
             <w:pPr>
+              <w:spacing w:before="0" w:after="0"/>
               <w:ind w:firstLine="0"/>
             </w:pPr>
             <w:r>
               <w:rPr>
                 <w:b/>
               </w:rPr>
-              <w:lastRenderedPageBreak/>
-              <w:t xml:space="preserve">Transcripción del video. </w:t>
-            </w:r>
-            <w:r>
-              <w:rPr>
-                <w:b/>
+              <w:t>Transcripción del video.</w:t>
+            </w:r>
+            <w:r>
+              <w:rPr>
+                <w:bCs/>
+              </w:rPr>
+              <w:t xml:space="preserve"> </w:t>
+            </w:r>
+            <w:r>
+              <w:rPr>
+                <w:bCs/>
               </w:rPr>
               <w:t>La postventa</w:t>
             </w:r>
@@ -1910,6 +1973,9 @@
             <w:tcW w:w="9972" w:type="dxa"/>
           </w:tcPr>
           <w:p>
+            <w:pPr>
+              <w:spacing w:before="0" w:after="0"/>
+            </w:pPr>
             <w:r>
               <w:t xml:space="preserve">La postventa. Introducción: la venta no finaliza con el cierre y la entrega. La empresa debe pensar y reiniciar el ciclo de venta con cada cliente. Debe identificar si, a lo largo del proceso, el recibo de la mercancía y su </w:t>
             </w:r>
@@ -1917,15 +1983,25 @@
               <w:t xml:space="preserve">utilización, </w:t>
             </w:r>
             <w:r>
-              <w:t>bien sea para consumo o producción, existe alguna inconformidad o incomodidad que haga que ese cliente no vuelva a comprar.</w:t>
+              <w:t xml:space="preserve">bien sea para </w:t>
+            </w:r>
+            <w:r>
+              <w:lastRenderedPageBreak/>
+              <w:t>consumo o producción, existe alguna inconformidad o incomodidad que haga que ese cliente no vuelva a comprar.</w:t>
             </w:r>
           </w:p>
           <w:p>
+            <w:pPr>
+              <w:spacing w:before="0" w:after="0"/>
+            </w:pPr>
             <w:r>
               <w:t>Entre las razones que conllevan a este seguimiento y monitoreo es determinar si se percibió, por parte del cliente, el nivel de atención, el cumplimiento de las garantías, si el producto cumplió con las expectativas, si el servicio prestado de instalación, mantenimiento o reparación se lleva a cabo de acuerdo con las políticas de la organización.</w:t>
             </w:r>
           </w:p>
           <w:p>
+            <w:pPr>
+              <w:spacing w:before="0" w:after="0"/>
+            </w:pPr>
             <w:r>
               <w:t>El resultado que arroje el seguimiento en la postventa debe llevar a armar una estrategia que elimine esas brechas para que logren el cliente un nivel de fidelidad y relaciones a largo plazo, con el fin de tener una clientela leal que hable bien de la marca y la posicione en el mercado.</w:t>
             </w:r>
@@ -1934,7 +2010,11 @@
       </w:tr>
     </w:tbl>
     <w:p>
-      <w:r>
+      <w:pPr>
+        <w:spacing w:before="0" w:after="0"/>
+      </w:pPr>
+      <w:r>
+        <w:lastRenderedPageBreak/>
         <w:br w:type="page"/>
       </w:r>
     </w:p>
@@ -1945,6 +2025,7 @@
           <w:ilvl w:val="0"/>
           <w:numId w:val="6"/>
         </w:numPr>
+        <w:spacing w:before="0" w:after="0" w:line="360" w:lineRule="auto"/>
         <w:rPr>
           <w:lang w:val="es-CO"/>
         </w:rPr>
@@ -1961,6 +2042,7 @@
     </w:p>
     <w:p>
       <w:pPr>
+        <w:spacing w:before="0" w:after="0"/>
         <w:rPr>
           <w:lang w:eastAsia="es-CO"/>
         </w:rPr>
@@ -1974,6 +2056,7 @@
     </w:p>
     <w:p>
       <w:pPr>
+        <w:spacing w:before="0" w:after="0"/>
         <w:rPr>
           <w:lang w:eastAsia="es-CO"/>
         </w:rPr>
@@ -1987,6 +2070,7 @@
     </w:p>
     <w:p>
       <w:pPr>
+        <w:spacing w:before="0" w:after="0"/>
         <w:rPr>
           <w:lang w:eastAsia="es-CO"/>
         </w:rPr>
@@ -2012,6 +2096,7 @@
     </w:p>
     <w:p>
       <w:pPr>
+        <w:spacing w:before="0" w:after="0"/>
         <w:rPr>
           <w:lang w:eastAsia="es-CO"/>
         </w:rPr>
@@ -2030,6 +2115,7 @@
           <w:ilvl w:val="0"/>
           <w:numId w:val="15"/>
         </w:numPr>
+        <w:spacing w:before="0" w:after="0"/>
         <w:rPr>
           <w:lang w:eastAsia="es-CO"/>
         </w:rPr>
@@ -2048,6 +2134,7 @@
           <w:ilvl w:val="0"/>
           <w:numId w:val="15"/>
         </w:numPr>
+        <w:spacing w:before="0" w:after="0"/>
         <w:rPr>
           <w:lang w:eastAsia="es-CO"/>
         </w:rPr>
@@ -2066,6 +2153,7 @@
           <w:ilvl w:val="0"/>
           <w:numId w:val="15"/>
         </w:numPr>
+        <w:spacing w:before="0" w:after="0"/>
         <w:rPr>
           <w:lang w:eastAsia="es-CO"/>
         </w:rPr>
@@ -2084,6 +2172,7 @@
           <w:ilvl w:val="0"/>
           <w:numId w:val="15"/>
         </w:numPr>
+        <w:spacing w:before="0" w:after="0"/>
         <w:rPr>
           <w:lang w:eastAsia="es-CO"/>
         </w:rPr>
@@ -2102,6 +2191,7 @@
           <w:ilvl w:val="0"/>
           <w:numId w:val="15"/>
         </w:numPr>
+        <w:spacing w:before="0" w:after="0"/>
         <w:rPr>
           <w:lang w:eastAsia="es-CO"/>
         </w:rPr>
@@ -2120,6 +2210,7 @@
           <w:ilvl w:val="0"/>
           <w:numId w:val="15"/>
         </w:numPr>
+        <w:spacing w:before="0" w:after="0"/>
         <w:rPr>
           <w:lang w:eastAsia="es-CO"/>
         </w:rPr>
@@ -2151,6 +2242,7 @@
     </w:p>
     <w:p>
       <w:pPr>
+        <w:spacing w:before="0" w:after="0"/>
         <w:rPr>
           <w:lang w:eastAsia="es-CO"/>
         </w:rPr>
@@ -2405,6 +2497,7 @@
     <w:p>
       <w:pPr>
         <w:pStyle w:val="Tabla"/>
+        <w:spacing w:before="0" w:after="0" w:line="360" w:lineRule="auto"/>
         <w:rPr>
           <w:rStyle w:val="TablaCar"/>
         </w:rPr>
@@ -2416,66 +2509,6 @@
         </w:rPr>
         <w:lastRenderedPageBreak/>
         <w:t>Ventajas e inconvenientes del servicio postventa en la empresa</w:t>
-      </w:r>
-      <w:r>
-        <w:rPr>
-          <w:lang w:eastAsia="es-CO"/>
-        </w:rPr>
-        <w:tab/>
-      </w:r>
-      <w:r>
-        <w:rPr>
-          <w:lang w:eastAsia="es-CO"/>
-        </w:rPr>
-        <w:tab/>
-      </w:r>
-      <w:r>
-        <w:rPr>
-          <w:lang w:eastAsia="es-CO"/>
-        </w:rPr>
-        <w:tab/>
-      </w:r>
-      <w:r>
-        <w:rPr>
-          <w:lang w:eastAsia="es-CO"/>
-        </w:rPr>
-        <w:tab/>
-      </w:r>
-      <w:r>
-        <w:rPr>
-          <w:lang w:eastAsia="es-CO"/>
-        </w:rPr>
-        <w:tab/>
-      </w:r>
-      <w:r>
-        <w:rPr>
-          <w:lang w:eastAsia="es-CO"/>
-        </w:rPr>
-        <w:tab/>
-      </w:r>
-      <w:r>
-        <w:rPr>
-          <w:lang w:eastAsia="es-CO"/>
-        </w:rPr>
-        <w:tab/>
-      </w:r>
-      <w:r>
-        <w:rPr>
-          <w:lang w:eastAsia="es-CO"/>
-        </w:rPr>
-        <w:tab/>
-      </w:r>
-      <w:r>
-        <w:rPr>
-          <w:lang w:eastAsia="es-CO"/>
-        </w:rPr>
-        <w:tab/>
-      </w:r>
-      <w:r>
-        <w:rPr>
-          <w:lang w:eastAsia="es-CO"/>
-        </w:rPr>
-        <w:tab/>
       </w:r>
       <w:r>
         <w:rPr>
@@ -2540,6 +2573,7 @@
                 <w:ilvl w:val="0"/>
                 <w:numId w:val="0"/>
               </w:numPr>
+              <w:spacing w:before="0" w:after="0" w:line="360" w:lineRule="auto"/>
               <w:rPr>
                 <w:rStyle w:val="TablaCar"/>
               </w:rPr>
@@ -2560,6 +2594,7 @@
                 <w:ilvl w:val="0"/>
                 <w:numId w:val="0"/>
               </w:numPr>
+              <w:spacing w:before="0" w:after="0" w:line="360" w:lineRule="auto"/>
               <w:rPr>
                 <w:rStyle w:val="TablaCar"/>
               </w:rPr>
@@ -2585,6 +2620,7 @@
                 <w:ilvl w:val="0"/>
                 <w:numId w:val="0"/>
               </w:numPr>
+              <w:spacing w:before="0" w:after="0" w:line="360" w:lineRule="auto"/>
               <w:rPr>
                 <w:rStyle w:val="TablaCar"/>
               </w:rPr>
@@ -2605,6 +2641,7 @@
                 <w:ilvl w:val="0"/>
                 <w:numId w:val="0"/>
               </w:numPr>
+              <w:spacing w:before="0" w:after="0" w:line="360" w:lineRule="auto"/>
               <w:rPr>
                 <w:rStyle w:val="TablaCar"/>
               </w:rPr>
@@ -2627,6 +2664,7 @@
                 <w:ilvl w:val="0"/>
                 <w:numId w:val="0"/>
               </w:numPr>
+              <w:spacing w:before="0" w:after="0" w:line="360" w:lineRule="auto"/>
               <w:rPr>
                 <w:rStyle w:val="TablaCar"/>
               </w:rPr>
@@ -2647,6 +2685,7 @@
                 <w:ilvl w:val="0"/>
                 <w:numId w:val="0"/>
               </w:numPr>
+              <w:spacing w:before="0" w:after="0" w:line="360" w:lineRule="auto"/>
               <w:rPr>
                 <w:rStyle w:val="TablaCar"/>
               </w:rPr>
@@ -2672,6 +2711,7 @@
                 <w:ilvl w:val="0"/>
                 <w:numId w:val="0"/>
               </w:numPr>
+              <w:spacing w:before="0" w:after="0" w:line="360" w:lineRule="auto"/>
               <w:rPr>
                 <w:rStyle w:val="TablaCar"/>
               </w:rPr>
@@ -2692,6 +2732,7 @@
                 <w:ilvl w:val="0"/>
                 <w:numId w:val="0"/>
               </w:numPr>
+              <w:spacing w:before="0" w:after="0" w:line="360" w:lineRule="auto"/>
               <w:rPr>
                 <w:rStyle w:val="TablaCar"/>
               </w:rPr>
@@ -2714,6 +2755,7 @@
                 <w:ilvl w:val="0"/>
                 <w:numId w:val="0"/>
               </w:numPr>
+              <w:spacing w:before="0" w:after="0" w:line="360" w:lineRule="auto"/>
               <w:rPr>
                 <w:rStyle w:val="TablaCar"/>
               </w:rPr>
@@ -2734,6 +2776,7 @@
                 <w:ilvl w:val="0"/>
                 <w:numId w:val="0"/>
               </w:numPr>
+              <w:spacing w:before="0" w:after="0" w:line="360" w:lineRule="auto"/>
               <w:rPr>
                 <w:rStyle w:val="TablaCar"/>
               </w:rPr>
@@ -2747,6 +2790,7 @@
     </w:tbl>
     <w:p>
       <w:pPr>
+        <w:spacing w:before="0" w:after="0"/>
         <w:rPr>
           <w:lang w:eastAsia="es-CO"/>
         </w:rPr>
@@ -2763,6 +2807,14 @@
         </w:rPr>
         <w:tab/>
       </w:r>
+    </w:p>
+    <w:p>
+      <w:pPr>
+        <w:spacing w:before="0" w:after="0"/>
+        <w:rPr>
+          <w:lang w:eastAsia="es-CO"/>
+        </w:rPr>
+      </w:pPr>
       <w:r>
         <w:rPr>
           <w:lang w:eastAsia="es-CO"/>
@@ -2809,6 +2861,7 @@
     <w:p>
       <w:pPr>
         <w:pStyle w:val="Ttulo2"/>
+        <w:spacing w:before="0" w:after="0" w:line="360" w:lineRule="auto"/>
       </w:pPr>
       <w:bookmarkStart w:id="2" w:name="_Toc237268295"/>
       <w:r>
@@ -2818,6 +2871,7 @@
     </w:p>
     <w:p>
       <w:pPr>
+        <w:spacing w:before="0" w:after="0"/>
         <w:rPr>
           <w:lang w:eastAsia="es-CO"/>
         </w:rPr>
@@ -2831,6 +2885,7 @@
     </w:p>
     <w:p>
       <w:pPr>
+        <w:spacing w:before="0" w:after="0"/>
         <w:rPr>
           <w:lang w:eastAsia="es-CO"/>
         </w:rPr>
@@ -2928,6 +2983,7 @@
           <w:ilvl w:val="0"/>
           <w:numId w:val="16"/>
         </w:numPr>
+        <w:spacing w:before="0" w:after="0"/>
         <w:rPr>
           <w:b/>
           <w:bCs/>
@@ -2945,6 +3001,7 @@
     </w:p>
     <w:p>
       <w:pPr>
+        <w:spacing w:before="0" w:after="0"/>
         <w:rPr>
           <w:lang w:eastAsia="es-CO"/>
         </w:rPr>
@@ -2963,6 +3020,7 @@
           <w:ilvl w:val="0"/>
           <w:numId w:val="17"/>
         </w:numPr>
+        <w:spacing w:before="0" w:after="0"/>
         <w:rPr>
           <w:lang w:eastAsia="es-CO"/>
         </w:rPr>
@@ -2981,6 +3039,7 @@
           <w:ilvl w:val="0"/>
           <w:numId w:val="17"/>
         </w:numPr>
+        <w:spacing w:before="0" w:after="0"/>
         <w:rPr>
           <w:lang w:eastAsia="es-CO"/>
         </w:rPr>
@@ -3011,6 +3070,7 @@
           <w:ilvl w:val="0"/>
           <w:numId w:val="17"/>
         </w:numPr>
+        <w:spacing w:before="0" w:after="0"/>
         <w:rPr>
           <w:lang w:eastAsia="es-CO"/>
         </w:rPr>
@@ -3029,6 +3089,7 @@
           <w:ilvl w:val="0"/>
           <w:numId w:val="17"/>
         </w:numPr>
+        <w:spacing w:before="0" w:after="0"/>
         <w:rPr>
           <w:lang w:eastAsia="es-CO"/>
         </w:rPr>
@@ -3047,6 +3108,7 @@
           <w:ilvl w:val="0"/>
           <w:numId w:val="17"/>
         </w:numPr>
+        <w:spacing w:before="0" w:after="0"/>
         <w:rPr>
           <w:lang w:eastAsia="es-CO"/>
         </w:rPr>
@@ -3065,6 +3127,7 @@
           <w:ilvl w:val="0"/>
           <w:numId w:val="17"/>
         </w:numPr>
+        <w:spacing w:before="0" w:after="0"/>
         <w:rPr>
           <w:lang w:eastAsia="es-CO"/>
         </w:rPr>
@@ -3083,15 +3146,15 @@
           <w:ilvl w:val="0"/>
           <w:numId w:val="17"/>
         </w:numPr>
-        <w:rPr>
-          <w:lang w:eastAsia="es-CO"/>
-        </w:rPr>
-      </w:pPr>
-      <w:r>
-        <w:rPr>
-          <w:lang w:eastAsia="es-CO"/>
-        </w:rPr>
-        <w:lastRenderedPageBreak/>
+        <w:spacing w:before="0" w:after="0"/>
+        <w:rPr>
+          <w:lang w:eastAsia="es-CO"/>
+        </w:rPr>
+      </w:pPr>
+      <w:r>
+        <w:rPr>
+          <w:lang w:eastAsia="es-CO"/>
+        </w:rPr>
         <w:t xml:space="preserve">Dar a conocer el negocio: se puede hacer por medio de redes sociales, </w:t>
       </w:r>
       <w:r>
@@ -3115,14 +3178,16 @@
           <w:ilvl w:val="0"/>
           <w:numId w:val="17"/>
         </w:numPr>
-        <w:rPr>
-          <w:lang w:eastAsia="es-CO"/>
-        </w:rPr>
-      </w:pPr>
-      <w:r>
-        <w:rPr>
-          <w:lang w:eastAsia="es-CO"/>
-        </w:rPr>
+        <w:spacing w:before="0" w:after="0"/>
+        <w:rPr>
+          <w:lang w:eastAsia="es-CO"/>
+        </w:rPr>
+      </w:pPr>
+      <w:r>
+        <w:rPr>
+          <w:lang w:eastAsia="es-CO"/>
+        </w:rPr>
+        <w:lastRenderedPageBreak/>
         <w:t xml:space="preserve">Aprovechar las redes sociales: estructuras compuestas por personas en internet. Busca presencia en la web, crea </w:t>
       </w:r>
       <w:r>
@@ -3146,6 +3211,7 @@
           <w:ilvl w:val="0"/>
           <w:numId w:val="17"/>
         </w:numPr>
+        <w:spacing w:before="0" w:after="0"/>
         <w:rPr>
           <w:lang w:eastAsia="es-CO"/>
         </w:rPr>
@@ -3212,6 +3278,7 @@
           <w:ilvl w:val="0"/>
           <w:numId w:val="16"/>
         </w:numPr>
+        <w:spacing w:before="0" w:after="0"/>
         <w:rPr>
           <w:b/>
           <w:bCs/>
@@ -3229,6 +3296,7 @@
     </w:p>
     <w:p>
       <w:pPr>
+        <w:spacing w:before="0" w:after="0"/>
         <w:rPr>
           <w:lang w:eastAsia="es-CO"/>
         </w:rPr>
@@ -3247,6 +3315,7 @@
           <w:ilvl w:val="0"/>
           <w:numId w:val="19"/>
         </w:numPr>
+        <w:spacing w:before="0" w:after="0"/>
         <w:rPr>
           <w:lang w:eastAsia="es-CO"/>
         </w:rPr>
@@ -3272,6 +3341,7 @@
           <w:ilvl w:val="0"/>
           <w:numId w:val="19"/>
         </w:numPr>
+        <w:spacing w:before="0" w:after="0"/>
         <w:rPr>
           <w:lang w:eastAsia="es-CO"/>
         </w:rPr>
@@ -3290,6 +3360,7 @@
           <w:ilvl w:val="0"/>
           <w:numId w:val="19"/>
         </w:numPr>
+        <w:spacing w:before="0" w:after="0"/>
         <w:rPr>
           <w:lang w:eastAsia="es-CO"/>
         </w:rPr>
@@ -3308,15 +3379,15 @@
           <w:ilvl w:val="0"/>
           <w:numId w:val="19"/>
         </w:numPr>
-        <w:rPr>
-          <w:lang w:eastAsia="es-CO"/>
-        </w:rPr>
-      </w:pPr>
-      <w:r>
-        <w:rPr>
-          <w:lang w:eastAsia="es-CO"/>
-        </w:rPr>
-        <w:lastRenderedPageBreak/>
+        <w:spacing w:before="0" w:after="0"/>
+        <w:rPr>
+          <w:lang w:eastAsia="es-CO"/>
+        </w:rPr>
+      </w:pPr>
+      <w:r>
+        <w:rPr>
+          <w:lang w:eastAsia="es-CO"/>
+        </w:rPr>
         <w:t>En todas las etapas de la postventa dar muestras gratis es relevante y cumple una función más acentuada en la medida en que pasan las etapas. Puede servir para obtener datos del cliente o que continúe comprando.</w:t>
       </w:r>
     </w:p>
@@ -3327,15 +3398,23 @@
           <w:ilvl w:val="0"/>
           <w:numId w:val="19"/>
         </w:numPr>
-        <w:rPr>
-          <w:lang w:eastAsia="es-CO"/>
-        </w:rPr>
-      </w:pPr>
-      <w:r>
-        <w:rPr>
-          <w:lang w:eastAsia="es-CO"/>
-        </w:rPr>
-        <w:t>Correo electrónico: es un servicio de internet que permite enviar mensajes a personas u organizaciones. La utilización del correo en esta etapa debe procurar la personalización del cliente, dirigirse de manera personalizada y puntual a lo que necesita el cliente.</w:t>
+        <w:spacing w:before="0" w:after="0"/>
+        <w:rPr>
+          <w:lang w:eastAsia="es-CO"/>
+        </w:rPr>
+      </w:pPr>
+      <w:r>
+        <w:rPr>
+          <w:lang w:eastAsia="es-CO"/>
+        </w:rPr>
+        <w:t xml:space="preserve">Correo electrónico: es un servicio de internet que permite enviar mensajes a personas u organizaciones. La utilización del correo en esta etapa debe </w:t>
+      </w:r>
+      <w:r>
+        <w:rPr>
+          <w:lang w:eastAsia="es-CO"/>
+        </w:rPr>
+        <w:lastRenderedPageBreak/>
+        <w:t>procurar la personalización del cliente, dirigirse de manera personalizada y puntual a lo que necesita el cliente.</w:t>
       </w:r>
     </w:p>
     <w:p>
@@ -3345,6 +3424,7 @@
           <w:ilvl w:val="0"/>
           <w:numId w:val="19"/>
         </w:numPr>
+        <w:spacing w:before="0" w:after="0"/>
         <w:rPr>
           <w:lang w:eastAsia="es-CO"/>
         </w:rPr>
@@ -3363,6 +3443,7 @@
           <w:ilvl w:val="0"/>
           <w:numId w:val="19"/>
         </w:numPr>
+        <w:spacing w:before="0" w:after="0"/>
         <w:rPr>
           <w:lang w:eastAsia="es-CO"/>
         </w:rPr>
@@ -3442,6 +3523,7 @@
           <w:ilvl w:val="0"/>
           <w:numId w:val="16"/>
         </w:numPr>
+        <w:spacing w:before="0" w:after="0"/>
         <w:rPr>
           <w:b/>
           <w:bCs/>
@@ -3459,6 +3541,7 @@
     </w:p>
     <w:p>
       <w:pPr>
+        <w:spacing w:before="0" w:after="0"/>
         <w:rPr>
           <w:lang w:eastAsia="es-CO"/>
         </w:rPr>
@@ -3477,6 +3560,7 @@
           <w:ilvl w:val="0"/>
           <w:numId w:val="20"/>
         </w:numPr>
+        <w:spacing w:before="0" w:after="0"/>
         <w:rPr>
           <w:lang w:eastAsia="es-CO"/>
         </w:rPr>
@@ -3495,6 +3579,7 @@
           <w:ilvl w:val="0"/>
           <w:numId w:val="20"/>
         </w:numPr>
+        <w:spacing w:before="0" w:after="0"/>
         <w:rPr>
           <w:lang w:eastAsia="es-CO"/>
         </w:rPr>
@@ -3513,6 +3598,7 @@
           <w:ilvl w:val="0"/>
           <w:numId w:val="20"/>
         </w:numPr>
+        <w:spacing w:before="0" w:after="0"/>
         <w:rPr>
           <w:lang w:eastAsia="es-CO"/>
         </w:rPr>
@@ -3531,15 +3617,15 @@
           <w:ilvl w:val="0"/>
           <w:numId w:val="20"/>
         </w:numPr>
-        <w:rPr>
-          <w:lang w:eastAsia="es-CO"/>
-        </w:rPr>
-      </w:pPr>
-      <w:r>
-        <w:rPr>
-          <w:lang w:eastAsia="es-CO"/>
-        </w:rPr>
-        <w:lastRenderedPageBreak/>
+        <w:spacing w:before="0" w:after="0"/>
+        <w:rPr>
+          <w:lang w:eastAsia="es-CO"/>
+        </w:rPr>
+      </w:pPr>
+      <w:r>
+        <w:rPr>
+          <w:lang w:eastAsia="es-CO"/>
+        </w:rPr>
         <w:t>Puntos por compra: son promociones que dan entidades comerciales y financieras por la compra de sus productos y servicios. Permiten obtener una serie de beneficios en tiempo real. Como la estrategia de los Almacenes Éxito “Puntos Colombia”. Cada punto obtenido equivale a 7 pesos y el cliente puede llevarlo como pago de su compra.</w:t>
       </w:r>
     </w:p>
@@ -3550,14 +3636,16 @@
           <w:ilvl w:val="0"/>
           <w:numId w:val="20"/>
         </w:numPr>
-        <w:rPr>
-          <w:lang w:eastAsia="es-CO"/>
-        </w:rPr>
-      </w:pPr>
-      <w:r>
-        <w:rPr>
-          <w:lang w:eastAsia="es-CO"/>
-        </w:rPr>
+        <w:spacing w:before="0" w:after="0"/>
+        <w:rPr>
+          <w:lang w:eastAsia="es-CO"/>
+        </w:rPr>
+      </w:pPr>
+      <w:r>
+        <w:rPr>
+          <w:lang w:eastAsia="es-CO"/>
+        </w:rPr>
+        <w:lastRenderedPageBreak/>
         <w:t>Gestionar clientes a través de Apps: es una aplicación en el móvil para interactuar con los clientes. Estas aplicaciones pueden incorporar diversas funcionalidades, como una herramienta para buscar clientes y mantener toda la información organizada y clasificada según categorías o intereses.</w:t>
       </w:r>
     </w:p>
@@ -3568,6 +3656,7 @@
           <w:ilvl w:val="0"/>
           <w:numId w:val="20"/>
         </w:numPr>
+        <w:spacing w:before="0" w:after="0"/>
         <w:rPr>
           <w:lang w:eastAsia="es-CO"/>
         </w:rPr>
@@ -3586,6 +3675,7 @@
           <w:ilvl w:val="0"/>
           <w:numId w:val="20"/>
         </w:numPr>
+        <w:spacing w:before="0" w:after="0"/>
         <w:rPr>
           <w:lang w:eastAsia="es-CO"/>
         </w:rPr>
@@ -3604,6 +3694,7 @@
           <w:ilvl w:val="0"/>
           <w:numId w:val="20"/>
         </w:numPr>
+        <w:spacing w:before="0" w:after="0"/>
         <w:rPr>
           <w:lang w:eastAsia="es-CO"/>
         </w:rPr>
@@ -3642,6 +3733,7 @@
           <w:ilvl w:val="0"/>
           <w:numId w:val="20"/>
         </w:numPr>
+        <w:spacing w:before="0" w:after="0"/>
         <w:rPr>
           <w:lang w:eastAsia="es-CO"/>
         </w:rPr>
@@ -3690,6 +3782,7 @@
           <w:ilvl w:val="0"/>
           <w:numId w:val="16"/>
         </w:numPr>
+        <w:spacing w:before="0" w:after="0"/>
         <w:rPr>
           <w:b/>
           <w:bCs/>
@@ -3707,125 +3800,121 @@
     </w:p>
     <w:p>
       <w:pPr>
-        <w:rPr>
-          <w:lang w:eastAsia="es-CO"/>
-        </w:rPr>
-      </w:pPr>
-      <w:r>
-        <w:rPr>
-          <w:lang w:eastAsia="es-CO"/>
-        </w:rPr>
-        <w:t xml:space="preserve">Retener clientes es la labor del día a día del asesor comercial, cada vez que un cliente visita el punto de venta o realiza una compra por otro medio, la empresa debe </w:t>
+        <w:spacing w:before="0" w:after="0"/>
+        <w:rPr>
+          <w:lang w:eastAsia="es-CO"/>
+        </w:rPr>
+      </w:pPr>
+      <w:r>
+        <w:rPr>
+          <w:lang w:eastAsia="es-CO"/>
+        </w:rPr>
+        <w:t>Retener clientes es la labor del día a día del asesor comercial, cada vez que un cliente visita el punto de venta o realiza una compra por otro medio, la empresa debe asegurarse que la experiencia de ese cliente sea única. Un cliente puede o no repetir la compra porque no tiene otro lugar donde comprar, en cuanto tenga otra opción deja de comprar. Es por eso que la empresa debe hacer esfuerzos por mantener esa relación por largo plazo.</w:t>
+      </w:r>
+      <w:r>
+        <w:rPr>
+          <w:lang w:eastAsia="es-CO"/>
+        </w:rPr>
+        <w:tab/>
+      </w:r>
+      <w:r>
+        <w:rPr>
+          <w:lang w:eastAsia="es-CO"/>
+        </w:rPr>
+        <w:tab/>
+      </w:r>
+      <w:r>
+        <w:rPr>
+          <w:lang w:eastAsia="es-CO"/>
+        </w:rPr>
+        <w:tab/>
+      </w:r>
+      <w:r>
+        <w:rPr>
+          <w:lang w:eastAsia="es-CO"/>
+        </w:rPr>
+        <w:tab/>
+      </w:r>
+      <w:r>
+        <w:rPr>
+          <w:lang w:eastAsia="es-CO"/>
+        </w:rPr>
+        <w:tab/>
+      </w:r>
+      <w:r>
+        <w:rPr>
+          <w:lang w:eastAsia="es-CO"/>
+        </w:rPr>
+        <w:tab/>
+      </w:r>
+      <w:r>
+        <w:rPr>
+          <w:lang w:eastAsia="es-CO"/>
+        </w:rPr>
+        <w:tab/>
+      </w:r>
+      <w:r>
+        <w:rPr>
+          <w:lang w:eastAsia="es-CO"/>
+        </w:rPr>
+        <w:tab/>
+      </w:r>
+      <w:r>
+        <w:rPr>
+          <w:lang w:eastAsia="es-CO"/>
+        </w:rPr>
+        <w:tab/>
+      </w:r>
+      <w:r>
+        <w:rPr>
+          <w:lang w:eastAsia="es-CO"/>
+        </w:rPr>
+        <w:tab/>
+      </w:r>
+      <w:r>
+        <w:rPr>
+          <w:lang w:eastAsia="es-CO"/>
+        </w:rPr>
+        <w:tab/>
+      </w:r>
+      <w:r>
+        <w:rPr>
+          <w:lang w:eastAsia="es-CO"/>
+        </w:rPr>
+        <w:tab/>
+      </w:r>
+      <w:r>
+        <w:rPr>
+          <w:lang w:eastAsia="es-CO"/>
+        </w:rPr>
+        <w:tab/>
+      </w:r>
+      <w:r>
+        <w:rPr>
+          <w:lang w:eastAsia="es-CO"/>
+        </w:rPr>
+        <w:t xml:space="preserve">Por tanto, el vendedor debe tener en cuenta estas etapas y la empresa considerar </w:t>
       </w:r>
       <w:r>
         <w:rPr>
           <w:lang w:eastAsia="es-CO"/>
         </w:rPr>
         <w:lastRenderedPageBreak/>
-        <w:t xml:space="preserve">asegurarse que la experiencia de ese cliente sea única. Un cliente puede o no repetir la compra porque no tiene otro lugar donde comprar, en cuanto tenga otra opción deja de comprar. Es por eso </w:t>
-      </w:r>
-      <w:proofErr w:type="gramStart"/>
-      <w:r>
-        <w:rPr>
-          <w:lang w:eastAsia="es-CO"/>
-        </w:rPr>
-        <w:t>que</w:t>
-      </w:r>
-      <w:proofErr w:type="gramEnd"/>
-      <w:r>
-        <w:rPr>
-          <w:lang w:eastAsia="es-CO"/>
-        </w:rPr>
-        <w:t xml:space="preserve"> la empresa debe hacer esfuerzos por mantener esa relación por largo plazo.</w:t>
-      </w:r>
-      <w:r>
-        <w:rPr>
-          <w:lang w:eastAsia="es-CO"/>
-        </w:rPr>
-        <w:tab/>
-      </w:r>
-      <w:r>
-        <w:rPr>
-          <w:lang w:eastAsia="es-CO"/>
-        </w:rPr>
-        <w:tab/>
-      </w:r>
-      <w:r>
-        <w:rPr>
-          <w:lang w:eastAsia="es-CO"/>
-        </w:rPr>
-        <w:tab/>
-      </w:r>
-      <w:r>
-        <w:rPr>
-          <w:lang w:eastAsia="es-CO"/>
-        </w:rPr>
-        <w:tab/>
-      </w:r>
-      <w:r>
-        <w:rPr>
-          <w:lang w:eastAsia="es-CO"/>
-        </w:rPr>
-        <w:tab/>
-      </w:r>
-      <w:r>
-        <w:rPr>
-          <w:lang w:eastAsia="es-CO"/>
-        </w:rPr>
-        <w:tab/>
-      </w:r>
-      <w:r>
-        <w:rPr>
-          <w:lang w:eastAsia="es-CO"/>
-        </w:rPr>
-        <w:tab/>
-      </w:r>
-      <w:r>
-        <w:rPr>
-          <w:lang w:eastAsia="es-CO"/>
-        </w:rPr>
-        <w:tab/>
-      </w:r>
-      <w:r>
-        <w:rPr>
-          <w:lang w:eastAsia="es-CO"/>
-        </w:rPr>
-        <w:tab/>
-      </w:r>
-      <w:r>
-        <w:rPr>
-          <w:lang w:eastAsia="es-CO"/>
-        </w:rPr>
-        <w:tab/>
-      </w:r>
-      <w:r>
-        <w:rPr>
-          <w:lang w:eastAsia="es-CO"/>
-        </w:rPr>
-        <w:tab/>
-      </w:r>
-      <w:r>
-        <w:rPr>
-          <w:lang w:eastAsia="es-CO"/>
-        </w:rPr>
-        <w:tab/>
-      </w:r>
-      <w:r>
-        <w:rPr>
-          <w:lang w:eastAsia="es-CO"/>
-        </w:rPr>
-        <w:tab/>
-      </w:r>
-      <w:r>
-        <w:rPr>
-          <w:lang w:eastAsia="es-CO"/>
-        </w:rPr>
-        <w:t>Por tanto, el vendedor debe tener en cuenta estas etapas y la empresa considerar llevar a cabo programas de atención de servicio al cliente y servicio de postventa, para las MiPymes se debe considerar unir estos programas en la medida de sus recursos.</w:t>
-      </w:r>
+        <w:t>llevar a cabo programas de atención de servicio al cliente y servicio de postventa, para las MiPymes se debe considerar unir estos programas en la medida de sus recursos.</w:t>
+      </w:r>
+    </w:p>
+    <w:p>
+      <w:pPr>
+        <w:spacing w:before="0" w:after="0"/>
+        <w:rPr>
+          <w:lang w:eastAsia="es-CO"/>
+        </w:rPr>
+      </w:pPr>
     </w:p>
     <w:p>
       <w:pPr>
         <w:pStyle w:val="Ttulo2"/>
+        <w:spacing w:before="0" w:after="0" w:line="360" w:lineRule="auto"/>
       </w:pPr>
       <w:bookmarkStart w:id="3" w:name="_Toc237268296"/>
       <w:r>
@@ -3835,6 +3924,7 @@
     </w:p>
     <w:p>
       <w:pPr>
+        <w:spacing w:before="0" w:after="0"/>
         <w:rPr>
           <w:lang w:eastAsia="es-CO"/>
         </w:rPr>
@@ -3853,6 +3943,7 @@
           <w:ilvl w:val="0"/>
           <w:numId w:val="21"/>
         </w:numPr>
+        <w:spacing w:before="0" w:after="0"/>
         <w:rPr>
           <w:b/>
           <w:bCs/>
@@ -3870,6 +3961,7 @@
     </w:p>
     <w:p>
       <w:pPr>
+        <w:spacing w:before="0" w:after="0"/>
         <w:rPr>
           <w:lang w:eastAsia="es-CO"/>
         </w:rPr>
@@ -3888,6 +3980,7 @@
           <w:ilvl w:val="0"/>
           <w:numId w:val="21"/>
         </w:numPr>
+        <w:spacing w:before="0" w:after="0"/>
         <w:rPr>
           <w:b/>
           <w:bCs/>
@@ -3905,6 +3998,7 @@
     </w:p>
     <w:p>
       <w:pPr>
+        <w:spacing w:before="0" w:after="0"/>
         <w:rPr>
           <w:lang w:eastAsia="es-CO"/>
         </w:rPr>
@@ -3914,186 +4008,6 @@
           <w:lang w:eastAsia="es-CO"/>
         </w:rPr>
         <w:t>Los vendedores deben estar pendientes de cómo se recibió la mercancía, o que los clientes retroalimenten de su experiencia en la compra.</w:t>
-      </w:r>
-      <w:r>
-        <w:rPr>
-          <w:lang w:eastAsia="es-CO"/>
-        </w:rPr>
-        <w:tab/>
-      </w:r>
-      <w:r>
-        <w:rPr>
-          <w:lang w:eastAsia="es-CO"/>
-        </w:rPr>
-        <w:tab/>
-      </w:r>
-      <w:r>
-        <w:rPr>
-          <w:lang w:eastAsia="es-CO"/>
-        </w:rPr>
-        <w:tab/>
-      </w:r>
-      <w:r>
-        <w:rPr>
-          <w:lang w:eastAsia="es-CO"/>
-        </w:rPr>
-        <w:tab/>
-      </w:r>
-      <w:r>
-        <w:rPr>
-          <w:lang w:eastAsia="es-CO"/>
-        </w:rPr>
-        <w:tab/>
-      </w:r>
-      <w:r>
-        <w:rPr>
-          <w:lang w:eastAsia="es-CO"/>
-        </w:rPr>
-        <w:tab/>
-      </w:r>
-      <w:r>
-        <w:rPr>
-          <w:lang w:eastAsia="es-CO"/>
-        </w:rPr>
-        <w:tab/>
-      </w:r>
-      <w:r>
-        <w:rPr>
-          <w:lang w:eastAsia="es-CO"/>
-        </w:rPr>
-        <w:tab/>
-      </w:r>
-      <w:r>
-        <w:rPr>
-          <w:lang w:eastAsia="es-CO"/>
-        </w:rPr>
-        <w:tab/>
-      </w:r>
-      <w:r>
-        <w:rPr>
-          <w:lang w:eastAsia="es-CO"/>
-        </w:rPr>
-        <w:tab/>
-      </w:r>
-      <w:r>
-        <w:rPr>
-          <w:lang w:eastAsia="es-CO"/>
-        </w:rPr>
-        <w:tab/>
-      </w:r>
-      <w:r>
-        <w:rPr>
-          <w:lang w:eastAsia="es-CO"/>
-        </w:rPr>
-        <w:tab/>
-      </w:r>
-      <w:r>
-        <w:rPr>
-          <w:lang w:eastAsia="es-CO"/>
-        </w:rPr>
-        <w:tab/>
-      </w:r>
-      <w:r>
-        <w:rPr>
-          <w:lang w:eastAsia="es-CO"/>
-        </w:rPr>
-        <w:tab/>
-      </w:r>
-      <w:r>
-        <w:rPr>
-          <w:lang w:eastAsia="es-CO"/>
-        </w:rPr>
-        <w:tab/>
-      </w:r>
-      <w:r>
-        <w:rPr>
-          <w:lang w:eastAsia="es-CO"/>
-        </w:rPr>
-        <w:tab/>
-      </w:r>
-      <w:r>
-        <w:rPr>
-          <w:lang w:eastAsia="es-CO"/>
-        </w:rPr>
-        <w:tab/>
-      </w:r>
-      <w:r>
-        <w:rPr>
-          <w:lang w:eastAsia="es-CO"/>
-        </w:rPr>
-        <w:tab/>
-      </w:r>
-      <w:r>
-        <w:rPr>
-          <w:lang w:eastAsia="es-CO"/>
-        </w:rPr>
-        <w:tab/>
-      </w:r>
-      <w:r>
-        <w:rPr>
-          <w:lang w:eastAsia="es-CO"/>
-        </w:rPr>
-        <w:tab/>
-      </w:r>
-      <w:r>
-        <w:rPr>
-          <w:lang w:eastAsia="es-CO"/>
-        </w:rPr>
-        <w:tab/>
-      </w:r>
-      <w:r>
-        <w:rPr>
-          <w:lang w:eastAsia="es-CO"/>
-        </w:rPr>
-        <w:tab/>
-      </w:r>
-      <w:r>
-        <w:rPr>
-          <w:lang w:eastAsia="es-CO"/>
-        </w:rPr>
-        <w:tab/>
-      </w:r>
-      <w:r>
-        <w:rPr>
-          <w:lang w:eastAsia="es-CO"/>
-        </w:rPr>
-        <w:tab/>
-      </w:r>
-      <w:r>
-        <w:rPr>
-          <w:lang w:eastAsia="es-CO"/>
-        </w:rPr>
-        <w:tab/>
-      </w:r>
-      <w:r>
-        <w:rPr>
-          <w:lang w:eastAsia="es-CO"/>
-        </w:rPr>
-        <w:tab/>
-      </w:r>
-      <w:r>
-        <w:rPr>
-          <w:lang w:eastAsia="es-CO"/>
-        </w:rPr>
-        <w:tab/>
-      </w:r>
-      <w:r>
-        <w:rPr>
-          <w:lang w:eastAsia="es-CO"/>
-        </w:rPr>
-        <w:tab/>
-      </w:r>
-      <w:r>
-        <w:rPr>
-          <w:lang w:eastAsia="es-CO"/>
-        </w:rPr>
-        <w:tab/>
-      </w:r>
-      <w:r>
-        <w:rPr>
-          <w:lang w:eastAsia="es-CO"/>
-        </w:rPr>
-        <w:tab/>
       </w:r>
       <w:r>
         <w:rPr>
@@ -4127,6 +4041,7 @@
           <w:ilvl w:val="0"/>
           <w:numId w:val="21"/>
         </w:numPr>
+        <w:spacing w:before="0" w:after="0"/>
         <w:rPr>
           <w:b/>
           <w:bCs/>
@@ -4139,20 +4054,12 @@
           <w:bCs/>
           <w:lang w:eastAsia="es-CO"/>
         </w:rPr>
-        <w:lastRenderedPageBreak/>
-        <w:tab/>
-      </w:r>
-      <w:r>
-        <w:rPr>
-          <w:b/>
-          <w:bCs/>
-          <w:lang w:eastAsia="es-CO"/>
-        </w:rPr>
         <w:t>Las devoluciones</w:t>
       </w:r>
     </w:p>
     <w:p>
       <w:pPr>
+        <w:spacing w:before="0" w:after="0"/>
         <w:rPr>
           <w:lang w:eastAsia="es-CO"/>
         </w:rPr>
@@ -4177,6 +4084,7 @@
           <w:ilvl w:val="0"/>
           <w:numId w:val="21"/>
         </w:numPr>
+        <w:spacing w:before="0" w:after="0"/>
         <w:rPr>
           <w:b/>
           <w:bCs/>
@@ -4194,6 +4102,7 @@
     </w:p>
     <w:p>
       <w:pPr>
+        <w:spacing w:before="0" w:after="0"/>
         <w:rPr>
           <w:lang w:eastAsia="es-CO"/>
         </w:rPr>
@@ -4232,14 +4141,19 @@
     <w:p>
       <w:pPr>
         <w:pStyle w:val="Ttulo2"/>
+        <w:spacing w:before="0" w:after="0" w:line="360" w:lineRule="auto"/>
       </w:pPr>
       <w:bookmarkStart w:id="4" w:name="_Toc237268297"/>
       <w:r>
+        <w:lastRenderedPageBreak/>
         <w:t>Proceso de la calidad del servicio postventa</w:t>
       </w:r>
       <w:bookmarkEnd w:id="4"/>
     </w:p>
     <w:p>
+      <w:pPr>
+        <w:spacing w:before="0" w:after="0"/>
+      </w:pPr>
       <w:r>
         <w:rPr>
           <w:lang w:eastAsia="es-CO"/>
@@ -4251,13 +4165,22 @@
       </w:r>
     </w:p>
     <w:p>
+      <w:pPr>
+        <w:spacing w:before="0" w:after="0"/>
+      </w:pPr>
       <w:r>
         <w:t>Para que la empresa gestione la calidad en el servicio postventa Pérez (2013) propone el siguiente proceso:</w:t>
       </w:r>
     </w:p>
     <w:p>
       <w:pPr>
+        <w:spacing w:before="0" w:after="0"/>
+      </w:pPr>
+    </w:p>
+    <w:p>
+      <w:pPr>
         <w:pStyle w:val="Figura"/>
+        <w:spacing w:before="0" w:after="0"/>
       </w:pPr>
       <w:r>
         <w:rPr>
@@ -4279,6 +4202,7 @@
     <w:p>
       <w:pPr>
         <w:pStyle w:val="Figura"/>
+        <w:spacing w:before="0" w:after="0"/>
         <w:jc w:val="center"/>
       </w:pPr>
       <w:r>
@@ -4287,10 +4211,10 @@
           <w14:ligatures w14:val="standardContextual"/>
         </w:rPr>
         <w:drawing>
-          <wp:inline distT="0" distB="0" distL="0" distR="0" wp14:anchorId="738CDB15" wp14:editId="4E9D01BA">
-            <wp:extent cx="4927600" cy="1231900"/>
-            <wp:effectExtent l="0" t="0" r="6350" b="6350"/>
-            <wp:docPr id="1366450867" name="Imagen 3" descr="El proceso para gestionar la calidad del servicio postventa se compone de cuatro etapas clave: planificación, implementación, control y mejora continua. Primero, es esencial planificar las estrategias y procedimientos necesarios para asegurar un servicio postventa de alta calidad. A continuación, se debe implementar estos planes de manera efectiva. Luego, es crucial controlar y supervisar el desempeño del servicio para asegurar que se mantenga dentro de los estándares establecidos. Finalmente, se debe buscar constantemente la mejora del servicio, ajustando y optimizando los procesos según sea necesario para satisfacer y superar las expectativas de los clientes.&#10;&#10;"/>
+          <wp:inline distT="0" distB="0" distL="0" distR="0" wp14:anchorId="334D7DE4" wp14:editId="4DC2CD63">
+            <wp:extent cx="4680000" cy="1170000"/>
+            <wp:effectExtent l="0" t="0" r="6350" b="0"/>
+            <wp:docPr id="2107409315" name="Imagen 3" descr="El proceso para gestionar la calidad del servicio postventa se compone de cuatro etapas clave: planificación, implementación, control y mejora continua. Primero, es esencial planificar las estrategias y procedimientos necesarios para asegurar un servicio postventa de alta calidad. A continuación, se debe implementar estos planes de manera efectiva. Luego, es crucial controlar y supervisar el desempeño del servicio para asegurar que se mantenga dentro de los estándares establecidos. Finalmente, se debe buscar constantemente la mejora del servicio, ajustando y optimizando los procesos según sea necesario para satisfacer y superar las expectativas de los clientes."/>
             <wp:cNvGraphicFramePr>
               <a:graphicFrameLocks xmlns:a="http://schemas.openxmlformats.org/drawingml/2006/main" noChangeAspect="1"/>
             </wp:cNvGraphicFramePr>
@@ -4298,7 +4222,7 @@
               <a:graphicData uri="http://schemas.openxmlformats.org/drawingml/2006/picture">
                 <pic:pic xmlns:pic="http://schemas.openxmlformats.org/drawingml/2006/picture">
                   <pic:nvPicPr>
-                    <pic:cNvPr id="1366450867" name="Imagen 3" descr="El proceso para gestionar la calidad del servicio postventa se compone de cuatro etapas clave: planificación, implementación, control y mejora continua. Primero, es esencial planificar las estrategias y procedimientos necesarios para asegurar un servicio postventa de alta calidad. A continuación, se debe implementar estos planes de manera efectiva. Luego, es crucial controlar y supervisar el desempeño del servicio para asegurar que se mantenga dentro de los estándares establecidos. Finalmente, se debe buscar constantemente la mejora del servicio, ajustando y optimizando los procesos según sea necesario para satisfacer y superar las expectativas de los clientes.&#10;&#10;"/>
+                    <pic:cNvPr id="2107409315" name="Imagen 3" descr="El proceso para gestionar la calidad del servicio postventa se compone de cuatro etapas clave: planificación, implementación, control y mejora continua. Primero, es esencial planificar las estrategias y procedimientos necesarios para asegurar un servicio postventa de alta calidad. A continuación, se debe implementar estos planes de manera efectiva. Luego, es crucial controlar y supervisar el desempeño del servicio para asegurar que se mantenga dentro de los estándares establecidos. Finalmente, se debe buscar constantemente la mejora del servicio, ajustando y optimizando los procesos según sea necesario para satisfacer y superar las expectativas de los clientes."/>
                     <pic:cNvPicPr/>
                   </pic:nvPicPr>
                   <pic:blipFill>
@@ -4316,7 +4240,7 @@
                   <pic:spPr>
                     <a:xfrm>
                       <a:off x="0" y="0"/>
-                      <a:ext cx="4930924" cy="1232731"/>
+                      <a:ext cx="4680000" cy="1170000"/>
                     </a:xfrm>
                     <a:prstGeom prst="rect">
                       <a:avLst/>
@@ -4331,6 +4255,7 @@
     </w:p>
     <w:p>
       <w:pPr>
+        <w:spacing w:before="0" w:after="0"/>
         <w:rPr>
           <w:lang w:val="es-419" w:eastAsia="es-CO"/>
         </w:rPr>
@@ -4344,48 +4269,90 @@
     </w:p>
     <w:p>
       <w:pPr>
-        <w:rPr>
-          <w:lang w:eastAsia="es-CO"/>
-        </w:rPr>
-      </w:pPr>
-      <w:r>
-        <w:rPr>
-          <w:lang w:eastAsia="es-CO"/>
+        <w:spacing w:before="0" w:after="0"/>
+        <w:rPr>
+          <w:lang w:eastAsia="es-CO"/>
+        </w:rPr>
+      </w:pPr>
+    </w:p>
+    <w:p>
+      <w:pPr>
+        <w:spacing w:before="0" w:after="0"/>
+        <w:rPr>
+          <w:lang w:eastAsia="es-CO"/>
+        </w:rPr>
+      </w:pPr>
+      <w:r>
+        <w:rPr>
+          <w:lang w:eastAsia="es-CO"/>
+        </w:rPr>
+        <w:t xml:space="preserve">Se debe decidir qué hacer, cómo hacerlo y con qué hacerlo en referencia al proceso del servicio postventa. Es importante considerar características como el objetivo, la duración del proyecto, las personas responsables e intervinientes en el proceso, los recursos disponibles, las actividades a realizar y los indicadores para medir la actividad. Ejemplos sugeridos por Pérez (2013) se presentan en la </w:t>
+      </w:r>
+      <w:r>
+        <w:rPr>
+          <w:lang w:eastAsia="es-CO"/>
+        </w:rPr>
+        <w:t>T</w:t>
+      </w:r>
+      <w:r>
+        <w:rPr>
+          <w:lang w:eastAsia="es-CO"/>
+        </w:rPr>
+        <w:t>abla 2.</w:t>
+      </w:r>
+    </w:p>
+    <w:p>
+      <w:pPr>
+        <w:spacing w:before="0" w:after="0"/>
+        <w:rPr>
+          <w:lang w:eastAsia="es-CO"/>
+        </w:rPr>
+      </w:pPr>
+    </w:p>
+    <w:p>
+      <w:pPr>
+        <w:spacing w:before="0" w:after="0"/>
+        <w:rPr>
+          <w:lang w:eastAsia="es-CO"/>
+        </w:rPr>
+      </w:pPr>
+    </w:p>
+    <w:p>
+      <w:pPr>
+        <w:spacing w:before="0" w:after="0"/>
+        <w:rPr>
+          <w:lang w:eastAsia="es-CO"/>
+        </w:rPr>
+      </w:pPr>
+    </w:p>
+    <w:p>
+      <w:pPr>
+        <w:spacing w:before="0" w:after="0"/>
+        <w:rPr>
+          <w:lang w:eastAsia="es-CO"/>
+        </w:rPr>
+      </w:pPr>
+    </w:p>
+    <w:p>
+      <w:pPr>
+        <w:pStyle w:val="Tabla"/>
+        <w:spacing w:before="0" w:after="0" w:line="360" w:lineRule="auto"/>
+        <w:rPr>
+          <w:lang w:val="es-419" w:eastAsia="es-CO"/>
+        </w:rPr>
+      </w:pPr>
+      <w:r>
+        <w:rPr>
+          <w:lang w:val="es-419" w:eastAsia="es-CO"/>
         </w:rPr>
         <w:lastRenderedPageBreak/>
-        <w:t xml:space="preserve">Se debe decidir qué hacer, cómo hacerlo y con qué hacerlo en referencia al proceso del servicio postventa. Es importante considerar características como el objetivo, la duración del proyecto, las personas responsables e intervinientes en el proceso, los recursos disponibles, las actividades a realizar y los indicadores para medir la actividad. Ejemplos sugeridos por Pérez (2013) se presentan en la </w:t>
-      </w:r>
-      <w:r>
-        <w:rPr>
-          <w:lang w:eastAsia="es-CO"/>
-        </w:rPr>
-        <w:t>T</w:t>
-      </w:r>
-      <w:r>
-        <w:rPr>
-          <w:lang w:eastAsia="es-CO"/>
-        </w:rPr>
-        <w:t>abla 2.</w:t>
-      </w:r>
-    </w:p>
-    <w:p>
-      <w:pPr>
-        <w:pStyle w:val="Tabla"/>
-        <w:rPr>
-          <w:lang w:val="es-419" w:eastAsia="es-CO"/>
-        </w:rPr>
-      </w:pPr>
-      <w:r>
-        <w:rPr>
-          <w:lang w:val="es-419" w:eastAsia="es-CO"/>
-        </w:rPr>
         <w:t>Ejemplo planificación de la actividad postventa</w:t>
       </w:r>
     </w:p>
     <w:tbl>
       <w:tblPr>
         <w:tblStyle w:val="SENA"/>
-        <w:tblW w:w="9917" w:type="dxa"/>
+        <w:tblW w:w="10060" w:type="dxa"/>
         <w:tblLayout w:type="fixed"/>
         <w:tblLook w:val="04A0" w:firstRow="1" w:lastRow="0" w:firstColumn="1" w:lastColumn="0" w:noHBand="0" w:noVBand="1"/>
       </w:tblPr>
@@ -4393,26 +4360,26 @@
         <w:gridCol w:w="1413"/>
         <w:gridCol w:w="1559"/>
         <w:gridCol w:w="1418"/>
-        <w:gridCol w:w="1276"/>
         <w:gridCol w:w="1417"/>
+        <w:gridCol w:w="1418"/>
         <w:gridCol w:w="1417"/>
-        <w:gridCol w:w="1417"/>
+        <w:gridCol w:w="1418"/>
       </w:tblGrid>
       <w:tr>
         <w:trPr>
           <w:cnfStyle w:val="100000000000" w:firstRow="1" w:lastRow="0" w:firstColumn="0" w:lastColumn="0" w:oddVBand="0" w:evenVBand="0" w:oddHBand="0" w:evenHBand="0" w:firstRowFirstColumn="0" w:firstRowLastColumn="0" w:lastRowFirstColumn="0" w:lastRowLastColumn="0"/>
           <w:cantSplit/>
-          <w:trHeight w:val="2677"/>
+          <w:trHeight w:val="1037"/>
           <w:tblHeader/>
         </w:trPr>
         <w:tc>
           <w:tcPr>
             <w:tcW w:w="1413" w:type="dxa"/>
-            <w:textDirection w:val="btLr"/>
           </w:tcPr>
           <w:p>
             <w:pPr>
-              <w:ind w:left="113" w:right="113" w:firstLine="0"/>
+              <w:spacing w:before="0" w:after="0"/>
+              <w:ind w:firstLine="0"/>
               <w:rPr>
                 <w:szCs w:val="28"/>
                 <w:lang w:val="es-419" w:eastAsia="es-CO"/>
@@ -4423,18 +4390,32 @@
                 <w:szCs w:val="28"/>
                 <w:lang w:val="es-419" w:eastAsia="es-CO"/>
               </w:rPr>
-              <w:t>Planificación de la actividad</w:t>
+              <w:t>Planifica</w:t>
+            </w:r>
+            <w:r>
+              <w:rPr>
+                <w:szCs w:val="28"/>
+                <w:lang w:val="es-419" w:eastAsia="es-CO"/>
+              </w:rPr>
+              <w:t>-</w:t>
+            </w:r>
+            <w:r>
+              <w:rPr>
+                <w:szCs w:val="28"/>
+                <w:lang w:val="es-419" w:eastAsia="es-CO"/>
+              </w:rPr>
+              <w:t>ción de la actividad</w:t>
             </w:r>
           </w:p>
         </w:tc>
         <w:tc>
           <w:tcPr>
             <w:tcW w:w="1559" w:type="dxa"/>
-            <w:textDirection w:val="btLr"/>
           </w:tcPr>
           <w:p>
             <w:pPr>
-              <w:ind w:left="113" w:right="113" w:firstLine="0"/>
+              <w:spacing w:before="0" w:after="0"/>
+              <w:ind w:firstLine="0"/>
               <w:rPr>
                 <w:szCs w:val="28"/>
                 <w:lang w:val="es-419" w:eastAsia="es-CO"/>
@@ -4444,18 +4425,30 @@
               <w:rPr>
                 <w:szCs w:val="28"/>
               </w:rPr>
-              <w:t>Planificación de la actividad</w:t>
+              <w:t>Planifica</w:t>
+            </w:r>
+            <w:r>
+              <w:rPr>
+                <w:szCs w:val="28"/>
+              </w:rPr>
+              <w:t>-</w:t>
+            </w:r>
+            <w:r>
+              <w:rPr>
+                <w:szCs w:val="28"/>
+              </w:rPr>
+              <w:t>ción de la actividad</w:t>
             </w:r>
           </w:p>
         </w:tc>
         <w:tc>
           <w:tcPr>
             <w:tcW w:w="1418" w:type="dxa"/>
-            <w:textDirection w:val="btLr"/>
           </w:tcPr>
           <w:p>
             <w:pPr>
-              <w:ind w:left="113" w:right="113" w:firstLine="0"/>
+              <w:spacing w:before="0" w:after="0"/>
+              <w:ind w:firstLine="0"/>
               <w:rPr>
                 <w:szCs w:val="28"/>
                 <w:lang w:val="es-419" w:eastAsia="es-CO"/>
@@ -4465,39 +4458,30 @@
               <w:rPr>
                 <w:szCs w:val="28"/>
               </w:rPr>
-              <w:t>Planificación de la actividad</w:t>
-            </w:r>
-          </w:p>
-        </w:tc>
-        <w:tc>
-          <w:tcPr>
-            <w:tcW w:w="1276" w:type="dxa"/>
-            <w:textDirection w:val="btLr"/>
-          </w:tcPr>
-          <w:p>
-            <w:pPr>
-              <w:ind w:left="113" w:right="113" w:firstLine="0"/>
-              <w:rPr>
-                <w:szCs w:val="28"/>
-                <w:lang w:val="es-419" w:eastAsia="es-CO"/>
-              </w:rPr>
-            </w:pPr>
-            <w:r>
-              <w:rPr>
-                <w:szCs w:val="28"/>
-              </w:rPr>
-              <w:t>Planificación de la actividad</w:t>
+              <w:t>Planifica</w:t>
+            </w:r>
+            <w:r>
+              <w:rPr>
+                <w:szCs w:val="28"/>
+              </w:rPr>
+              <w:t>-</w:t>
+            </w:r>
+            <w:r>
+              <w:rPr>
+                <w:szCs w:val="28"/>
+              </w:rPr>
+              <w:t>ción de la actividad</w:t>
             </w:r>
           </w:p>
         </w:tc>
         <w:tc>
           <w:tcPr>
             <w:tcW w:w="1417" w:type="dxa"/>
-            <w:textDirection w:val="btLr"/>
           </w:tcPr>
           <w:p>
             <w:pPr>
-              <w:ind w:left="113" w:right="113" w:firstLine="0"/>
+              <w:spacing w:before="0" w:after="0"/>
+              <w:ind w:firstLine="0"/>
               <w:rPr>
                 <w:szCs w:val="28"/>
                 <w:lang w:val="es-419" w:eastAsia="es-CO"/>
@@ -4507,18 +4491,63 @@
               <w:rPr>
                 <w:szCs w:val="28"/>
               </w:rPr>
-              <w:t>Planificación de la actividad</w:t>
+              <w:t>Planifica</w:t>
+            </w:r>
+            <w:r>
+              <w:rPr>
+                <w:szCs w:val="28"/>
+              </w:rPr>
+              <w:t>-</w:t>
+            </w:r>
+            <w:r>
+              <w:rPr>
+                <w:szCs w:val="28"/>
+              </w:rPr>
+              <w:t>ción de la actividad</w:t>
+            </w:r>
+          </w:p>
+        </w:tc>
+        <w:tc>
+          <w:tcPr>
+            <w:tcW w:w="1418" w:type="dxa"/>
+          </w:tcPr>
+          <w:p>
+            <w:pPr>
+              <w:spacing w:before="0" w:after="0"/>
+              <w:ind w:firstLine="0"/>
+              <w:rPr>
+                <w:szCs w:val="28"/>
+                <w:lang w:val="es-419" w:eastAsia="es-CO"/>
+              </w:rPr>
+            </w:pPr>
+            <w:r>
+              <w:rPr>
+                <w:szCs w:val="28"/>
+              </w:rPr>
+              <w:t>Planifica</w:t>
+            </w:r>
+            <w:r>
+              <w:rPr>
+                <w:szCs w:val="28"/>
+              </w:rPr>
+              <w:t>-</w:t>
+            </w:r>
+            <w:r>
+              <w:rPr>
+                <w:szCs w:val="28"/>
+              </w:rPr>
+              <w:t>ción de la actividad</w:t>
             </w:r>
           </w:p>
         </w:tc>
         <w:tc>
           <w:tcPr>
             <w:tcW w:w="1417" w:type="dxa"/>
-            <w:textDirection w:val="btLr"/>
           </w:tcPr>
           <w:p>
             <w:pPr>
-              <w:ind w:left="113" w:right="113" w:firstLine="0"/>
+              <w:spacing w:before="0" w:after="0"/>
+              <w:ind w:firstLine="0"/>
               <w:rPr>
                 <w:szCs w:val="28"/>
                 <w:lang w:val="es-419" w:eastAsia="es-CO"/>
@@ -4528,18 +4557,30 @@
               <w:rPr>
                 <w:szCs w:val="28"/>
               </w:rPr>
-              <w:t>Planificación de la actividad</w:t>
+              <w:t>Planifica</w:t>
+            </w:r>
+            <w:r>
+              <w:rPr>
+                <w:szCs w:val="28"/>
+              </w:rPr>
+              <w:t>-</w:t>
+            </w:r>
+            <w:r>
+              <w:rPr>
+                <w:szCs w:val="28"/>
+              </w:rPr>
+              <w:t>ción de la actividad</w:t>
             </w:r>
           </w:p>
         </w:tc>
         <w:tc>
           <w:tcPr>
-            <w:tcW w:w="1417" w:type="dxa"/>
-            <w:textDirection w:val="btLr"/>
+            <w:tcW w:w="1418" w:type="dxa"/>
           </w:tcPr>
           <w:p>
             <w:pPr>
-              <w:ind w:left="113" w:right="113" w:firstLine="0"/>
+              <w:spacing w:before="0" w:after="0"/>
+              <w:ind w:firstLine="0"/>
               <w:rPr>
                 <w:szCs w:val="28"/>
                 <w:lang w:val="es-419" w:eastAsia="es-CO"/>
@@ -4549,7 +4590,19 @@
               <w:rPr>
                 <w:szCs w:val="28"/>
               </w:rPr>
-              <w:t>Planificación de la actividad</w:t>
+              <w:t>Planifica</w:t>
+            </w:r>
+            <w:r>
+              <w:rPr>
+                <w:szCs w:val="28"/>
+              </w:rPr>
+              <w:t>-</w:t>
+            </w:r>
+            <w:r>
+              <w:rPr>
+                <w:szCs w:val="28"/>
+              </w:rPr>
+              <w:t>ción de la actividad</w:t>
             </w:r>
           </w:p>
         </w:tc>
@@ -4558,16 +4611,16 @@
         <w:trPr>
           <w:cnfStyle w:val="000000100000" w:firstRow="0" w:lastRow="0" w:firstColumn="0" w:lastColumn="0" w:oddVBand="0" w:evenVBand="0" w:oddHBand="1" w:evenHBand="0" w:firstRowFirstColumn="0" w:firstRowLastColumn="0" w:lastRowFirstColumn="0" w:lastRowLastColumn="0"/>
           <w:cantSplit/>
-          <w:trHeight w:val="1979"/>
+          <w:trHeight w:val="619"/>
         </w:trPr>
         <w:tc>
           <w:tcPr>
             <w:tcW w:w="1413" w:type="dxa"/>
-            <w:textDirection w:val="btLr"/>
           </w:tcPr>
           <w:p>
             <w:pPr>
-              <w:ind w:left="113" w:right="113" w:firstLine="0"/>
+              <w:spacing w:before="0" w:after="0"/>
+              <w:ind w:firstLine="0"/>
               <w:rPr>
                 <w:b/>
                 <w:bCs/>
@@ -4588,11 +4641,11 @@
         <w:tc>
           <w:tcPr>
             <w:tcW w:w="1559" w:type="dxa"/>
-            <w:textDirection w:val="btLr"/>
           </w:tcPr>
           <w:p>
             <w:pPr>
-              <w:ind w:left="113" w:right="113" w:firstLine="0"/>
+              <w:spacing w:before="0" w:after="0"/>
+              <w:ind w:firstLine="0"/>
               <w:rPr>
                 <w:b/>
                 <w:bCs/>
@@ -4612,7 +4665,8 @@
           </w:p>
           <w:p>
             <w:pPr>
-              <w:ind w:left="113" w:right="113" w:firstLine="0"/>
+              <w:spacing w:before="0" w:after="0"/>
+              <w:ind w:firstLine="0"/>
               <w:rPr>
                 <w:b/>
                 <w:bCs/>
@@ -4625,11 +4679,11 @@
         <w:tc>
           <w:tcPr>
             <w:tcW w:w="1418" w:type="dxa"/>
-            <w:textDirection w:val="btLr"/>
           </w:tcPr>
           <w:p>
             <w:pPr>
-              <w:ind w:left="113" w:right="113" w:firstLine="0"/>
+              <w:spacing w:before="0" w:after="0"/>
+              <w:ind w:firstLine="0"/>
               <w:rPr>
                 <w:b/>
                 <w:bCs/>
@@ -4645,43 +4699,61 @@
                 <w:lang w:val="es-419" w:eastAsia="es-CO"/>
               </w:rPr>
               <w:t>Tarea</w:t>
-            </w:r>
-          </w:p>
-        </w:tc>
-        <w:tc>
-          <w:tcPr>
-            <w:tcW w:w="1276" w:type="dxa"/>
-            <w:textDirection w:val="btLr"/>
-          </w:tcPr>
-          <w:p>
-            <w:pPr>
-              <w:ind w:left="113" w:right="113" w:firstLine="0"/>
-              <w:rPr>
-                <w:b/>
-                <w:bCs/>
-                <w:szCs w:val="28"/>
-                <w:lang w:val="es-419" w:eastAsia="es-CO"/>
-              </w:rPr>
-            </w:pPr>
-            <w:r>
-              <w:rPr>
-                <w:b/>
-                <w:bCs/>
-                <w:szCs w:val="28"/>
-                <w:lang w:val="es-419" w:eastAsia="es-CO"/>
-              </w:rPr>
-              <w:t>Responsable</w:t>
             </w:r>
           </w:p>
         </w:tc>
         <w:tc>
           <w:tcPr>
             <w:tcW w:w="1417" w:type="dxa"/>
-            <w:textDirection w:val="btLr"/>
           </w:tcPr>
           <w:p>
             <w:pPr>
-              <w:ind w:left="113" w:right="113" w:firstLine="0"/>
+              <w:spacing w:before="0" w:after="0"/>
+              <w:ind w:firstLine="0"/>
+              <w:rPr>
+                <w:b/>
+                <w:bCs/>
+                <w:szCs w:val="28"/>
+                <w:lang w:val="es-419" w:eastAsia="es-CO"/>
+              </w:rPr>
+            </w:pPr>
+            <w:r>
+              <w:rPr>
+                <w:b/>
+                <w:bCs/>
+                <w:szCs w:val="28"/>
+                <w:lang w:val="es-419" w:eastAsia="es-CO"/>
+              </w:rPr>
+              <w:t>Responsa</w:t>
+            </w:r>
+            <w:r>
+              <w:rPr>
+                <w:b/>
+                <w:bCs/>
+                <w:szCs w:val="28"/>
+                <w:lang w:val="es-419" w:eastAsia="es-CO"/>
+              </w:rPr>
+              <w:t>-</w:t>
+            </w:r>
+            <w:r>
+              <w:rPr>
+                <w:b/>
+                <w:bCs/>
+                <w:szCs w:val="28"/>
+                <w:lang w:val="es-419" w:eastAsia="es-CO"/>
+              </w:rPr>
+              <w:t>ble</w:t>
+            </w:r>
+          </w:p>
+        </w:tc>
+        <w:tc>
+          <w:tcPr>
+            <w:tcW w:w="1418" w:type="dxa"/>
+          </w:tcPr>
+          <w:p>
+            <w:pPr>
+              <w:spacing w:before="0" w:after="0"/>
+              <w:ind w:firstLine="0"/>
               <w:rPr>
                 <w:b/>
                 <w:bCs/>
@@ -4703,11 +4775,11 @@
         <w:tc>
           <w:tcPr>
             <w:tcW w:w="1417" w:type="dxa"/>
-            <w:textDirection w:val="btLr"/>
           </w:tcPr>
           <w:p>
             <w:pPr>
-              <w:ind w:left="113" w:right="113" w:firstLine="0"/>
+              <w:spacing w:before="0" w:after="0"/>
+              <w:ind w:firstLine="0"/>
               <w:rPr>
                 <w:b/>
                 <w:bCs/>
@@ -4722,18 +4794,36 @@
                 <w:szCs w:val="28"/>
                 <w:lang w:val="es-419" w:eastAsia="es-CO"/>
               </w:rPr>
-              <w:t>Presupuesto</w:t>
+              <w:t>Presu</w:t>
+            </w:r>
+            <w:r>
+              <w:rPr>
+                <w:b/>
+                <w:bCs/>
+                <w:szCs w:val="28"/>
+                <w:lang w:val="es-419" w:eastAsia="es-CO"/>
+              </w:rPr>
+              <w:t>-</w:t>
+            </w:r>
+            <w:r>
+              <w:rPr>
+                <w:b/>
+                <w:bCs/>
+                <w:szCs w:val="28"/>
+                <w:lang w:val="es-419" w:eastAsia="es-CO"/>
+              </w:rPr>
+              <w:t>puesto</w:t>
             </w:r>
           </w:p>
         </w:tc>
         <w:tc>
           <w:tcPr>
-            <w:tcW w:w="1417" w:type="dxa"/>
-            <w:textDirection w:val="btLr"/>
+            <w:tcW w:w="1418" w:type="dxa"/>
           </w:tcPr>
           <w:p>
             <w:pPr>
-              <w:ind w:left="113" w:right="113" w:firstLine="0"/>
+              <w:spacing w:before="0" w:after="0"/>
+              <w:ind w:firstLine="0"/>
               <w:rPr>
                 <w:b/>
                 <w:bCs/>
@@ -4764,6 +4854,7 @@
           </w:tcPr>
           <w:p>
             <w:pPr>
+              <w:spacing w:before="0" w:after="0"/>
               <w:ind w:firstLine="0"/>
               <w:rPr>
                 <w:szCs w:val="28"/>
@@ -4785,6 +4876,7 @@
           </w:tcPr>
           <w:p>
             <w:pPr>
+              <w:spacing w:before="0" w:after="0"/>
               <w:ind w:firstLine="0"/>
               <w:rPr>
                 <w:szCs w:val="28"/>
@@ -4805,6 +4897,7 @@
           </w:tcPr>
           <w:p>
             <w:pPr>
+              <w:spacing w:before="0" w:after="0"/>
               <w:ind w:firstLine="0"/>
               <w:rPr>
                 <w:szCs w:val="28"/>
@@ -4816,26 +4909,6 @@
                 <w:szCs w:val="28"/>
               </w:rPr>
               <w:t>Visitar tres (3) clientes para instalar equipos.</w:t>
-            </w:r>
-          </w:p>
-        </w:tc>
-        <w:tc>
-          <w:tcPr>
-            <w:tcW w:w="1276" w:type="dxa"/>
-          </w:tcPr>
-          <w:p>
-            <w:pPr>
-              <w:ind w:firstLine="0"/>
-              <w:rPr>
-                <w:szCs w:val="28"/>
-                <w:lang w:val="es-419" w:eastAsia="es-CO"/>
-              </w:rPr>
-            </w:pPr>
-            <w:r>
-              <w:rPr>
-                <w:szCs w:val="28"/>
-              </w:rPr>
-              <w:t>Nombre</w:t>
             </w:r>
           </w:p>
         </w:tc>
@@ -4845,6 +4918,28 @@
           </w:tcPr>
           <w:p>
             <w:pPr>
+              <w:spacing w:before="0" w:after="0"/>
+              <w:ind w:firstLine="0"/>
+              <w:rPr>
+                <w:szCs w:val="28"/>
+                <w:lang w:val="es-419" w:eastAsia="es-CO"/>
+              </w:rPr>
+            </w:pPr>
+            <w:r>
+              <w:rPr>
+                <w:szCs w:val="28"/>
+              </w:rPr>
+              <w:t>Nombre</w:t>
+            </w:r>
+          </w:p>
+        </w:tc>
+        <w:tc>
+          <w:tcPr>
+            <w:tcW w:w="1418" w:type="dxa"/>
+          </w:tcPr>
+          <w:p>
+            <w:pPr>
+              <w:spacing w:before="0" w:after="0"/>
               <w:ind w:firstLine="0"/>
               <w:rPr>
                 <w:szCs w:val="28"/>
@@ -4865,6 +4960,7 @@
           </w:tcPr>
           <w:p>
             <w:pPr>
+              <w:spacing w:before="0" w:after="0"/>
               <w:ind w:firstLine="0"/>
               <w:rPr>
                 <w:szCs w:val="28"/>
@@ -4881,10 +4977,11 @@
         </w:tc>
         <w:tc>
           <w:tcPr>
-            <w:tcW w:w="1417" w:type="dxa"/>
+            <w:tcW w:w="1418" w:type="dxa"/>
           </w:tcPr>
           <w:p>
             <w:pPr>
+              <w:spacing w:before="0" w:after="0"/>
               <w:ind w:firstLine="0"/>
               <w:rPr>
                 <w:szCs w:val="28"/>
@@ -4912,6 +5009,7 @@
           </w:tcPr>
           <w:p>
             <w:pPr>
+              <w:spacing w:before="0" w:after="0"/>
               <w:ind w:firstLine="0"/>
               <w:rPr>
                 <w:szCs w:val="28"/>
@@ -4923,7 +5021,6 @@
                 <w:szCs w:val="28"/>
                 <w:lang w:val="es-419" w:eastAsia="es-CO"/>
               </w:rPr>
-              <w:lastRenderedPageBreak/>
               <w:t>Implantar el servicio de postventa</w:t>
             </w:r>
           </w:p>
@@ -4934,6 +5031,7 @@
           </w:tcPr>
           <w:p>
             <w:pPr>
+              <w:spacing w:before="0" w:after="0"/>
               <w:ind w:firstLine="0"/>
               <w:rPr>
                 <w:szCs w:val="28"/>
@@ -4953,6 +5051,7 @@
           </w:tcPr>
           <w:p>
             <w:pPr>
+              <w:spacing w:before="0" w:after="0"/>
               <w:ind w:firstLine="0"/>
               <w:rPr>
                 <w:szCs w:val="28"/>
@@ -4963,25 +5062,6 @@
                 <w:szCs w:val="28"/>
               </w:rPr>
               <w:t>Cambiar repuestos a equipo de cliente.</w:t>
-            </w:r>
-          </w:p>
-        </w:tc>
-        <w:tc>
-          <w:tcPr>
-            <w:tcW w:w="1276" w:type="dxa"/>
-          </w:tcPr>
-          <w:p>
-            <w:pPr>
-              <w:ind w:firstLine="0"/>
-              <w:rPr>
-                <w:szCs w:val="28"/>
-              </w:rPr>
-            </w:pPr>
-            <w:r>
-              <w:rPr>
-                <w:szCs w:val="28"/>
-              </w:rPr>
-              <w:t>Nombre</w:t>
             </w:r>
           </w:p>
         </w:tc>
@@ -4991,6 +5071,27 @@
           </w:tcPr>
           <w:p>
             <w:pPr>
+              <w:spacing w:before="0" w:after="0"/>
+              <w:ind w:firstLine="0"/>
+              <w:rPr>
+                <w:szCs w:val="28"/>
+              </w:rPr>
+            </w:pPr>
+            <w:r>
+              <w:rPr>
+                <w:szCs w:val="28"/>
+              </w:rPr>
+              <w:t>Nombre</w:t>
+            </w:r>
+          </w:p>
+        </w:tc>
+        <w:tc>
+          <w:tcPr>
+            <w:tcW w:w="1418" w:type="dxa"/>
+          </w:tcPr>
+          <w:p>
+            <w:pPr>
+              <w:spacing w:before="0" w:after="0"/>
               <w:ind w:firstLine="0"/>
               <w:rPr>
                 <w:szCs w:val="28"/>
@@ -5010,6 +5111,7 @@
           </w:tcPr>
           <w:p>
             <w:pPr>
+              <w:spacing w:before="0" w:after="0"/>
               <w:ind w:firstLine="0"/>
               <w:rPr>
                 <w:szCs w:val="28"/>
@@ -5025,10 +5127,11 @@
         </w:tc>
         <w:tc>
           <w:tcPr>
-            <w:tcW w:w="1417" w:type="dxa"/>
+            <w:tcW w:w="1418" w:type="dxa"/>
           </w:tcPr>
           <w:p>
             <w:pPr>
+              <w:spacing w:before="0" w:after="0"/>
               <w:ind w:firstLine="0"/>
               <w:rPr>
                 <w:szCs w:val="28"/>
@@ -5045,13 +5148,13 @@
               <w:rPr>
                 <w:szCs w:val="28"/>
               </w:rPr>
-              <w:t>-</w:t>
-            </w:r>
-            <w:r>
-              <w:rPr>
-                <w:szCs w:val="28"/>
-              </w:rPr>
-              <w:t>ento</w:t>
+              <w:t>-e</w:t>
+            </w:r>
+            <w:r>
+              <w:rPr>
+                <w:szCs w:val="28"/>
+              </w:rPr>
+              <w:t>nto</w:t>
             </w:r>
             <w:proofErr w:type="spellEnd"/>
           </w:p>
@@ -5068,6 +5171,7 @@
           </w:tcPr>
           <w:p>
             <w:pPr>
+              <w:spacing w:before="0" w:after="0"/>
               <w:ind w:firstLine="0"/>
               <w:rPr>
                 <w:szCs w:val="28"/>
@@ -5089,6 +5193,7 @@
           </w:tcPr>
           <w:p>
             <w:pPr>
+              <w:spacing w:before="0" w:after="0"/>
               <w:ind w:firstLine="0"/>
               <w:rPr>
                 <w:szCs w:val="28"/>
@@ -5108,6 +5213,7 @@
           </w:tcPr>
           <w:p>
             <w:pPr>
+              <w:spacing w:before="0" w:after="0"/>
               <w:ind w:firstLine="0"/>
               <w:rPr>
                 <w:szCs w:val="28"/>
@@ -5125,38 +5231,11 @@
               </w:rPr>
               <w:t>-</w:t>
             </w:r>
-            <w:proofErr w:type="spellStart"/>
-            <w:r>
-              <w:rPr>
-                <w:szCs w:val="28"/>
-              </w:rPr>
-              <w:t>ción</w:t>
-            </w:r>
-            <w:proofErr w:type="spellEnd"/>
-            <w:r>
-              <w:rPr>
-                <w:szCs w:val="28"/>
-              </w:rPr>
-              <w:t xml:space="preserve"> equipo.</w:t>
-            </w:r>
-          </w:p>
-        </w:tc>
-        <w:tc>
-          <w:tcPr>
-            <w:tcW w:w="1276" w:type="dxa"/>
-          </w:tcPr>
-          <w:p>
-            <w:pPr>
-              <w:ind w:firstLine="0"/>
-              <w:rPr>
-                <w:szCs w:val="28"/>
-              </w:rPr>
-            </w:pPr>
-            <w:r>
-              <w:rPr>
-                <w:szCs w:val="28"/>
-              </w:rPr>
-              <w:t>Nombre</w:t>
+            <w:r>
+              <w:rPr>
+                <w:szCs w:val="28"/>
+              </w:rPr>
+              <w:t>ción equipo.</w:t>
             </w:r>
           </w:p>
         </w:tc>
@@ -5166,6 +5245,27 @@
           </w:tcPr>
           <w:p>
             <w:pPr>
+              <w:spacing w:before="0" w:after="0"/>
+              <w:ind w:firstLine="0"/>
+              <w:rPr>
+                <w:szCs w:val="28"/>
+              </w:rPr>
+            </w:pPr>
+            <w:r>
+              <w:rPr>
+                <w:szCs w:val="28"/>
+              </w:rPr>
+              <w:t>Nombre</w:t>
+            </w:r>
+          </w:p>
+        </w:tc>
+        <w:tc>
+          <w:tcPr>
+            <w:tcW w:w="1418" w:type="dxa"/>
+          </w:tcPr>
+          <w:p>
+            <w:pPr>
+              <w:spacing w:before="0" w:after="0"/>
               <w:ind w:firstLine="0"/>
               <w:rPr>
                 <w:szCs w:val="28"/>
@@ -5185,6 +5285,7 @@
           </w:tcPr>
           <w:p>
             <w:pPr>
+              <w:spacing w:before="0" w:after="0"/>
               <w:ind w:firstLine="0"/>
               <w:rPr>
                 <w:szCs w:val="28"/>
@@ -5200,10 +5301,11 @@
         </w:tc>
         <w:tc>
           <w:tcPr>
-            <w:tcW w:w="1417" w:type="dxa"/>
+            <w:tcW w:w="1418" w:type="dxa"/>
           </w:tcPr>
           <w:p>
             <w:pPr>
+              <w:spacing w:before="0" w:after="0"/>
               <w:ind w:firstLine="0"/>
               <w:rPr>
                 <w:szCs w:val="28"/>
@@ -5221,6 +5323,7 @@
     </w:tbl>
     <w:p>
       <w:pPr>
+        <w:spacing w:before="0" w:after="0"/>
         <w:rPr>
           <w:lang w:val="es-419" w:eastAsia="es-CO"/>
         </w:rPr>
@@ -5234,6 +5337,7 @@
     </w:p>
     <w:p>
       <w:pPr>
+        <w:spacing w:before="0" w:after="0"/>
         <w:rPr>
           <w:lang w:val="es-419" w:eastAsia="es-CO"/>
         </w:rPr>
@@ -5260,14 +5364,16 @@
     <w:p>
       <w:pPr>
         <w:pStyle w:val="Tabla"/>
-        <w:rPr>
-          <w:lang w:val="es-419" w:eastAsia="es-CO"/>
-        </w:rPr>
-      </w:pPr>
-      <w:r>
-        <w:rPr>
-          <w:lang w:val="es-419" w:eastAsia="es-CO"/>
-        </w:rPr>
+        <w:spacing w:before="0" w:after="0" w:line="360" w:lineRule="auto"/>
+        <w:rPr>
+          <w:lang w:val="es-419" w:eastAsia="es-CO"/>
+        </w:rPr>
+      </w:pPr>
+      <w:r>
+        <w:rPr>
+          <w:lang w:val="es-419" w:eastAsia="es-CO"/>
+        </w:rPr>
+        <w:lastRenderedPageBreak/>
         <w:t>Indicadores del servicio postventa</w:t>
       </w:r>
     </w:p>
@@ -5278,8 +5384,8 @@
         <w:tblLook w:val="04A0" w:firstRow="1" w:lastRow="0" w:firstColumn="1" w:lastColumn="0" w:noHBand="0" w:noVBand="1"/>
       </w:tblPr>
       <w:tblGrid>
-        <w:gridCol w:w="4248"/>
-        <w:gridCol w:w="5386"/>
+        <w:gridCol w:w="3114"/>
+        <w:gridCol w:w="6520"/>
       </w:tblGrid>
       <w:tr>
         <w:trPr>
@@ -5288,10 +5394,11 @@
         </w:trPr>
         <w:tc>
           <w:tcPr>
-            <w:tcW w:w="4248" w:type="dxa"/>
+            <w:tcW w:w="3114" w:type="dxa"/>
           </w:tcPr>
           <w:p>
             <w:pPr>
+              <w:spacing w:before="0" w:after="0"/>
               <w:ind w:firstLine="0"/>
               <w:rPr>
                 <w:lang w:val="es-419" w:eastAsia="es-CO"/>
@@ -5304,10 +5411,11 @@
         </w:tc>
         <w:tc>
           <w:tcPr>
-            <w:tcW w:w="5386" w:type="dxa"/>
+            <w:tcW w:w="6520" w:type="dxa"/>
           </w:tcPr>
           <w:p>
             <w:pPr>
+              <w:spacing w:before="0" w:after="0"/>
               <w:ind w:firstLine="0"/>
               <w:rPr>
                 <w:lang w:val="es-419" w:eastAsia="es-CO"/>
@@ -5325,10 +5433,11 @@
         </w:trPr>
         <w:tc>
           <w:tcPr>
-            <w:tcW w:w="4248" w:type="dxa"/>
+            <w:tcW w:w="3114" w:type="dxa"/>
           </w:tcPr>
           <w:p>
             <w:pPr>
+              <w:spacing w:before="0" w:after="0"/>
               <w:ind w:firstLine="0"/>
               <w:rPr>
                 <w:b/>
@@ -5347,15 +5456,17 @@
         </w:tc>
         <w:tc>
           <w:tcPr>
-            <w:tcW w:w="5386" w:type="dxa"/>
+            <w:tcW w:w="6520" w:type="dxa"/>
           </w:tcPr>
           <w:p>
             <w:pPr>
               <w:pStyle w:val="Prrafodelista"/>
               <w:numPr>
                 <w:ilvl w:val="0"/>
-                <w:numId w:val="21"/>
+                <w:numId w:val="29"/>
               </w:numPr>
+              <w:spacing w:before="0" w:after="0"/>
+              <w:ind w:left="462"/>
               <w:rPr>
                 <w:lang w:val="es-419" w:eastAsia="es-CO"/>
               </w:rPr>
@@ -5372,8 +5483,10 @@
               <w:pStyle w:val="Prrafodelista"/>
               <w:numPr>
                 <w:ilvl w:val="0"/>
-                <w:numId w:val="21"/>
+                <w:numId w:val="29"/>
               </w:numPr>
+              <w:spacing w:before="0" w:after="0"/>
+              <w:ind w:left="462"/>
               <w:rPr>
                 <w:lang w:val="es-419" w:eastAsia="es-CO"/>
               </w:rPr>
@@ -5382,7 +5495,6 @@
               <w:rPr>
                 <w:lang w:val="es-419" w:eastAsia="es-CO"/>
               </w:rPr>
-              <w:lastRenderedPageBreak/>
               <w:t>Número de quejas.</w:t>
             </w:r>
           </w:p>
@@ -5391,8 +5503,10 @@
               <w:pStyle w:val="Prrafodelista"/>
               <w:numPr>
                 <w:ilvl w:val="0"/>
-                <w:numId w:val="21"/>
+                <w:numId w:val="29"/>
               </w:numPr>
+              <w:spacing w:before="0" w:after="0"/>
+              <w:ind w:left="462"/>
               <w:rPr>
                 <w:lang w:val="es-419" w:eastAsia="es-CO"/>
               </w:rPr>
@@ -5409,10 +5523,11 @@
       <w:tr>
         <w:tc>
           <w:tcPr>
-            <w:tcW w:w="4248" w:type="dxa"/>
+            <w:tcW w:w="3114" w:type="dxa"/>
           </w:tcPr>
           <w:p>
             <w:pPr>
+              <w:spacing w:before="0" w:after="0"/>
               <w:ind w:firstLine="0"/>
               <w:rPr>
                 <w:b/>
@@ -5426,22 +5541,23 @@
                 <w:bCs/>
                 <w:lang w:val="es-419" w:eastAsia="es-CO"/>
               </w:rPr>
-              <w:lastRenderedPageBreak/>
               <w:t>Mantenimiento</w:t>
             </w:r>
           </w:p>
         </w:tc>
         <w:tc>
           <w:tcPr>
-            <w:tcW w:w="5386" w:type="dxa"/>
+            <w:tcW w:w="6520" w:type="dxa"/>
           </w:tcPr>
           <w:p>
             <w:pPr>
               <w:pStyle w:val="Prrafodelista"/>
               <w:numPr>
                 <w:ilvl w:val="0"/>
-                <w:numId w:val="21"/>
+                <w:numId w:val="29"/>
               </w:numPr>
+              <w:spacing w:before="0" w:after="0"/>
+              <w:ind w:left="462"/>
               <w:rPr>
                 <w:lang w:val="es-419" w:eastAsia="es-CO"/>
               </w:rPr>
@@ -5458,8 +5574,10 @@
               <w:pStyle w:val="Prrafodelista"/>
               <w:numPr>
                 <w:ilvl w:val="0"/>
-                <w:numId w:val="21"/>
+                <w:numId w:val="29"/>
               </w:numPr>
+              <w:spacing w:before="0" w:after="0"/>
+              <w:ind w:left="462"/>
               <w:rPr>
                 <w:lang w:val="es-419" w:eastAsia="es-CO"/>
               </w:rPr>
@@ -5476,8 +5594,10 @@
               <w:pStyle w:val="Prrafodelista"/>
               <w:numPr>
                 <w:ilvl w:val="0"/>
-                <w:numId w:val="21"/>
+                <w:numId w:val="29"/>
               </w:numPr>
+              <w:spacing w:before="0" w:after="0"/>
+              <w:ind w:left="462"/>
               <w:rPr>
                 <w:lang w:val="es-419" w:eastAsia="es-CO"/>
               </w:rPr>
@@ -5494,8 +5614,10 @@
               <w:pStyle w:val="Prrafodelista"/>
               <w:numPr>
                 <w:ilvl w:val="0"/>
-                <w:numId w:val="21"/>
+                <w:numId w:val="29"/>
               </w:numPr>
+              <w:spacing w:before="0" w:after="0"/>
+              <w:ind w:left="462"/>
               <w:rPr>
                 <w:lang w:val="es-419" w:eastAsia="es-CO"/>
               </w:rPr>
@@ -5515,10 +5637,11 @@
         </w:trPr>
         <w:tc>
           <w:tcPr>
-            <w:tcW w:w="4248" w:type="dxa"/>
+            <w:tcW w:w="3114" w:type="dxa"/>
           </w:tcPr>
           <w:p>
             <w:pPr>
+              <w:spacing w:before="0" w:after="0"/>
               <w:ind w:firstLine="0"/>
               <w:rPr>
                 <w:b/>
@@ -5538,15 +5661,17 @@
         </w:tc>
         <w:tc>
           <w:tcPr>
-            <w:tcW w:w="5386" w:type="dxa"/>
+            <w:tcW w:w="6520" w:type="dxa"/>
           </w:tcPr>
           <w:p>
             <w:pPr>
               <w:pStyle w:val="Prrafodelista"/>
               <w:numPr>
                 <w:ilvl w:val="0"/>
-                <w:numId w:val="21"/>
+                <w:numId w:val="29"/>
               </w:numPr>
+              <w:spacing w:before="0" w:after="0"/>
+              <w:ind w:left="462"/>
               <w:rPr>
                 <w:lang w:val="es-419" w:eastAsia="es-CO"/>
               </w:rPr>
@@ -5563,8 +5688,10 @@
               <w:pStyle w:val="Prrafodelista"/>
               <w:numPr>
                 <w:ilvl w:val="0"/>
-                <w:numId w:val="21"/>
+                <w:numId w:val="29"/>
               </w:numPr>
+              <w:spacing w:before="0" w:after="0"/>
+              <w:ind w:left="462"/>
               <w:rPr>
                 <w:lang w:val="es-419" w:eastAsia="es-CO"/>
               </w:rPr>
@@ -5581,8 +5708,10 @@
               <w:pStyle w:val="Prrafodelista"/>
               <w:numPr>
                 <w:ilvl w:val="0"/>
-                <w:numId w:val="21"/>
+                <w:numId w:val="29"/>
               </w:numPr>
+              <w:spacing w:before="0" w:after="0"/>
+              <w:ind w:left="462"/>
               <w:rPr>
                 <w:lang w:val="es-419" w:eastAsia="es-CO"/>
               </w:rPr>
@@ -5599,8 +5728,10 @@
               <w:pStyle w:val="Prrafodelista"/>
               <w:numPr>
                 <w:ilvl w:val="0"/>
-                <w:numId w:val="21"/>
+                <w:numId w:val="29"/>
               </w:numPr>
+              <w:spacing w:before="0" w:after="0"/>
+              <w:ind w:left="462"/>
               <w:rPr>
                 <w:lang w:val="es-419" w:eastAsia="es-CO"/>
               </w:rPr>
@@ -5617,8 +5748,10 @@
               <w:pStyle w:val="Prrafodelista"/>
               <w:numPr>
                 <w:ilvl w:val="0"/>
-                <w:numId w:val="21"/>
+                <w:numId w:val="29"/>
               </w:numPr>
+              <w:spacing w:before="0" w:after="0"/>
+              <w:ind w:left="462"/>
               <w:rPr>
                 <w:lang w:val="es-419" w:eastAsia="es-CO"/>
               </w:rPr>
@@ -5635,8 +5768,10 @@
               <w:pStyle w:val="Prrafodelista"/>
               <w:numPr>
                 <w:ilvl w:val="0"/>
-                <w:numId w:val="21"/>
+                <w:numId w:val="29"/>
               </w:numPr>
+              <w:spacing w:before="0" w:after="0"/>
+              <w:ind w:left="462"/>
               <w:rPr>
                 <w:lang w:val="es-419" w:eastAsia="es-CO"/>
               </w:rPr>
@@ -5653,8 +5788,10 @@
               <w:pStyle w:val="Prrafodelista"/>
               <w:numPr>
                 <w:ilvl w:val="0"/>
-                <w:numId w:val="21"/>
+                <w:numId w:val="29"/>
               </w:numPr>
+              <w:spacing w:before="0" w:after="0"/>
+              <w:ind w:left="462"/>
               <w:rPr>
                 <w:lang w:val="es-419" w:eastAsia="es-CO"/>
               </w:rPr>
@@ -5671,8 +5808,10 @@
               <w:pStyle w:val="Prrafodelista"/>
               <w:numPr>
                 <w:ilvl w:val="0"/>
-                <w:numId w:val="21"/>
+                <w:numId w:val="29"/>
               </w:numPr>
+              <w:spacing w:before="0" w:after="0"/>
+              <w:ind w:left="462"/>
               <w:rPr>
                 <w:lang w:val="es-419" w:eastAsia="es-CO"/>
               </w:rPr>
@@ -5689,10 +5828,11 @@
       <w:tr>
         <w:tc>
           <w:tcPr>
-            <w:tcW w:w="4248" w:type="dxa"/>
+            <w:tcW w:w="3114" w:type="dxa"/>
           </w:tcPr>
           <w:p>
             <w:pPr>
+              <w:spacing w:before="0" w:after="0"/>
               <w:ind w:firstLine="0"/>
               <w:rPr>
                 <w:b/>
@@ -5712,15 +5852,17 @@
         </w:tc>
         <w:tc>
           <w:tcPr>
-            <w:tcW w:w="5386" w:type="dxa"/>
+            <w:tcW w:w="6520" w:type="dxa"/>
           </w:tcPr>
           <w:p>
             <w:pPr>
               <w:pStyle w:val="Prrafodelista"/>
               <w:numPr>
                 <w:ilvl w:val="0"/>
-                <w:numId w:val="21"/>
+                <w:numId w:val="29"/>
               </w:numPr>
+              <w:spacing w:before="0" w:after="0"/>
+              <w:ind w:left="462"/>
               <w:rPr>
                 <w:lang w:val="es-419" w:eastAsia="es-CO"/>
               </w:rPr>
@@ -5737,8 +5879,10 @@
               <w:pStyle w:val="Prrafodelista"/>
               <w:numPr>
                 <w:ilvl w:val="0"/>
-                <w:numId w:val="21"/>
+                <w:numId w:val="29"/>
               </w:numPr>
+              <w:spacing w:before="0" w:after="0"/>
+              <w:ind w:left="462"/>
               <w:rPr>
                 <w:lang w:val="es-419" w:eastAsia="es-CO"/>
               </w:rPr>
@@ -5755,8 +5899,10 @@
               <w:pStyle w:val="Prrafodelista"/>
               <w:numPr>
                 <w:ilvl w:val="0"/>
-                <w:numId w:val="21"/>
+                <w:numId w:val="29"/>
               </w:numPr>
+              <w:spacing w:before="0" w:after="0"/>
+              <w:ind w:left="462"/>
               <w:rPr>
                 <w:lang w:val="es-419" w:eastAsia="es-CO"/>
               </w:rPr>
@@ -5776,10 +5922,11 @@
         </w:trPr>
         <w:tc>
           <w:tcPr>
-            <w:tcW w:w="4248" w:type="dxa"/>
+            <w:tcW w:w="3114" w:type="dxa"/>
           </w:tcPr>
           <w:p>
             <w:pPr>
+              <w:spacing w:before="0" w:after="0"/>
               <w:ind w:firstLine="0"/>
               <w:rPr>
                 <w:b/>
@@ -5793,22 +5940,23 @@
                 <w:bCs/>
                 <w:lang w:val="es-419" w:eastAsia="es-CO"/>
               </w:rPr>
-              <w:lastRenderedPageBreak/>
               <w:t>Adiestramiento al cliente</w:t>
             </w:r>
           </w:p>
         </w:tc>
         <w:tc>
           <w:tcPr>
-            <w:tcW w:w="5386" w:type="dxa"/>
+            <w:tcW w:w="6520" w:type="dxa"/>
           </w:tcPr>
           <w:p>
             <w:pPr>
               <w:pStyle w:val="Prrafodelista"/>
               <w:numPr>
                 <w:ilvl w:val="0"/>
-                <w:numId w:val="21"/>
+                <w:numId w:val="29"/>
               </w:numPr>
+              <w:spacing w:before="0" w:after="0"/>
+              <w:ind w:left="462"/>
               <w:rPr>
                 <w:lang w:val="es-419" w:eastAsia="es-CO"/>
               </w:rPr>
@@ -5825,8 +5973,10 @@
               <w:pStyle w:val="Prrafodelista"/>
               <w:numPr>
                 <w:ilvl w:val="0"/>
-                <w:numId w:val="21"/>
+                <w:numId w:val="29"/>
               </w:numPr>
+              <w:spacing w:before="0" w:after="0"/>
+              <w:ind w:left="462"/>
               <w:rPr>
                 <w:lang w:val="es-419" w:eastAsia="es-CO"/>
               </w:rPr>
@@ -5843,8 +5993,10 @@
               <w:pStyle w:val="Prrafodelista"/>
               <w:numPr>
                 <w:ilvl w:val="0"/>
-                <w:numId w:val="21"/>
+                <w:numId w:val="29"/>
               </w:numPr>
+              <w:spacing w:before="0" w:after="0"/>
+              <w:ind w:left="462"/>
               <w:rPr>
                 <w:lang w:val="es-419" w:eastAsia="es-CO"/>
               </w:rPr>
@@ -5861,6 +6013,7 @@
     </w:tbl>
     <w:p>
       <w:pPr>
+        <w:spacing w:before="0" w:after="0"/>
         <w:rPr>
           <w:lang w:val="es-419" w:eastAsia="es-CO"/>
         </w:rPr>
@@ -5879,6 +6032,7 @@
           <w:ilvl w:val="0"/>
           <w:numId w:val="16"/>
         </w:numPr>
+        <w:spacing w:before="0" w:after="0"/>
         <w:rPr>
           <w:b/>
           <w:bCs/>
@@ -5891,11 +6045,13 @@
           <w:bCs/>
           <w:lang w:val="es-419" w:eastAsia="es-CO"/>
         </w:rPr>
+        <w:lastRenderedPageBreak/>
         <w:t>Implementación de la actividad postventa</w:t>
       </w:r>
     </w:p>
     <w:p>
       <w:pPr>
+        <w:spacing w:before="0" w:after="0"/>
         <w:rPr>
           <w:lang w:val="es-419" w:eastAsia="es-CO"/>
         </w:rPr>
@@ -5914,6 +6070,7 @@
           <w:ilvl w:val="0"/>
           <w:numId w:val="22"/>
         </w:numPr>
+        <w:spacing w:before="0" w:after="0"/>
         <w:rPr>
           <w:b/>
           <w:bCs/>
@@ -5931,6 +6088,7 @@
     </w:p>
     <w:p>
       <w:pPr>
+        <w:spacing w:before="0" w:after="0"/>
         <w:rPr>
           <w:lang w:val="es-419" w:eastAsia="es-CO"/>
         </w:rPr>
@@ -5949,6 +6107,7 @@
           <w:ilvl w:val="0"/>
           <w:numId w:val="22"/>
         </w:numPr>
+        <w:spacing w:before="0" w:after="0"/>
         <w:rPr>
           <w:b/>
           <w:bCs/>
@@ -5966,6 +6125,7 @@
     </w:p>
     <w:p>
       <w:pPr>
+        <w:spacing w:before="0" w:after="0"/>
         <w:rPr>
           <w:lang w:val="es-419" w:eastAsia="es-CO"/>
         </w:rPr>
@@ -5984,6 +6144,7 @@
           <w:ilvl w:val="0"/>
           <w:numId w:val="22"/>
         </w:numPr>
+        <w:spacing w:before="0" w:after="0"/>
         <w:rPr>
           <w:b/>
           <w:bCs/>
@@ -6001,6 +6162,7 @@
     </w:p>
     <w:p>
       <w:pPr>
+        <w:spacing w:before="0" w:after="0"/>
         <w:rPr>
           <w:lang w:val="es-419" w:eastAsia="es-CO"/>
         </w:rPr>
@@ -6019,6 +6181,7 @@
           <w:ilvl w:val="0"/>
           <w:numId w:val="22"/>
         </w:numPr>
+        <w:spacing w:before="0" w:after="0"/>
         <w:rPr>
           <w:b/>
           <w:bCs/>
@@ -6036,6 +6199,7 @@
     </w:p>
     <w:p>
       <w:pPr>
+        <w:spacing w:before="0" w:after="0"/>
         <w:rPr>
           <w:lang w:val="es-419" w:eastAsia="es-CO"/>
         </w:rPr>
@@ -6046,6 +6210,14 @@
         </w:rPr>
         <w:t>La manera de tener la información necesaria para dar explicación del cumplimiento de los indicadores de gestión de la actividad de postventa.</w:t>
       </w:r>
+    </w:p>
+    <w:p>
+      <w:pPr>
+        <w:spacing w:before="0" w:after="0"/>
+        <w:rPr>
+          <w:lang w:val="es-419" w:eastAsia="es-CO"/>
+        </w:rPr>
+      </w:pPr>
     </w:p>
     <w:p>
       <w:pPr>
@@ -6054,6 +6226,7 @@
           <w:ilvl w:val="0"/>
           <w:numId w:val="16"/>
         </w:numPr>
+        <w:spacing w:before="0" w:after="0"/>
         <w:rPr>
           <w:b/>
           <w:bCs/>
@@ -6066,12 +6239,12 @@
           <w:bCs/>
           <w:lang w:val="es-419" w:eastAsia="es-CO"/>
         </w:rPr>
-        <w:lastRenderedPageBreak/>
         <w:t>Control de la actividad postventa</w:t>
       </w:r>
     </w:p>
     <w:p>
       <w:pPr>
+        <w:spacing w:before="0" w:after="0"/>
         <w:rPr>
           <w:lang w:val="es-419" w:eastAsia="es-CO"/>
         </w:rPr>
@@ -6090,6 +6263,7 @@
           <w:ilvl w:val="0"/>
           <w:numId w:val="22"/>
         </w:numPr>
+        <w:spacing w:before="0" w:after="0"/>
         <w:rPr>
           <w:lang w:val="es-419" w:eastAsia="es-CO"/>
         </w:rPr>
@@ -6108,6 +6282,7 @@
           <w:ilvl w:val="0"/>
           <w:numId w:val="22"/>
         </w:numPr>
+        <w:spacing w:before="0" w:after="0"/>
         <w:rPr>
           <w:lang w:val="es-419" w:eastAsia="es-CO"/>
         </w:rPr>
@@ -6126,14 +6301,16 @@
           <w:ilvl w:val="0"/>
           <w:numId w:val="22"/>
         </w:numPr>
-        <w:rPr>
-          <w:lang w:val="es-419" w:eastAsia="es-CO"/>
-        </w:rPr>
-      </w:pPr>
-      <w:r>
-        <w:rPr>
-          <w:lang w:val="es-419" w:eastAsia="es-CO"/>
-        </w:rPr>
+        <w:spacing w:before="0" w:after="0"/>
+        <w:rPr>
+          <w:lang w:val="es-419" w:eastAsia="es-CO"/>
+        </w:rPr>
+      </w:pPr>
+      <w:r>
+        <w:rPr>
+          <w:lang w:val="es-419" w:eastAsia="es-CO"/>
+        </w:rPr>
+        <w:lastRenderedPageBreak/>
         <w:t>Registrar medidas tomadas.</w:t>
       </w:r>
     </w:p>
@@ -6144,6 +6321,7 @@
           <w:ilvl w:val="0"/>
           <w:numId w:val="22"/>
         </w:numPr>
+        <w:spacing w:before="0" w:after="0"/>
         <w:rPr>
           <w:lang w:val="es-419" w:eastAsia="es-CO"/>
         </w:rPr>
@@ -6154,6 +6332,16 @@
         </w:rPr>
         <w:t>Corregir lo que no esté según los procedimientos de la empresa.</w:t>
       </w:r>
+    </w:p>
+    <w:p>
+      <w:pPr>
+        <w:pStyle w:val="Prrafodelista"/>
+        <w:spacing w:before="0" w:after="0"/>
+        <w:ind w:left="1068" w:firstLine="0"/>
+        <w:rPr>
+          <w:lang w:val="es-419" w:eastAsia="es-CO"/>
+        </w:rPr>
+      </w:pPr>
     </w:p>
     <w:p>
       <w:pPr>
@@ -6162,6 +6350,7 @@
           <w:ilvl w:val="0"/>
           <w:numId w:val="16"/>
         </w:numPr>
+        <w:spacing w:before="0" w:after="0"/>
         <w:rPr>
           <w:b/>
           <w:bCs/>
@@ -6179,6 +6368,7 @@
     </w:p>
     <w:p>
       <w:pPr>
+        <w:spacing w:before="0" w:after="0"/>
         <w:rPr>
           <w:lang w:val="es-419" w:eastAsia="es-CO"/>
         </w:rPr>
@@ -6192,6 +6382,7 @@
     </w:p>
     <w:p>
       <w:pPr>
+        <w:spacing w:before="0" w:after="0"/>
         <w:rPr>
           <w:lang w:val="es-419" w:eastAsia="es-CO"/>
         </w:rPr>
@@ -6205,7 +6396,16 @@
     </w:p>
     <w:p>
       <w:pPr>
+        <w:spacing w:before="0" w:after="0"/>
+        <w:rPr>
+          <w:lang w:val="es-419" w:eastAsia="es-CO"/>
+        </w:rPr>
+      </w:pPr>
+    </w:p>
+    <w:p>
+      <w:pPr>
         <w:pStyle w:val="Ttulo2"/>
+        <w:spacing w:before="0" w:after="0" w:line="360" w:lineRule="auto"/>
         <w:rPr>
           <w:lang w:val="es-419"/>
         </w:rPr>
@@ -6221,6 +6421,7 @@
     </w:p>
     <w:p>
       <w:pPr>
+        <w:spacing w:before="0" w:after="0"/>
         <w:rPr>
           <w:lang w:val="es-419" w:eastAsia="es-CO"/>
         </w:rPr>
@@ -6234,20 +6435,29 @@
     </w:p>
     <w:p>
       <w:pPr>
-        <w:rPr>
-          <w:lang w:val="es-419" w:eastAsia="es-CO"/>
-        </w:rPr>
-      </w:pPr>
-      <w:r>
-        <w:rPr>
-          <w:lang w:val="es-419" w:eastAsia="es-CO"/>
-        </w:rPr>
-        <w:lastRenderedPageBreak/>
+        <w:spacing w:before="0" w:after="0"/>
+        <w:rPr>
+          <w:lang w:val="es-419" w:eastAsia="es-CO"/>
+        </w:rPr>
+      </w:pPr>
+    </w:p>
+    <w:p>
+      <w:pPr>
+        <w:spacing w:before="0" w:after="0"/>
+        <w:rPr>
+          <w:lang w:val="es-419" w:eastAsia="es-CO"/>
+        </w:rPr>
+      </w:pPr>
+      <w:r>
+        <w:rPr>
+          <w:lang w:val="es-419" w:eastAsia="es-CO"/>
+        </w:rPr>
         <w:t>El servicio postventa tiene una funcionalidad muy parecida al servicio al cliente y se deben trabajar en conjunto, puesto que tienen alto grado de dependencia la una de la otra. Las grandes organizaciones montan estos servicios por separados, pero las MiPymes puede integrar estos servicios o subcontratarlos.</w:t>
       </w:r>
     </w:p>
     <w:p>
       <w:pPr>
+        <w:spacing w:before="0" w:after="0"/>
         <w:rPr>
           <w:lang w:val="es-419" w:eastAsia="es-CO"/>
         </w:rPr>
@@ -6266,6 +6476,7 @@
           <w:ilvl w:val="0"/>
           <w:numId w:val="16"/>
         </w:numPr>
+        <w:spacing w:before="0" w:after="0"/>
         <w:rPr>
           <w:b/>
           <w:bCs/>
@@ -6278,11 +6489,13 @@
           <w:bCs/>
           <w:lang w:val="es-419" w:eastAsia="es-CO"/>
         </w:rPr>
+        <w:lastRenderedPageBreak/>
         <w:t>Recepción y atención de incidencias</w:t>
       </w:r>
     </w:p>
     <w:p>
       <w:pPr>
+        <w:spacing w:before="0" w:after="0"/>
         <w:rPr>
           <w:lang w:val="es-419" w:eastAsia="es-CO"/>
         </w:rPr>
@@ -6296,6 +6509,7 @@
     </w:p>
     <w:p>
       <w:pPr>
+        <w:spacing w:before="0" w:after="0"/>
         <w:rPr>
           <w:lang w:val="es-419" w:eastAsia="es-CO"/>
         </w:rPr>
@@ -6344,6 +6558,7 @@
           <w:ilvl w:val="0"/>
           <w:numId w:val="23"/>
         </w:numPr>
+        <w:spacing w:before="0" w:after="0"/>
         <w:rPr>
           <w:b/>
           <w:bCs/>
@@ -6361,6 +6576,7 @@
     </w:p>
     <w:p>
       <w:pPr>
+        <w:spacing w:before="0" w:after="0"/>
         <w:rPr>
           <w:lang w:val="es-419" w:eastAsia="es-CO"/>
         </w:rPr>
@@ -6379,6 +6595,7 @@
           <w:ilvl w:val="0"/>
           <w:numId w:val="23"/>
         </w:numPr>
+        <w:spacing w:before="0" w:after="0"/>
         <w:rPr>
           <w:b/>
           <w:bCs/>
@@ -6396,6 +6613,7 @@
     </w:p>
     <w:p>
       <w:pPr>
+        <w:spacing w:before="0" w:after="0"/>
         <w:rPr>
           <w:lang w:val="es-419" w:eastAsia="es-CO"/>
         </w:rPr>
@@ -6405,24 +6623,6 @@
           <w:lang w:val="es-419" w:eastAsia="es-CO"/>
         </w:rPr>
         <w:t>Una persona encargada de canalizar las incidencias hacia el área correspondiente. Por ejemplo, si el problema está relacionado con facturas, lo escalará al departamento de facturación; si se trata de daños, lo dirigirá al área de reparaciones, y así sucesivamente.</w:t>
-      </w:r>
-      <w:r>
-        <w:rPr>
-          <w:lang w:val="es-419" w:eastAsia="es-CO"/>
-        </w:rPr>
-        <w:tab/>
-      </w:r>
-      <w:r>
-        <w:rPr>
-          <w:lang w:val="es-419" w:eastAsia="es-CO"/>
-        </w:rPr>
-        <w:tab/>
-      </w:r>
-      <w:r>
-        <w:rPr>
-          <w:lang w:val="es-419" w:eastAsia="es-CO"/>
-        </w:rPr>
-        <w:tab/>
       </w:r>
       <w:r>
         <w:rPr>
@@ -6486,6 +6686,7 @@
           <w:ilvl w:val="0"/>
           <w:numId w:val="23"/>
         </w:numPr>
+        <w:spacing w:before="0" w:after="0"/>
         <w:rPr>
           <w:b/>
           <w:bCs/>
@@ -6498,12 +6699,12 @@
           <w:bCs/>
           <w:lang w:val="es-419" w:eastAsia="es-CO"/>
         </w:rPr>
-        <w:lastRenderedPageBreak/>
         <w:t>Gestión de las incidencias</w:t>
       </w:r>
     </w:p>
     <w:p>
       <w:pPr>
+        <w:spacing w:before="0" w:after="0"/>
         <w:rPr>
           <w:lang w:val="es-419" w:eastAsia="es-CO"/>
         </w:rPr>
@@ -6514,6 +6715,14 @@
         </w:rPr>
         <w:t>La persona encargada debe tener capacidad dependiendo de la solicitud de dar solución desde su rol, pero si el caso tiene mayor complejidad, escalarlo a la unidad correspondiente. Debe estar atento a si se le solucionó el problema y en lo posible hacer seguimiento para conocer si su solicitud o problema tuvo solución.</w:t>
       </w:r>
+    </w:p>
+    <w:p>
+      <w:pPr>
+        <w:spacing w:before="0" w:after="0"/>
+        <w:rPr>
+          <w:lang w:val="es-419" w:eastAsia="es-CO"/>
+        </w:rPr>
+      </w:pPr>
     </w:p>
     <w:p>
       <w:pPr>
@@ -6522,6 +6731,7 @@
           <w:ilvl w:val="0"/>
           <w:numId w:val="16"/>
         </w:numPr>
+        <w:spacing w:before="0" w:after="0"/>
         <w:rPr>
           <w:b/>
           <w:bCs/>
@@ -6539,15 +6749,23 @@
     </w:p>
     <w:p>
       <w:pPr>
-        <w:rPr>
-          <w:lang w:val="es-419" w:eastAsia="es-CO"/>
-        </w:rPr>
-      </w:pPr>
-      <w:r>
-        <w:rPr>
-          <w:lang w:val="es-419" w:eastAsia="es-CO"/>
-        </w:rPr>
-        <w:t>El primer proceso debe estar coordinado con un servicio de asistencia técnica especializado en el producto o servicio para llevar a cabo mantenimientos y reparaciones. Dependiendo del producto, el fabricante puede proporcionar apoyo técnico a través de la garantía. Este servicio puede ofrecerse de diversas maneras, tales como:</w:t>
+        <w:spacing w:before="0" w:after="0"/>
+        <w:rPr>
+          <w:lang w:val="es-419" w:eastAsia="es-CO"/>
+        </w:rPr>
+      </w:pPr>
+      <w:r>
+        <w:rPr>
+          <w:lang w:val="es-419" w:eastAsia="es-CO"/>
+        </w:rPr>
+        <w:t xml:space="preserve">El primer proceso debe estar coordinado con un servicio de asistencia técnica especializado en el producto o servicio para llevar a cabo mantenimientos y reparaciones. Dependiendo del producto, el fabricante puede proporcionar apoyo </w:t>
+      </w:r>
+      <w:r>
+        <w:rPr>
+          <w:lang w:val="es-419" w:eastAsia="es-CO"/>
+        </w:rPr>
+        <w:lastRenderedPageBreak/>
+        <w:t>técnico a través de la garantía. Este servicio puede ofrecerse de diversas maneras, tales como:</w:t>
       </w:r>
     </w:p>
     <w:p>
@@ -6557,6 +6775,7 @@
           <w:ilvl w:val="0"/>
           <w:numId w:val="23"/>
         </w:numPr>
+        <w:spacing w:before="0" w:after="0"/>
         <w:rPr>
           <w:b/>
           <w:bCs/>
@@ -6584,6 +6803,7 @@
     </w:p>
     <w:p>
       <w:pPr>
+        <w:spacing w:before="0" w:after="0"/>
         <w:rPr>
           <w:lang w:val="es-419" w:eastAsia="es-CO"/>
         </w:rPr>
@@ -6638,6 +6858,7 @@
           <w:ilvl w:val="0"/>
           <w:numId w:val="23"/>
         </w:numPr>
+        <w:spacing w:before="0" w:after="0"/>
         <w:rPr>
           <w:lang w:val="es-419" w:eastAsia="es-CO"/>
         </w:rPr>
@@ -6653,6 +6874,7 @@
     </w:p>
     <w:p>
       <w:pPr>
+        <w:spacing w:before="0" w:after="0"/>
         <w:rPr>
           <w:lang w:val="es-419" w:eastAsia="es-CO"/>
         </w:rPr>
@@ -6686,6 +6908,7 @@
     </w:p>
     <w:p>
       <w:pPr>
+        <w:spacing w:before="0" w:after="0"/>
         <w:rPr>
           <w:lang w:val="es-419" w:eastAsia="es-CO"/>
         </w:rPr>
@@ -6695,102 +6918,6 @@
           <w:lang w:val="es-419" w:eastAsia="es-CO"/>
         </w:rPr>
         <w:t>El cliente lleva el producto a reparación al sitio donde compró o donde se le indique para el cumplimiento de la garantía o si no la tiene, pagar por el servicio.</w:t>
-      </w:r>
-      <w:r>
-        <w:rPr>
-          <w:lang w:val="es-419" w:eastAsia="es-CO"/>
-        </w:rPr>
-        <w:tab/>
-      </w:r>
-      <w:r>
-        <w:rPr>
-          <w:lang w:val="es-419" w:eastAsia="es-CO"/>
-        </w:rPr>
-        <w:tab/>
-      </w:r>
-      <w:r>
-        <w:rPr>
-          <w:lang w:val="es-419" w:eastAsia="es-CO"/>
-        </w:rPr>
-        <w:tab/>
-      </w:r>
-      <w:r>
-        <w:rPr>
-          <w:lang w:val="es-419" w:eastAsia="es-CO"/>
-        </w:rPr>
-        <w:tab/>
-      </w:r>
-      <w:r>
-        <w:rPr>
-          <w:lang w:val="es-419" w:eastAsia="es-CO"/>
-        </w:rPr>
-        <w:tab/>
-      </w:r>
-      <w:r>
-        <w:rPr>
-          <w:lang w:val="es-419" w:eastAsia="es-CO"/>
-        </w:rPr>
-        <w:tab/>
-      </w:r>
-      <w:r>
-        <w:rPr>
-          <w:lang w:val="es-419" w:eastAsia="es-CO"/>
-        </w:rPr>
-        <w:tab/>
-      </w:r>
-      <w:r>
-        <w:rPr>
-          <w:lang w:val="es-419" w:eastAsia="es-CO"/>
-        </w:rPr>
-        <w:tab/>
-      </w:r>
-      <w:r>
-        <w:rPr>
-          <w:lang w:val="es-419" w:eastAsia="es-CO"/>
-        </w:rPr>
-        <w:tab/>
-      </w:r>
-      <w:r>
-        <w:rPr>
-          <w:lang w:val="es-419" w:eastAsia="es-CO"/>
-        </w:rPr>
-        <w:tab/>
-      </w:r>
-      <w:r>
-        <w:rPr>
-          <w:lang w:val="es-419" w:eastAsia="es-CO"/>
-        </w:rPr>
-        <w:tab/>
-      </w:r>
-      <w:r>
-        <w:rPr>
-          <w:lang w:val="es-419" w:eastAsia="es-CO"/>
-        </w:rPr>
-        <w:tab/>
-      </w:r>
-      <w:r>
-        <w:rPr>
-          <w:lang w:val="es-419" w:eastAsia="es-CO"/>
-        </w:rPr>
-        <w:tab/>
-      </w:r>
-      <w:r>
-        <w:rPr>
-          <w:lang w:val="es-419" w:eastAsia="es-CO"/>
-        </w:rPr>
-        <w:tab/>
-      </w:r>
-      <w:r>
-        <w:rPr>
-          <w:lang w:val="es-419" w:eastAsia="es-CO"/>
-        </w:rPr>
-        <w:tab/>
-      </w:r>
-      <w:r>
-        <w:rPr>
-          <w:lang w:val="es-419" w:eastAsia="es-CO"/>
-        </w:rPr>
-        <w:tab/>
       </w:r>
       <w:r>
         <w:rPr>
@@ -6890,6 +7017,7 @@
           <w:ilvl w:val="0"/>
           <w:numId w:val="16"/>
         </w:numPr>
+        <w:spacing w:before="0" w:after="0"/>
         <w:rPr>
           <w:b/>
           <w:bCs/>
@@ -6902,12 +7030,12 @@
           <w:bCs/>
           <w:lang w:val="es-419" w:eastAsia="es-CO"/>
         </w:rPr>
-        <w:lastRenderedPageBreak/>
         <w:t>Otros servicios implicados en la postventa</w:t>
       </w:r>
     </w:p>
     <w:p>
       <w:pPr>
+        <w:spacing w:before="0" w:after="0"/>
         <w:rPr>
           <w:lang w:val="es-419" w:eastAsia="es-CO"/>
         </w:rPr>
@@ -6918,6 +7046,14 @@
         </w:rPr>
         <w:t>Servicios que son un apoyo a la labor de la postventa y que dependen de otros departamentos de la organización como transporte, almacén y el seguimiento al finalizar la prestación del servicio postventa.</w:t>
       </w:r>
+    </w:p>
+    <w:p>
+      <w:pPr>
+        <w:spacing w:before="0" w:after="0"/>
+        <w:rPr>
+          <w:lang w:val="es-419" w:eastAsia="es-CO"/>
+        </w:rPr>
+      </w:pPr>
     </w:p>
     <w:p>
       <w:pPr>
@@ -6926,6 +7062,7 @@
           <w:ilvl w:val="0"/>
           <w:numId w:val="16"/>
         </w:numPr>
+        <w:spacing w:before="0" w:after="0"/>
         <w:rPr>
           <w:b/>
           <w:bCs/>
@@ -6943,6 +7080,7 @@
     </w:p>
     <w:p>
       <w:pPr>
+        <w:spacing w:before="0" w:after="0"/>
         <w:rPr>
           <w:lang w:val="es-419" w:eastAsia="es-CO"/>
         </w:rPr>
@@ -6975,6 +7113,7 @@
           <w:ilvl w:val="0"/>
           <w:numId w:val="23"/>
         </w:numPr>
+        <w:spacing w:before="0" w:after="0"/>
         <w:rPr>
           <w:b/>
           <w:bCs/>
@@ -6997,6 +7136,7 @@
           <w:ilvl w:val="0"/>
           <w:numId w:val="24"/>
         </w:numPr>
+        <w:spacing w:before="0" w:after="0"/>
         <w:rPr>
           <w:lang w:val="es-419" w:eastAsia="es-CO"/>
         </w:rPr>
@@ -7023,6 +7163,7 @@
           <w:ilvl w:val="0"/>
           <w:numId w:val="24"/>
         </w:numPr>
+        <w:spacing w:before="0" w:after="0"/>
         <w:rPr>
           <w:lang w:val="es-419" w:eastAsia="es-CO"/>
         </w:rPr>
@@ -7033,6 +7174,7 @@
           <w:bCs/>
           <w:lang w:val="es-419" w:eastAsia="es-CO"/>
         </w:rPr>
+        <w:lastRenderedPageBreak/>
         <w:t>Gestión de la llamada:</w:t>
       </w:r>
       <w:r>
@@ -7049,6 +7191,7 @@
           <w:ilvl w:val="0"/>
           <w:numId w:val="23"/>
         </w:numPr>
+        <w:spacing w:before="0" w:after="0"/>
         <w:rPr>
           <w:b/>
           <w:bCs/>
@@ -7066,6 +7209,7 @@
     </w:p>
     <w:p>
       <w:pPr>
+        <w:spacing w:before="0" w:after="0"/>
         <w:rPr>
           <w:lang w:val="es-419" w:eastAsia="es-CO"/>
         </w:rPr>
@@ -7079,6 +7223,7 @@
     </w:p>
     <w:p>
       <w:pPr>
+        <w:spacing w:before="0" w:after="0"/>
         <w:rPr>
           <w:lang w:val="es-419" w:eastAsia="es-CO"/>
         </w:rPr>
@@ -7097,6 +7242,7 @@
           <w:ilvl w:val="0"/>
           <w:numId w:val="23"/>
         </w:numPr>
+        <w:spacing w:before="0" w:after="0"/>
         <w:rPr>
           <w:b/>
           <w:bCs/>
@@ -7114,6 +7260,7 @@
     </w:p>
     <w:p>
       <w:pPr>
+        <w:spacing w:before="0" w:after="0"/>
         <w:rPr>
           <w:lang w:val="es-419" w:eastAsia="es-CO"/>
         </w:rPr>
@@ -7127,15 +7274,15 @@
     </w:p>
     <w:p>
       <w:pPr>
-        <w:rPr>
-          <w:lang w:val="es-419" w:eastAsia="es-CO"/>
-        </w:rPr>
-      </w:pPr>
-      <w:r>
-        <w:rPr>
-          <w:lang w:val="es-419" w:eastAsia="es-CO"/>
-        </w:rPr>
-        <w:lastRenderedPageBreak/>
+        <w:spacing w:before="0" w:after="0"/>
+        <w:rPr>
+          <w:lang w:val="es-419" w:eastAsia="es-CO"/>
+        </w:rPr>
+      </w:pPr>
+      <w:r>
+        <w:rPr>
+          <w:lang w:val="es-419" w:eastAsia="es-CO"/>
+        </w:rPr>
         <w:t>Se registra el dictamen de la incidencia y se pasa a recoger el computador al sitio donde se encuentra el cliente o recibe el PC en el punto de venta.</w:t>
       </w:r>
     </w:p>
@@ -7146,6 +7293,7 @@
           <w:ilvl w:val="0"/>
           <w:numId w:val="23"/>
         </w:numPr>
+        <w:spacing w:before="0" w:after="0"/>
         <w:rPr>
           <w:b/>
           <w:bCs/>
@@ -7163,6 +7311,7 @@
     </w:p>
     <w:p>
       <w:pPr>
+        <w:spacing w:before="0" w:after="0"/>
         <w:rPr>
           <w:lang w:val="es-419" w:eastAsia="es-CO"/>
         </w:rPr>
@@ -7176,6 +7325,7 @@
     </w:p>
     <w:p>
       <w:pPr>
+        <w:spacing w:before="0" w:after="0"/>
         <w:rPr>
           <w:lang w:val="es-419" w:eastAsia="es-CO"/>
         </w:rPr>
@@ -7189,48 +7339,55 @@
     </w:p>
     <w:p>
       <w:pPr>
-        <w:rPr>
-          <w:lang w:val="es-419" w:eastAsia="es-CO"/>
-        </w:rPr>
-      </w:pPr>
-    </w:p>
-    <w:p>
-      <w:pPr>
-        <w:rPr>
-          <w:lang w:val="es-419" w:eastAsia="es-CO"/>
-        </w:rPr>
-      </w:pPr>
-    </w:p>
-    <w:p>
-      <w:pPr>
-        <w:rPr>
-          <w:lang w:val="es-419" w:eastAsia="es-CO"/>
-        </w:rPr>
-      </w:pPr>
-    </w:p>
-    <w:p>
-      <w:pPr>
-        <w:rPr>
-          <w:lang w:val="es-419" w:eastAsia="es-CO"/>
-        </w:rPr>
-      </w:pPr>
-    </w:p>
-    <w:p>
-      <w:pPr>
-        <w:rPr>
-          <w:lang w:val="es-419" w:eastAsia="es-CO"/>
-        </w:rPr>
-      </w:pPr>
-    </w:p>
-    <w:p>
-      <w:pPr>
-        <w:rPr>
-          <w:lang w:val="es-419" w:eastAsia="es-CO"/>
-        </w:rPr>
-      </w:pPr>
-    </w:p>
-    <w:p>
-      <w:pPr>
+        <w:spacing w:before="0" w:after="0"/>
+        <w:rPr>
+          <w:lang w:val="es-419" w:eastAsia="es-CO"/>
+        </w:rPr>
+      </w:pPr>
+    </w:p>
+    <w:p>
+      <w:pPr>
+        <w:spacing w:before="0" w:after="0"/>
+        <w:rPr>
+          <w:lang w:val="es-419" w:eastAsia="es-CO"/>
+        </w:rPr>
+      </w:pPr>
+    </w:p>
+    <w:p>
+      <w:pPr>
+        <w:spacing w:before="0" w:after="0"/>
+        <w:rPr>
+          <w:lang w:val="es-419" w:eastAsia="es-CO"/>
+        </w:rPr>
+      </w:pPr>
+    </w:p>
+    <w:p>
+      <w:pPr>
+        <w:spacing w:before="0" w:after="0"/>
+        <w:rPr>
+          <w:lang w:val="es-419" w:eastAsia="es-CO"/>
+        </w:rPr>
+      </w:pPr>
+    </w:p>
+    <w:p>
+      <w:pPr>
+        <w:spacing w:before="0" w:after="0"/>
+        <w:rPr>
+          <w:lang w:val="es-419" w:eastAsia="es-CO"/>
+        </w:rPr>
+      </w:pPr>
+    </w:p>
+    <w:p>
+      <w:pPr>
+        <w:spacing w:before="0" w:after="0"/>
+        <w:rPr>
+          <w:lang w:val="es-419" w:eastAsia="es-CO"/>
+        </w:rPr>
+      </w:pPr>
+    </w:p>
+    <w:p>
+      <w:pPr>
+        <w:spacing w:before="0" w:after="0"/>
         <w:ind w:firstLine="0"/>
         <w:rPr>
           <w:lang w:val="es-419" w:eastAsia="es-CO"/>
@@ -7560,282 +7717,11 @@
         </w:rPr>
         <w:tab/>
       </w:r>
-      <w:r>
-        <w:rPr>
-          <w:lang w:val="es-419" w:eastAsia="es-CO"/>
-        </w:rPr>
-        <w:tab/>
-      </w:r>
-      <w:r>
-        <w:rPr>
-          <w:lang w:val="es-419" w:eastAsia="es-CO"/>
-        </w:rPr>
-        <w:tab/>
-      </w:r>
-      <w:r>
-        <w:rPr>
-          <w:lang w:val="es-419" w:eastAsia="es-CO"/>
-        </w:rPr>
-        <w:tab/>
-      </w:r>
-      <w:r>
-        <w:rPr>
-          <w:lang w:val="es-419" w:eastAsia="es-CO"/>
-        </w:rPr>
-        <w:tab/>
-      </w:r>
-      <w:r>
-        <w:rPr>
-          <w:lang w:val="es-419" w:eastAsia="es-CO"/>
-        </w:rPr>
-        <w:tab/>
-      </w:r>
-      <w:r>
-        <w:rPr>
-          <w:lang w:val="es-419" w:eastAsia="es-CO"/>
-        </w:rPr>
-        <w:tab/>
-      </w:r>
-      <w:r>
-        <w:rPr>
-          <w:lang w:val="es-419" w:eastAsia="es-CO"/>
-        </w:rPr>
-        <w:tab/>
-      </w:r>
-      <w:r>
-        <w:rPr>
-          <w:lang w:val="es-419" w:eastAsia="es-CO"/>
-        </w:rPr>
-        <w:tab/>
-      </w:r>
-      <w:r>
-        <w:rPr>
-          <w:lang w:val="es-419" w:eastAsia="es-CO"/>
-        </w:rPr>
-        <w:tab/>
-      </w:r>
-      <w:r>
-        <w:rPr>
-          <w:lang w:val="es-419" w:eastAsia="es-CO"/>
-        </w:rPr>
-        <w:tab/>
-      </w:r>
-      <w:r>
-        <w:rPr>
-          <w:lang w:val="es-419" w:eastAsia="es-CO"/>
-        </w:rPr>
-        <w:tab/>
-      </w:r>
-      <w:r>
-        <w:rPr>
-          <w:lang w:val="es-419" w:eastAsia="es-CO"/>
-        </w:rPr>
-        <w:tab/>
-      </w:r>
-      <w:r>
-        <w:rPr>
-          <w:lang w:val="es-419" w:eastAsia="es-CO"/>
-        </w:rPr>
-        <w:tab/>
-      </w:r>
-      <w:r>
-        <w:rPr>
-          <w:lang w:val="es-419" w:eastAsia="es-CO"/>
-        </w:rPr>
-        <w:tab/>
-      </w:r>
-      <w:r>
-        <w:rPr>
-          <w:lang w:val="es-419" w:eastAsia="es-CO"/>
-        </w:rPr>
-        <w:tab/>
-      </w:r>
-      <w:r>
-        <w:rPr>
-          <w:lang w:val="es-419" w:eastAsia="es-CO"/>
-        </w:rPr>
-        <w:tab/>
-      </w:r>
-      <w:r>
-        <w:rPr>
-          <w:lang w:val="es-419" w:eastAsia="es-CO"/>
-        </w:rPr>
-        <w:tab/>
-      </w:r>
-      <w:r>
-        <w:rPr>
-          <w:lang w:val="es-419" w:eastAsia="es-CO"/>
-        </w:rPr>
-        <w:tab/>
-      </w:r>
-      <w:r>
-        <w:rPr>
-          <w:lang w:val="es-419" w:eastAsia="es-CO"/>
-        </w:rPr>
-        <w:tab/>
-      </w:r>
-      <w:r>
-        <w:rPr>
-          <w:lang w:val="es-419" w:eastAsia="es-CO"/>
-        </w:rPr>
-        <w:tab/>
-      </w:r>
-      <w:r>
-        <w:rPr>
-          <w:lang w:val="es-419" w:eastAsia="es-CO"/>
-        </w:rPr>
-        <w:tab/>
-      </w:r>
-      <w:r>
-        <w:rPr>
-          <w:lang w:val="es-419" w:eastAsia="es-CO"/>
-        </w:rPr>
-        <w:tab/>
-      </w:r>
-      <w:r>
-        <w:rPr>
-          <w:lang w:val="es-419" w:eastAsia="es-CO"/>
-        </w:rPr>
-        <w:tab/>
-      </w:r>
-      <w:r>
-        <w:rPr>
-          <w:lang w:val="es-419" w:eastAsia="es-CO"/>
-        </w:rPr>
-        <w:tab/>
-      </w:r>
-      <w:r>
-        <w:rPr>
-          <w:lang w:val="es-419" w:eastAsia="es-CO"/>
-        </w:rPr>
-        <w:tab/>
-      </w:r>
-      <w:r>
-        <w:rPr>
-          <w:lang w:val="es-419" w:eastAsia="es-CO"/>
-        </w:rPr>
-        <w:tab/>
-      </w:r>
-      <w:r>
-        <w:rPr>
-          <w:lang w:val="es-419" w:eastAsia="es-CO"/>
-        </w:rPr>
-        <w:tab/>
-      </w:r>
-      <w:r>
-        <w:rPr>
-          <w:lang w:val="es-419" w:eastAsia="es-CO"/>
-        </w:rPr>
-        <w:tab/>
-      </w:r>
-      <w:r>
-        <w:rPr>
-          <w:lang w:val="es-419" w:eastAsia="es-CO"/>
-        </w:rPr>
-        <w:tab/>
-      </w:r>
-      <w:r>
-        <w:rPr>
-          <w:lang w:val="es-419" w:eastAsia="es-CO"/>
-        </w:rPr>
-        <w:tab/>
-      </w:r>
-      <w:r>
-        <w:rPr>
-          <w:lang w:val="es-419" w:eastAsia="es-CO"/>
-        </w:rPr>
-        <w:tab/>
-      </w:r>
-      <w:r>
-        <w:rPr>
-          <w:lang w:val="es-419" w:eastAsia="es-CO"/>
-        </w:rPr>
-        <w:tab/>
-      </w:r>
-    </w:p>
-    <w:p>
-      <w:pPr>
-        <w:ind w:firstLine="0"/>
-        <w:rPr>
-          <w:lang w:val="es-419" w:eastAsia="es-CO"/>
-        </w:rPr>
-      </w:pPr>
-      <w:r>
-        <w:rPr>
-          <w:lang w:val="es-419" w:eastAsia="es-CO"/>
-        </w:rPr>
-        <w:tab/>
-      </w:r>
-      <w:r>
-        <w:rPr>
-          <w:lang w:val="es-419" w:eastAsia="es-CO"/>
-        </w:rPr>
-        <w:tab/>
-      </w:r>
-      <w:r>
-        <w:rPr>
-          <w:lang w:val="es-419" w:eastAsia="es-CO"/>
-        </w:rPr>
-        <w:tab/>
-      </w:r>
-      <w:r>
-        <w:rPr>
-          <w:lang w:val="es-419" w:eastAsia="es-CO"/>
-        </w:rPr>
-        <w:tab/>
-      </w:r>
-      <w:r>
-        <w:rPr>
-          <w:lang w:val="es-419" w:eastAsia="es-CO"/>
-        </w:rPr>
-        <w:tab/>
-      </w:r>
-      <w:r>
-        <w:rPr>
-          <w:lang w:val="es-419" w:eastAsia="es-CO"/>
-        </w:rPr>
-        <w:tab/>
-      </w:r>
-      <w:r>
-        <w:rPr>
-          <w:lang w:val="es-419" w:eastAsia="es-CO"/>
-        </w:rPr>
-        <w:tab/>
-      </w:r>
-      <w:r>
-        <w:rPr>
-          <w:lang w:val="es-419" w:eastAsia="es-CO"/>
-        </w:rPr>
-        <w:tab/>
-      </w:r>
-      <w:r>
-        <w:rPr>
-          <w:lang w:val="es-419" w:eastAsia="es-CO"/>
-        </w:rPr>
-        <w:tab/>
-      </w:r>
-      <w:r>
-        <w:rPr>
-          <w:lang w:val="es-419" w:eastAsia="es-CO"/>
-        </w:rPr>
-        <w:tab/>
-      </w:r>
-      <w:r>
-        <w:rPr>
-          <w:lang w:val="es-419" w:eastAsia="es-CO"/>
-        </w:rPr>
-        <w:tab/>
-      </w:r>
-      <w:r>
-        <w:rPr>
-          <w:lang w:val="es-419" w:eastAsia="es-CO"/>
-        </w:rPr>
-        <w:tab/>
-      </w:r>
     </w:p>
     <w:p>
       <w:pPr>
         <w:pStyle w:val="Ttulo1"/>
+        <w:spacing w:before="0" w:after="0" w:line="360" w:lineRule="auto"/>
       </w:pPr>
       <w:bookmarkStart w:id="6" w:name="_Toc237268299"/>
       <w:r>
@@ -7873,6 +7759,7 @@
     </w:p>
     <w:p>
       <w:pPr>
+        <w:spacing w:before="0" w:after="0"/>
         <w:rPr>
           <w:lang w:val="es-419" w:eastAsia="es-CO"/>
         </w:rPr>
@@ -7891,6 +7778,7 @@
           <w:ilvl w:val="0"/>
           <w:numId w:val="23"/>
         </w:numPr>
+        <w:spacing w:before="0" w:after="0"/>
         <w:rPr>
           <w:lang w:val="es-419" w:eastAsia="es-CO"/>
         </w:rPr>
@@ -7936,6 +7824,7 @@
           <w:ilvl w:val="0"/>
           <w:numId w:val="23"/>
         </w:numPr>
+        <w:spacing w:before="0" w:after="0"/>
         <w:rPr>
           <w:lang w:val="es-419" w:eastAsia="es-CO"/>
         </w:rPr>
@@ -7974,6 +7863,7 @@
           <w:ilvl w:val="0"/>
           <w:numId w:val="23"/>
         </w:numPr>
+        <w:spacing w:before="0" w:after="0"/>
         <w:rPr>
           <w:lang w:val="es-419" w:eastAsia="es-CO"/>
         </w:rPr>
@@ -8012,6 +7902,7 @@
           <w:ilvl w:val="0"/>
           <w:numId w:val="23"/>
         </w:numPr>
+        <w:spacing w:before="0" w:after="0"/>
         <w:rPr>
           <w:lang w:val="es-419" w:eastAsia="es-CO"/>
         </w:rPr>
@@ -8045,7 +7936,18 @@
     </w:p>
     <w:p>
       <w:pPr>
+        <w:pStyle w:val="Prrafodelista"/>
+        <w:spacing w:before="0" w:after="0"/>
+        <w:ind w:left="1068" w:firstLine="0"/>
+        <w:rPr>
+          <w:lang w:val="es-419" w:eastAsia="es-CO"/>
+        </w:rPr>
+      </w:pPr>
+    </w:p>
+    <w:p>
+      <w:pPr>
         <w:pStyle w:val="Ttulo2"/>
+        <w:spacing w:before="0" w:after="0" w:line="360" w:lineRule="auto"/>
         <w:rPr>
           <w:lang w:val="es-419"/>
         </w:rPr>
@@ -8061,6 +7963,7 @@
     </w:p>
     <w:p>
       <w:pPr>
+        <w:spacing w:before="0" w:after="0"/>
         <w:rPr>
           <w:lang w:val="es-419" w:eastAsia="es-CO"/>
         </w:rPr>
@@ -8074,6 +7977,15 @@
     </w:p>
     <w:p>
       <w:pPr>
+        <w:spacing w:before="0" w:after="0"/>
+        <w:rPr>
+          <w:lang w:val="es-419" w:eastAsia="es-CO"/>
+        </w:rPr>
+      </w:pPr>
+    </w:p>
+    <w:p>
+      <w:pPr>
+        <w:spacing w:before="0" w:after="0"/>
         <w:rPr>
           <w:lang w:val="es-419" w:eastAsia="es-CO"/>
         </w:rPr>
@@ -8092,14 +8004,16 @@
           <w:ilvl w:val="0"/>
           <w:numId w:val="25"/>
         </w:numPr>
-        <w:rPr>
-          <w:lang w:val="es-419" w:eastAsia="es-CO"/>
-        </w:rPr>
-      </w:pPr>
-      <w:r>
-        <w:rPr>
-          <w:lang w:val="es-419" w:eastAsia="es-CO"/>
-        </w:rPr>
+        <w:spacing w:before="0" w:after="0"/>
+        <w:rPr>
+          <w:lang w:val="es-419" w:eastAsia="es-CO"/>
+        </w:rPr>
+      </w:pPr>
+      <w:r>
+        <w:rPr>
+          <w:lang w:val="es-419" w:eastAsia="es-CO"/>
+        </w:rPr>
+        <w:lastRenderedPageBreak/>
         <w:t>La atención al cliente sea motivo de diferenciación.</w:t>
       </w:r>
     </w:p>
@@ -8110,15 +8024,15 @@
           <w:ilvl w:val="0"/>
           <w:numId w:val="25"/>
         </w:numPr>
-        <w:rPr>
-          <w:lang w:val="es-419" w:eastAsia="es-CO"/>
-        </w:rPr>
-      </w:pPr>
-      <w:r>
-        <w:rPr>
-          <w:lang w:val="es-419" w:eastAsia="es-CO"/>
-        </w:rPr>
-        <w:lastRenderedPageBreak/>
+        <w:spacing w:before="0" w:after="0"/>
+        <w:rPr>
+          <w:lang w:val="es-419" w:eastAsia="es-CO"/>
+        </w:rPr>
+      </w:pPr>
+      <w:r>
+        <w:rPr>
+          <w:lang w:val="es-419" w:eastAsia="es-CO"/>
+        </w:rPr>
         <w:t>Que los clientes estén satisfechos.</w:t>
       </w:r>
     </w:p>
@@ -8129,6 +8043,7 @@
           <w:ilvl w:val="0"/>
           <w:numId w:val="25"/>
         </w:numPr>
+        <w:spacing w:before="0" w:after="0"/>
         <w:rPr>
           <w:lang w:val="es-419" w:eastAsia="es-CO"/>
         </w:rPr>
@@ -8147,6 +8062,7 @@
           <w:ilvl w:val="0"/>
           <w:numId w:val="25"/>
         </w:numPr>
+        <w:spacing w:before="0" w:after="0"/>
         <w:rPr>
           <w:lang w:val="es-419" w:eastAsia="es-CO"/>
         </w:rPr>
@@ -8160,7 +8076,18 @@
     </w:p>
     <w:p>
       <w:pPr>
+        <w:pStyle w:val="Prrafodelista"/>
+        <w:spacing w:before="0" w:after="0"/>
+        <w:ind w:left="1068" w:firstLine="0"/>
+        <w:rPr>
+          <w:lang w:val="es-419" w:eastAsia="es-CO"/>
+        </w:rPr>
+      </w:pPr>
+    </w:p>
+    <w:p>
+      <w:pPr>
         <w:pStyle w:val="Ttulo2"/>
+        <w:spacing w:before="0" w:after="0" w:line="360" w:lineRule="auto"/>
         <w:rPr>
           <w:lang w:val="es-419"/>
         </w:rPr>
@@ -8176,6 +8103,7 @@
     </w:p>
     <w:p>
       <w:pPr>
+        <w:spacing w:before="0" w:after="0"/>
         <w:rPr>
           <w:lang w:val="es-419" w:eastAsia="es-CO"/>
         </w:rPr>
@@ -8218,6 +8146,7 @@
           <w:ilvl w:val="0"/>
           <w:numId w:val="26"/>
         </w:numPr>
+        <w:spacing w:before="0" w:after="0"/>
         <w:rPr>
           <w:b/>
           <w:bCs/>
@@ -8240,6 +8169,7 @@
           <w:ilvl w:val="0"/>
           <w:numId w:val="27"/>
         </w:numPr>
+        <w:spacing w:before="0" w:after="0"/>
         <w:rPr>
           <w:lang w:val="es-419" w:eastAsia="es-CO"/>
         </w:rPr>
@@ -8266,6 +8196,7 @@
           <w:ilvl w:val="0"/>
           <w:numId w:val="27"/>
         </w:numPr>
+        <w:spacing w:before="0" w:after="0"/>
         <w:rPr>
           <w:lang w:val="es-419" w:eastAsia="es-CO"/>
         </w:rPr>
@@ -8292,6 +8223,7 @@
           <w:ilvl w:val="0"/>
           <w:numId w:val="27"/>
         </w:numPr>
+        <w:spacing w:before="0" w:after="0"/>
         <w:rPr>
           <w:lang w:val="es-419" w:eastAsia="es-CO"/>
         </w:rPr>
@@ -8348,6 +8280,7 @@
           <w:ilvl w:val="0"/>
           <w:numId w:val="26"/>
         </w:numPr>
+        <w:spacing w:before="0" w:after="0"/>
         <w:rPr>
           <w:b/>
           <w:bCs/>
@@ -8370,6 +8303,7 @@
           <w:ilvl w:val="0"/>
           <w:numId w:val="27"/>
         </w:numPr>
+        <w:spacing w:before="0" w:after="0"/>
         <w:rPr>
           <w:lang w:val="es-419" w:eastAsia="es-CO"/>
         </w:rPr>
@@ -8396,6 +8330,7 @@
           <w:ilvl w:val="0"/>
           <w:numId w:val="27"/>
         </w:numPr>
+        <w:spacing w:before="0" w:after="0"/>
         <w:rPr>
           <w:lang w:val="es-419" w:eastAsia="es-CO"/>
         </w:rPr>
@@ -8417,6 +8352,7 @@
     </w:p>
     <w:p>
       <w:pPr>
+        <w:spacing w:before="0" w:after="0"/>
         <w:rPr>
           <w:lang w:val="es-419" w:eastAsia="es-CO"/>
         </w:rPr>
@@ -8444,6 +8380,7 @@
     <w:p>
       <w:pPr>
         <w:pStyle w:val="Tabla"/>
+        <w:spacing w:before="0" w:after="0" w:line="360" w:lineRule="auto"/>
         <w:rPr>
           <w:lang w:val="es-419" w:eastAsia="es-CO"/>
         </w:rPr>
@@ -8453,78 +8390,6 @@
           <w:lang w:val="es-419" w:eastAsia="es-CO"/>
         </w:rPr>
         <w:t>Tipos de servicios postventas en las empresas</w:t>
-      </w:r>
-      <w:r>
-        <w:rPr>
-          <w:lang w:val="es-419" w:eastAsia="es-CO"/>
-        </w:rPr>
-        <w:tab/>
-      </w:r>
-      <w:r>
-        <w:rPr>
-          <w:lang w:val="es-419" w:eastAsia="es-CO"/>
-        </w:rPr>
-        <w:tab/>
-      </w:r>
-      <w:r>
-        <w:rPr>
-          <w:lang w:val="es-419" w:eastAsia="es-CO"/>
-        </w:rPr>
-        <w:tab/>
-      </w:r>
-      <w:r>
-        <w:rPr>
-          <w:lang w:val="es-419" w:eastAsia="es-CO"/>
-        </w:rPr>
-        <w:tab/>
-      </w:r>
-      <w:r>
-        <w:rPr>
-          <w:lang w:val="es-419" w:eastAsia="es-CO"/>
-        </w:rPr>
-        <w:tab/>
-      </w:r>
-      <w:r>
-        <w:rPr>
-          <w:lang w:val="es-419" w:eastAsia="es-CO"/>
-        </w:rPr>
-        <w:tab/>
-      </w:r>
-      <w:r>
-        <w:rPr>
-          <w:lang w:val="es-419" w:eastAsia="es-CO"/>
-        </w:rPr>
-        <w:tab/>
-      </w:r>
-      <w:r>
-        <w:rPr>
-          <w:lang w:val="es-419" w:eastAsia="es-CO"/>
-        </w:rPr>
-        <w:tab/>
-      </w:r>
-      <w:r>
-        <w:rPr>
-          <w:lang w:val="es-419" w:eastAsia="es-CO"/>
-        </w:rPr>
-        <w:tab/>
-      </w:r>
-      <w:r>
-        <w:rPr>
-          <w:lang w:val="es-419" w:eastAsia="es-CO"/>
-        </w:rPr>
-        <w:tab/>
-      </w:r>
-      <w:r>
-        <w:rPr>
-          <w:lang w:val="es-419" w:eastAsia="es-CO"/>
-        </w:rPr>
-        <w:tab/>
-      </w:r>
-      <w:r>
-        <w:rPr>
-          <w:lang w:val="es-419" w:eastAsia="es-CO"/>
-        </w:rPr>
-        <w:tab/>
       </w:r>
       <w:r>
         <w:rPr>
@@ -8576,8 +8441,8 @@
         <w:tblLook w:val="04A0" w:firstRow="1" w:lastRow="0" w:firstColumn="1" w:lastColumn="0" w:noHBand="0" w:noVBand="1"/>
       </w:tblPr>
       <w:tblGrid>
-        <w:gridCol w:w="4248"/>
-        <w:gridCol w:w="5386"/>
+        <w:gridCol w:w="3114"/>
+        <w:gridCol w:w="6520"/>
       </w:tblGrid>
       <w:tr>
         <w:trPr>
@@ -8586,7 +8451,7 @@
         </w:trPr>
         <w:tc>
           <w:tcPr>
-            <w:tcW w:w="4248" w:type="dxa"/>
+            <w:tcW w:w="3114" w:type="dxa"/>
           </w:tcPr>
           <w:p>
             <w:pPr>
@@ -8595,6 +8460,7 @@
                 <w:ilvl w:val="0"/>
                 <w:numId w:val="0"/>
               </w:numPr>
+              <w:spacing w:before="0" w:after="0" w:line="360" w:lineRule="auto"/>
               <w:rPr>
                 <w:lang w:val="es-419" w:eastAsia="es-CO"/>
               </w:rPr>
@@ -8606,7 +8472,7 @@
         </w:tc>
         <w:tc>
           <w:tcPr>
-            <w:tcW w:w="5386" w:type="dxa"/>
+            <w:tcW w:w="6520" w:type="dxa"/>
           </w:tcPr>
           <w:p>
             <w:pPr>
@@ -8615,6 +8481,7 @@
                 <w:ilvl w:val="0"/>
                 <w:numId w:val="0"/>
               </w:numPr>
+              <w:spacing w:before="0" w:after="0" w:line="360" w:lineRule="auto"/>
               <w:rPr>
                 <w:lang w:val="es-419" w:eastAsia="es-CO"/>
               </w:rPr>
@@ -8631,7 +8498,7 @@
         </w:trPr>
         <w:tc>
           <w:tcPr>
-            <w:tcW w:w="4248" w:type="dxa"/>
+            <w:tcW w:w="3114" w:type="dxa"/>
           </w:tcPr>
           <w:p>
             <w:pPr>
@@ -8640,6 +8507,7 @@
                 <w:ilvl w:val="0"/>
                 <w:numId w:val="0"/>
               </w:numPr>
+              <w:spacing w:before="0" w:after="0" w:line="360" w:lineRule="auto"/>
               <w:rPr>
                 <w:b/>
                 <w:bCs/>
@@ -8657,7 +8525,7 @@
         </w:tc>
         <w:tc>
           <w:tcPr>
-            <w:tcW w:w="5386" w:type="dxa"/>
+            <w:tcW w:w="6520" w:type="dxa"/>
           </w:tcPr>
           <w:p>
             <w:pPr>
@@ -8666,6 +8534,7 @@
                 <w:ilvl w:val="0"/>
                 <w:numId w:val="0"/>
               </w:numPr>
+              <w:spacing w:before="0" w:after="0" w:line="360" w:lineRule="auto"/>
               <w:rPr>
                 <w:lang w:val="es-419" w:eastAsia="es-CO"/>
               </w:rPr>
@@ -8679,7 +8548,7 @@
       <w:tr>
         <w:tc>
           <w:tcPr>
-            <w:tcW w:w="4248" w:type="dxa"/>
+            <w:tcW w:w="3114" w:type="dxa"/>
           </w:tcPr>
           <w:p>
             <w:pPr>
@@ -8688,6 +8557,7 @@
                 <w:ilvl w:val="0"/>
                 <w:numId w:val="0"/>
               </w:numPr>
+              <w:spacing w:before="0" w:after="0" w:line="360" w:lineRule="auto"/>
               <w:rPr>
                 <w:b/>
                 <w:bCs/>
@@ -8705,7 +8575,7 @@
         </w:tc>
         <w:tc>
           <w:tcPr>
-            <w:tcW w:w="5386" w:type="dxa"/>
+            <w:tcW w:w="6520" w:type="dxa"/>
           </w:tcPr>
           <w:p>
             <w:pPr>
@@ -8714,6 +8584,7 @@
                 <w:ilvl w:val="0"/>
                 <w:numId w:val="0"/>
               </w:numPr>
+              <w:spacing w:before="0" w:after="0" w:line="360" w:lineRule="auto"/>
               <w:rPr>
                 <w:lang w:val="es-419" w:eastAsia="es-CO"/>
               </w:rPr>
@@ -8730,7 +8601,7 @@
         </w:trPr>
         <w:tc>
           <w:tcPr>
-            <w:tcW w:w="4248" w:type="dxa"/>
+            <w:tcW w:w="3114" w:type="dxa"/>
           </w:tcPr>
           <w:p>
             <w:pPr>
@@ -8739,6 +8610,7 @@
                 <w:ilvl w:val="0"/>
                 <w:numId w:val="0"/>
               </w:numPr>
+              <w:spacing w:before="0" w:after="0" w:line="360" w:lineRule="auto"/>
               <w:rPr>
                 <w:b/>
                 <w:bCs/>
@@ -8756,7 +8628,7 @@
         </w:tc>
         <w:tc>
           <w:tcPr>
-            <w:tcW w:w="5386" w:type="dxa"/>
+            <w:tcW w:w="6520" w:type="dxa"/>
           </w:tcPr>
           <w:p>
             <w:pPr>
@@ -8765,6 +8637,7 @@
                 <w:ilvl w:val="0"/>
                 <w:numId w:val="0"/>
               </w:numPr>
+              <w:spacing w:before="0" w:after="0" w:line="360" w:lineRule="auto"/>
               <w:rPr>
                 <w:lang w:val="es-419" w:eastAsia="es-CO"/>
               </w:rPr>
@@ -8778,7 +8651,7 @@
       <w:tr>
         <w:tc>
           <w:tcPr>
-            <w:tcW w:w="4248" w:type="dxa"/>
+            <w:tcW w:w="3114" w:type="dxa"/>
           </w:tcPr>
           <w:p>
             <w:pPr>
@@ -8787,6 +8660,7 @@
                 <w:ilvl w:val="0"/>
                 <w:numId w:val="0"/>
               </w:numPr>
+              <w:spacing w:before="0" w:after="0" w:line="360" w:lineRule="auto"/>
               <w:rPr>
                 <w:b/>
                 <w:bCs/>
@@ -8804,7 +8678,7 @@
         </w:tc>
         <w:tc>
           <w:tcPr>
-            <w:tcW w:w="5386" w:type="dxa"/>
+            <w:tcW w:w="6520" w:type="dxa"/>
           </w:tcPr>
           <w:p>
             <w:pPr>
@@ -8813,6 +8687,7 @@
                 <w:ilvl w:val="0"/>
                 <w:numId w:val="0"/>
               </w:numPr>
+              <w:spacing w:before="0" w:after="0" w:line="360" w:lineRule="auto"/>
               <w:rPr>
                 <w:lang w:val="es-419" w:eastAsia="es-CO"/>
               </w:rPr>
@@ -8831,6 +8706,7 @@
           <w:ilvl w:val="0"/>
           <w:numId w:val="0"/>
         </w:numPr>
+        <w:spacing w:before="0" w:after="0" w:line="360" w:lineRule="auto"/>
         <w:rPr>
           <w:lang w:val="es-419" w:eastAsia="es-CO"/>
         </w:rPr>
@@ -8844,6 +8720,7 @@
     </w:p>
     <w:p>
       <w:pPr>
+        <w:spacing w:before="0" w:after="0"/>
         <w:rPr>
           <w:rFonts w:ascii="Calibri" w:hAnsi="Calibri"/>
           <w:iCs/>
@@ -8938,7 +8815,33 @@
         </w:rPr>
         <w:tab/>
       </w:r>
-      <w:r>
+    </w:p>
+    <w:p>
+      <w:pPr>
+        <w:pStyle w:val="Prrafodelista"/>
+        <w:numPr>
+          <w:ilvl w:val="0"/>
+          <w:numId w:val="25"/>
+        </w:numPr>
+        <w:spacing w:before="0" w:after="0"/>
+        <w:rPr>
+          <w:b/>
+          <w:bCs/>
+          <w:lang w:val="es-419" w:eastAsia="es-CO"/>
+        </w:rPr>
+      </w:pPr>
+      <w:r>
+        <w:rPr>
+          <w:b/>
+          <w:bCs/>
+          <w:lang w:val="es-419" w:eastAsia="es-CO"/>
+        </w:rPr>
+        <w:t>Gestión de compras</w:t>
+      </w:r>
+    </w:p>
+    <w:p>
+      <w:pPr>
+        <w:spacing w:before="0" w:after="0"/>
         <w:rPr>
           <w:rFonts w:ascii="Calibri" w:hAnsi="Calibri"/>
           <w:iCs/>
@@ -8948,8 +8851,7 @@
           <w:lang w:val="es-419" w:eastAsia="es-CO"/>
           <w14:ligatures w14:val="none"/>
         </w:rPr>
-        <w:tab/>
-      </w:r>
+      </w:pPr>
       <w:r>
         <w:rPr>
           <w:rFonts w:ascii="Calibri" w:hAnsi="Calibri"/>
@@ -8960,7 +8862,14 @@
           <w:lang w:val="es-419" w:eastAsia="es-CO"/>
           <w14:ligatures w14:val="none"/>
         </w:rPr>
-        <w:tab/>
+        <w:t xml:space="preserve">Luego de haber tomado la decisión de realizar la compra, mientras llega el producto, si toca entregar la mercancía en el domicilio, bien sea </w:t>
+      </w:r>
+      <w:r>
+        <w:rPr>
+          <w:rStyle w:val="Extranjerismo"/>
+          <w:lang w:val="es-419" w:eastAsia="es-CO"/>
+        </w:rPr>
+        <w:t>off-line</w:t>
       </w:r>
       <w:r>
         <w:rPr>
@@ -8972,7 +8881,14 @@
           <w:lang w:val="es-419" w:eastAsia="es-CO"/>
           <w14:ligatures w14:val="none"/>
         </w:rPr>
-        <w:tab/>
+        <w:t xml:space="preserve"> u </w:t>
+      </w:r>
+      <w:r>
+        <w:rPr>
+          <w:rStyle w:val="Extranjerismo"/>
+          <w:lang w:val="es-419" w:eastAsia="es-CO"/>
+        </w:rPr>
+        <w:t>on-line</w:t>
       </w:r>
       <w:r>
         <w:rPr>
@@ -8984,9 +8900,12 @@
           <w:lang w:val="es-419" w:eastAsia="es-CO"/>
           <w14:ligatures w14:val="none"/>
         </w:rPr>
-        <w:tab/>
-      </w:r>
-      <w:r>
+        <w:t xml:space="preserve"> informarle al cliente la trazabilidad del producto para la entrega.</w:t>
+      </w:r>
+    </w:p>
+    <w:p>
+      <w:pPr>
+        <w:spacing w:before="0" w:after="0"/>
         <w:rPr>
           <w:rFonts w:ascii="Calibri" w:hAnsi="Calibri"/>
           <w:iCs/>
@@ -8996,9 +8915,11 @@
           <w:lang w:val="es-419" w:eastAsia="es-CO"/>
           <w14:ligatures w14:val="none"/>
         </w:rPr>
-        <w:tab/>
-      </w:r>
-      <w:r>
+      </w:pPr>
+    </w:p>
+    <w:p>
+      <w:pPr>
+        <w:spacing w:before="0" w:after="0"/>
         <w:rPr>
           <w:rFonts w:ascii="Calibri" w:hAnsi="Calibri"/>
           <w:iCs/>
@@ -9008,296 +8929,7 @@
           <w:lang w:val="es-419" w:eastAsia="es-CO"/>
           <w14:ligatures w14:val="none"/>
         </w:rPr>
-        <w:tab/>
-      </w:r>
-      <w:r>
-        <w:rPr>
-          <w:rFonts w:ascii="Calibri" w:hAnsi="Calibri"/>
-          <w:iCs/>
-          <w:color w:val="000000" w:themeColor="text1"/>
-          <w:kern w:val="0"/>
-          <w:szCs w:val="24"/>
-          <w:lang w:val="es-419" w:eastAsia="es-CO"/>
-          <w14:ligatures w14:val="none"/>
-        </w:rPr>
-        <w:tab/>
-      </w:r>
-      <w:r>
-        <w:rPr>
-          <w:rFonts w:ascii="Calibri" w:hAnsi="Calibri"/>
-          <w:iCs/>
-          <w:color w:val="000000" w:themeColor="text1"/>
-          <w:kern w:val="0"/>
-          <w:szCs w:val="24"/>
-          <w:lang w:val="es-419" w:eastAsia="es-CO"/>
-          <w14:ligatures w14:val="none"/>
-        </w:rPr>
-        <w:tab/>
-      </w:r>
-      <w:r>
-        <w:rPr>
-          <w:rFonts w:ascii="Calibri" w:hAnsi="Calibri"/>
-          <w:iCs/>
-          <w:color w:val="000000" w:themeColor="text1"/>
-          <w:kern w:val="0"/>
-          <w:szCs w:val="24"/>
-          <w:lang w:val="es-419" w:eastAsia="es-CO"/>
-          <w14:ligatures w14:val="none"/>
-        </w:rPr>
-        <w:tab/>
-      </w:r>
-      <w:r>
-        <w:rPr>
-          <w:rFonts w:ascii="Calibri" w:hAnsi="Calibri"/>
-          <w:iCs/>
-          <w:color w:val="000000" w:themeColor="text1"/>
-          <w:kern w:val="0"/>
-          <w:szCs w:val="24"/>
-          <w:lang w:val="es-419" w:eastAsia="es-CO"/>
-          <w14:ligatures w14:val="none"/>
-        </w:rPr>
-        <w:tab/>
-      </w:r>
-      <w:r>
-        <w:rPr>
-          <w:rFonts w:ascii="Calibri" w:hAnsi="Calibri"/>
-          <w:iCs/>
-          <w:color w:val="000000" w:themeColor="text1"/>
-          <w:kern w:val="0"/>
-          <w:szCs w:val="24"/>
-          <w:lang w:val="es-419" w:eastAsia="es-CO"/>
-          <w14:ligatures w14:val="none"/>
-        </w:rPr>
-        <w:tab/>
-      </w:r>
-      <w:r>
-        <w:rPr>
-          <w:rFonts w:ascii="Calibri" w:hAnsi="Calibri"/>
-          <w:iCs/>
-          <w:color w:val="000000" w:themeColor="text1"/>
-          <w:kern w:val="0"/>
-          <w:szCs w:val="24"/>
-          <w:lang w:val="es-419" w:eastAsia="es-CO"/>
-          <w14:ligatures w14:val="none"/>
-        </w:rPr>
-        <w:tab/>
-      </w:r>
-      <w:r>
-        <w:rPr>
-          <w:rFonts w:ascii="Calibri" w:hAnsi="Calibri"/>
-          <w:iCs/>
-          <w:color w:val="000000" w:themeColor="text1"/>
-          <w:kern w:val="0"/>
-          <w:szCs w:val="24"/>
-          <w:lang w:val="es-419" w:eastAsia="es-CO"/>
-          <w14:ligatures w14:val="none"/>
-        </w:rPr>
-        <w:tab/>
-      </w:r>
-      <w:r>
-        <w:rPr>
-          <w:rFonts w:ascii="Calibri" w:hAnsi="Calibri"/>
-          <w:iCs/>
-          <w:color w:val="000000" w:themeColor="text1"/>
-          <w:kern w:val="0"/>
-          <w:szCs w:val="24"/>
-          <w:lang w:val="es-419" w:eastAsia="es-CO"/>
-          <w14:ligatures w14:val="none"/>
-        </w:rPr>
-        <w:tab/>
-      </w:r>
-      <w:r>
-        <w:rPr>
-          <w:rFonts w:ascii="Calibri" w:hAnsi="Calibri"/>
-          <w:iCs/>
-          <w:color w:val="000000" w:themeColor="text1"/>
-          <w:kern w:val="0"/>
-          <w:szCs w:val="24"/>
-          <w:lang w:val="es-419" w:eastAsia="es-CO"/>
-          <w14:ligatures w14:val="none"/>
-        </w:rPr>
-        <w:tab/>
-      </w:r>
-      <w:r>
-        <w:rPr>
-          <w:rFonts w:ascii="Calibri" w:hAnsi="Calibri"/>
-          <w:iCs/>
-          <w:color w:val="000000" w:themeColor="text1"/>
-          <w:kern w:val="0"/>
-          <w:szCs w:val="24"/>
-          <w:lang w:val="es-419" w:eastAsia="es-CO"/>
-          <w14:ligatures w14:val="none"/>
-        </w:rPr>
-        <w:tab/>
-      </w:r>
-      <w:r>
-        <w:rPr>
-          <w:rFonts w:ascii="Calibri" w:hAnsi="Calibri"/>
-          <w:iCs/>
-          <w:color w:val="000000" w:themeColor="text1"/>
-          <w:kern w:val="0"/>
-          <w:szCs w:val="24"/>
-          <w:lang w:val="es-419" w:eastAsia="es-CO"/>
-          <w14:ligatures w14:val="none"/>
-        </w:rPr>
-        <w:tab/>
-      </w:r>
-      <w:r>
-        <w:rPr>
-          <w:rFonts w:ascii="Calibri" w:hAnsi="Calibri"/>
-          <w:iCs/>
-          <w:color w:val="000000" w:themeColor="text1"/>
-          <w:kern w:val="0"/>
-          <w:szCs w:val="24"/>
-          <w:lang w:val="es-419" w:eastAsia="es-CO"/>
-          <w14:ligatures w14:val="none"/>
-        </w:rPr>
-        <w:tab/>
-      </w:r>
-      <w:r>
-        <w:rPr>
-          <w:rFonts w:ascii="Calibri" w:hAnsi="Calibri"/>
-          <w:iCs/>
-          <w:color w:val="000000" w:themeColor="text1"/>
-          <w:kern w:val="0"/>
-          <w:szCs w:val="24"/>
-          <w:lang w:val="es-419" w:eastAsia="es-CO"/>
-          <w14:ligatures w14:val="none"/>
-        </w:rPr>
-        <w:tab/>
-      </w:r>
-      <w:r>
-        <w:rPr>
-          <w:rFonts w:ascii="Calibri" w:hAnsi="Calibri"/>
-          <w:iCs/>
-          <w:color w:val="000000" w:themeColor="text1"/>
-          <w:kern w:val="0"/>
-          <w:szCs w:val="24"/>
-          <w:lang w:val="es-419" w:eastAsia="es-CO"/>
-          <w14:ligatures w14:val="none"/>
-        </w:rPr>
-        <w:tab/>
-      </w:r>
-      <w:r>
-        <w:rPr>
-          <w:rFonts w:ascii="Calibri" w:hAnsi="Calibri"/>
-          <w:iCs/>
-          <w:color w:val="000000" w:themeColor="text1"/>
-          <w:kern w:val="0"/>
-          <w:szCs w:val="24"/>
-          <w:lang w:val="es-419" w:eastAsia="es-CO"/>
-          <w14:ligatures w14:val="none"/>
-        </w:rPr>
-        <w:tab/>
-      </w:r>
-      <w:r>
-        <w:rPr>
-          <w:rFonts w:ascii="Calibri" w:hAnsi="Calibri"/>
-          <w:iCs/>
-          <w:color w:val="000000" w:themeColor="text1"/>
-          <w:kern w:val="0"/>
-          <w:szCs w:val="24"/>
-          <w:lang w:val="es-419" w:eastAsia="es-CO"/>
-          <w14:ligatures w14:val="none"/>
-        </w:rPr>
-        <w:tab/>
-      </w:r>
-      <w:r>
-        <w:rPr>
-          <w:rFonts w:ascii="Calibri" w:hAnsi="Calibri"/>
-          <w:iCs/>
-          <w:color w:val="000000" w:themeColor="text1"/>
-          <w:kern w:val="0"/>
-          <w:szCs w:val="24"/>
-          <w:lang w:val="es-419" w:eastAsia="es-CO"/>
-          <w14:ligatures w14:val="none"/>
-        </w:rPr>
-        <w:tab/>
-      </w:r>
-      <w:r>
-        <w:rPr>
-          <w:rFonts w:ascii="Calibri" w:hAnsi="Calibri"/>
-          <w:iCs/>
-          <w:color w:val="000000" w:themeColor="text1"/>
-          <w:kern w:val="0"/>
-          <w:szCs w:val="24"/>
-          <w:lang w:val="es-419" w:eastAsia="es-CO"/>
-          <w14:ligatures w14:val="none"/>
-        </w:rPr>
-        <w:tab/>
-      </w:r>
-      <w:r>
-        <w:rPr>
-          <w:rFonts w:ascii="Calibri" w:hAnsi="Calibri"/>
-          <w:iCs/>
-          <w:color w:val="000000" w:themeColor="text1"/>
-          <w:kern w:val="0"/>
-          <w:szCs w:val="24"/>
-          <w:lang w:val="es-419" w:eastAsia="es-CO"/>
-          <w14:ligatures w14:val="none"/>
-        </w:rPr>
-        <w:tab/>
-      </w:r>
-      <w:r>
-        <w:rPr>
-          <w:rFonts w:ascii="Calibri" w:hAnsi="Calibri"/>
-          <w:iCs/>
-          <w:color w:val="000000" w:themeColor="text1"/>
-          <w:kern w:val="0"/>
-          <w:szCs w:val="24"/>
-          <w:lang w:val="es-419" w:eastAsia="es-CO"/>
-          <w14:ligatures w14:val="none"/>
-        </w:rPr>
-        <w:tab/>
-      </w:r>
-      <w:r>
-        <w:rPr>
-          <w:rFonts w:ascii="Calibri" w:hAnsi="Calibri"/>
-          <w:iCs/>
-          <w:color w:val="000000" w:themeColor="text1"/>
-          <w:kern w:val="0"/>
-          <w:szCs w:val="24"/>
-          <w:lang w:val="es-419" w:eastAsia="es-CO"/>
-          <w14:ligatures w14:val="none"/>
-        </w:rPr>
-        <w:tab/>
-      </w:r>
-      <w:r>
-        <w:rPr>
-          <w:rFonts w:ascii="Calibri" w:hAnsi="Calibri"/>
-          <w:iCs/>
-          <w:color w:val="000000" w:themeColor="text1"/>
-          <w:kern w:val="0"/>
-          <w:szCs w:val="24"/>
-          <w:lang w:val="es-419" w:eastAsia="es-CO"/>
-          <w14:ligatures w14:val="none"/>
-        </w:rPr>
-        <w:tab/>
-      </w:r>
-      <w:r>
-        <w:rPr>
-          <w:rFonts w:ascii="Calibri" w:hAnsi="Calibri"/>
-          <w:iCs/>
-          <w:color w:val="000000" w:themeColor="text1"/>
-          <w:kern w:val="0"/>
-          <w:szCs w:val="24"/>
-          <w:lang w:val="es-419" w:eastAsia="es-CO"/>
-          <w14:ligatures w14:val="none"/>
-        </w:rPr>
-        <w:tab/>
-      </w:r>
-      <w:r>
-        <w:rPr>
-          <w:rFonts w:ascii="Calibri" w:hAnsi="Calibri"/>
-          <w:iCs/>
-          <w:color w:val="000000" w:themeColor="text1"/>
-          <w:kern w:val="0"/>
-          <w:szCs w:val="24"/>
-          <w:lang w:val="es-419" w:eastAsia="es-CO"/>
-          <w14:ligatures w14:val="none"/>
-        </w:rPr>
-        <w:tab/>
-      </w:r>
+      </w:pPr>
     </w:p>
     <w:p>
       <w:pPr>
@@ -9306,6 +8938,7 @@
           <w:ilvl w:val="0"/>
           <w:numId w:val="25"/>
         </w:numPr>
+        <w:spacing w:before="0" w:after="0"/>
         <w:rPr>
           <w:b/>
           <w:bCs/>
@@ -9319,70 +8952,21 @@
           <w:lang w:val="es-419" w:eastAsia="es-CO"/>
         </w:rPr>
         <w:lastRenderedPageBreak/>
-        <w:t>Gestión de compras</w:t>
-      </w:r>
-    </w:p>
-    <w:p>
-      <w:pPr>
-        <w:rPr>
-          <w:rFonts w:ascii="Calibri" w:hAnsi="Calibri"/>
-          <w:iCs/>
-          <w:color w:val="000000" w:themeColor="text1"/>
-          <w:kern w:val="0"/>
-          <w:szCs w:val="24"/>
-          <w:lang w:val="es-419" w:eastAsia="es-CO"/>
-          <w14:ligatures w14:val="none"/>
-        </w:rPr>
-      </w:pPr>
-      <w:r>
-        <w:rPr>
-          <w:rFonts w:ascii="Calibri" w:hAnsi="Calibri"/>
-          <w:iCs/>
-          <w:color w:val="000000" w:themeColor="text1"/>
-          <w:kern w:val="0"/>
-          <w:szCs w:val="24"/>
-          <w:lang w:val="es-419" w:eastAsia="es-CO"/>
-          <w14:ligatures w14:val="none"/>
-        </w:rPr>
-        <w:t xml:space="preserve">Luego de haber tomado la decisión de realizar la compra, mientras llega el producto, si toca entregar la mercancía en el domicilio, bien sea </w:t>
-      </w:r>
-      <w:r>
-        <w:rPr>
-          <w:rStyle w:val="Extranjerismo"/>
-          <w:lang w:val="es-419" w:eastAsia="es-CO"/>
-        </w:rPr>
-        <w:t>off-line</w:t>
-      </w:r>
-      <w:r>
-        <w:rPr>
-          <w:rFonts w:ascii="Calibri" w:hAnsi="Calibri"/>
-          <w:iCs/>
-          <w:color w:val="000000" w:themeColor="text1"/>
-          <w:kern w:val="0"/>
-          <w:szCs w:val="24"/>
-          <w:lang w:val="es-419" w:eastAsia="es-CO"/>
-          <w14:ligatures w14:val="none"/>
-        </w:rPr>
-        <w:t xml:space="preserve"> u </w:t>
-      </w:r>
-      <w:r>
-        <w:rPr>
-          <w:rStyle w:val="Extranjerismo"/>
-          <w:lang w:val="es-419" w:eastAsia="es-CO"/>
-        </w:rPr>
-        <w:t>on-line</w:t>
-      </w:r>
-      <w:r>
-        <w:rPr>
-          <w:rFonts w:ascii="Calibri" w:hAnsi="Calibri"/>
-          <w:iCs/>
-          <w:color w:val="000000" w:themeColor="text1"/>
-          <w:kern w:val="0"/>
-          <w:szCs w:val="24"/>
-          <w:lang w:val="es-419" w:eastAsia="es-CO"/>
-          <w14:ligatures w14:val="none"/>
-        </w:rPr>
-        <w:t xml:space="preserve"> informarle al cliente la trazabilidad del producto para la entrega.</w:t>
+        <w:t xml:space="preserve">Garantías </w:t>
+      </w:r>
+    </w:p>
+    <w:p>
+      <w:pPr>
+        <w:spacing w:before="0" w:after="0"/>
+        <w:rPr>
+          <w:lang w:val="es-419" w:eastAsia="es-CO"/>
+        </w:rPr>
+      </w:pPr>
+      <w:r>
+        <w:rPr>
+          <w:lang w:val="es-419" w:eastAsia="es-CO"/>
+        </w:rPr>
+        <w:t>Este es el servicio más conocido por los clientes y adoptado por las empresas, puede incluir reparación hasta el cambio del producto. De ofrecer además la garantía extendida que incluye más tiempo y otros agregados.</w:t>
       </w:r>
     </w:p>
     <w:p>
@@ -9392,6 +8976,7 @@
           <w:ilvl w:val="0"/>
           <w:numId w:val="25"/>
         </w:numPr>
+        <w:spacing w:before="0" w:after="0"/>
         <w:rPr>
           <w:b/>
           <w:bCs/>
@@ -9404,20 +8989,21 @@
           <w:bCs/>
           <w:lang w:val="es-419" w:eastAsia="es-CO"/>
         </w:rPr>
-        <w:t xml:space="preserve">Garantías </w:t>
-      </w:r>
-    </w:p>
-    <w:p>
-      <w:pPr>
-        <w:rPr>
-          <w:lang w:val="es-419" w:eastAsia="es-CO"/>
-        </w:rPr>
-      </w:pPr>
-      <w:r>
-        <w:rPr>
-          <w:lang w:val="es-419" w:eastAsia="es-CO"/>
-        </w:rPr>
-        <w:t>Este es el servicio más conocido por los clientes y adoptado por las empresas, puede incluir reparación hasta el cambio del producto. De ofrecer además la garantía extendida que incluye más tiempo y otros agregados.</w:t>
+        <w:t xml:space="preserve">Soporte técnico </w:t>
+      </w:r>
+    </w:p>
+    <w:p>
+      <w:pPr>
+        <w:spacing w:before="0" w:after="0"/>
+        <w:rPr>
+          <w:lang w:val="es-419" w:eastAsia="es-CO"/>
+        </w:rPr>
+      </w:pPr>
+      <w:r>
+        <w:rPr>
+          <w:lang w:val="es-419" w:eastAsia="es-CO"/>
+        </w:rPr>
+        <w:t>Dependiendo el producto puede prestar apoyo técnico sobre cuidados o manejos del producto.</w:t>
       </w:r>
     </w:p>
     <w:p>
@@ -9427,32 +9013,38 @@
           <w:ilvl w:val="0"/>
           <w:numId w:val="25"/>
         </w:numPr>
-        <w:rPr>
+        <w:spacing w:before="0" w:after="0"/>
+        <w:rPr>
+          <w:rStyle w:val="Extranjerismo"/>
           <w:b/>
           <w:bCs/>
           <w:lang w:val="es-419" w:eastAsia="es-CO"/>
         </w:rPr>
       </w:pPr>
-      <w:r>
-        <w:rPr>
+      <w:proofErr w:type="spellStart"/>
+      <w:r>
+        <w:rPr>
+          <w:rStyle w:val="Extranjerismo"/>
           <w:b/>
           <w:bCs/>
           <w:lang w:val="es-419" w:eastAsia="es-CO"/>
         </w:rPr>
-        <w:t xml:space="preserve">Soporte técnico </w:t>
-      </w:r>
-    </w:p>
-    <w:p>
-      <w:pPr>
-        <w:rPr>
-          <w:lang w:val="es-419" w:eastAsia="es-CO"/>
-        </w:rPr>
-      </w:pPr>
-      <w:r>
-        <w:rPr>
-          <w:lang w:val="es-419" w:eastAsia="es-CO"/>
-        </w:rPr>
-        <w:t>Dependiendo el producto puede prestar apoyo técnico sobre cuidados o manejos del producto.</w:t>
+        <w:t>Feedback</w:t>
+      </w:r>
+      <w:proofErr w:type="spellEnd"/>
+    </w:p>
+    <w:p>
+      <w:pPr>
+        <w:spacing w:before="0" w:after="0"/>
+        <w:rPr>
+          <w:lang w:val="es-419" w:eastAsia="es-CO"/>
+        </w:rPr>
+      </w:pPr>
+      <w:r>
+        <w:rPr>
+          <w:lang w:val="es-419" w:eastAsia="es-CO"/>
+        </w:rPr>
+        <w:t>Busca la manera que los clientes interactúen con la empresa sobre sus productos y servicios, bien sea a través de llamadas telefónicas o encuestas.</w:t>
       </w:r>
     </w:p>
     <w:p>
@@ -9462,36 +9054,47 @@
           <w:ilvl w:val="0"/>
           <w:numId w:val="25"/>
         </w:numPr>
-        <w:rPr>
-          <w:rStyle w:val="Extranjerismo"/>
+        <w:spacing w:before="0" w:after="0"/>
+        <w:rPr>
           <w:b/>
           <w:bCs/>
           <w:lang w:val="es-419" w:eastAsia="es-CO"/>
         </w:rPr>
       </w:pPr>
-      <w:proofErr w:type="spellStart"/>
-      <w:r>
-        <w:rPr>
-          <w:rStyle w:val="Extranjerismo"/>
+      <w:r>
+        <w:rPr>
           <w:b/>
           <w:bCs/>
           <w:lang w:val="es-419" w:eastAsia="es-CO"/>
         </w:rPr>
-        <w:t>Feedback</w:t>
-      </w:r>
-      <w:proofErr w:type="spellEnd"/>
-    </w:p>
-    <w:p>
-      <w:pPr>
-        <w:rPr>
-          <w:lang w:val="es-419" w:eastAsia="es-CO"/>
-        </w:rPr>
-      </w:pPr>
-      <w:r>
-        <w:rPr>
-          <w:lang w:val="es-419" w:eastAsia="es-CO"/>
-        </w:rPr>
-        <w:t>Busca la manera que los clientes interactúen con la empresa sobre sus productos y servicios, bien sea a través de llamadas telefónicas o encuestas.</w:t>
+        <w:t>Descuentos y promociones</w:t>
+      </w:r>
+    </w:p>
+    <w:p>
+      <w:pPr>
+        <w:spacing w:before="0" w:after="0"/>
+        <w:rPr>
+          <w:lang w:val="es-419" w:eastAsia="es-CO"/>
+        </w:rPr>
+      </w:pPr>
+      <w:r>
+        <w:rPr>
+          <w:lang w:val="es-419" w:eastAsia="es-CO"/>
+        </w:rPr>
+        <w:t xml:space="preserve">A todo cliente le gustan las ofertas y las promociones, y los clientes se sienten más comprometidos cuando se les comunican esas promociones por teléfono o </w:t>
+      </w:r>
+      <w:r>
+        <w:rPr>
+          <w:rStyle w:val="Extranjerismo"/>
+          <w:lang w:val="es-419" w:eastAsia="es-CO"/>
+        </w:rPr>
+        <w:t>email</w:t>
+      </w:r>
+      <w:r>
+        <w:rPr>
+          <w:lang w:val="es-419" w:eastAsia="es-CO"/>
+        </w:rPr>
+        <w:t>.</w:t>
       </w:r>
     </w:p>
     <w:p>
@@ -9501,6 +9104,7 @@
           <w:ilvl w:val="0"/>
           <w:numId w:val="25"/>
         </w:numPr>
+        <w:spacing w:before="0" w:after="0"/>
         <w:rPr>
           <w:b/>
           <w:bCs/>
@@ -9513,150 +9117,109 @@
           <w:bCs/>
           <w:lang w:val="es-419" w:eastAsia="es-CO"/>
         </w:rPr>
-        <w:t>Descuentos y promociones</w:t>
-      </w:r>
-    </w:p>
-    <w:p>
-      <w:pPr>
-        <w:rPr>
-          <w:lang w:val="es-419" w:eastAsia="es-CO"/>
-        </w:rPr>
-      </w:pPr>
-      <w:r>
-        <w:rPr>
-          <w:lang w:val="es-419" w:eastAsia="es-CO"/>
-        </w:rPr>
-        <w:t xml:space="preserve">A todo cliente le gustan las ofertas y las promociones, y los clientes se sienten más comprometidos cuando se les comunican esas promociones por teléfono o </w:t>
-      </w:r>
-      <w:r>
-        <w:rPr>
-          <w:rStyle w:val="Extranjerismo"/>
-          <w:lang w:val="es-419" w:eastAsia="es-CO"/>
-        </w:rPr>
-        <w:t>email</w:t>
-      </w:r>
-      <w:r>
-        <w:rPr>
-          <w:lang w:val="es-419" w:eastAsia="es-CO"/>
-        </w:rPr>
-        <w:t>.</w:t>
-      </w:r>
-    </w:p>
-    <w:p>
-      <w:pPr>
-        <w:pStyle w:val="Prrafodelista"/>
-        <w:numPr>
-          <w:ilvl w:val="0"/>
-          <w:numId w:val="25"/>
-        </w:numPr>
+        <w:t>Devoluciones</w:t>
+      </w:r>
+    </w:p>
+    <w:p>
+      <w:pPr>
+        <w:spacing w:before="0" w:after="0"/>
+        <w:rPr>
+          <w:lang w:val="es-419" w:eastAsia="es-CO"/>
+        </w:rPr>
+      </w:pPr>
+      <w:r>
+        <w:rPr>
+          <w:lang w:val="es-419" w:eastAsia="es-CO"/>
+        </w:rPr>
+        <w:t>Este es un tema que genera inconvenientes con los clientes cuando por cualquier razón procuran hacer devolución de los productos que compran, la empresa debe tener claras los términos y condiciones para realizar este servicio inverso, además comunicarlo.</w:t>
+      </w:r>
+    </w:p>
+    <w:p>
+      <w:pPr>
+        <w:spacing w:before="0" w:after="0"/>
+        <w:rPr>
+          <w:lang w:val="es-419" w:eastAsia="es-CO"/>
+        </w:rPr>
+      </w:pPr>
+    </w:p>
+    <w:p>
+      <w:pPr>
+        <w:pStyle w:val="Ttulo2"/>
+        <w:spacing w:before="0" w:after="0" w:line="360" w:lineRule="auto"/>
+        <w:rPr>
+          <w:lang w:val="es-419"/>
+        </w:rPr>
+      </w:pPr>
+      <w:bookmarkStart w:id="9" w:name="_Toc237268302"/>
+      <w:r>
+        <w:rPr>
+          <w:lang w:val="es-419"/>
+        </w:rPr>
+        <w:t>Fases del servicio postventa</w:t>
+      </w:r>
+      <w:bookmarkEnd w:id="9"/>
+    </w:p>
+    <w:p>
+      <w:pPr>
+        <w:spacing w:before="0" w:after="0"/>
+        <w:rPr>
+          <w:lang w:val="es-419" w:eastAsia="es-CO"/>
+        </w:rPr>
+      </w:pPr>
+      <w:r>
+        <w:rPr>
+          <w:lang w:val="es-419" w:eastAsia="es-CO"/>
+        </w:rPr>
+        <w:t xml:space="preserve">En el desarrollo del servicio postventa luego que el cliente ha realizado su compra, la empresa debe incorporar a sus protocolos acciones que dan fortaleza al seguimiento de clientes y este lo agradece. Al respecto Douglas (2020) sostiene aspectos </w:t>
+      </w:r>
+      <w:proofErr w:type="gramStart"/>
+      <w:r>
+        <w:rPr>
+          <w:lang w:val="es-419" w:eastAsia="es-CO"/>
+        </w:rPr>
+        <w:t>a</w:t>
+      </w:r>
+      <w:proofErr w:type="gramEnd"/>
+      <w:r>
+        <w:rPr>
+          <w:lang w:val="es-419" w:eastAsia="es-CO"/>
+        </w:rPr>
+        <w:t xml:space="preserve"> tener en cuenta.</w:t>
+      </w:r>
+    </w:p>
+    <w:p>
+      <w:pPr>
+        <w:pStyle w:val="Video"/>
+        <w:spacing w:before="0" w:after="0"/>
+        <w:rPr>
+          <w:lang w:val="es-419" w:eastAsia="es-CO"/>
+        </w:rPr>
+      </w:pPr>
+      <w:r>
         <w:rPr>
           <w:b/>
           <w:bCs/>
           <w:lang w:val="es-419" w:eastAsia="es-CO"/>
         </w:rPr>
-      </w:pPr>
-      <w:r>
-        <w:rPr>
-          <w:b/>
-          <w:bCs/>
-          <w:lang w:val="es-419" w:eastAsia="es-CO"/>
-        </w:rPr>
-        <w:t>Devoluciones</w:t>
-      </w:r>
-    </w:p>
-    <w:p>
-      <w:pPr>
-        <w:rPr>
-          <w:lang w:val="es-419" w:eastAsia="es-CO"/>
-        </w:rPr>
-      </w:pPr>
-      <w:r>
-        <w:rPr>
-          <w:lang w:val="es-419" w:eastAsia="es-CO"/>
-        </w:rPr>
-        <w:t xml:space="preserve">Este es un tema que genera inconvenientes con los clientes cuando por cualquier razón procuran hacer devolución de los productos que compran, la empresa debe tener </w:t>
-      </w:r>
-      <w:r>
-        <w:rPr>
-          <w:lang w:val="es-419" w:eastAsia="es-CO"/>
-        </w:rPr>
         <w:lastRenderedPageBreak/>
-        <w:t>claras los términos y condiciones para realizar este servicio inverso, además comunicarlo.</w:t>
-      </w:r>
-    </w:p>
-    <w:p>
-      <w:pPr>
-        <w:pStyle w:val="Ttulo2"/>
-        <w:rPr>
-          <w:lang w:val="es-419"/>
-        </w:rPr>
-      </w:pPr>
-      <w:bookmarkStart w:id="9" w:name="_Toc237268302"/>
-      <w:r>
-        <w:rPr>
-          <w:lang w:val="es-419"/>
+        <w:t>Video 2.</w:t>
+      </w:r>
+      <w:r>
+        <w:rPr>
+          <w:lang w:val="es-419" w:eastAsia="es-CO"/>
+        </w:rPr>
+        <w:t xml:space="preserve"> </w:t>
+      </w:r>
+      <w:r>
+        <w:rPr>
+          <w:lang w:val="es-419" w:eastAsia="es-CO"/>
         </w:rPr>
         <w:t>Fases del servicio postventa</w:t>
       </w:r>
-      <w:bookmarkEnd w:id="9"/>
-    </w:p>
-    <w:p>
-      <w:pPr>
-        <w:rPr>
-          <w:lang w:val="es-419" w:eastAsia="es-CO"/>
-        </w:rPr>
-      </w:pPr>
-      <w:r>
-        <w:rPr>
-          <w:lang w:val="es-419" w:eastAsia="es-CO"/>
-        </w:rPr>
-        <w:t xml:space="preserve">En el desarrollo del servicio postventa luego que el cliente ha realizado su compra, la empresa debe incorporar a sus protocolos acciones que dan fortaleza al seguimiento de clientes y este lo agradece. Al respecto Douglas (2020) sostiene aspectos </w:t>
-      </w:r>
-      <w:proofErr w:type="gramStart"/>
-      <w:r>
-        <w:rPr>
-          <w:lang w:val="es-419" w:eastAsia="es-CO"/>
-        </w:rPr>
-        <w:t>a</w:t>
-      </w:r>
-      <w:proofErr w:type="gramEnd"/>
-      <w:r>
-        <w:rPr>
-          <w:lang w:val="es-419" w:eastAsia="es-CO"/>
-        </w:rPr>
-        <w:t xml:space="preserve"> tener en cuenta.</w:t>
-      </w:r>
-    </w:p>
-    <w:p>
-      <w:pPr>
-        <w:pStyle w:val="Video"/>
-        <w:rPr>
-          <w:lang w:val="es-419" w:eastAsia="es-CO"/>
-        </w:rPr>
-      </w:pPr>
-      <w:r>
-        <w:rPr>
-          <w:b/>
-          <w:bCs/>
-          <w:lang w:val="es-419" w:eastAsia="es-CO"/>
-        </w:rPr>
-        <w:t>Video 2.</w:t>
-      </w:r>
-      <w:r>
-        <w:rPr>
-          <w:lang w:val="es-419" w:eastAsia="es-CO"/>
-        </w:rPr>
-        <w:t xml:space="preserve"> </w:t>
-      </w:r>
-      <w:r>
-        <w:rPr>
-          <w:lang w:val="es-419" w:eastAsia="es-CO"/>
-        </w:rPr>
-        <w:t>Fases del servicio postventa</w:t>
-      </w:r>
-    </w:p>
-    <w:p>
-      <w:pPr>
+    </w:p>
+    <w:p>
+      <w:pPr>
+        <w:spacing w:before="0" w:after="0"/>
         <w:jc w:val="center"/>
         <w:rPr>
           <w:lang w:val="es-419" w:eastAsia="es-CO"/>
@@ -9667,7 +9230,7 @@
           <w:noProof/>
         </w:rPr>
         <w:drawing>
-          <wp:inline distT="0" distB="0" distL="0" distR="0" wp14:anchorId="19AA9EDF" wp14:editId="2ADC7F04">
+          <wp:inline distT="0" distB="0" distL="0" distR="0" wp14:anchorId="19AA9EDF" wp14:editId="534A42BD">
             <wp:extent cx="4680000" cy="2632500"/>
             <wp:effectExtent l="0" t="0" r="6350" b="0"/>
             <wp:docPr id="1" name="Imagen 1">
@@ -9730,6 +9293,7 @@
     </w:p>
     <w:p>
       <w:pPr>
+        <w:spacing w:before="0" w:after="0"/>
         <w:jc w:val="center"/>
         <w:rPr>
           <w:lang w:val="es-419" w:eastAsia="es-CO"/>
@@ -9764,6 +9328,7 @@
           </w:tcPr>
           <w:p>
             <w:pPr>
+              <w:spacing w:before="0" w:after="0"/>
               <w:ind w:firstLine="0"/>
             </w:pPr>
             <w:r>
@@ -9780,7 +9345,7 @@
             </w:r>
             <w:r>
               <w:rPr>
-                <w:b/>
+                <w:bCs/>
               </w:rPr>
               <w:t>Fases del servicio postventa</w:t>
             </w:r>
@@ -9793,12 +9358,11 @@
             <w:tcW w:w="9962" w:type="dxa"/>
           </w:tcPr>
           <w:p>
-            <w:r>
-              <w:t xml:space="preserve">Las fases del servicio postventa. En el desarrollo del servicio postventa, luego que el cliente ha realizado su compra, la empresa debe incorporar a sus protocolos acciones que dan fortaleza al seguimiento de clientes y este lo agradece. Douglas </w:t>
-            </w:r>
-            <w:r>
-              <w:lastRenderedPageBreak/>
-              <w:t xml:space="preserve">(2020) indica algunos aspectos </w:t>
+            <w:pPr>
+              <w:spacing w:before="0" w:after="0"/>
+            </w:pPr>
+            <w:r>
+              <w:t xml:space="preserve">Las fases del servicio postventa. En el desarrollo del servicio postventa, luego que el cliente ha realizado su compra, la empresa debe incorporar a sus protocolos acciones que dan fortaleza al seguimiento de clientes y este lo agradece. Douglas (2020) indica algunos aspectos </w:t>
             </w:r>
             <w:proofErr w:type="gramStart"/>
             <w:r>
@@ -9814,48 +9378,15 @@
     </w:tbl>
     <w:p>
       <w:pPr>
-        <w:rPr>
-          <w:lang w:val="es-419" w:eastAsia="es-CO"/>
-        </w:rPr>
-      </w:pPr>
-    </w:p>
-    <w:p>
-      <w:pPr>
-        <w:rPr>
-          <w:lang w:val="es-419" w:eastAsia="es-CO"/>
-        </w:rPr>
-      </w:pPr>
-    </w:p>
-    <w:p>
-      <w:pPr>
-        <w:rPr>
-          <w:lang w:val="es-419" w:eastAsia="es-CO"/>
-        </w:rPr>
-      </w:pPr>
-    </w:p>
-    <w:p>
-      <w:pPr>
-        <w:rPr>
-          <w:lang w:val="es-419" w:eastAsia="es-CO"/>
-        </w:rPr>
-      </w:pPr>
-    </w:p>
-    <w:p>
-      <w:pPr>
-        <w:rPr>
-          <w:lang w:val="es-419" w:eastAsia="es-CO"/>
-        </w:rPr>
-      </w:pPr>
-    </w:p>
-    <w:p>
-      <w:pPr>
-        <w:rPr>
-          <w:lang w:val="es-419" w:eastAsia="es-CO"/>
-        </w:rPr>
-      </w:pPr>
-    </w:p>
-    <w:p>
-      <w:pPr>
+        <w:spacing w:before="0" w:after="0"/>
+        <w:rPr>
+          <w:lang w:val="es-419" w:eastAsia="es-CO"/>
+        </w:rPr>
+      </w:pPr>
+    </w:p>
+    <w:p>
+      <w:pPr>
+        <w:spacing w:before="0" w:after="0"/>
         <w:rPr>
           <w:lang w:val="es-419" w:eastAsia="es-CO"/>
         </w:rPr>
@@ -9868,6 +9399,7 @@
           <w:ilvl w:val="0"/>
           <w:numId w:val="0"/>
         </w:numPr>
+        <w:spacing w:before="0" w:after="0"/>
         <w:rPr>
           <w:u w:val="single"/>
           <w:lang w:val="es-CO"/>
@@ -9891,6 +9423,7 @@
     </w:p>
     <w:p>
       <w:pPr>
+        <w:spacing w:before="0" w:after="0"/>
         <w:rPr>
           <w:lang w:eastAsia="es-CO"/>
         </w:rPr>
@@ -9904,6 +9437,7 @@
     </w:p>
     <w:p>
       <w:pPr>
+        <w:spacing w:before="0" w:after="0"/>
         <w:ind w:firstLine="0"/>
         <w:jc w:val="center"/>
         <w:rPr>
@@ -9916,10 +9450,10 @@
           <w:lang w:eastAsia="es-CO"/>
         </w:rPr>
         <w:drawing>
-          <wp:inline distT="0" distB="0" distL="0" distR="0" wp14:anchorId="3C0EDB3C" wp14:editId="7A17CC0E">
-            <wp:extent cx="6229350" cy="4319270"/>
-            <wp:effectExtent l="0" t="0" r="0" b="5080"/>
-            <wp:docPr id="217249715" name="Imagen 4" descr="El servicio postventa es clave para atraer y fidelizar clientes, asegurando su satisfacción y lealtad. Este análisis aborda las etapas esenciales del servicio, su estructuración en la empresa, las herramientas para implementarlo y los distintos tipos de servicios disponibles, con el objetivo de ofrecer una experiencia de calidad y duradera."/>
+          <wp:inline distT="0" distB="0" distL="0" distR="0" wp14:anchorId="0AD3F6DF" wp14:editId="1F4FE9B2">
+            <wp:extent cx="6332220" cy="4353560"/>
+            <wp:effectExtent l="0" t="0" r="0" b="8890"/>
+            <wp:docPr id="1496000846" name="Gráfico 4" descr="El servicio postventa es clave para atraer y fidelizar clientes, asegurando su satisfacción y lealtad. Este análisis aborda las etapas esenciales del servicio, su estructuración en la empresa, las herramientas para implementarlo y los distintos tipos de servicios disponibles, con el objetivo de ofrecer una experiencia de calidad y duradera."/>
             <wp:cNvGraphicFramePr>
               <a:graphicFrameLocks xmlns:a="http://schemas.openxmlformats.org/drawingml/2006/main" noChangeAspect="1"/>
             </wp:cNvGraphicFramePr>
@@ -9927,14 +9461,14 @@
               <a:graphicData uri="http://schemas.openxmlformats.org/drawingml/2006/picture">
                 <pic:pic xmlns:pic="http://schemas.openxmlformats.org/drawingml/2006/picture">
                   <pic:nvPicPr>
-                    <pic:cNvPr id="217249715" name="Imagen 4" descr="El servicio postventa es clave para atraer y fidelizar clientes, asegurando su satisfacción y lealtad. Este análisis aborda las etapas esenciales del servicio, su estructuración en la empresa, las herramientas para implementarlo y los distintos tipos de servicios disponibles, con el objetivo de ofrecer una experiencia de calidad y duradera."/>
+                    <pic:cNvPr id="1496000846" name="Gráfico 4" descr="El servicio postventa es clave para atraer y fidelizar clientes, asegurando su satisfacción y lealtad. Este análisis aborda las etapas esenciales del servicio, su estructuración en la empresa, las herramientas para implementarlo y los distintos tipos de servicios disponibles, con el objetivo de ofrecer una experiencia de calidad y duradera."/>
                     <pic:cNvPicPr/>
                   </pic:nvPicPr>
                   <pic:blipFill>
-                    <a:blip r:embed="rId17" cstate="print">
+                    <a:blip r:embed="rId17">
                       <a:extLst>
-                        <a:ext uri="{28A0092B-C50C-407E-A947-70E740481C1C}">
-                          <a14:useLocalDpi xmlns:a14="http://schemas.microsoft.com/office/drawing/2010/main" val="0"/>
+                        <a:ext uri="{96DAC541-7B7A-43D3-8B79-37D633B846F1}">
+                          <asvg:svgBlip xmlns:asvg="http://schemas.microsoft.com/office/drawing/2016/SVG/main" r:embed="rId18"/>
                         </a:ext>
                       </a:extLst>
                     </a:blip>
@@ -9945,7 +9479,7 @@
                   <pic:spPr>
                     <a:xfrm>
                       <a:off x="0" y="0"/>
-                      <a:ext cx="6235693" cy="4323668"/>
+                      <a:ext cx="6332220" cy="4353560"/>
                     </a:xfrm>
                     <a:prstGeom prst="rect">
                       <a:avLst/>
@@ -9960,6 +9494,7 @@
     </w:p>
     <w:p>
       <w:pPr>
+        <w:spacing w:before="0" w:after="0"/>
         <w:ind w:firstLine="0"/>
         <w:rPr>
           <w:lang w:eastAsia="es-CO"/>
@@ -9973,6 +9508,7 @@
           <w:ilvl w:val="0"/>
           <w:numId w:val="0"/>
         </w:numPr>
+        <w:spacing w:before="0" w:after="0"/>
         <w:rPr>
           <w:lang w:val="es-CO"/>
         </w:rPr>
@@ -9989,6 +9525,7 @@
     </w:p>
     <w:p>
       <w:pPr>
+        <w:spacing w:before="0" w:after="0"/>
         <w:rPr>
           <w:bCs/>
         </w:rPr>
@@ -10032,6 +9569,7 @@
     </w:p>
     <w:p>
       <w:pPr>
+        <w:spacing w:before="0" w:after="0"/>
         <w:rPr>
           <w:bCs/>
         </w:rPr>
@@ -10051,6 +9589,7 @@
     </w:p>
     <w:p>
       <w:pPr>
+        <w:spacing w:before="0" w:after="0"/>
         <w:rPr>
           <w:bCs/>
         </w:rPr>
@@ -10096,6 +9635,7 @@
     </w:p>
     <w:p>
       <w:pPr>
+        <w:spacing w:before="0" w:after="0"/>
         <w:rPr>
           <w:bCs/>
         </w:rPr>
@@ -10127,6 +9667,7 @@
     </w:p>
     <w:p>
       <w:pPr>
+        <w:spacing w:before="0" w:after="0"/>
         <w:rPr>
           <w:bCs/>
         </w:rPr>
@@ -10170,11 +9711,13 @@
     </w:p>
     <w:p>
       <w:pPr>
+        <w:spacing w:before="0" w:after="0"/>
         <w:ind w:firstLine="0"/>
       </w:pPr>
     </w:p>
     <w:p>
       <w:pPr>
+        <w:spacing w:before="0" w:after="0"/>
         <w:ind w:firstLine="0"/>
       </w:pPr>
     </w:p>
@@ -10185,6 +9728,7 @@
           <w:ilvl w:val="0"/>
           <w:numId w:val="0"/>
         </w:numPr>
+        <w:spacing w:before="0" w:after="0"/>
         <w:rPr>
           <w:lang w:val="es-CO"/>
         </w:rPr>
@@ -10206,11 +9750,17 @@
       </w:r>
     </w:p>
     <w:p>
+      <w:pPr>
+        <w:spacing w:before="0" w:after="0"/>
+      </w:pPr>
       <w:r>
         <w:t>Artal Castells, M. (2010). Dirección de ventas. Organización del departamento de ventas y gestión de vendedores. ESIC Alfaomega. 9ª edición.</w:t>
       </w:r>
     </w:p>
     <w:p>
+      <w:pPr>
+        <w:spacing w:before="0" w:after="0"/>
+      </w:pPr>
       <w:proofErr w:type="spellStart"/>
       <w:r>
         <w:t>Cuartin</w:t>
@@ -10224,6 +9774,9 @@
       </w:r>
     </w:p>
     <w:p>
+      <w:pPr>
+        <w:spacing w:before="0" w:after="0"/>
+      </w:pPr>
       <w:r>
         <w:t xml:space="preserve">Da Silva, D. (2020). ¿Qué es atención al cliente? Guía introductoria con </w:t>
       </w:r>
@@ -10232,6 +9785,9 @@
       </w:r>
     </w:p>
     <w:p>
+      <w:pPr>
+        <w:spacing w:before="0" w:after="0"/>
+      </w:pPr>
       <w:r>
         <w:t xml:space="preserve">El viaje del cliente (2021). ¿Qué es la atención al Cliente? Definición y </w:t>
       </w:r>
@@ -10240,11 +9796,17 @@
       </w:r>
     </w:p>
     <w:p>
+      <w:pPr>
+        <w:spacing w:before="0" w:after="0"/>
+      </w:pPr>
       <w:r>
         <w:t>Kotler, P. y Armstrong, G. (2012). Marketing. Editorial Pearson.</w:t>
       </w:r>
     </w:p>
     <w:p>
+      <w:pPr>
+        <w:spacing w:before="0" w:after="0"/>
+      </w:pPr>
       <w:r>
         <w:t xml:space="preserve">Pérez Feijoo, H., Pérez Hernández, Jorge M., López González, L. y Caballero Bravo, C. (2013). Comunicación y atención al cliente. McGraw Hill </w:t>
       </w:r>
@@ -10258,6 +9820,9 @@
       </w:r>
     </w:p>
     <w:p>
+      <w:pPr>
+        <w:spacing w:before="0" w:after="0"/>
+      </w:pPr>
       <w:r>
         <w:t xml:space="preserve">Ramírez, Al. (2018). ¿Qué elementos componen la </w:t>
       </w:r>
@@ -10266,6 +9831,9 @@
       </w:r>
     </w:p>
     <w:p>
+      <w:pPr>
+        <w:spacing w:before="0" w:after="0"/>
+      </w:pPr>
       <w:proofErr w:type="spellStart"/>
       <w:r>
         <w:t>Zendesk</w:t>
@@ -10290,13 +9858,41 @@
         <w:t xml:space="preserve">sencillas. </w:t>
       </w:r>
     </w:p>
-    <w:p/>
-    <w:p/>
-    <w:p/>
-    <w:p/>
-    <w:p/>
-    <w:p/>
-    <w:p/>
+    <w:p>
+      <w:pPr>
+        <w:spacing w:before="0" w:after="0"/>
+      </w:pPr>
+    </w:p>
+    <w:p>
+      <w:pPr>
+        <w:spacing w:before="0" w:after="0"/>
+      </w:pPr>
+    </w:p>
+    <w:p>
+      <w:pPr>
+        <w:spacing w:before="0" w:after="0"/>
+      </w:pPr>
+    </w:p>
+    <w:p>
+      <w:pPr>
+        <w:spacing w:before="0" w:after="0"/>
+      </w:pPr>
+    </w:p>
+    <w:p>
+      <w:pPr>
+        <w:spacing w:before="0" w:after="0"/>
+      </w:pPr>
+    </w:p>
+    <w:p>
+      <w:pPr>
+        <w:spacing w:before="0" w:after="0"/>
+      </w:pPr>
+    </w:p>
+    <w:p>
+      <w:pPr>
+        <w:spacing w:before="0" w:after="0"/>
+      </w:pPr>
+    </w:p>
     <w:p>
       <w:pPr>
         <w:pStyle w:val="Titulosgenerales"/>
@@ -10304,6 +9900,7 @@
           <w:ilvl w:val="0"/>
           <w:numId w:val="0"/>
         </w:numPr>
+        <w:spacing w:before="0" w:after="0"/>
         <w:rPr>
           <w:lang w:val="es-CO"/>
         </w:rPr>
@@ -10327,8 +9924,8 @@
       </w:tblPr>
       <w:tblGrid>
         <w:gridCol w:w="2830"/>
-        <w:gridCol w:w="3402"/>
-        <w:gridCol w:w="3828"/>
+        <w:gridCol w:w="3544"/>
+        <w:gridCol w:w="3686"/>
       </w:tblGrid>
       <w:tr>
         <w:trPr>
@@ -10360,7 +9957,7 @@
         </w:tc>
         <w:tc>
           <w:tcPr>
-            <w:tcW w:w="3402" w:type="dxa"/>
+            <w:tcW w:w="3544" w:type="dxa"/>
           </w:tcPr>
           <w:p>
             <w:pPr>
@@ -10382,7 +9979,7 @@
         </w:tc>
         <w:tc>
           <w:tcPr>
-            <w:tcW w:w="3828" w:type="dxa"/>
+            <w:tcW w:w="3686" w:type="dxa"/>
           </w:tcPr>
           <w:p>
             <w:pPr>
@@ -10433,7 +10030,7 @@
         </w:tc>
         <w:tc>
           <w:tcPr>
-            <w:tcW w:w="3402" w:type="dxa"/>
+            <w:tcW w:w="3544" w:type="dxa"/>
           </w:tcPr>
           <w:p>
             <w:pPr>
@@ -10451,7 +10048,23 @@
                 <w:szCs w:val="28"/>
                 <w:lang w:val="es-CO"/>
               </w:rPr>
-              <w:t>Profesional 06. Responsable Ecosistema Virtual de Recursos Educativos Digitales</w:t>
+              <w:t xml:space="preserve">Profesional </w:t>
+            </w:r>
+            <w:r>
+              <w:rPr>
+                <w:sz w:val="28"/>
+                <w:szCs w:val="28"/>
+                <w:lang w:val="es-CO"/>
+              </w:rPr>
+              <w:t>G</w:t>
+            </w:r>
+            <w:r>
+              <w:rPr>
+                <w:sz w:val="28"/>
+                <w:szCs w:val="28"/>
+                <w:lang w:val="es-CO"/>
+              </w:rPr>
+              <w:t>06. Responsable Ecosistema Virtual de Recursos Educativos Digitales</w:t>
             </w:r>
             <w:r>
               <w:rPr>
@@ -10465,7 +10078,7 @@
         </w:tc>
         <w:tc>
           <w:tcPr>
-            <w:tcW w:w="3828" w:type="dxa"/>
+            <w:tcW w:w="3686" w:type="dxa"/>
           </w:tcPr>
           <w:p>
             <w:pPr>
@@ -10515,7 +10128,7 @@
         </w:tc>
         <w:tc>
           <w:tcPr>
-            <w:tcW w:w="3402" w:type="dxa"/>
+            <w:tcW w:w="3544" w:type="dxa"/>
           </w:tcPr>
           <w:p>
             <w:pPr>
@@ -10539,7 +10152,7 @@
         </w:tc>
         <w:tc>
           <w:tcPr>
-            <w:tcW w:w="3828" w:type="dxa"/>
+            <w:tcW w:w="3686" w:type="dxa"/>
           </w:tcPr>
           <w:p>
             <w:pPr>
@@ -10591,7 +10204,7 @@
         </w:tc>
         <w:tc>
           <w:tcPr>
-            <w:tcW w:w="3402" w:type="dxa"/>
+            <w:tcW w:w="3544" w:type="dxa"/>
           </w:tcPr>
           <w:p>
             <w:pPr>
@@ -10614,7 +10227,7 @@
         </w:tc>
         <w:tc>
           <w:tcPr>
-            <w:tcW w:w="3828" w:type="dxa"/>
+            <w:tcW w:w="3686" w:type="dxa"/>
           </w:tcPr>
           <w:p>
             <w:pPr>
@@ -10662,7 +10275,7 @@
         </w:tc>
         <w:tc>
           <w:tcPr>
-            <w:tcW w:w="3402" w:type="dxa"/>
+            <w:tcW w:w="3544" w:type="dxa"/>
           </w:tcPr>
           <w:p>
             <w:pPr>
@@ -10685,7 +10298,7 @@
         </w:tc>
         <w:tc>
           <w:tcPr>
-            <w:tcW w:w="3828" w:type="dxa"/>
+            <w:tcW w:w="3686" w:type="dxa"/>
           </w:tcPr>
           <w:p>
             <w:pPr>
@@ -10736,7 +10349,7 @@
         </w:tc>
         <w:tc>
           <w:tcPr>
-            <w:tcW w:w="3402" w:type="dxa"/>
+            <w:tcW w:w="3544" w:type="dxa"/>
           </w:tcPr>
           <w:p>
             <w:pPr>
@@ -10759,7 +10372,7 @@
         </w:tc>
         <w:tc>
           <w:tcPr>
-            <w:tcW w:w="3828" w:type="dxa"/>
+            <w:tcW w:w="3686" w:type="dxa"/>
           </w:tcPr>
           <w:p>
             <w:pPr>
@@ -10807,7 +10420,7 @@
         </w:tc>
         <w:tc>
           <w:tcPr>
-            <w:tcW w:w="3402" w:type="dxa"/>
+            <w:tcW w:w="3544" w:type="dxa"/>
           </w:tcPr>
           <w:p>
             <w:pPr>
@@ -10830,7 +10443,7 @@
         </w:tc>
         <w:tc>
           <w:tcPr>
-            <w:tcW w:w="3828" w:type="dxa"/>
+            <w:tcW w:w="3686" w:type="dxa"/>
           </w:tcPr>
           <w:p>
             <w:pPr>
@@ -10890,7 +10503,7 @@
         </w:tc>
         <w:tc>
           <w:tcPr>
-            <w:tcW w:w="3402" w:type="dxa"/>
+            <w:tcW w:w="3544" w:type="dxa"/>
           </w:tcPr>
           <w:p>
             <w:pPr>
@@ -10913,7 +10526,7 @@
         </w:tc>
         <w:tc>
           <w:tcPr>
-            <w:tcW w:w="3828" w:type="dxa"/>
+            <w:tcW w:w="3686" w:type="dxa"/>
           </w:tcPr>
           <w:p>
             <w:pPr>
@@ -10955,13 +10568,14 @@
                 <w:sz w:val="28"/>
                 <w:szCs w:val="28"/>
               </w:rPr>
+              <w:lastRenderedPageBreak/>
               <w:t>Erika Fernanda Mejía Pinzón</w:t>
             </w:r>
           </w:p>
         </w:tc>
         <w:tc>
           <w:tcPr>
-            <w:tcW w:w="3402" w:type="dxa"/>
+            <w:tcW w:w="3544" w:type="dxa"/>
           </w:tcPr>
           <w:p>
             <w:pPr>
@@ -10984,7 +10598,7 @@
         </w:tc>
         <w:tc>
           <w:tcPr>
-            <w:tcW w:w="3828" w:type="dxa"/>
+            <w:tcW w:w="3686" w:type="dxa"/>
           </w:tcPr>
           <w:p>
             <w:pPr>
@@ -11029,14 +10643,13 @@
                 <w:sz w:val="28"/>
                 <w:szCs w:val="28"/>
               </w:rPr>
-              <w:lastRenderedPageBreak/>
               <w:t>Yazmin Rocio Figueroa Pacheco</w:t>
             </w:r>
           </w:p>
         </w:tc>
         <w:tc>
           <w:tcPr>
-            <w:tcW w:w="3402" w:type="dxa"/>
+            <w:tcW w:w="3544" w:type="dxa"/>
           </w:tcPr>
           <w:p>
             <w:pPr>
@@ -11059,7 +10672,7 @@
         </w:tc>
         <w:tc>
           <w:tcPr>
-            <w:tcW w:w="3828" w:type="dxa"/>
+            <w:tcW w:w="3686" w:type="dxa"/>
           </w:tcPr>
           <w:p>
             <w:pPr>
@@ -11107,7 +10720,7 @@
         </w:tc>
         <w:tc>
           <w:tcPr>
-            <w:tcW w:w="3402" w:type="dxa"/>
+            <w:tcW w:w="3544" w:type="dxa"/>
           </w:tcPr>
           <w:p>
             <w:pPr>
@@ -11145,7 +10758,7 @@
         </w:tc>
         <w:tc>
           <w:tcPr>
-            <w:tcW w:w="3828" w:type="dxa"/>
+            <w:tcW w:w="3686" w:type="dxa"/>
           </w:tcPr>
           <w:p>
             <w:pPr>
@@ -11196,7 +10809,7 @@
         </w:tc>
         <w:tc>
           <w:tcPr>
-            <w:tcW w:w="3402" w:type="dxa"/>
+            <w:tcW w:w="3544" w:type="dxa"/>
           </w:tcPr>
           <w:p>
             <w:pPr>
@@ -11219,7 +10832,7 @@
         </w:tc>
         <w:tc>
           <w:tcPr>
-            <w:tcW w:w="3828" w:type="dxa"/>
+            <w:tcW w:w="3686" w:type="dxa"/>
           </w:tcPr>
           <w:p>
             <w:pPr>
@@ -11266,7 +10879,7 @@
         </w:tc>
         <w:tc>
           <w:tcPr>
-            <w:tcW w:w="3402" w:type="dxa"/>
+            <w:tcW w:w="3544" w:type="dxa"/>
           </w:tcPr>
           <w:p>
             <w:pPr>
@@ -11288,7 +10901,7 @@
         </w:tc>
         <w:tc>
           <w:tcPr>
-            <w:tcW w:w="3828" w:type="dxa"/>
+            <w:tcW w:w="3686" w:type="dxa"/>
           </w:tcPr>
           <w:p>
             <w:pPr>
@@ -11337,7 +10950,7 @@
         </w:tc>
         <w:tc>
           <w:tcPr>
-            <w:tcW w:w="3402" w:type="dxa"/>
+            <w:tcW w:w="3544" w:type="dxa"/>
           </w:tcPr>
           <w:p>
             <w:pPr>
@@ -11359,7 +10972,7 @@
         </w:tc>
         <w:tc>
           <w:tcPr>
-            <w:tcW w:w="3828" w:type="dxa"/>
+            <w:tcW w:w="3686" w:type="dxa"/>
           </w:tcPr>
           <w:p>
             <w:pPr>
@@ -11383,14 +10996,15 @@
     </w:tbl>
     <w:p>
       <w:pPr>
+        <w:spacing w:before="0" w:after="0"/>
         <w:rPr>
           <w:lang w:eastAsia="es-CO"/>
         </w:rPr>
       </w:pPr>
     </w:p>
     <w:sectPr>
-      <w:headerReference w:type="default" r:id="rId18"/>
-      <w:footerReference w:type="default" r:id="rId19"/>
+      <w:headerReference w:type="default" r:id="rId19"/>
+      <w:footerReference w:type="default" r:id="rId20"/>
       <w:pgSz w:w="12240" w:h="15840"/>
       <w:pgMar w:top="1701" w:right="1134" w:bottom="1134" w:left="1134" w:header="709" w:footer="737" w:gutter="0"/>
       <w:pgNumType w:start="1"/>
@@ -11606,8 +11220,8 @@
   <w:abstractNum w:abstractNumId="1" w15:restartNumberingAfterBreak="0">
     <w:nsid w:val="00B253F8"/>
     <w:multiLevelType w:val="hybridMultilevel"/>
-    <w:tmpl w:val="BC0C9F5A"/>
-    <w:lvl w:ilvl="0" w:tplc="FFFFFFFF">
+    <w:tmpl w:val="FE5E11E8"/>
+    <w:lvl w:ilvl="0" w:tplc="510E0BC8">
       <w:start w:val="1"/>
       <w:numFmt w:val="lowerLetter"/>
       <w:lvlText w:val="%1."/>
@@ -11615,6 +11229,10 @@
       <w:pPr>
         <w:ind w:left="1068" w:hanging="360"/>
       </w:pPr>
+      <w:rPr>
+        <w:b/>
+        <w:bCs/>
+      </w:rPr>
     </w:lvl>
     <w:lvl w:ilvl="1" w:tplc="FFFFFFFF" w:tentative="1">
       <w:start w:val="1"/>
@@ -12257,8 +11875,8 @@
   <w:abstractNum w:abstractNumId="7" w15:restartNumberingAfterBreak="0">
     <w:nsid w:val="234535F3"/>
     <w:multiLevelType w:val="hybridMultilevel"/>
-    <w:tmpl w:val="E648073E"/>
-    <w:lvl w:ilvl="0" w:tplc="240A0019">
+    <w:tmpl w:val="87D69DDE"/>
+    <w:lvl w:ilvl="0" w:tplc="C50E5600">
       <w:start w:val="1"/>
       <w:numFmt w:val="lowerLetter"/>
       <w:lvlText w:val="%1."/>
@@ -12266,6 +11884,10 @@
       <w:pPr>
         <w:ind w:left="1068" w:hanging="360"/>
       </w:pPr>
+      <w:rPr>
+        <w:b/>
+        <w:bCs/>
+      </w:rPr>
     </w:lvl>
     <w:lvl w:ilvl="1" w:tplc="240A0019" w:tentative="1">
       <w:start w:val="1"/>
@@ -13607,6 +13229,119 @@
     </w:lvl>
   </w:abstractNum>
   <w:abstractNum w:abstractNumId="20" w15:restartNumberingAfterBreak="0">
+    <w:nsid w:val="68F96277"/>
+    <w:multiLevelType w:val="hybridMultilevel"/>
+    <w:tmpl w:val="D24C3BAC"/>
+    <w:lvl w:ilvl="0" w:tplc="2DDE1320">
+      <w:start w:val="1"/>
+      <w:numFmt w:val="bullet"/>
+      <w:lvlText w:val="-"/>
+      <w:lvlJc w:val="left"/>
+      <w:pPr>
+        <w:ind w:left="1068" w:hanging="360"/>
+      </w:pPr>
+      <w:rPr>
+        <w:rFonts w:ascii="Courier New" w:hAnsi="Courier New" w:hint="default"/>
+      </w:rPr>
+    </w:lvl>
+    <w:lvl w:ilvl="1" w:tplc="FFFFFFFF" w:tentative="1">
+      <w:start w:val="1"/>
+      <w:numFmt w:val="bullet"/>
+      <w:lvlText w:val="o"/>
+      <w:lvlJc w:val="left"/>
+      <w:pPr>
+        <w:ind w:left="1788" w:hanging="360"/>
+      </w:pPr>
+      <w:rPr>
+        <w:rFonts w:ascii="Courier New" w:hAnsi="Courier New" w:cs="Courier New" w:hint="default"/>
+      </w:rPr>
+    </w:lvl>
+    <w:lvl w:ilvl="2" w:tplc="FFFFFFFF" w:tentative="1">
+      <w:start w:val="1"/>
+      <w:numFmt w:val="bullet"/>
+      <w:lvlText w:val=""/>
+      <w:lvlJc w:val="left"/>
+      <w:pPr>
+        <w:ind w:left="2508" w:hanging="360"/>
+      </w:pPr>
+      <w:rPr>
+        <w:rFonts w:ascii="Wingdings" w:hAnsi="Wingdings" w:hint="default"/>
+      </w:rPr>
+    </w:lvl>
+    <w:lvl w:ilvl="3" w:tplc="FFFFFFFF" w:tentative="1">
+      <w:start w:val="1"/>
+      <w:numFmt w:val="bullet"/>
+      <w:lvlText w:val=""/>
+      <w:lvlJc w:val="left"/>
+      <w:pPr>
+        <w:ind w:left="3228" w:hanging="360"/>
+      </w:pPr>
+      <w:rPr>
+        <w:rFonts w:ascii="Symbol" w:hAnsi="Symbol" w:hint="default"/>
+      </w:rPr>
+    </w:lvl>
+    <w:lvl w:ilvl="4" w:tplc="FFFFFFFF" w:tentative="1">
+      <w:start w:val="1"/>
+      <w:numFmt w:val="bullet"/>
+      <w:lvlText w:val="o"/>
+      <w:lvlJc w:val="left"/>
+      <w:pPr>
+        <w:ind w:left="3948" w:hanging="360"/>
+      </w:pPr>
+      <w:rPr>
+        <w:rFonts w:ascii="Courier New" w:hAnsi="Courier New" w:cs="Courier New" w:hint="default"/>
+      </w:rPr>
+    </w:lvl>
+    <w:lvl w:ilvl="5" w:tplc="FFFFFFFF" w:tentative="1">
+      <w:start w:val="1"/>
+      <w:numFmt w:val="bullet"/>
+      <w:lvlText w:val=""/>
+      <w:lvlJc w:val="left"/>
+      <w:pPr>
+        <w:ind w:left="4668" w:hanging="360"/>
+      </w:pPr>
+      <w:rPr>
+        <w:rFonts w:ascii="Wingdings" w:hAnsi="Wingdings" w:hint="default"/>
+      </w:rPr>
+    </w:lvl>
+    <w:lvl w:ilvl="6" w:tplc="FFFFFFFF" w:tentative="1">
+      <w:start w:val="1"/>
+      <w:numFmt w:val="bullet"/>
+      <w:lvlText w:val=""/>
+      <w:lvlJc w:val="left"/>
+      <w:pPr>
+        <w:ind w:left="5388" w:hanging="360"/>
+      </w:pPr>
+      <w:rPr>
+        <w:rFonts w:ascii="Symbol" w:hAnsi="Symbol" w:hint="default"/>
+      </w:rPr>
+    </w:lvl>
+    <w:lvl w:ilvl="7" w:tplc="FFFFFFFF" w:tentative="1">
+      <w:start w:val="1"/>
+      <w:numFmt w:val="bullet"/>
+      <w:lvlText w:val="o"/>
+      <w:lvlJc w:val="left"/>
+      <w:pPr>
+        <w:ind w:left="6108" w:hanging="360"/>
+      </w:pPr>
+      <w:rPr>
+        <w:rFonts w:ascii="Courier New" w:hAnsi="Courier New" w:cs="Courier New" w:hint="default"/>
+      </w:rPr>
+    </w:lvl>
+    <w:lvl w:ilvl="8" w:tplc="FFFFFFFF" w:tentative="1">
+      <w:start w:val="1"/>
+      <w:numFmt w:val="bullet"/>
+      <w:lvlText w:val=""/>
+      <w:lvlJc w:val="left"/>
+      <w:pPr>
+        <w:ind w:left="6828" w:hanging="360"/>
+      </w:pPr>
+      <w:rPr>
+        <w:rFonts w:ascii="Wingdings" w:hAnsi="Wingdings" w:hint="default"/>
+      </w:rPr>
+    </w:lvl>
+  </w:abstractNum>
+  <w:abstractNum w:abstractNumId="21" w15:restartNumberingAfterBreak="0">
     <w:nsid w:val="6D3A0E75"/>
     <w:multiLevelType w:val="hybridMultilevel"/>
     <w:tmpl w:val="4EE2CB74"/>
@@ -13719,7 +13454,7 @@
       </w:rPr>
     </w:lvl>
   </w:abstractNum>
-  <w:abstractNum w:abstractNumId="21" w15:restartNumberingAfterBreak="0">
+  <w:abstractNum w:abstractNumId="22" w15:restartNumberingAfterBreak="0">
     <w:nsid w:val="6F210DF8"/>
     <w:multiLevelType w:val="multilevel"/>
     <w:tmpl w:val="BC4C54A2"/>
@@ -13837,7 +13572,7 @@
       </w:rPr>
     </w:lvl>
   </w:abstractNum>
-  <w:abstractNum w:abstractNumId="22" w15:restartNumberingAfterBreak="0">
+  <w:abstractNum w:abstractNumId="23" w15:restartNumberingAfterBreak="0">
     <w:nsid w:val="6F8753FB"/>
     <w:multiLevelType w:val="hybridMultilevel"/>
     <w:tmpl w:val="BC94F8F2"/>
@@ -13950,11 +13685,11 @@
       </w:rPr>
     </w:lvl>
   </w:abstractNum>
-  <w:abstractNum w:abstractNumId="23" w15:restartNumberingAfterBreak="0">
+  <w:abstractNum w:abstractNumId="24" w15:restartNumberingAfterBreak="0">
     <w:nsid w:val="737B055D"/>
     <w:multiLevelType w:val="hybridMultilevel"/>
-    <w:tmpl w:val="BC0C9F5A"/>
-    <w:lvl w:ilvl="0" w:tplc="240A0019">
+    <w:tmpl w:val="B4F0EDA8"/>
+    <w:lvl w:ilvl="0" w:tplc="CD3CF75E">
       <w:start w:val="1"/>
       <w:numFmt w:val="lowerLetter"/>
       <w:lvlText w:val="%1."/>
@@ -13962,6 +13697,10 @@
       <w:pPr>
         <w:ind w:left="1068" w:hanging="360"/>
       </w:pPr>
+      <w:rPr>
+        <w:b/>
+        <w:bCs/>
+      </w:rPr>
     </w:lvl>
     <w:lvl w:ilvl="1" w:tplc="240A0019" w:tentative="1">
       <w:start w:val="1"/>
@@ -14036,7 +13775,7 @@
       </w:pPr>
     </w:lvl>
   </w:abstractNum>
-  <w:abstractNum w:abstractNumId="24" w15:restartNumberingAfterBreak="0">
+  <w:abstractNum w:abstractNumId="25" w15:restartNumberingAfterBreak="0">
     <w:nsid w:val="797A04CF"/>
     <w:multiLevelType w:val="hybridMultilevel"/>
     <w:tmpl w:val="A5D43082"/>
@@ -14122,7 +13861,7 @@
       </w:pPr>
     </w:lvl>
   </w:abstractNum>
-  <w:abstractNum w:abstractNumId="25" w15:restartNumberingAfterBreak="0">
+  <w:abstractNum w:abstractNumId="26" w15:restartNumberingAfterBreak="0">
     <w:nsid w:val="7D4F2691"/>
     <w:multiLevelType w:val="hybridMultilevel"/>
     <w:tmpl w:val="AB1E4410"/>
@@ -14248,10 +13987,10 @@
     <w:abstractNumId w:val="14"/>
   </w:num>
   <w:num w:numId="5" w16cid:durableId="414520153">
-    <w:abstractNumId w:val="21"/>
+    <w:abstractNumId w:val="22"/>
   </w:num>
   <w:num w:numId="6" w16cid:durableId="1653022393">
-    <w:abstractNumId w:val="21"/>
+    <w:abstractNumId w:val="22"/>
     <w:lvlOverride w:ilvl="0">
       <w:startOverride w:val="1"/>
     </w:lvlOverride>
@@ -14281,10 +14020,10 @@
     </w:lvlOverride>
   </w:num>
   <w:num w:numId="7" w16cid:durableId="1241518974">
-    <w:abstractNumId w:val="22"/>
+    <w:abstractNumId w:val="23"/>
   </w:num>
   <w:num w:numId="8" w16cid:durableId="830677153">
-    <w:abstractNumId w:val="24"/>
+    <w:abstractNumId w:val="25"/>
   </w:num>
   <w:num w:numId="9" w16cid:durableId="701637918">
     <w:abstractNumId w:val="9"/>
@@ -14308,10 +14047,10 @@
     <w:abstractNumId w:val="4"/>
   </w:num>
   <w:num w:numId="16" w16cid:durableId="2059088942">
-    <w:abstractNumId w:val="25"/>
+    <w:abstractNumId w:val="26"/>
   </w:num>
   <w:num w:numId="17" w16cid:durableId="1019165585">
-    <w:abstractNumId w:val="23"/>
+    <w:abstractNumId w:val="24"/>
   </w:num>
   <w:num w:numId="18" w16cid:durableId="1259874948">
     <w:abstractNumId w:val="18"/>
@@ -14332,7 +14071,7 @@
     <w:abstractNumId w:val="15"/>
   </w:num>
   <w:num w:numId="24" w16cid:durableId="629823189">
-    <w:abstractNumId w:val="20"/>
+    <w:abstractNumId w:val="21"/>
   </w:num>
   <w:num w:numId="25" w16cid:durableId="582027999">
     <w:abstractNumId w:val="16"/>
@@ -14344,7 +14083,10 @@
     <w:abstractNumId w:val="3"/>
   </w:num>
   <w:num w:numId="28" w16cid:durableId="819925741">
-    <w:abstractNumId w:val="21"/>
+    <w:abstractNumId w:val="22"/>
+  </w:num>
+  <w:num w:numId="29" w16cid:durableId="1279337186">
+    <w:abstractNumId w:val="20"/>
   </w:num>
   <w:numIdMacAtCleanup w:val="14"/>
 </w:numbering>
@@ -16160,6 +15902,10 @@
 </file>
 
 <file path=customXml/item1.xml><?xml version="1.0" encoding="utf-8"?>
+<b:Sources xmlns:b="http://schemas.openxmlformats.org/officeDocument/2006/bibliography" xmlns="http://schemas.openxmlformats.org/officeDocument/2006/bibliography" SelectedStyle="\APASixthEditionOfficeOnline.xsl" StyleName="APA" Version="6"/>
+</file>
+
+<file path=customXml/item2.xml><?xml version="1.0" encoding="utf-8"?>
 <?mso-contentType ?>
 <FormTemplates xmlns="http://schemas.microsoft.com/sharepoint/v3/contenttype/forms">
   <Display>DocumentLibraryForm</Display>
@@ -16168,7 +15914,7 @@
 </FormTemplates>
 </file>
 
-<file path=customXml/item2.xml><?xml version="1.0" encoding="utf-8"?>
+<file path=customXml/item3.xml><?xml version="1.0" encoding="utf-8"?>
 <p:properties xmlns:p="http://schemas.microsoft.com/office/2006/metadata/properties" xmlns:xsi="http://www.w3.org/2001/XMLSchema-instance" xmlns:pc="http://schemas.microsoft.com/office/infopath/2007/PartnerControls">
   <documentManagement>
     <TaxCatchAll xmlns="13c90a0b-73bc-4dc0-be5f-28d77b615beb" xsi:nil="true"/>
@@ -16179,7 +15925,7 @@
 </p:properties>
 </file>
 
-<file path=customXml/item3.xml><?xml version="1.0" encoding="utf-8"?>
+<file path=customXml/item4.xml><?xml version="1.0" encoding="utf-8"?>
 <ct:contentTypeSchema xmlns:ct="http://schemas.microsoft.com/office/2006/metadata/contentType" xmlns:ma="http://schemas.microsoft.com/office/2006/metadata/properties/metaAttributes" ct:_="" ma:_="" ma:contentTypeName="Documento" ma:contentTypeID="0x0101006A81D6BD42E8DF4C91013959704817E1" ma:contentTypeVersion="15" ma:contentTypeDescription="Crear nuevo documento." ma:contentTypeScope="" ma:versionID="bf4f72ffd194f0963ff564daca6869f7">
   <xsd:schema xmlns:xsd="http://www.w3.org/2001/XMLSchema" xmlns:xs="http://www.w3.org/2001/XMLSchema" xmlns:p="http://schemas.microsoft.com/office/2006/metadata/properties" xmlns:ns2="13c90a0b-73bc-4dc0-be5f-28d77b615beb" xmlns:ns3="13c93bba-48ce-428c-bfe5-88b42c19b028" targetNamespace="http://schemas.microsoft.com/office/2006/metadata/properties" ma:root="true" ma:fieldsID="8718d6f4873a5b1392a45044efa78385" ns2:_="" ns3:_="">
     <xsd:import namespace="13c90a0b-73bc-4dc0-be5f-28d77b615beb"/>
@@ -16414,11 +16160,15 @@
 </ct:contentTypeSchema>
 </file>
 
-<file path=customXml/item4.xml><?xml version="1.0" encoding="utf-8"?>
-<b:Sources xmlns:b="http://schemas.openxmlformats.org/officeDocument/2006/bibliography" xmlns="http://schemas.openxmlformats.org/officeDocument/2006/bibliography" SelectedStyle="\APASixthEditionOfficeOnline.xsl" StyleName="APA" Version="6"/>
+<file path=customXml/itemProps1.xml><?xml version="1.0" encoding="utf-8"?>
+<ds:datastoreItem xmlns:ds="http://schemas.openxmlformats.org/officeDocument/2006/customXml" ds:itemID="{B4D642A5-15BF-431D-A277-04904FEE8B4E}">
+  <ds:schemaRefs>
+    <ds:schemaRef ds:uri="http://schemas.openxmlformats.org/officeDocument/2006/bibliography"/>
+  </ds:schemaRefs>
+</ds:datastoreItem>
 </file>
 
-<file path=customXml/itemProps1.xml><?xml version="1.0" encoding="utf-8"?>
+<file path=customXml/itemProps2.xml><?xml version="1.0" encoding="utf-8"?>
 <ds:datastoreItem xmlns:ds="http://schemas.openxmlformats.org/officeDocument/2006/customXml" ds:itemID="{10663269-2064-4804-8290-36D4A57F5557}">
   <ds:schemaRefs>
     <ds:schemaRef ds:uri="http://schemas.microsoft.com/sharepoint/v3/contenttype/forms"/>
@@ -16426,7 +16176,7 @@
 </ds:datastoreItem>
 </file>
 
-<file path=customXml/itemProps2.xml><?xml version="1.0" encoding="utf-8"?>
+<file path=customXml/itemProps3.xml><?xml version="1.0" encoding="utf-8"?>
 <ds:datastoreItem xmlns:ds="http://schemas.openxmlformats.org/officeDocument/2006/customXml" ds:itemID="{1279454D-02BE-4A9C-A117-DCD1573E2608}">
   <ds:schemaRefs>
     <ds:schemaRef ds:uri="http://schemas.microsoft.com/office/2006/metadata/properties"/>
@@ -16437,7 +16187,7 @@
 </ds:datastoreItem>
 </file>
 
-<file path=customXml/itemProps3.xml><?xml version="1.0" encoding="utf-8"?>
+<file path=customXml/itemProps4.xml><?xml version="1.0" encoding="utf-8"?>
 <ds:datastoreItem xmlns:ds="http://schemas.openxmlformats.org/officeDocument/2006/customXml" ds:itemID="{59065960-E0CA-4804-83B5-320CBCDCC160}">
   <ds:schemaRefs>
     <ds:schemaRef ds:uri="http://schemas.microsoft.com/office/2006/metadata/contentType"/>
@@ -16454,12 +16204,4 @@
     <ds:schemaRef ds:uri="http://schemas.microsoft.com/internal/obd"/>
   </ds:schemaRefs>
 </ds:datastoreItem>
-</file>
-
-<file path=customXml/itemProps4.xml><?xml version="1.0" encoding="utf-8"?>
-<ds:datastoreItem xmlns:ds="http://schemas.openxmlformats.org/officeDocument/2006/customXml" ds:itemID="{B4D642A5-15BF-431D-A277-04904FEE8B4E}">
-  <ds:schemaRefs>
-    <ds:schemaRef ds:uri="http://schemas.openxmlformats.org/officeDocument/2006/bibliography"/>
-  </ds:schemaRefs>
-</ds:datastoreItem>
 </file>